--- a/02_LAW/National law/Index _02LAW_National law.docx
+++ b/02_LAW/National law/Index _02LAW_National law.docx
@@ -3,16 +3,25 @@
 <w:document xmlns:wpc="http://schemas.microsoft.com/office/word/2010/wordprocessingCanvas" xmlns:cx="http://schemas.microsoft.com/office/drawing/2014/chartex" xmlns:cx1="http://schemas.microsoft.com/office/drawing/2015/9/8/chartex" xmlns:cx2="http://schemas.microsoft.com/office/drawing/2015/10/21/chartex" xmlns:cx3="http://schemas.microsoft.com/office/drawing/2016/5/9/chartex" xmlns:cx4="http://schemas.microsoft.com/office/drawing/2016/5/10/chartex" xmlns:cx5="http://schemas.microsoft.com/office/drawing/2016/5/11/chartex" xmlns:cx6="http://schemas.microsoft.com/office/drawing/2016/5/12/chartex" xmlns:cx7="http://schemas.microsoft.com/office/drawing/2016/5/13/chartex" xmlns:cx8="http://schemas.microsoft.com/office/drawing/2016/5/14/chartex" xmlns:mc="http://schemas.openxmlformats.org/markup-compatibility/2006" xmlns:aink="http://schemas.microsoft.com/office/drawing/2016/ink" xmlns:am3d="http://schemas.microsoft.com/office/drawing/2017/model3d" xmlns:o="urn:schemas-microsoft-com:office:office" xmlns:oel="http://schemas.microsoft.com/office/2019/extlst" xmlns:r="http://schemas.openxmlformats.org/officeDocument/2006/relationships" xmlns:m="http://schemas.openxmlformats.org/officeDocument/2006/math" xmlns:v="urn:schemas-microsoft-com:vml" xmlns:wp14="http://schemas.microsoft.com/office/word/2010/wordprocessingDrawing" xmlns:wp="http://schemas.openxmlformats.org/drawingml/2006/wordprocessingDrawing" xmlns:w10="urn:schemas-microsoft-com:office:word" xmlns:w="http://schemas.openxmlformats.org/wordprocessingml/2006/main" xmlns:w14="http://schemas.microsoft.com/office/word/2010/wordml" xmlns:w15="http://schemas.microsoft.com/office/word/2012/wordml" xmlns:w16cei="http://schemas.microsoft.com/office/word/2026/wordml/cei" xmlns:w16cex="http://schemas.microsoft.com/office/word/2018/wordml/cex" xmlns:w16cid="http://schemas.microsoft.com/office/word/2016/wordml/cid" xmlns:w16="http://schemas.microsoft.com/office/word/2018/wordml" xmlns:w16du="http://schemas.microsoft.com/office/word/2023/wordml/word16du" xmlns:w16sdtdh="http://schemas.microsoft.com/office/word/2020/wordml/sdtdatahash" xmlns:w16sdtfl="http://schemas.microsoft.com/office/word/2024/wordml/sdtformatlock" xmlns:w16se="http://schemas.microsoft.com/office/word/2015/wordml/symex" xmlns:wpg="http://schemas.microsoft.com/office/word/2010/wordprocessingGroup" xmlns:wpi="http://schemas.microsoft.com/office/word/2010/wordprocessingInk" xmlns:wne="http://schemas.microsoft.com/office/word/2006/wordml" xmlns:wps="http://schemas.microsoft.com/office/word/2010/wordprocessingShape" mc:Ignorable="w14 w15 w16se w16cid w16 w16cex w16sdtdh w16sdtfl w16du wp14">
   <w:body>
     <w:p>
+      <w:pPr>
+        <w:jc w:val="both"/>
+      </w:pPr>
       <w:r>
         <w:t>Austria</w:t>
       </w:r>
     </w:p>
     <w:p>
+      <w:pPr>
+        <w:jc w:val="both"/>
+      </w:pPr>
       <w:r>
         <w:t>Austrian Federal Law on the Authorisation of Space Activities and the Establishment of a National Registry (Austrian Outer Space Act)</w:t>
       </w:r>
     </w:p>
     <w:p>
+      <w:pPr>
+        <w:jc w:val="both"/>
+      </w:pPr>
       <w:proofErr w:type="spellStart"/>
       <w:r>
         <w:t>Gesamte</w:t>
@@ -199,6 +208,9 @@
       </w:r>
     </w:p>
     <w:p>
+      <w:pPr>
+        <w:jc w:val="both"/>
+      </w:pPr>
       <w:r>
         <w:t xml:space="preserve">BUNDESGESETZBLATT FÜR DIE REPUBLIK ÖSTERREICH </w:t>
       </w:r>
@@ -236,16 +248,19 @@
       </w:r>
     </w:p>
     <w:p>
+      <w:pPr>
+        <w:jc w:val="both"/>
+      </w:pPr>
       <w:r>
         <w:t>Belgium</w:t>
       </w:r>
     </w:p>
     <w:p>
-      <w:r>
-        <w:t>S</w:t>
-      </w:r>
-      <w:r>
-        <w:t xml:space="preserve">ERVICE PUBLIC FEDERAL DE PROGRAMMATION POLITIQUE SCIENTIFIQUE [C − 2022/31435] 15 MARS 2022. — </w:t>
+      <w:pPr>
+        <w:jc w:val="both"/>
+      </w:pPr>
+      <w:r>
+        <w:t xml:space="preserve">SERVICE PUBLIC FEDERAL DE PROGRAMMATION POLITIQUE SCIENTIFIQUE [C − 2022/31435] 15 MARS 2022. — </w:t>
       </w:r>
       <w:proofErr w:type="spellStart"/>
       <w:r>
@@ -350,6 +365,9 @@
       <w:proofErr w:type="spellEnd"/>
     </w:p>
     <w:p>
+      <w:pPr>
+        <w:jc w:val="both"/>
+      </w:pPr>
       <w:r>
         <w:t xml:space="preserve">Loi du 17 </w:t>
       </w:r>
@@ -475,16 +493,25 @@
       </w:r>
     </w:p>
     <w:p>
+      <w:pPr>
+        <w:jc w:val="both"/>
+      </w:pPr>
       <w:r>
         <w:t>ARRETE ROYAL DU 12 DECEMBRE 2002 PORTANT CREATION DU SERVICE PUBLIC FEDERAL DE PROGRAMMATION POLITIQUE SCIENTIFIQUE</w:t>
       </w:r>
     </w:p>
     <w:p>
+      <w:pPr>
+        <w:jc w:val="both"/>
+      </w:pPr>
       <w:r>
         <w:t>Denmark</w:t>
       </w:r>
     </w:p>
     <w:p>
+      <w:pPr>
+        <w:jc w:val="both"/>
+      </w:pPr>
       <w:r>
         <w:t xml:space="preserve">Lov om </w:t>
       </w:r>
@@ -639,6 +666,9 @@
       <w:proofErr w:type="spellEnd"/>
     </w:p>
     <w:p>
+      <w:pPr>
+        <w:jc w:val="both"/>
+      </w:pPr>
       <w:proofErr w:type="spellStart"/>
       <w:r>
         <w:t>Bekendtgørelse</w:t>
@@ -942,6 +972,9 @@
       <w:proofErr w:type="spellEnd"/>
     </w:p>
     <w:p>
+      <w:pPr>
+        <w:jc w:val="both"/>
+      </w:pPr>
       <w:proofErr w:type="spellStart"/>
       <w:r>
         <w:t>Lovtidende</w:t>
@@ -1085,11 +1118,17 @@
       <w:proofErr w:type="spellEnd"/>
     </w:p>
     <w:p>
+      <w:pPr>
+        <w:jc w:val="both"/>
+      </w:pPr>
       <w:r>
         <w:t>Finland</w:t>
       </w:r>
     </w:p>
     <w:p>
+      <w:pPr>
+        <w:jc w:val="both"/>
+      </w:pPr>
       <w:r>
         <w:lastRenderedPageBreak/>
         <w:t xml:space="preserve">SUOMEN SÄÄDÖSKOKOELMA </w:t>
@@ -1205,6 +1244,9 @@
       <w:proofErr w:type="spellEnd"/>
     </w:p>
     <w:p>
+      <w:pPr>
+        <w:jc w:val="both"/>
+      </w:pPr>
       <w:r>
         <w:t xml:space="preserve">SUOMEN SÄÄDÖSKOKOELMA </w:t>
       </w:r>
@@ -1278,19 +1320,20 @@
       </w:r>
       <w:proofErr w:type="spellEnd"/>
       <w:r>
-        <w:t xml:space="preserve"> 2018 63/201</w:t>
-      </w:r>
-      <w:r>
-        <w:t>8</w:t>
-      </w:r>
-    </w:p>
-    <w:p>
+        <w:t xml:space="preserve"> 2018 63/2018</w:t>
+      </w:r>
+    </w:p>
+    <w:p>
+      <w:pPr>
+        <w:jc w:val="both"/>
+      </w:pPr>
       <w:r>
         <w:t>892/2023</w:t>
       </w:r>
     </w:p>
     <w:p>
       <w:pPr>
+        <w:jc w:val="both"/>
         <w:rPr>
           <w:lang w:val="sv-SE"/>
         </w:rPr>
@@ -1304,6 +1347,7 @@
     </w:p>
     <w:p>
       <w:pPr>
+        <w:jc w:val="both"/>
         <w:rPr>
           <w:lang w:val="it-IT"/>
         </w:rPr>
@@ -1317,6 +1361,7 @@
     </w:p>
     <w:p>
       <w:pPr>
+        <w:jc w:val="both"/>
         <w:rPr>
           <w:lang w:val="fi-FI"/>
         </w:rPr>
@@ -1330,19 +1375,21 @@
     </w:p>
     <w:p>
       <w:pPr>
-        <w:rPr>
-          <w:lang w:val="it-IT"/>
-        </w:rPr>
-      </w:pPr>
-      <w:r>
-        <w:rPr>
-          <w:lang w:val="it-IT"/>
+        <w:jc w:val="both"/>
+        <w:rPr>
+          <w:lang w:val="fi-FI"/>
+        </w:rPr>
+      </w:pPr>
+      <w:r>
+        <w:rPr>
+          <w:lang w:val="fi-FI"/>
         </w:rPr>
         <w:t>97/2023</w:t>
       </w:r>
     </w:p>
     <w:p>
       <w:pPr>
+        <w:jc w:val="both"/>
         <w:rPr>
           <w:lang w:val="fi-FI"/>
         </w:rPr>
@@ -1356,6 +1403,7 @@
     </w:p>
     <w:p>
       <w:pPr>
+        <w:jc w:val="both"/>
         <w:rPr>
           <w:lang w:val="fi-FI"/>
         </w:rPr>
@@ -1369,6 +1417,7 @@
     </w:p>
     <w:p>
       <w:pPr>
+        <w:jc w:val="both"/>
         <w:rPr>
           <w:lang w:val="fi-FI"/>
         </w:rPr>
@@ -1382,6 +1431,7 @@
     </w:p>
     <w:p>
       <w:pPr>
+        <w:jc w:val="both"/>
         <w:rPr>
           <w:lang w:val="fi-FI"/>
         </w:rPr>
@@ -1389,34 +1439,39 @@
     </w:p>
     <w:p>
       <w:pPr>
-        <w:rPr>
-          <w:lang w:val="it-IT"/>
-        </w:rPr>
-      </w:pPr>
-      <w:r>
-        <w:rPr>
-          <w:lang w:val="it-IT"/>
+        <w:jc w:val="both"/>
+        <w:rPr>
+          <w:lang w:val="fi-FI"/>
+        </w:rPr>
+      </w:pPr>
+      <w:r>
+        <w:rPr>
+          <w:lang w:val="fi-FI"/>
         </w:rPr>
         <w:t>Germany</w:t>
       </w:r>
     </w:p>
     <w:p>
       <w:pPr>
-        <w:rPr>
-          <w:lang w:val="it-IT"/>
-        </w:rPr>
-      </w:pPr>
-      <w:r>
-        <w:rPr>
-          <w:lang w:val="it-IT"/>
+        <w:jc w:val="both"/>
+        <w:rPr>
+          <w:lang w:val="fi-FI"/>
+        </w:rPr>
+      </w:pPr>
+      <w:r>
+        <w:rPr>
+          <w:lang w:val="fi-FI"/>
         </w:rPr>
         <w:t>Gesetz zum Schutz vor Gefährdung der Sicherheit der Bundesrepublik Deutschland durch das Verbreiten von hochwertigen Erdfernerkundungsdaten (Satellitendatensicherheitsgesetz - SatDSiG)</w:t>
       </w:r>
     </w:p>
     <w:p>
-      <w:r>
-        <w:rPr>
-          <w:lang w:val="it-IT"/>
+      <w:pPr>
+        <w:jc w:val="both"/>
+      </w:pPr>
+      <w:r>
+        <w:rPr>
+          <w:lang w:val="fi-FI"/>
         </w:rPr>
         <w:t xml:space="preserve">Verordnung zum Satellitendatensicherheitsgesetz (Satellitendatensicherheitsverordnung - SatDSiV) SatDSiV Ausfertigungsdatum: 26.03.2008 Vollzitat: "Satellitendatensicherheitsverordnung vom 26. </w:t>
       </w:r>
@@ -1495,148 +1550,80 @@
     </w:p>
     <w:p>
       <w:pPr>
-        <w:rPr>
-          <w:b/>
-          <w:bCs/>
-        </w:rPr>
-      </w:pPr>
-      <w:proofErr w:type="spellStart"/>
-      <w:r>
-        <w:rPr>
-          <w:b/>
-          <w:bCs/>
-        </w:rPr>
+        <w:jc w:val="both"/>
+      </w:pPr>
+      <w:proofErr w:type="spellStart"/>
+      <w:r>
         <w:t>G</w:t>
       </w:r>
       <w:r>
-        <w:rPr>
-          <w:b/>
-          <w:bCs/>
-        </w:rPr>
         <w:t>esetz</w:t>
       </w:r>
       <w:proofErr w:type="spellEnd"/>
       <w:r>
-        <w:rPr>
-          <w:b/>
-          <w:bCs/>
-        </w:rPr>
-        <w:t xml:space="preserve"> </w:t>
-      </w:r>
-      <w:proofErr w:type="spellStart"/>
-      <w:r>
-        <w:rPr>
-          <w:b/>
-          <w:bCs/>
-        </w:rPr>
+        <w:t xml:space="preserve"> </w:t>
+      </w:r>
+      <w:proofErr w:type="spellStart"/>
+      <w:r>
         <w:t>zur</w:t>
       </w:r>
       <w:proofErr w:type="spellEnd"/>
       <w:r>
-        <w:rPr>
-          <w:b/>
-          <w:bCs/>
-        </w:rPr>
-        <w:t xml:space="preserve"> </w:t>
-      </w:r>
-      <w:proofErr w:type="spellStart"/>
-      <w:r>
-        <w:rPr>
-          <w:b/>
-          <w:bCs/>
-        </w:rPr>
+        <w:t xml:space="preserve"> </w:t>
+      </w:r>
+      <w:proofErr w:type="spellStart"/>
+      <w:r>
         <w:t>Übertragung</w:t>
       </w:r>
       <w:proofErr w:type="spellEnd"/>
       <w:r>
-        <w:rPr>
-          <w:b/>
-          <w:bCs/>
-        </w:rPr>
         <w:t xml:space="preserve"> von </w:t>
       </w:r>
       <w:proofErr w:type="spellStart"/>
       <w:r>
-        <w:rPr>
-          <w:b/>
-          <w:bCs/>
-        </w:rPr>
         <w:t>Verwaltungsaufgaben</w:t>
       </w:r>
       <w:proofErr w:type="spellEnd"/>
       <w:r>
-        <w:rPr>
-          <w:b/>
-          <w:bCs/>
-        </w:rPr>
         <w:t xml:space="preserve"> auf </w:t>
       </w:r>
       <w:proofErr w:type="spellStart"/>
       <w:r>
-        <w:rPr>
-          <w:b/>
-          <w:bCs/>
-        </w:rPr>
         <w:t>dem</w:t>
       </w:r>
       <w:proofErr w:type="spellEnd"/>
       <w:r>
-        <w:rPr>
-          <w:b/>
-          <w:bCs/>
-        </w:rPr>
-        <w:t xml:space="preserve"> </w:t>
-      </w:r>
-      <w:proofErr w:type="spellStart"/>
-      <w:r>
-        <w:rPr>
-          <w:b/>
-          <w:bCs/>
-        </w:rPr>
+        <w:t xml:space="preserve"> </w:t>
+      </w:r>
+      <w:proofErr w:type="spellStart"/>
+      <w:r>
         <w:t>Gebiet</w:t>
       </w:r>
       <w:proofErr w:type="spellEnd"/>
       <w:r>
-        <w:rPr>
-          <w:b/>
-          <w:bCs/>
-        </w:rPr>
         <w:t xml:space="preserve"> der </w:t>
       </w:r>
       <w:proofErr w:type="spellStart"/>
       <w:r>
-        <w:rPr>
-          <w:b/>
-          <w:bCs/>
-        </w:rPr>
         <w:t>Raumfahrt</w:t>
       </w:r>
       <w:proofErr w:type="spellEnd"/>
       <w:r>
-        <w:rPr>
-          <w:b/>
-          <w:bCs/>
-        </w:rPr>
         <w:t> (</w:t>
       </w:r>
       <w:proofErr w:type="spellStart"/>
       <w:r>
-        <w:rPr>
-          <w:b/>
-          <w:bCs/>
-        </w:rPr>
         <w:t>Raumfahrtaufgabenübertragungsgesetz</w:t>
       </w:r>
       <w:proofErr w:type="spellEnd"/>
       <w:r>
-        <w:rPr>
-          <w:b/>
-          <w:bCs/>
-        </w:rPr>
         <w:t xml:space="preserve"> - RAÜG)</w:t>
       </w:r>
     </w:p>
     <w:p>
+      <w:pPr>
+        <w:jc w:val="both"/>
+      </w:pPr>
       <w:hyperlink r:id="rId5" w:history="1">
         <w:proofErr w:type="spellStart"/>
         <w:r>
@@ -1663,11 +1650,17 @@
       </w:hyperlink>
     </w:p>
     <w:p>
+      <w:pPr>
+        <w:jc w:val="both"/>
+      </w:pPr>
       <w:r>
         <w:t>RAÜG</w:t>
       </w:r>
     </w:p>
     <w:p>
+      <w:pPr>
+        <w:jc w:val="both"/>
+      </w:pPr>
       <w:proofErr w:type="spellStart"/>
       <w:r>
         <w:t>Ausfertigungsdatum</w:t>
@@ -1678,6 +1671,9 @@
       </w:r>
     </w:p>
     <w:p>
+      <w:pPr>
+        <w:jc w:val="both"/>
+      </w:pPr>
       <w:proofErr w:type="spellStart"/>
       <w:r>
         <w:t>Vollzitat</w:t>
@@ -1688,6 +1684,9 @@
       </w:r>
     </w:p>
     <w:p>
+      <w:pPr>
+        <w:jc w:val="both"/>
+      </w:pPr>
       <w:r>
         <w:lastRenderedPageBreak/>
         <w:t>"</w:t>
@@ -1734,12 +1733,16 @@
       </w:r>
     </w:p>
     <w:p>
+      <w:pPr>
+        <w:jc w:val="both"/>
+      </w:pPr>
       <w:r>
         <w:t>Greece</w:t>
       </w:r>
     </w:p>
     <w:p>
       <w:pPr>
+        <w:jc w:val="both"/>
         <w:rPr>
           <w:rFonts w:ascii="Times New Roman" w:eastAsia="Times New Roman" w:hAnsi="Times New Roman" w:cs="Times New Roman"/>
           <w:kern w:val="0"/>
@@ -1779,6 +1782,7 @@
     </w:p>
     <w:p>
       <w:pPr>
+        <w:jc w:val="both"/>
         <w:rPr>
           <w:rFonts w:ascii="Times New Roman" w:eastAsia="Times New Roman" w:hAnsi="Times New Roman" w:cs="Times New Roman"/>
           <w:kern w:val="0"/>
@@ -1813,11 +1817,21 @@
           <w:lang w:eastAsia="en-GB"/>
           <w14:ligatures w14:val="none"/>
         </w:rPr>
-        <w:t>βρίου 2019 ΤΕΥΧΟΣ ΠΡΩΤΟ NOMOΣ ΥΠ’ ΑΡΙΘΜ. 4635</w:t>
-      </w:r>
-    </w:p>
-    <w:p>
-      <w:pPr>
+        <w:t xml:space="preserve">βρίου 2019 ΤΕΥΧΟΣ ΠΡΩΤΟ NOMOΣ ΥΠ’ ΑΡΙΘΜ. </w:t>
+      </w:r>
+      <w:r>
+        <w:rPr>
+          <w:rFonts w:ascii="Times New Roman" w:eastAsia="Times New Roman" w:hAnsi="Times New Roman" w:cs="Times New Roman"/>
+          <w:kern w:val="0"/>
+          <w:lang w:val="it-IT" w:eastAsia="en-GB"/>
+          <w14:ligatures w14:val="none"/>
+        </w:rPr>
+        <w:t>4635</w:t>
+      </w:r>
+    </w:p>
+    <w:p>
+      <w:pPr>
+        <w:jc w:val="both"/>
         <w:rPr>
           <w:lang w:val="it-IT"/>
         </w:rPr>
@@ -1831,16 +1845,13 @@
     </w:p>
     <w:p>
       <w:pPr>
-        <w:rPr>
-          <w:b/>
-          <w:bCs/>
-          <w:lang w:val="it-IT"/>
-        </w:rPr>
-      </w:pPr>
-      <w:r>
-        <w:rPr>
-          <w:b/>
-          <w:bCs/>
+        <w:jc w:val="both"/>
+        <w:rPr>
+          <w:lang w:val="it-IT"/>
+        </w:rPr>
+      </w:pPr>
+      <w:r>
+        <w:rPr>
           <w:lang w:val="it-IT"/>
         </w:rPr>
         <w:t>LEGGE 13 giugno 2025, n. 89 </w:t>
@@ -1848,31 +1859,21 @@
     </w:p>
     <w:p>
       <w:pPr>
-        <w:rPr>
-          <w:b/>
-          <w:bCs/>
-          <w:lang w:val="it-IT"/>
-        </w:rPr>
-      </w:pPr>
-      <w:r>
-        <w:rPr>
-          <w:b/>
-          <w:bCs/>
-          <w:lang w:val="it-IT"/>
-        </w:rPr>
-        <w:t xml:space="preserve">Disposizioni in materia di economia dello spazio. </w:t>
-      </w:r>
-      <w:r>
-        <w:rPr>
-          <w:b/>
-          <w:bCs/>
-          <w:lang w:val="it-IT"/>
-        </w:rPr>
-        <w:t xml:space="preserve">(25G00095) </w:t>
-      </w:r>
-    </w:p>
-    <w:p>
-      <w:pPr>
+        <w:jc w:val="both"/>
+        <w:rPr>
+          <w:lang w:val="it-IT"/>
+        </w:rPr>
+      </w:pPr>
+      <w:r>
+        <w:rPr>
+          <w:lang w:val="it-IT"/>
+        </w:rPr>
+        <w:t xml:space="preserve">Disposizioni in materia di economia dello spazio. (25G00095) </w:t>
+      </w:r>
+    </w:p>
+    <w:p>
+      <w:pPr>
+        <w:jc w:val="both"/>
         <w:rPr>
           <w:i/>
           <w:iCs/>
@@ -1890,9 +1891,8 @@
     </w:p>
     <w:p>
       <w:pPr>
-        <w:rPr>
-          <w:b/>
-          <w:bCs/>
+        <w:jc w:val="both"/>
+        <w:rPr>
           <w:i/>
           <w:iCs/>
           <w:lang w:val="it-IT"/>
@@ -1900,8 +1900,6 @@
       </w:pPr>
       <w:r>
         <w:rPr>
-          <w:b/>
-          <w:bCs/>
           <w:i/>
           <w:iCs/>
           <w:lang w:val="it-IT"/>
@@ -1911,9 +1909,8 @@
     </w:p>
     <w:p>
       <w:pPr>
-        <w:rPr>
-          <w:b/>
-          <w:bCs/>
+        <w:jc w:val="both"/>
+        <w:rPr>
           <w:i/>
           <w:iCs/>
           <w:lang w:val="it-IT"/>
@@ -1921,8 +1918,6 @@
       </w:pPr>
       <w:r>
         <w:rPr>
-          <w:b/>
-          <w:bCs/>
           <w:i/>
           <w:iCs/>
           <w:lang w:val="it-IT"/>
@@ -1932,9 +1927,8 @@
     </w:p>
     <w:p>
       <w:pPr>
-        <w:rPr>
-          <w:b/>
-          <w:bCs/>
+        <w:jc w:val="both"/>
+        <w:rPr>
           <w:i/>
           <w:iCs/>
           <w:lang w:val="it-IT"/>
@@ -1942,8 +1936,6 @@
       </w:pPr>
       <w:r>
         <w:rPr>
-          <w:b/>
-          <w:bCs/>
           <w:i/>
           <w:iCs/>
           <w:lang w:val="it-IT"/>
@@ -1953,9 +1945,8 @@
     </w:p>
     <w:p>
       <w:pPr>
-        <w:rPr>
-          <w:b/>
-          <w:bCs/>
+        <w:jc w:val="both"/>
+        <w:rPr>
           <w:i/>
           <w:iCs/>
           <w:lang w:val="it-IT"/>
@@ -1963,8 +1954,6 @@
       </w:pPr>
       <w:r>
         <w:rPr>
-          <w:b/>
-          <w:bCs/>
           <w:i/>
           <w:iCs/>
           <w:lang w:val="it-IT"/>
@@ -1974,6 +1963,7 @@
     </w:p>
     <w:p>
       <w:pPr>
+        <w:jc w:val="both"/>
         <w:rPr>
           <w:i/>
           <w:iCs/>
@@ -1991,9 +1981,8 @@
     </w:p>
     <w:p>
       <w:pPr>
-        <w:rPr>
-          <w:b/>
-          <w:bCs/>
+        <w:jc w:val="both"/>
+        <w:rPr>
           <w:i/>
           <w:iCs/>
           <w:lang w:val="it-IT"/>
@@ -2001,8 +1990,6 @@
       </w:pPr>
       <w:r>
         <w:rPr>
-          <w:b/>
-          <w:bCs/>
           <w:i/>
           <w:iCs/>
           <w:lang w:val="it-IT"/>
@@ -2012,9 +1999,8 @@
     </w:p>
     <w:p>
       <w:pPr>
-        <w:rPr>
-          <w:b/>
-          <w:bCs/>
+        <w:jc w:val="both"/>
+        <w:rPr>
           <w:i/>
           <w:iCs/>
           <w:lang w:val="it-IT"/>
@@ -2022,8 +2008,6 @@
       </w:pPr>
       <w:r>
         <w:rPr>
-          <w:b/>
-          <w:bCs/>
           <w:i/>
           <w:iCs/>
           <w:lang w:val="it-IT"/>
@@ -2033,9 +2017,8 @@
     </w:p>
     <w:p>
       <w:pPr>
-        <w:rPr>
-          <w:b/>
-          <w:bCs/>
+        <w:jc w:val="both"/>
+        <w:rPr>
           <w:i/>
           <w:iCs/>
           <w:lang w:val="it-IT"/>
@@ -2043,8 +2026,6 @@
       </w:pPr>
       <w:r>
         <w:rPr>
-          <w:b/>
-          <w:bCs/>
           <w:i/>
           <w:iCs/>
           <w:lang w:val="it-IT"/>
@@ -2054,9 +2035,8 @@
     </w:p>
     <w:p>
       <w:pPr>
-        <w:rPr>
-          <w:b/>
-          <w:bCs/>
+        <w:jc w:val="both"/>
+        <w:rPr>
           <w:i/>
           <w:iCs/>
           <w:lang w:val="it-IT"/>
@@ -2064,8 +2044,6 @@
       </w:pPr>
       <w:r>
         <w:rPr>
-          <w:b/>
-          <w:bCs/>
           <w:i/>
           <w:iCs/>
           <w:lang w:val="it-IT"/>
@@ -2075,9 +2053,8 @@
     </w:p>
     <w:p>
       <w:pPr>
-        <w:rPr>
-          <w:b/>
-          <w:bCs/>
+        <w:jc w:val="both"/>
+        <w:rPr>
           <w:i/>
           <w:iCs/>
           <w:lang w:val="it-IT"/>
@@ -2085,8 +2062,6 @@
       </w:pPr>
       <w:r>
         <w:rPr>
-          <w:b/>
-          <w:bCs/>
           <w:i/>
           <w:iCs/>
           <w:lang w:val="it-IT"/>
@@ -2096,9 +2071,8 @@
     </w:p>
     <w:p>
       <w:pPr>
-        <w:rPr>
-          <w:b/>
-          <w:bCs/>
+        <w:jc w:val="both"/>
+        <w:rPr>
           <w:i/>
           <w:iCs/>
           <w:lang w:val="it-IT"/>
@@ -2106,8 +2080,6 @@
       </w:pPr>
       <w:r>
         <w:rPr>
-          <w:b/>
-          <w:bCs/>
           <w:i/>
           <w:iCs/>
           <w:lang w:val="it-IT"/>
@@ -2117,9 +2089,8 @@
     </w:p>
     <w:p>
       <w:pPr>
-        <w:rPr>
-          <w:b/>
-          <w:bCs/>
+        <w:jc w:val="both"/>
+        <w:rPr>
           <w:i/>
           <w:iCs/>
           <w:lang w:val="it-IT"/>
@@ -2127,8 +2098,6 @@
       </w:pPr>
       <w:r>
         <w:rPr>
-          <w:b/>
-          <w:bCs/>
           <w:i/>
           <w:iCs/>
           <w:lang w:val="it-IT"/>
@@ -2138,9 +2107,8 @@
     </w:p>
     <w:p>
       <w:pPr>
-        <w:rPr>
-          <w:b/>
-          <w:bCs/>
+        <w:jc w:val="both"/>
+        <w:rPr>
           <w:i/>
           <w:iCs/>
           <w:lang w:val="it-IT"/>
@@ -2148,8 +2116,6 @@
       </w:pPr>
       <w:r>
         <w:rPr>
-          <w:b/>
-          <w:bCs/>
           <w:i/>
           <w:iCs/>
           <w:lang w:val="it-IT"/>
@@ -2159,17 +2125,14 @@
     </w:p>
     <w:p>
       <w:pPr>
-        <w:rPr>
-          <w:b/>
-          <w:bCs/>
+        <w:jc w:val="both"/>
+        <w:rPr>
           <w:i/>
           <w:iCs/>
         </w:rPr>
       </w:pPr>
       <w:r>
         <w:rPr>
-          <w:b/>
-          <w:bCs/>
           <w:i/>
           <w:iCs/>
         </w:rPr>
@@ -2178,6 +2141,7 @@
     </w:p>
     <w:p>
       <w:pPr>
+        <w:jc w:val="both"/>
         <w:rPr>
           <w:i/>
           <w:iCs/>
@@ -2187,6 +2151,7 @@
     </w:p>
     <w:p>
       <w:pPr>
+        <w:jc w:val="both"/>
         <w:rPr>
           <w:i/>
           <w:iCs/>
@@ -2202,355 +2167,177 @@
     </w:p>
     <w:p>
       <w:pPr>
-        <w:rPr>
-          <w:b/>
-          <w:bCs/>
-        </w:rPr>
-      </w:pPr>
-      <w:r>
-        <w:rPr>
-          <w:b/>
-          <w:bCs/>
+        <w:jc w:val="both"/>
+      </w:pPr>
+      <w:r>
+        <w:rPr>
           <w:i/>
           <w:iCs/>
         </w:rPr>
-        <w:t>Decree-Law 30 April 2022, No. 36, particularly Articles 30–31</w:t>
-      </w:r>
+        <w:t xml:space="preserve">Decree-Law 30 April 2022, No. 36, particularly Articles 30–31, subsequently converted with amendments by Law 29 June 2022, No. </w:t>
+      </w:r>
+      <w:proofErr w:type="gramStart"/>
       <w:r>
         <w:rPr>
           <w:i/>
           <w:iCs/>
         </w:rPr>
-        <w:t xml:space="preserve">, subsequently converted with amendments by </w:t>
-      </w:r>
-      <w:r>
-        <w:rPr>
-          <w:b/>
-          <w:bCs/>
-          <w:i/>
-          <w:iCs/>
-        </w:rPr>
-        <w:t xml:space="preserve">Law 29 June 2022, No. </w:t>
-      </w:r>
+        <w:t>79.</w:t>
+      </w:r>
+      <w:r>
+        <w:t>Loi</w:t>
+      </w:r>
+      <w:proofErr w:type="gramEnd"/>
+      <w:r>
+        <w:t xml:space="preserve"> du 15 </w:t>
+      </w:r>
+      <w:proofErr w:type="spellStart"/>
+      <w:r>
+        <w:t>décembre</w:t>
+      </w:r>
+      <w:proofErr w:type="spellEnd"/>
+      <w:r>
+        <w:t xml:space="preserve"> 2020 </w:t>
+      </w:r>
+      <w:proofErr w:type="spellStart"/>
+      <w:r>
+        <w:t>portant</w:t>
+      </w:r>
+      <w:proofErr w:type="spellEnd"/>
+      <w:r>
+        <w:t xml:space="preserve"> approbation de la Convention sur </w:t>
+      </w:r>
+      <w:proofErr w:type="spellStart"/>
+      <w:r>
+        <w:t>l’immatriculation</w:t>
+      </w:r>
+      <w:proofErr w:type="spellEnd"/>
+      <w:r>
+        <w:t xml:space="preserve"> des </w:t>
+      </w:r>
+      <w:proofErr w:type="spellStart"/>
+      <w:r>
+        <w:t>objets</w:t>
+      </w:r>
+      <w:proofErr w:type="spellEnd"/>
+      <w:r>
+        <w:t xml:space="preserve"> </w:t>
+      </w:r>
+      <w:proofErr w:type="spellStart"/>
+      <w:r>
+        <w:t>lancés</w:t>
+      </w:r>
+      <w:proofErr w:type="spellEnd"/>
+      <w:r>
+        <w:t xml:space="preserve"> dans </w:t>
+      </w:r>
+      <w:proofErr w:type="spellStart"/>
+      <w:r>
+        <w:t>l’espace</w:t>
+      </w:r>
+      <w:proofErr w:type="spellEnd"/>
+      <w:r>
+        <w:t xml:space="preserve"> </w:t>
+      </w:r>
+      <w:r>
+        <w:lastRenderedPageBreak/>
+        <w:t>extra-</w:t>
+      </w:r>
+      <w:proofErr w:type="spellStart"/>
+      <w:r>
+        <w:t>atmosphérique</w:t>
+      </w:r>
+      <w:proofErr w:type="spellEnd"/>
+      <w:r>
+        <w:t xml:space="preserve">, </w:t>
+      </w:r>
+      <w:proofErr w:type="spellStart"/>
+      <w:r>
+        <w:t>adoptée</w:t>
+      </w:r>
+      <w:proofErr w:type="spellEnd"/>
+      <w:r>
+        <w:t xml:space="preserve"> par </w:t>
+      </w:r>
+      <w:proofErr w:type="spellStart"/>
+      <w:r>
+        <w:t>l’Assemblée</w:t>
+      </w:r>
+      <w:proofErr w:type="spellEnd"/>
+      <w:r>
+        <w:t xml:space="preserve"> </w:t>
+      </w:r>
+      <w:proofErr w:type="spellStart"/>
+      <w:r>
+        <w:t>générale</w:t>
+      </w:r>
+      <w:proofErr w:type="spellEnd"/>
+      <w:r>
+        <w:t xml:space="preserve"> des Nations </w:t>
+      </w:r>
+      <w:proofErr w:type="spellStart"/>
+      <w:r>
+        <w:t>unies</w:t>
+      </w:r>
+      <w:proofErr w:type="spellEnd"/>
+      <w:r>
+        <w:t xml:space="preserve">, à New York, le 12 </w:t>
+      </w:r>
+      <w:proofErr w:type="spellStart"/>
+      <w:r>
+        <w:t>novembre</w:t>
+      </w:r>
+      <w:proofErr w:type="spellEnd"/>
+      <w:r>
+        <w:t xml:space="preserve"> 1974.</w:t>
+      </w:r>
+    </w:p>
+    <w:p>
+      <w:pPr>
+        <w:jc w:val="both"/>
+      </w:pPr>
+      <w:r>
+        <w:t xml:space="preserve">Loi du 15 </w:t>
+      </w:r>
+      <w:proofErr w:type="spellStart"/>
+      <w:r>
+        <w:t>décembre</w:t>
+      </w:r>
+      <w:proofErr w:type="spellEnd"/>
+      <w:r>
+        <w:t xml:space="preserve"> 2020 </w:t>
+      </w:r>
+      <w:proofErr w:type="spellStart"/>
+      <w:r>
+        <w:t>portant</w:t>
+      </w:r>
+      <w:proofErr w:type="spellEnd"/>
+      <w:r>
+        <w:t xml:space="preserve"> sur les </w:t>
+      </w:r>
+      <w:proofErr w:type="spellStart"/>
+      <w:r>
+        <w:t>activités</w:t>
+      </w:r>
+      <w:proofErr w:type="spellEnd"/>
+      <w:r>
+        <w:t xml:space="preserve"> </w:t>
+      </w:r>
+      <w:proofErr w:type="spellStart"/>
+      <w:r>
+        <w:t>spatiales</w:t>
+      </w:r>
+      <w:proofErr w:type="spellEnd"/>
+      <w:r>
+        <w:t xml:space="preserve"> et </w:t>
+      </w:r>
+      <w:proofErr w:type="spellStart"/>
       <w:proofErr w:type="gramStart"/>
       <w:r>
-        <w:rPr>
-          <w:b/>
-          <w:bCs/>
-          <w:i/>
-          <w:iCs/>
-        </w:rPr>
-        <w:t>79</w:t>
-      </w:r>
-      <w:r>
-        <w:rPr>
-          <w:i/>
-          <w:iCs/>
-        </w:rPr>
-        <w:t>.</w:t>
-      </w:r>
-      <w:r>
-        <w:rPr>
-          <w:b/>
-          <w:bCs/>
-        </w:rPr>
-        <w:t>Loi</w:t>
-      </w:r>
-      <w:proofErr w:type="gramEnd"/>
-      <w:r>
-        <w:rPr>
-          <w:b/>
-          <w:bCs/>
-        </w:rPr>
-        <w:t xml:space="preserve"> du 15 </w:t>
-      </w:r>
-      <w:proofErr w:type="spellStart"/>
-      <w:r>
-        <w:rPr>
-          <w:b/>
-          <w:bCs/>
-        </w:rPr>
-        <w:t>décembre</w:t>
-      </w:r>
-      <w:proofErr w:type="spellEnd"/>
-      <w:r>
-        <w:rPr>
-          <w:b/>
-          <w:bCs/>
-        </w:rPr>
-        <w:t xml:space="preserve"> 2020 </w:t>
-      </w:r>
-      <w:proofErr w:type="spellStart"/>
-      <w:r>
-        <w:rPr>
-          <w:b/>
-          <w:bCs/>
-        </w:rPr>
-        <w:t>portant</w:t>
-      </w:r>
-      <w:proofErr w:type="spellEnd"/>
-      <w:r>
-        <w:rPr>
-          <w:b/>
-          <w:bCs/>
-        </w:rPr>
-        <w:t xml:space="preserve"> approbation de la Convention sur </w:t>
-      </w:r>
-      <w:proofErr w:type="spellStart"/>
-      <w:r>
-        <w:rPr>
-          <w:b/>
-          <w:bCs/>
-        </w:rPr>
-        <w:t>l’immatriculation</w:t>
-      </w:r>
-      <w:proofErr w:type="spellEnd"/>
-      <w:r>
-        <w:rPr>
-          <w:b/>
-          <w:bCs/>
-        </w:rPr>
-        <w:t xml:space="preserve"> des </w:t>
-      </w:r>
-      <w:proofErr w:type="spellStart"/>
-      <w:r>
-        <w:rPr>
-          <w:b/>
-          <w:bCs/>
-        </w:rPr>
-        <w:t>objets</w:t>
-      </w:r>
-      <w:proofErr w:type="spellEnd"/>
-      <w:r>
-        <w:rPr>
-          <w:b/>
-          <w:bCs/>
-        </w:rPr>
-        <w:t xml:space="preserve"> </w:t>
-      </w:r>
-      <w:proofErr w:type="spellStart"/>
-      <w:r>
-        <w:rPr>
-          <w:b/>
-          <w:bCs/>
-        </w:rPr>
-        <w:t>lancés</w:t>
-      </w:r>
-      <w:proofErr w:type="spellEnd"/>
-      <w:r>
-        <w:rPr>
-          <w:b/>
-          <w:bCs/>
-        </w:rPr>
-        <w:t xml:space="preserve"> dans </w:t>
-      </w:r>
-      <w:proofErr w:type="spellStart"/>
-      <w:r>
-        <w:rPr>
-          <w:b/>
-          <w:bCs/>
-        </w:rPr>
-        <w:lastRenderedPageBreak/>
-        <w:t>l’espace</w:t>
-      </w:r>
-      <w:proofErr w:type="spellEnd"/>
-      <w:r>
-        <w:rPr>
-          <w:b/>
-          <w:bCs/>
-        </w:rPr>
-        <w:t xml:space="preserve"> extra-</w:t>
-      </w:r>
-      <w:proofErr w:type="spellStart"/>
-      <w:r>
-        <w:rPr>
-          <w:b/>
-          <w:bCs/>
-        </w:rPr>
-        <w:t>atmosphérique</w:t>
-      </w:r>
-      <w:proofErr w:type="spellEnd"/>
-      <w:r>
-        <w:rPr>
-          <w:b/>
-          <w:bCs/>
-        </w:rPr>
-        <w:t xml:space="preserve">, </w:t>
-      </w:r>
-      <w:proofErr w:type="spellStart"/>
-      <w:r>
-        <w:rPr>
-          <w:b/>
-          <w:bCs/>
-        </w:rPr>
-        <w:t>adoptée</w:t>
-      </w:r>
-      <w:proofErr w:type="spellEnd"/>
-      <w:r>
-        <w:rPr>
-          <w:b/>
-          <w:bCs/>
-        </w:rPr>
-        <w:t xml:space="preserve"> par </w:t>
-      </w:r>
-      <w:proofErr w:type="spellStart"/>
-      <w:r>
-        <w:rPr>
-          <w:b/>
-          <w:bCs/>
-        </w:rPr>
-        <w:t>l’Assemblée</w:t>
-      </w:r>
-      <w:proofErr w:type="spellEnd"/>
-      <w:r>
-        <w:rPr>
-          <w:b/>
-          <w:bCs/>
-        </w:rPr>
-        <w:t xml:space="preserve"> </w:t>
-      </w:r>
-      <w:proofErr w:type="spellStart"/>
-      <w:r>
-        <w:rPr>
-          <w:b/>
-          <w:bCs/>
-        </w:rPr>
-        <w:t>générale</w:t>
-      </w:r>
-      <w:proofErr w:type="spellEnd"/>
-      <w:r>
-        <w:rPr>
-          <w:b/>
-          <w:bCs/>
-        </w:rPr>
-        <w:t xml:space="preserve"> des Nations </w:t>
-      </w:r>
-      <w:proofErr w:type="spellStart"/>
-      <w:r>
-        <w:rPr>
-          <w:b/>
-          <w:bCs/>
-        </w:rPr>
-        <w:t>unies</w:t>
-      </w:r>
-      <w:proofErr w:type="spellEnd"/>
-      <w:r>
-        <w:rPr>
-          <w:b/>
-          <w:bCs/>
-        </w:rPr>
-        <w:t xml:space="preserve">, à New York, le 12 </w:t>
-      </w:r>
-      <w:proofErr w:type="spellStart"/>
-      <w:r>
-        <w:rPr>
-          <w:b/>
-          <w:bCs/>
-        </w:rPr>
-        <w:t>novembre</w:t>
-      </w:r>
-      <w:proofErr w:type="spellEnd"/>
-      <w:r>
-        <w:rPr>
-          <w:b/>
-          <w:bCs/>
-        </w:rPr>
-        <w:t xml:space="preserve"> 1974.</w:t>
-      </w:r>
-    </w:p>
-    <w:p>
-      <w:pPr>
-        <w:rPr>
-          <w:b/>
-          <w:bCs/>
-        </w:rPr>
-      </w:pPr>
-      <w:r>
-        <w:rPr>
-          <w:b/>
-          <w:bCs/>
-        </w:rPr>
-        <w:t xml:space="preserve">Loi du 15 </w:t>
-      </w:r>
-      <w:proofErr w:type="spellStart"/>
-      <w:r>
-        <w:rPr>
-          <w:b/>
-          <w:bCs/>
-        </w:rPr>
-        <w:t>décembre</w:t>
-      </w:r>
-      <w:proofErr w:type="spellEnd"/>
-      <w:r>
-        <w:rPr>
-          <w:b/>
-          <w:bCs/>
-        </w:rPr>
-        <w:t xml:space="preserve"> 2020 </w:t>
-      </w:r>
-      <w:proofErr w:type="spellStart"/>
-      <w:r>
-        <w:rPr>
-          <w:b/>
-          <w:bCs/>
-        </w:rPr>
-        <w:t>portant</w:t>
-      </w:r>
-      <w:proofErr w:type="spellEnd"/>
-      <w:r>
-        <w:rPr>
-          <w:b/>
-          <w:bCs/>
-        </w:rPr>
-        <w:t xml:space="preserve"> sur les </w:t>
-      </w:r>
-      <w:proofErr w:type="spellStart"/>
-      <w:r>
-        <w:rPr>
-          <w:b/>
-          <w:bCs/>
-        </w:rPr>
-        <w:t>activités</w:t>
-      </w:r>
-      <w:proofErr w:type="spellEnd"/>
-      <w:r>
-        <w:rPr>
-          <w:b/>
-          <w:bCs/>
-        </w:rPr>
-        <w:t xml:space="preserve"> </w:t>
-      </w:r>
-      <w:proofErr w:type="spellStart"/>
-      <w:r>
-        <w:rPr>
-          <w:b/>
-          <w:bCs/>
-        </w:rPr>
-        <w:t>spatiales</w:t>
-      </w:r>
-      <w:proofErr w:type="spellEnd"/>
-      <w:r>
-        <w:rPr>
-          <w:b/>
-          <w:bCs/>
-        </w:rPr>
-        <w:t xml:space="preserve"> et </w:t>
-      </w:r>
-      <w:proofErr w:type="spellStart"/>
-      <w:proofErr w:type="gramStart"/>
-      <w:r>
-        <w:rPr>
-          <w:b/>
-          <w:bCs/>
-        </w:rPr>
         <w:t>modifiant</w:t>
       </w:r>
       <w:proofErr w:type="spellEnd"/>
       <w:r>
-        <w:rPr>
-          <w:b/>
-          <w:bCs/>
-        </w:rPr>
         <w:t xml:space="preserve"> :</w:t>
       </w:r>
       <w:proofErr w:type="gramEnd"/>
@@ -2573,8 +2360,8 @@
         <w:tblLook w:val="04A0" w:firstRow="1" w:lastRow="0" w:firstColumn="1" w:lastColumn="0" w:noHBand="0" w:noVBand="1"/>
       </w:tblPr>
       <w:tblGrid>
-        <w:gridCol w:w="250"/>
-        <w:gridCol w:w="9610"/>
+        <w:gridCol w:w="246"/>
+        <w:gridCol w:w="9614"/>
       </w:tblGrid>
       <w:tr>
         <w:tc>
@@ -2591,10 +2378,7 @@
           </w:tcPr>
           <w:p>
             <w:pPr>
-              <w:rPr>
-                <w:b/>
-                <w:bCs/>
-              </w:rPr>
+              <w:jc w:val="both"/>
             </w:pPr>
             <w:r>
               <w:t>1°</w:t>
@@ -2615,120 +2399,61 @@
           </w:tcPr>
           <w:p>
             <w:pPr>
-              <w:rPr>
-                <w:b/>
-                <w:bCs/>
-              </w:rPr>
+              <w:jc w:val="both"/>
             </w:pPr>
             <w:r>
-              <w:rPr>
-                <w:b/>
-                <w:bCs/>
-              </w:rPr>
               <w:t xml:space="preserve">la </w:t>
             </w:r>
             <w:proofErr w:type="spellStart"/>
             <w:r>
-              <w:rPr>
-                <w:b/>
-                <w:bCs/>
-              </w:rPr>
               <w:t>loi</w:t>
             </w:r>
             <w:proofErr w:type="spellEnd"/>
             <w:r>
-              <w:rPr>
-                <w:b/>
-                <w:bCs/>
-              </w:rPr>
               <w:t xml:space="preserve"> </w:t>
             </w:r>
             <w:proofErr w:type="spellStart"/>
             <w:r>
-              <w:rPr>
-                <w:b/>
-                <w:bCs/>
-              </w:rPr>
               <w:t>modifiée</w:t>
             </w:r>
             <w:proofErr w:type="spellEnd"/>
             <w:r>
-              <w:rPr>
-                <w:b/>
-                <w:bCs/>
-              </w:rPr>
               <w:t xml:space="preserve"> du 9 </w:t>
             </w:r>
             <w:proofErr w:type="spellStart"/>
             <w:r>
-              <w:rPr>
-                <w:b/>
-                <w:bCs/>
-              </w:rPr>
               <w:t>juillet</w:t>
             </w:r>
             <w:proofErr w:type="spellEnd"/>
             <w:r>
-              <w:rPr>
-                <w:b/>
-                <w:bCs/>
-              </w:rPr>
               <w:t xml:space="preserve"> 1937 sur </w:t>
             </w:r>
             <w:proofErr w:type="spellStart"/>
             <w:r>
-              <w:rPr>
-                <w:b/>
-                <w:bCs/>
-              </w:rPr>
               <w:t>l’impôt</w:t>
             </w:r>
             <w:proofErr w:type="spellEnd"/>
             <w:r>
-              <w:rPr>
-                <w:b/>
-                <w:bCs/>
-              </w:rPr>
               <w:t xml:space="preserve"> sur les assurances </w:t>
             </w:r>
             <w:proofErr w:type="spellStart"/>
             <w:r>
-              <w:rPr>
-                <w:b/>
-                <w:bCs/>
-              </w:rPr>
               <w:t>dite</w:t>
             </w:r>
             <w:proofErr w:type="spellEnd"/>
             <w:r>
-              <w:rPr>
-                <w:b/>
-                <w:bCs/>
-              </w:rPr>
               <w:t xml:space="preserve"> « </w:t>
             </w:r>
             <w:proofErr w:type="spellStart"/>
             <w:r>
-              <w:rPr>
-                <w:b/>
-                <w:bCs/>
-              </w:rPr>
               <w:t>Versicherungssteuergesetz</w:t>
             </w:r>
             <w:proofErr w:type="spellEnd"/>
             <w:r>
-              <w:rPr>
-                <w:b/>
-                <w:bCs/>
-              </w:rPr>
               <w:t> </w:t>
             </w:r>
             <w:proofErr w:type="gramStart"/>
             <w:r>
-              <w:rPr>
-                <w:b/>
-                <w:bCs/>
-              </w:rPr>
               <w:t>» ;</w:t>
             </w:r>
             <w:proofErr w:type="gramEnd"/>
@@ -2750,16 +2475,9 @@
           </w:tcPr>
           <w:p>
             <w:pPr>
-              <w:rPr>
-                <w:b/>
-                <w:bCs/>
-              </w:rPr>
+              <w:jc w:val="both"/>
             </w:pPr>
             <w:r>
-              <w:rPr>
-                <w:b/>
-                <w:bCs/>
-              </w:rPr>
               <w:t>2°</w:t>
             </w:r>
           </w:p>
@@ -2778,16 +2496,13 @@
           </w:tcPr>
           <w:p>
             <w:pPr>
+              <w:jc w:val="both"/>
               <w:rPr>
-                <w:b/>
-                <w:bCs/>
                 <w:lang w:val="it-IT"/>
               </w:rPr>
             </w:pPr>
             <w:r>
               <w:rPr>
-                <w:b/>
-                <w:bCs/>
                 <w:lang w:val="it-IT"/>
               </w:rPr>
               <w:t>la loi modifiée du 4 décembre 1967 concernant l’impôt sur le revenu.</w:t>
@@ -2797,6 +2512,9 @@
       </w:tr>
     </w:tbl>
     <w:p>
+      <w:pPr>
+        <w:jc w:val="both"/>
+      </w:pPr>
       <w:r>
         <w:t xml:space="preserve">Loi du 20 </w:t>
       </w:r>
@@ -2843,285 +2561,149 @@
     </w:p>
     <w:p>
       <w:pPr>
-        <w:rPr>
-          <w:b/>
-          <w:bCs/>
-        </w:rPr>
-      </w:pPr>
-      <w:proofErr w:type="spellStart"/>
-      <w:r>
-        <w:rPr>
-          <w:b/>
-          <w:bCs/>
-        </w:rPr>
+        <w:jc w:val="both"/>
+      </w:pPr>
+      <w:proofErr w:type="spellStart"/>
+      <w:r>
         <w:t>Règlement</w:t>
       </w:r>
       <w:proofErr w:type="spellEnd"/>
       <w:r>
-        <w:rPr>
-          <w:b/>
-          <w:bCs/>
-        </w:rPr>
         <w:t xml:space="preserve"> grand-ducal du 11 </w:t>
       </w:r>
       <w:proofErr w:type="spellStart"/>
       <w:r>
-        <w:rPr>
-          <w:b/>
-          <w:bCs/>
-        </w:rPr>
         <w:t>juillet</w:t>
       </w:r>
       <w:proofErr w:type="spellEnd"/>
       <w:r>
-        <w:rPr>
-          <w:b/>
-          <w:bCs/>
-        </w:rPr>
         <w:t xml:space="preserve"> 2025 </w:t>
       </w:r>
       <w:proofErr w:type="spellStart"/>
       <w:r>
-        <w:rPr>
-          <w:b/>
-          <w:bCs/>
-        </w:rPr>
         <w:t>déterminant</w:t>
       </w:r>
       <w:proofErr w:type="spellEnd"/>
       <w:r>
-        <w:rPr>
-          <w:b/>
-          <w:bCs/>
-        </w:rPr>
         <w:t xml:space="preserve"> la </w:t>
       </w:r>
       <w:proofErr w:type="spellStart"/>
       <w:r>
-        <w:rPr>
-          <w:b/>
-          <w:bCs/>
-        </w:rPr>
         <w:t>procédure</w:t>
       </w:r>
       <w:proofErr w:type="spellEnd"/>
       <w:r>
-        <w:rPr>
-          <w:b/>
-          <w:bCs/>
-        </w:rPr>
         <w:t xml:space="preserve"> applicable à la perception de la </w:t>
       </w:r>
       <w:proofErr w:type="spellStart"/>
       <w:r>
-        <w:rPr>
-          <w:b/>
-          <w:bCs/>
-        </w:rPr>
         <w:t>redevance</w:t>
       </w:r>
       <w:proofErr w:type="spellEnd"/>
       <w:r>
-        <w:rPr>
-          <w:b/>
-          <w:bCs/>
-        </w:rPr>
-        <w:t xml:space="preserve"> </w:t>
-      </w:r>
-      <w:proofErr w:type="spellStart"/>
-      <w:r>
-        <w:rPr>
-          <w:b/>
-          <w:bCs/>
-        </w:rPr>
+        <w:t xml:space="preserve"> </w:t>
+      </w:r>
+      <w:proofErr w:type="spellStart"/>
+      <w:r>
         <w:t>destinée</w:t>
       </w:r>
       <w:proofErr w:type="spellEnd"/>
       <w:r>
-        <w:rPr>
-          <w:b/>
-          <w:bCs/>
-        </w:rPr>
         <w:t xml:space="preserve"> à </w:t>
       </w:r>
       <w:proofErr w:type="spellStart"/>
       <w:r>
-        <w:rPr>
-          <w:b/>
-          <w:bCs/>
-        </w:rPr>
         <w:t>couvrir</w:t>
       </w:r>
       <w:proofErr w:type="spellEnd"/>
       <w:r>
-        <w:rPr>
-          <w:b/>
-          <w:bCs/>
-        </w:rPr>
         <w:t xml:space="preserve"> les frais </w:t>
       </w:r>
       <w:proofErr w:type="spellStart"/>
       <w:r>
-        <w:rPr>
-          <w:b/>
-          <w:bCs/>
-        </w:rPr>
         <w:t>administratifs</w:t>
       </w:r>
       <w:proofErr w:type="spellEnd"/>
       <w:r>
-        <w:rPr>
-          <w:b/>
-          <w:bCs/>
-        </w:rPr>
-        <w:t xml:space="preserve"> </w:t>
-      </w:r>
-      <w:proofErr w:type="spellStart"/>
-      <w:r>
-        <w:rPr>
-          <w:b/>
-          <w:bCs/>
-        </w:rPr>
+        <w:t xml:space="preserve"> </w:t>
+      </w:r>
+      <w:proofErr w:type="spellStart"/>
+      <w:r>
         <w:t>occasionnés</w:t>
       </w:r>
       <w:proofErr w:type="spellEnd"/>
       <w:r>
-        <w:rPr>
-          <w:b/>
-          <w:bCs/>
-        </w:rPr>
         <w:t xml:space="preserve"> par le </w:t>
       </w:r>
       <w:proofErr w:type="spellStart"/>
       <w:r>
-        <w:rPr>
-          <w:b/>
-          <w:bCs/>
-        </w:rPr>
         <w:t>traitement</w:t>
       </w:r>
       <w:proofErr w:type="spellEnd"/>
       <w:r>
-        <w:rPr>
-          <w:b/>
-          <w:bCs/>
-        </w:rPr>
         <w:t xml:space="preserve"> des </w:t>
       </w:r>
       <w:proofErr w:type="spellStart"/>
       <w:r>
-        <w:rPr>
-          <w:b/>
-          <w:bCs/>
-        </w:rPr>
         <w:t>demandes</w:t>
       </w:r>
       <w:proofErr w:type="spellEnd"/>
       <w:r>
-        <w:rPr>
-          <w:b/>
-          <w:bCs/>
-        </w:rPr>
-        <w:t xml:space="preserve"> </w:t>
-      </w:r>
-      <w:proofErr w:type="spellStart"/>
-      <w:r>
-        <w:rPr>
-          <w:b/>
-          <w:bCs/>
-        </w:rPr>
+        <w:t xml:space="preserve"> </w:t>
+      </w:r>
+      <w:proofErr w:type="spellStart"/>
+      <w:r>
         <w:t>d’agrément</w:t>
       </w:r>
       <w:proofErr w:type="spellEnd"/>
       <w:r>
-        <w:rPr>
-          <w:b/>
-          <w:bCs/>
-        </w:rPr>
         <w:t xml:space="preserve"> de missions </w:t>
       </w:r>
       <w:proofErr w:type="spellStart"/>
       <w:r>
-        <w:rPr>
-          <w:b/>
-          <w:bCs/>
-        </w:rPr>
         <w:t>en</w:t>
       </w:r>
       <w:proofErr w:type="spellEnd"/>
       <w:r>
-        <w:rPr>
-          <w:b/>
-          <w:bCs/>
-        </w:rPr>
         <w:t xml:space="preserve"> matière </w:t>
       </w:r>
       <w:proofErr w:type="spellStart"/>
       <w:r>
-        <w:rPr>
-          <w:b/>
-          <w:bCs/>
-        </w:rPr>
         <w:t>d’exploration</w:t>
       </w:r>
       <w:proofErr w:type="spellEnd"/>
       <w:r>
-        <w:rPr>
-          <w:b/>
-          <w:bCs/>
-        </w:rPr>
         <w:t xml:space="preserve"> et </w:t>
       </w:r>
       <w:proofErr w:type="spellStart"/>
       <w:r>
-        <w:rPr>
-          <w:b/>
-          <w:bCs/>
-        </w:rPr>
         <w:t>d’utilisation</w:t>
       </w:r>
       <w:proofErr w:type="spellEnd"/>
       <w:r>
-        <w:rPr>
-          <w:b/>
-          <w:bCs/>
-        </w:rPr>
         <w:t xml:space="preserve"> des </w:t>
       </w:r>
       <w:proofErr w:type="spellStart"/>
       <w:r>
-        <w:rPr>
-          <w:b/>
-          <w:bCs/>
-        </w:rPr>
         <w:t>ressources</w:t>
       </w:r>
       <w:proofErr w:type="spellEnd"/>
       <w:r>
-        <w:rPr>
-          <w:b/>
-          <w:bCs/>
-        </w:rPr>
         <w:t xml:space="preserve"> de </w:t>
       </w:r>
       <w:proofErr w:type="spellStart"/>
       <w:r>
-        <w:rPr>
-          <w:b/>
-          <w:bCs/>
-        </w:rPr>
         <w:t>l’espace</w:t>
       </w:r>
       <w:proofErr w:type="spellEnd"/>
       <w:r>
-        <w:rPr>
-          <w:b/>
-          <w:bCs/>
-        </w:rPr>
         <w:t>.</w:t>
       </w:r>
     </w:p>
     <w:p>
+      <w:pPr>
+        <w:jc w:val="both"/>
+      </w:pPr>
       <w:proofErr w:type="spellStart"/>
       <w:r>
         <w:t>Règlement</w:t>
@@ -3236,24 +2818,22 @@
       </w:r>
     </w:p>
     <w:p>
+      <w:pPr>
+        <w:jc w:val="both"/>
+      </w:pPr>
       <w:r>
         <w:t>Netherlands</w:t>
       </w:r>
     </w:p>
     <w:p>
-      <w:r>
-        <w:rPr>
-          <w:b/>
-          <w:bCs/>
-        </w:rPr>
+      <w:pPr>
+        <w:jc w:val="both"/>
+      </w:pPr>
+      <w:r>
         <w:t xml:space="preserve">Wet </w:t>
       </w:r>
       <w:proofErr w:type="spellStart"/>
       <w:r>
-        <w:rPr>
-          <w:b/>
-          <w:bCs/>
-        </w:rPr>
         <w:t>ruimtevaartactiviteiten</w:t>
       </w:r>
       <w:proofErr w:type="spellEnd"/>
@@ -3289,6 +2869,9 @@
       </w:r>
     </w:p>
     <w:p>
+      <w:pPr>
+        <w:jc w:val="both"/>
+      </w:pPr>
       <w:proofErr w:type="spellStart"/>
       <w:r>
         <w:t>Staatsblad</w:t>
@@ -3403,6 +2986,9 @@
       </w:r>
     </w:p>
     <w:p>
+      <w:pPr>
+        <w:jc w:val="both"/>
+      </w:pPr>
       <w:r>
         <w:t xml:space="preserve">EZ </w:t>
       </w:r>
@@ -3453,6 +3039,9 @@
       <w:proofErr w:type="spellEnd"/>
     </w:p>
     <w:p>
+      <w:pPr>
+        <w:jc w:val="both"/>
+      </w:pPr>
       <w:proofErr w:type="spellStart"/>
       <w:r>
         <w:t>Staatsblad</w:t>
@@ -3583,770 +3172,401 @@
       </w:r>
     </w:p>
     <w:p>
+      <w:pPr>
+        <w:jc w:val="both"/>
+      </w:pPr>
       <w:r>
         <w:t>Poland</w:t>
       </w:r>
     </w:p>
     <w:p>
       <w:pPr>
-        <w:rPr>
-          <w:b/>
-          <w:bCs/>
-        </w:rPr>
-      </w:pPr>
-      <w:r>
-        <w:rPr>
-          <w:b/>
-          <w:bCs/>
-        </w:rPr>
+        <w:jc w:val="both"/>
+      </w:pPr>
+      <w:r>
         <w:t xml:space="preserve">Dz. U. 2014 </w:t>
       </w:r>
       <w:proofErr w:type="spellStart"/>
       <w:r>
-        <w:rPr>
-          <w:b/>
-          <w:bCs/>
-        </w:rPr>
         <w:t>poz</w:t>
       </w:r>
       <w:proofErr w:type="spellEnd"/>
       <w:r>
-        <w:rPr>
-          <w:b/>
-          <w:bCs/>
-        </w:rPr>
         <w:t xml:space="preserve">. 1533 USTAWA z </w:t>
       </w:r>
       <w:proofErr w:type="spellStart"/>
       <w:r>
-        <w:rPr>
-          <w:b/>
-          <w:bCs/>
-        </w:rPr>
         <w:t>dnia</w:t>
       </w:r>
       <w:proofErr w:type="spellEnd"/>
       <w:r>
-        <w:rPr>
-          <w:b/>
-          <w:bCs/>
-        </w:rPr>
         <w:t xml:space="preserve"> 26 </w:t>
       </w:r>
       <w:proofErr w:type="spellStart"/>
       <w:r>
-        <w:rPr>
-          <w:b/>
-          <w:bCs/>
-        </w:rPr>
         <w:t>września</w:t>
       </w:r>
       <w:proofErr w:type="spellEnd"/>
       <w:r>
-        <w:rPr>
-          <w:b/>
-          <w:bCs/>
-        </w:rPr>
         <w:t xml:space="preserve"> 2014 r. o </w:t>
       </w:r>
       <w:proofErr w:type="spellStart"/>
       <w:r>
-        <w:rPr>
-          <w:b/>
-          <w:bCs/>
-        </w:rPr>
         <w:t>Polskiej</w:t>
       </w:r>
       <w:proofErr w:type="spellEnd"/>
       <w:r>
-        <w:rPr>
-          <w:b/>
-          <w:bCs/>
-        </w:rPr>
         <w:t xml:space="preserve"> Agencji </w:t>
       </w:r>
       <w:proofErr w:type="spellStart"/>
       <w:r>
-        <w:rPr>
-          <w:b/>
-          <w:bCs/>
-        </w:rPr>
         <w:t>Kosmiczne</w:t>
       </w:r>
       <w:proofErr w:type="spellEnd"/>
     </w:p>
     <w:p>
       <w:pPr>
-        <w:rPr>
-          <w:b/>
-          <w:bCs/>
-        </w:rPr>
-      </w:pPr>
-      <w:r>
-        <w:rPr>
-          <w:b/>
-          <w:bCs/>
-        </w:rPr>
+        <w:jc w:val="both"/>
+      </w:pPr>
+      <w:r>
         <w:t xml:space="preserve">Dz. U. 2026 </w:t>
       </w:r>
       <w:proofErr w:type="spellStart"/>
       <w:r>
-        <w:rPr>
-          <w:b/>
-          <w:bCs/>
-        </w:rPr>
         <w:t>poz</w:t>
       </w:r>
       <w:proofErr w:type="spellEnd"/>
       <w:r>
-        <w:rPr>
-          <w:b/>
-          <w:bCs/>
-        </w:rPr>
         <w:t xml:space="preserve">. 465 USTAWA z </w:t>
       </w:r>
       <w:proofErr w:type="spellStart"/>
       <w:r>
-        <w:rPr>
-          <w:b/>
-          <w:bCs/>
-        </w:rPr>
         <w:t>dnia</w:t>
       </w:r>
       <w:proofErr w:type="spellEnd"/>
       <w:r>
-        <w:rPr>
-          <w:b/>
-          <w:bCs/>
-        </w:rPr>
         <w:t xml:space="preserve"> 13 </w:t>
       </w:r>
       <w:proofErr w:type="spellStart"/>
       <w:r>
-        <w:rPr>
-          <w:b/>
-          <w:bCs/>
-        </w:rPr>
         <w:t>lutego</w:t>
       </w:r>
       <w:proofErr w:type="spellEnd"/>
       <w:r>
-        <w:rPr>
-          <w:b/>
-          <w:bCs/>
-        </w:rPr>
         <w:t xml:space="preserve"> 2026 r. o </w:t>
       </w:r>
       <w:proofErr w:type="spellStart"/>
       <w:r>
-        <w:rPr>
-          <w:b/>
-          <w:bCs/>
-        </w:rPr>
         <w:t>działalności</w:t>
       </w:r>
       <w:proofErr w:type="spellEnd"/>
       <w:r>
-        <w:rPr>
-          <w:b/>
-          <w:bCs/>
-        </w:rPr>
         <w:t xml:space="preserve"> kosmicznej1) </w:t>
       </w:r>
       <w:proofErr w:type="spellStart"/>
       <w:r>
-        <w:rPr>
-          <w:b/>
-          <w:bCs/>
-        </w:rPr>
         <w:t>Rozdział</w:t>
       </w:r>
       <w:proofErr w:type="spellEnd"/>
       <w:r>
-        <w:rPr>
-          <w:b/>
-          <w:bCs/>
-        </w:rPr>
         <w:t xml:space="preserve"> 1 </w:t>
       </w:r>
       <w:proofErr w:type="spellStart"/>
       <w:r>
-        <w:rPr>
-          <w:b/>
-          <w:bCs/>
-        </w:rPr>
         <w:t>Przepisy</w:t>
       </w:r>
       <w:proofErr w:type="spellEnd"/>
       <w:r>
-        <w:rPr>
-          <w:b/>
-          <w:bCs/>
-        </w:rPr>
-        <w:t xml:space="preserve"> </w:t>
-      </w:r>
-      <w:proofErr w:type="spellStart"/>
-      <w:r>
-        <w:rPr>
-          <w:b/>
-          <w:bCs/>
-        </w:rPr>
+        <w:t xml:space="preserve"> </w:t>
+      </w:r>
+      <w:proofErr w:type="spellStart"/>
+      <w:r>
         <w:t>ogólne</w:t>
       </w:r>
       <w:proofErr w:type="spellEnd"/>
     </w:p>
     <w:p>
       <w:pPr>
-        <w:rPr>
-          <w:b/>
-          <w:bCs/>
-        </w:rPr>
-      </w:pPr>
-      <w:r>
-        <w:rPr>
-          <w:b/>
-          <w:bCs/>
-        </w:rPr>
+        <w:jc w:val="both"/>
+      </w:pPr>
+      <w:r>
         <w:t xml:space="preserve">DZIENNIK USTAW RZECZYPOSPOLITEJ POLSKIEJ Warszawa, </w:t>
       </w:r>
       <w:proofErr w:type="spellStart"/>
       <w:r>
-        <w:rPr>
-          <w:b/>
-          <w:bCs/>
-        </w:rPr>
         <w:t>dnia</w:t>
       </w:r>
       <w:proofErr w:type="spellEnd"/>
       <w:r>
-        <w:rPr>
-          <w:b/>
-          <w:bCs/>
-        </w:rPr>
         <w:t xml:space="preserve"> 6 </w:t>
       </w:r>
       <w:proofErr w:type="spellStart"/>
       <w:r>
-        <w:rPr>
-          <w:b/>
-          <w:bCs/>
-        </w:rPr>
         <w:t>grudnia</w:t>
       </w:r>
       <w:proofErr w:type="spellEnd"/>
       <w:r>
-        <w:rPr>
-          <w:b/>
-          <w:bCs/>
-        </w:rPr>
         <w:t xml:space="preserve"> 2021 r. Poz. 2248</w:t>
       </w:r>
     </w:p>
     <w:p>
       <w:pPr>
-        <w:rPr>
-          <w:b/>
-          <w:bCs/>
-        </w:rPr>
-      </w:pPr>
-      <w:r>
-        <w:rPr>
-          <w:b/>
-          <w:bCs/>
-        </w:rPr>
+        <w:jc w:val="both"/>
+      </w:pPr>
+      <w:r>
+        <w:t xml:space="preserve">DZIENNIK USTAW RZECZYPOSPOLITEJ POLSKIEJ Warszawa, </w:t>
+      </w:r>
+      <w:proofErr w:type="spellStart"/>
+      <w:r>
+        <w:t>dnia</w:t>
+      </w:r>
+      <w:proofErr w:type="spellEnd"/>
+      <w:r>
+        <w:t xml:space="preserve"> 31 </w:t>
+      </w:r>
+      <w:proofErr w:type="spellStart"/>
+      <w:r>
+        <w:t>grudnia</w:t>
+      </w:r>
+      <w:proofErr w:type="spellEnd"/>
+      <w:r>
+        <w:t xml:space="preserve"> 2025 r. Poz. 1890 ROZPORZĄDZENIE</w:t>
+      </w:r>
+    </w:p>
+    <w:p>
+      <w:pPr>
+        <w:jc w:val="both"/>
+      </w:pPr>
+      <w:r>
         <w:lastRenderedPageBreak/>
-        <w:t xml:space="preserve">DZIENNIK USTAW RZECZYPOSPOLITEJ POLSKIEJ Warszawa, </w:t>
-      </w:r>
-      <w:proofErr w:type="spellStart"/>
-      <w:r>
-        <w:rPr>
-          <w:b/>
-          <w:bCs/>
-        </w:rPr>
-        <w:t>dnia</w:t>
-      </w:r>
-      <w:proofErr w:type="spellEnd"/>
-      <w:r>
-        <w:rPr>
-          <w:b/>
-          <w:bCs/>
-        </w:rPr>
-        <w:t xml:space="preserve"> 31 </w:t>
-      </w:r>
-      <w:proofErr w:type="spellStart"/>
-      <w:r>
-        <w:rPr>
-          <w:b/>
-          <w:bCs/>
-        </w:rPr>
-        <w:t>grudnia</w:t>
-      </w:r>
-      <w:proofErr w:type="spellEnd"/>
-      <w:r>
-        <w:rPr>
-          <w:b/>
-          <w:bCs/>
-        </w:rPr>
-        <w:t xml:space="preserve"> 2025 r. Poz. 1890 ROZPORZĄDZENIE</w:t>
-      </w:r>
-    </w:p>
-    <w:p>
-      <w:pPr>
-        <w:rPr>
-          <w:b/>
-          <w:bCs/>
-        </w:rPr>
-      </w:pPr>
-      <w:r>
-        <w:rPr>
-          <w:b/>
-          <w:bCs/>
-        </w:rPr>
         <w:t>Slovakia</w:t>
       </w:r>
     </w:p>
     <w:p>
       <w:pPr>
-        <w:rPr>
-          <w:b/>
-          <w:bCs/>
-        </w:rPr>
-      </w:pPr>
-      <w:r>
-        <w:rPr>
-          <w:b/>
-          <w:bCs/>
-        </w:rPr>
+        <w:jc w:val="both"/>
+      </w:pPr>
+      <w:r>
         <w:t xml:space="preserve">ZBIERKA ZÁKONOV SLOVENSKEJ REPUBLIKY </w:t>
       </w:r>
       <w:proofErr w:type="spellStart"/>
       <w:r>
-        <w:rPr>
-          <w:b/>
-          <w:bCs/>
-        </w:rPr>
         <w:t>Ročník</w:t>
       </w:r>
       <w:proofErr w:type="spellEnd"/>
       <w:r>
-        <w:rPr>
-          <w:b/>
-          <w:bCs/>
-        </w:rPr>
         <w:t xml:space="preserve"> 2024 </w:t>
       </w:r>
       <w:proofErr w:type="spellStart"/>
       <w:r>
-        <w:rPr>
-          <w:b/>
-          <w:bCs/>
-        </w:rPr>
         <w:t>Vyhlásené</w:t>
       </w:r>
       <w:proofErr w:type="spellEnd"/>
       <w:r>
-        <w:rPr>
-          <w:b/>
-          <w:bCs/>
-        </w:rPr>
         <w:t xml:space="preserve">: 20. 12. 2024 </w:t>
       </w:r>
       <w:proofErr w:type="spellStart"/>
       <w:r>
-        <w:rPr>
-          <w:b/>
-          <w:bCs/>
-        </w:rPr>
         <w:t>Vyhlásená</w:t>
       </w:r>
       <w:proofErr w:type="spellEnd"/>
       <w:r>
-        <w:rPr>
-          <w:b/>
-          <w:bCs/>
-        </w:rPr>
-        <w:t xml:space="preserve"> </w:t>
-      </w:r>
-      <w:proofErr w:type="spellStart"/>
-      <w:r>
-        <w:rPr>
-          <w:b/>
-          <w:bCs/>
-        </w:rPr>
+        <w:t xml:space="preserve"> </w:t>
+      </w:r>
+      <w:proofErr w:type="spellStart"/>
+      <w:r>
         <w:t>verzia</w:t>
       </w:r>
       <w:proofErr w:type="spellEnd"/>
       <w:r>
-        <w:rPr>
-          <w:b/>
-          <w:bCs/>
-        </w:rPr>
         <w:t xml:space="preserve"> v </w:t>
       </w:r>
       <w:proofErr w:type="spellStart"/>
       <w:r>
-        <w:rPr>
-          <w:b/>
-          <w:bCs/>
-        </w:rPr>
         <w:t>Zbierke</w:t>
       </w:r>
       <w:proofErr w:type="spellEnd"/>
       <w:r>
-        <w:rPr>
-          <w:b/>
-          <w:bCs/>
-        </w:rPr>
-        <w:t xml:space="preserve"> </w:t>
-      </w:r>
-      <w:proofErr w:type="spellStart"/>
-      <w:r>
-        <w:rPr>
-          <w:b/>
-          <w:bCs/>
-        </w:rPr>
+        <w:t xml:space="preserve"> </w:t>
+      </w:r>
+      <w:proofErr w:type="spellStart"/>
+      <w:r>
         <w:t>zákonov</w:t>
       </w:r>
       <w:proofErr w:type="spellEnd"/>
       <w:r>
-        <w:rPr>
-          <w:b/>
-          <w:bCs/>
-        </w:rPr>
-        <w:t xml:space="preserve"> </w:t>
-      </w:r>
-      <w:proofErr w:type="spellStart"/>
-      <w:r>
-        <w:rPr>
-          <w:b/>
-          <w:bCs/>
-        </w:rPr>
+        <w:t xml:space="preserve"> </w:t>
+      </w:r>
+      <w:proofErr w:type="spellStart"/>
+      <w:r>
         <w:t>Slovenskej</w:t>
       </w:r>
       <w:proofErr w:type="spellEnd"/>
       <w:r>
-        <w:rPr>
-          <w:b/>
-          <w:bCs/>
-        </w:rPr>
-        <w:t xml:space="preserve"> </w:t>
-      </w:r>
-      <w:proofErr w:type="spellStart"/>
-      <w:r>
-        <w:rPr>
-          <w:b/>
-          <w:bCs/>
-        </w:rPr>
+        <w:t xml:space="preserve"> </w:t>
+      </w:r>
+      <w:proofErr w:type="spellStart"/>
+      <w:r>
         <w:t>republiky</w:t>
       </w:r>
       <w:proofErr w:type="spellEnd"/>
       <w:r>
-        <w:rPr>
-          <w:b/>
-          <w:bCs/>
-        </w:rPr>
-        <w:t xml:space="preserve"> </w:t>
-      </w:r>
-      <w:proofErr w:type="spellStart"/>
-      <w:r>
-        <w:rPr>
-          <w:b/>
-          <w:bCs/>
-        </w:rPr>
+        <w:t xml:space="preserve"> </w:t>
+      </w:r>
+      <w:proofErr w:type="spellStart"/>
+      <w:r>
         <w:t>Obsah</w:t>
       </w:r>
       <w:proofErr w:type="spellEnd"/>
       <w:r>
-        <w:rPr>
-          <w:b/>
-          <w:bCs/>
-        </w:rPr>
-        <w:t xml:space="preserve"> </w:t>
-      </w:r>
-      <w:proofErr w:type="spellStart"/>
-      <w:r>
-        <w:rPr>
-          <w:b/>
-          <w:bCs/>
-        </w:rPr>
+        <w:t xml:space="preserve"> </w:t>
+      </w:r>
+      <w:proofErr w:type="spellStart"/>
+      <w:r>
         <w:t>dokumentu</w:t>
       </w:r>
       <w:proofErr w:type="spellEnd"/>
       <w:r>
-        <w:rPr>
-          <w:b/>
-          <w:bCs/>
-        </w:rPr>
         <w:t xml:space="preserve"> je </w:t>
       </w:r>
       <w:proofErr w:type="spellStart"/>
       <w:r>
-        <w:rPr>
-          <w:b/>
-          <w:bCs/>
-        </w:rPr>
         <w:t>právne</w:t>
       </w:r>
       <w:proofErr w:type="spellEnd"/>
       <w:r>
-        <w:rPr>
-          <w:b/>
-          <w:bCs/>
-        </w:rPr>
-        <w:t xml:space="preserve"> </w:t>
-      </w:r>
-      <w:proofErr w:type="spellStart"/>
-      <w:r>
-        <w:rPr>
-          <w:b/>
-          <w:bCs/>
-        </w:rPr>
+        <w:t xml:space="preserve"> </w:t>
+      </w:r>
+      <w:proofErr w:type="spellStart"/>
+      <w:r>
         <w:t>záväzný</w:t>
       </w:r>
       <w:proofErr w:type="spellEnd"/>
       <w:r>
-        <w:rPr>
-          <w:b/>
-          <w:bCs/>
-        </w:rPr>
         <w:t xml:space="preserve">. 378 ZÁKON z 28. </w:t>
       </w:r>
       <w:proofErr w:type="spellStart"/>
       <w:r>
-        <w:rPr>
-          <w:b/>
-          <w:bCs/>
-        </w:rPr>
         <w:t>novembra</w:t>
       </w:r>
       <w:proofErr w:type="spellEnd"/>
       <w:r>
-        <w:rPr>
-          <w:b/>
-          <w:bCs/>
-        </w:rPr>
         <w:t xml:space="preserve"> 2024 </w:t>
       </w:r>
     </w:p>
     <w:p>
       <w:pPr>
-        <w:rPr>
-          <w:b/>
-          <w:bCs/>
-        </w:rPr>
-      </w:pPr>
-    </w:p>
-    <w:p>
-      <w:pPr>
-        <w:rPr>
-          <w:b/>
-          <w:bCs/>
-          <w:lang w:val="it-IT"/>
-        </w:rPr>
-      </w:pPr>
-      <w:r>
-        <w:rPr>
-          <w:b/>
-          <w:bCs/>
-        </w:rPr>
+        <w:jc w:val="both"/>
+      </w:pPr>
+    </w:p>
+    <w:p>
+      <w:pPr>
+        <w:jc w:val="both"/>
+        <w:rPr>
+          <w:lang w:val="it-IT"/>
+        </w:rPr>
+      </w:pPr>
+      <w:r>
         <w:t xml:space="preserve">ZBIERKA ZÁKONOV SLOVENSKEJ REPUBLIKY </w:t>
       </w:r>
       <w:proofErr w:type="spellStart"/>
       <w:r>
-        <w:rPr>
-          <w:b/>
-          <w:bCs/>
-        </w:rPr>
         <w:t>Ročník</w:t>
       </w:r>
       <w:proofErr w:type="spellEnd"/>
       <w:r>
-        <w:rPr>
-          <w:b/>
-          <w:bCs/>
-        </w:rPr>
         <w:t xml:space="preserve"> 2025 </w:t>
       </w:r>
       <w:proofErr w:type="spellStart"/>
       <w:r>
-        <w:rPr>
-          <w:b/>
-          <w:bCs/>
-        </w:rPr>
         <w:t>Vyhlásené</w:t>
       </w:r>
       <w:proofErr w:type="spellEnd"/>
       <w:r>
-        <w:rPr>
-          <w:b/>
-          <w:bCs/>
-        </w:rPr>
         <w:t xml:space="preserve">: 11. 11. 2025 </w:t>
       </w:r>
       <w:proofErr w:type="spellStart"/>
       <w:r>
-        <w:rPr>
-          <w:b/>
-          <w:bCs/>
-        </w:rPr>
         <w:t>Vyhlásená</w:t>
       </w:r>
       <w:proofErr w:type="spellEnd"/>
       <w:r>
-        <w:rPr>
-          <w:b/>
-          <w:bCs/>
-        </w:rPr>
-        <w:t xml:space="preserve"> </w:t>
-      </w:r>
-      <w:proofErr w:type="spellStart"/>
-      <w:r>
-        <w:rPr>
-          <w:b/>
-          <w:bCs/>
-        </w:rPr>
+        <w:t xml:space="preserve"> </w:t>
+      </w:r>
+      <w:proofErr w:type="spellStart"/>
+      <w:r>
         <w:t>verzia</w:t>
       </w:r>
       <w:proofErr w:type="spellEnd"/>
       <w:r>
-        <w:rPr>
-          <w:b/>
-          <w:bCs/>
-        </w:rPr>
         <w:t xml:space="preserve"> v </w:t>
       </w:r>
       <w:proofErr w:type="spellStart"/>
       <w:r>
-        <w:rPr>
-          <w:b/>
-          <w:bCs/>
-        </w:rPr>
         <w:t>Zbierke</w:t>
       </w:r>
       <w:proofErr w:type="spellEnd"/>
       <w:r>
-        <w:rPr>
-          <w:b/>
-          <w:bCs/>
-        </w:rPr>
-        <w:t xml:space="preserve"> </w:t>
-      </w:r>
-      <w:proofErr w:type="spellStart"/>
-      <w:r>
-        <w:rPr>
-          <w:b/>
-          <w:bCs/>
-        </w:rPr>
+        <w:t xml:space="preserve"> </w:t>
+      </w:r>
+      <w:proofErr w:type="spellStart"/>
+      <w:r>
         <w:t>zákonov</w:t>
       </w:r>
       <w:proofErr w:type="spellEnd"/>
       <w:r>
-        <w:rPr>
-          <w:b/>
-          <w:bCs/>
-        </w:rPr>
-        <w:t xml:space="preserve"> </w:t>
-      </w:r>
-      <w:proofErr w:type="spellStart"/>
-      <w:r>
-        <w:rPr>
-          <w:b/>
-          <w:bCs/>
-        </w:rPr>
+        <w:t xml:space="preserve"> </w:t>
+      </w:r>
+      <w:proofErr w:type="spellStart"/>
+      <w:r>
         <w:t>Slovenskej</w:t>
       </w:r>
       <w:proofErr w:type="spellEnd"/>
       <w:r>
-        <w:rPr>
-          <w:b/>
-          <w:bCs/>
-        </w:rPr>
-        <w:t xml:space="preserve"> </w:t>
-      </w:r>
-      <w:proofErr w:type="spellStart"/>
-      <w:r>
-        <w:rPr>
-          <w:b/>
-          <w:bCs/>
-        </w:rPr>
+        <w:t xml:space="preserve"> </w:t>
+      </w:r>
+      <w:proofErr w:type="spellStart"/>
+      <w:r>
         <w:t>republiky</w:t>
       </w:r>
       <w:proofErr w:type="spellEnd"/>
       <w:r>
-        <w:rPr>
-          <w:b/>
-          <w:bCs/>
-        </w:rPr>
-        <w:t xml:space="preserve"> </w:t>
-      </w:r>
-      <w:proofErr w:type="spellStart"/>
-      <w:r>
-        <w:rPr>
-          <w:b/>
-          <w:bCs/>
-        </w:rPr>
+        <w:t xml:space="preserve"> </w:t>
+      </w:r>
+      <w:proofErr w:type="spellStart"/>
+      <w:r>
         <w:t>Obsah</w:t>
       </w:r>
       <w:proofErr w:type="spellEnd"/>
       <w:r>
-        <w:rPr>
-          <w:b/>
-          <w:bCs/>
-        </w:rPr>
-        <w:t xml:space="preserve"> </w:t>
-      </w:r>
-      <w:proofErr w:type="spellStart"/>
-      <w:r>
-        <w:rPr>
-          <w:b/>
-          <w:bCs/>
-        </w:rPr>
+        <w:t xml:space="preserve"> </w:t>
+      </w:r>
+      <w:proofErr w:type="spellStart"/>
+      <w:r>
         <w:t>dokumentu</w:t>
       </w:r>
       <w:proofErr w:type="spellEnd"/>
       <w:r>
-        <w:rPr>
-          <w:b/>
-          <w:bCs/>
-        </w:rPr>
         <w:t xml:space="preserve"> je </w:t>
       </w:r>
       <w:proofErr w:type="spellStart"/>
       <w:r>
-        <w:rPr>
-          <w:b/>
-          <w:bCs/>
-        </w:rPr>
         <w:t>právne</w:t>
       </w:r>
       <w:proofErr w:type="spellEnd"/>
       <w:r>
-        <w:rPr>
-          <w:b/>
-          <w:bCs/>
-        </w:rPr>
-        <w:t xml:space="preserve"> </w:t>
-      </w:r>
-      <w:proofErr w:type="spellStart"/>
-      <w:r>
-        <w:rPr>
-          <w:b/>
-          <w:bCs/>
-        </w:rPr>
+        <w:t xml:space="preserve"> </w:t>
+      </w:r>
+      <w:proofErr w:type="spellStart"/>
+      <w:r>
         <w:t>záväzný</w:t>
       </w:r>
       <w:proofErr w:type="spellEnd"/>
       <w:r>
-        <w:rPr>
-          <w:b/>
-          <w:bCs/>
-        </w:rPr>
         <w:t xml:space="preserve">. </w:t>
       </w:r>
       <w:r>
         <w:rPr>
-          <w:b/>
-          <w:bCs/>
           <w:lang w:val="it-IT"/>
         </w:rPr>
         <w:t>297 ZÁKON z 21. októbra 2025</w:t>
@@ -4354,16 +3574,13 @@
     </w:p>
     <w:p>
       <w:pPr>
-        <w:rPr>
-          <w:b/>
-          <w:bCs/>
-          <w:lang w:val="it-IT"/>
-        </w:rPr>
-      </w:pPr>
-      <w:r>
-        <w:rPr>
-          <w:b/>
-          <w:bCs/>
+        <w:jc w:val="both"/>
+        <w:rPr>
+          <w:lang w:val="it-IT"/>
+        </w:rPr>
+      </w:pPr>
+      <w:r>
+        <w:rPr>
           <w:lang w:val="it-IT"/>
         </w:rPr>
         <w:t>Spain</w:t>
@@ -4371,16 +3588,13 @@
     </w:p>
     <w:p>
       <w:pPr>
-        <w:rPr>
-          <w:b/>
-          <w:bCs/>
-          <w:lang w:val="it-IT"/>
-        </w:rPr>
-      </w:pPr>
-      <w:r>
-        <w:rPr>
-          <w:b/>
-          <w:bCs/>
+        <w:jc w:val="both"/>
+        <w:rPr>
+          <w:lang w:val="it-IT"/>
+        </w:rPr>
+      </w:pPr>
+      <w:r>
+        <w:rPr>
           <w:lang w:val="it-IT"/>
         </w:rPr>
         <w:t>Real Decreto 278/1995, de 24 de febrero, por el que se crea en España el Registro previsto en el Convenio de 12 de noviembre de 1974 de la Asamblea General de las Naciones Unidas. Ministerio de la Presidencia «BOE» núm. 58, de 9 de marzo de 1995 Referencia: BOE-A-1995-6058</w:t>
@@ -4393,16 +3607,13 @@
           <w:ilvl w:val="0"/>
           <w:numId w:val="7"/>
         </w:numPr>
-        <w:rPr>
-          <w:b/>
-          <w:bCs/>
-          <w:lang w:val="it-IT"/>
-        </w:rPr>
-      </w:pPr>
-      <w:r>
-        <w:rPr>
-          <w:b/>
-          <w:bCs/>
+        <w:jc w:val="both"/>
+        <w:rPr>
+          <w:lang w:val="it-IT"/>
+        </w:rPr>
+      </w:pPr>
+      <w:r>
+        <w:rPr>
           <w:lang w:val="it-IT"/>
         </w:rPr>
         <w:t>DISPOSICIONES GENERALES JEFATURA DEL ESTADO 14581 Ley 17/2022, de 5 de septiembre, por la que se modifica la Ley 14/2011, de 1 de junio, de la Ciencia, la Tecnología y la Innovación</w:t>
@@ -4410,29 +3621,3424 @@
     </w:p>
     <w:p>
       <w:pPr>
-        <w:rPr>
-          <w:b/>
-          <w:bCs/>
-          <w:lang w:val="it-IT"/>
-        </w:rPr>
-      </w:pPr>
-    </w:p>
-    <w:p>
-      <w:pPr>
-        <w:rPr>
-          <w:b/>
-          <w:bCs/>
-          <w:lang w:val="it-IT"/>
-        </w:rPr>
-      </w:pPr>
-      <w:r>
-        <w:rPr>
-          <w:b/>
-          <w:bCs/>
-          <w:lang w:val="it-IT"/>
-        </w:rPr>
-        <w:t>I. DISPOSICIONES GENERALES MINISTERIO DE LA PRESIDENCIA, RELACIONES CON LAS CORTES Y MEMORIA DEMOCRÁTICA 6082 Real Decreto 158/2023, de 7 de marzo, por el que se aprueba el Estatuto de la Agencia Estatal «Agencia Espacial Española»</w:t>
-      </w:r>
+        <w:jc w:val="both"/>
+        <w:rPr>
+          <w:lang w:val="it-IT"/>
+        </w:rPr>
+      </w:pPr>
+    </w:p>
+    <w:p>
+      <w:pPr>
+        <w:pStyle w:val="ListParagraph"/>
+        <w:numPr>
+          <w:ilvl w:val="0"/>
+          <w:numId w:val="8"/>
+        </w:numPr>
+        <w:jc w:val="both"/>
+        <w:rPr>
+          <w:lang w:val="it-IT"/>
+        </w:rPr>
+      </w:pPr>
+      <w:r>
+        <w:rPr>
+          <w:lang w:val="it-IT"/>
+        </w:rPr>
+        <w:t>DISPOSICIONES GENERALES MINISTERIO DE LA PRESIDENCIA, RELACIONES CON LAS CORTES Y MEMORIA DEMOCRÁTICA 6082 Real Decreto 158/2023, de 7 de marzo, por el que se aprueba el Estatuto de la Agencia Estatal «Agencia Espacial Española»</w:t>
+      </w:r>
+    </w:p>
+    <w:p>
+      <w:pPr>
+        <w:jc w:val="both"/>
+        <w:rPr>
+          <w:lang w:val="it-IT"/>
+        </w:rPr>
+      </w:pPr>
+      <w:r>
+        <w:rPr>
+          <w:lang w:val="it-IT"/>
+        </w:rPr>
+        <w:t>Bulgaria</w:t>
+      </w:r>
+    </w:p>
+    <w:p>
+      <w:pPr>
+        <w:jc w:val="both"/>
+      </w:pPr>
+      <w:r>
+        <w:t>ЗАКОН</w:t>
+      </w:r>
+      <w:r>
+        <w:rPr>
+          <w:lang w:val="it-IT"/>
+        </w:rPr>
+        <w:t xml:space="preserve"> </w:t>
+      </w:r>
+      <w:r>
+        <w:t>ЗА</w:t>
+      </w:r>
+      <w:r>
+        <w:rPr>
+          <w:lang w:val="it-IT"/>
+        </w:rPr>
+        <w:t xml:space="preserve"> </w:t>
+      </w:r>
+      <w:r>
+        <w:t>БЪЛГАРСКАТА</w:t>
+      </w:r>
+      <w:r>
+        <w:rPr>
+          <w:lang w:val="it-IT"/>
+        </w:rPr>
+        <w:t xml:space="preserve"> </w:t>
+      </w:r>
+      <w:r>
+        <w:t>АКАДЕМИЯ</w:t>
+      </w:r>
+      <w:r>
+        <w:rPr>
+          <w:lang w:val="it-IT"/>
+        </w:rPr>
+        <w:t xml:space="preserve"> </w:t>
+      </w:r>
+      <w:r>
+        <w:t>НА</w:t>
+      </w:r>
+      <w:r>
+        <w:rPr>
+          <w:lang w:val="it-IT"/>
+        </w:rPr>
+        <w:t xml:space="preserve"> </w:t>
+      </w:r>
+      <w:r>
+        <w:t>НАУКИТЕ</w:t>
+      </w:r>
+      <w:r>
+        <w:rPr>
+          <w:lang w:val="it-IT"/>
+        </w:rPr>
+        <w:t xml:space="preserve"> </w:t>
+      </w:r>
+      <w:proofErr w:type="spellStart"/>
+      <w:r>
+        <w:t>Обн</w:t>
+      </w:r>
+      <w:proofErr w:type="spellEnd"/>
+      <w:r>
+        <w:rPr>
+          <w:lang w:val="it-IT"/>
+        </w:rPr>
+        <w:t xml:space="preserve">. </w:t>
+      </w:r>
+      <w:r>
+        <w:t>ДВ</w:t>
+      </w:r>
+      <w:r>
+        <w:rPr>
+          <w:lang w:val="it-IT"/>
+        </w:rPr>
+        <w:t xml:space="preserve">. </w:t>
+      </w:r>
+      <w:proofErr w:type="spellStart"/>
+      <w:r>
+        <w:t>бр</w:t>
+      </w:r>
+      <w:proofErr w:type="spellEnd"/>
+      <w:r>
+        <w:rPr>
+          <w:lang w:val="it-IT"/>
+        </w:rPr>
+        <w:t xml:space="preserve">.85 </w:t>
+      </w:r>
+      <w:proofErr w:type="spellStart"/>
+      <w:r>
+        <w:t>от</w:t>
+      </w:r>
+      <w:proofErr w:type="spellEnd"/>
+      <w:r>
+        <w:rPr>
+          <w:lang w:val="it-IT"/>
+        </w:rPr>
+        <w:t xml:space="preserve"> 15 </w:t>
+      </w:r>
+      <w:proofErr w:type="spellStart"/>
+      <w:r>
+        <w:t>Октомври</w:t>
+      </w:r>
+      <w:proofErr w:type="spellEnd"/>
+      <w:r>
+        <w:rPr>
+          <w:lang w:val="it-IT"/>
+        </w:rPr>
+        <w:t xml:space="preserve"> 1991</w:t>
+      </w:r>
+      <w:r>
+        <w:t>г</w:t>
+      </w:r>
+      <w:r>
+        <w:rPr>
+          <w:lang w:val="it-IT"/>
+        </w:rPr>
+        <w:t xml:space="preserve">., </w:t>
+      </w:r>
+      <w:proofErr w:type="spellStart"/>
+      <w:r>
+        <w:t>изм</w:t>
+      </w:r>
+      <w:proofErr w:type="spellEnd"/>
+      <w:r>
+        <w:rPr>
+          <w:lang w:val="it-IT"/>
+        </w:rPr>
+        <w:t xml:space="preserve">. </w:t>
+      </w:r>
+      <w:r>
+        <w:t>ДВ</w:t>
+      </w:r>
+      <w:r>
+        <w:rPr>
+          <w:lang w:val="it-IT"/>
+        </w:rPr>
+        <w:t xml:space="preserve">. </w:t>
+      </w:r>
+      <w:proofErr w:type="spellStart"/>
+      <w:r>
+        <w:t>бр</w:t>
+      </w:r>
+      <w:proofErr w:type="spellEnd"/>
+      <w:r>
+        <w:rPr>
+          <w:lang w:val="it-IT"/>
+        </w:rPr>
+        <w:t xml:space="preserve">.90 </w:t>
+      </w:r>
+      <w:proofErr w:type="spellStart"/>
+      <w:r>
+        <w:t>от</w:t>
+      </w:r>
+      <w:proofErr w:type="spellEnd"/>
+      <w:r>
+        <w:rPr>
+          <w:lang w:val="it-IT"/>
+        </w:rPr>
+        <w:t xml:space="preserve"> 22 </w:t>
+      </w:r>
+      <w:proofErr w:type="spellStart"/>
+      <w:r>
+        <w:t>Октомври</w:t>
+      </w:r>
+      <w:proofErr w:type="spellEnd"/>
+      <w:r>
+        <w:rPr>
+          <w:lang w:val="it-IT"/>
+        </w:rPr>
+        <w:t xml:space="preserve"> 1993</w:t>
+      </w:r>
+      <w:r>
+        <w:t>г</w:t>
+      </w:r>
+      <w:r>
+        <w:rPr>
+          <w:lang w:val="it-IT"/>
+        </w:rPr>
+        <w:t xml:space="preserve">., </w:t>
+      </w:r>
+      <w:proofErr w:type="spellStart"/>
+      <w:r>
+        <w:t>доп</w:t>
+      </w:r>
+      <w:proofErr w:type="spellEnd"/>
+      <w:r>
+        <w:rPr>
+          <w:lang w:val="it-IT"/>
+        </w:rPr>
+        <w:t xml:space="preserve">. </w:t>
+      </w:r>
+      <w:r>
+        <w:t>ДВ</w:t>
+      </w:r>
+      <w:r>
+        <w:rPr>
+          <w:lang w:val="it-IT"/>
+        </w:rPr>
+        <w:t xml:space="preserve">. </w:t>
+      </w:r>
+      <w:proofErr w:type="spellStart"/>
+      <w:r>
+        <w:t>бр</w:t>
+      </w:r>
+      <w:proofErr w:type="spellEnd"/>
+      <w:r>
+        <w:rPr>
+          <w:lang w:val="it-IT"/>
+        </w:rPr>
+        <w:t xml:space="preserve">.123 </w:t>
+      </w:r>
+      <w:proofErr w:type="spellStart"/>
+      <w:r>
+        <w:t>от</w:t>
+      </w:r>
+      <w:proofErr w:type="spellEnd"/>
+      <w:r>
+        <w:rPr>
+          <w:lang w:val="it-IT"/>
+        </w:rPr>
+        <w:t xml:space="preserve"> 22 </w:t>
+      </w:r>
+      <w:proofErr w:type="spellStart"/>
+      <w:r>
+        <w:t>Декември</w:t>
+      </w:r>
+      <w:proofErr w:type="spellEnd"/>
+      <w:r>
+        <w:rPr>
+          <w:lang w:val="it-IT"/>
+        </w:rPr>
+        <w:t xml:space="preserve"> 1997</w:t>
+      </w:r>
+      <w:r>
+        <w:t>г</w:t>
+      </w:r>
+      <w:r>
+        <w:rPr>
+          <w:lang w:val="it-IT"/>
+        </w:rPr>
+        <w:t xml:space="preserve">., </w:t>
+      </w:r>
+      <w:proofErr w:type="spellStart"/>
+      <w:r>
+        <w:t>изм</w:t>
+      </w:r>
+      <w:proofErr w:type="spellEnd"/>
+      <w:r>
+        <w:rPr>
+          <w:lang w:val="it-IT"/>
+        </w:rPr>
+        <w:t xml:space="preserve">. </w:t>
+      </w:r>
+      <w:r>
+        <w:t>ДВ</w:t>
+      </w:r>
+      <w:r>
+        <w:rPr>
+          <w:lang w:val="it-IT"/>
+        </w:rPr>
+        <w:t xml:space="preserve">. </w:t>
+      </w:r>
+      <w:proofErr w:type="spellStart"/>
+      <w:r>
+        <w:t>бр</w:t>
+      </w:r>
+      <w:proofErr w:type="spellEnd"/>
+      <w:r>
+        <w:rPr>
+          <w:lang w:val="it-IT"/>
+        </w:rPr>
+        <w:t xml:space="preserve">.41 </w:t>
+      </w:r>
+      <w:proofErr w:type="spellStart"/>
+      <w:r>
+        <w:t>от</w:t>
+      </w:r>
+      <w:proofErr w:type="spellEnd"/>
+      <w:r>
+        <w:rPr>
+          <w:lang w:val="it-IT"/>
+        </w:rPr>
+        <w:t xml:space="preserve"> 22 </w:t>
+      </w:r>
+      <w:proofErr w:type="spellStart"/>
+      <w:r>
+        <w:t>Май</w:t>
+      </w:r>
+      <w:proofErr w:type="spellEnd"/>
+      <w:r>
+        <w:rPr>
+          <w:lang w:val="it-IT"/>
+        </w:rPr>
+        <w:t xml:space="preserve"> 2007</w:t>
+      </w:r>
+      <w:r>
+        <w:t>г</w:t>
+      </w:r>
+      <w:r>
+        <w:rPr>
+          <w:lang w:val="it-IT"/>
+        </w:rPr>
+        <w:t xml:space="preserve">., </w:t>
+      </w:r>
+      <w:proofErr w:type="spellStart"/>
+      <w:r>
+        <w:t>изм</w:t>
+      </w:r>
+      <w:proofErr w:type="spellEnd"/>
+      <w:r>
+        <w:rPr>
+          <w:lang w:val="it-IT"/>
+        </w:rPr>
+        <w:t xml:space="preserve">. </w:t>
+      </w:r>
+      <w:r>
+        <w:t>ДВ</w:t>
+      </w:r>
+      <w:r>
+        <w:rPr>
+          <w:lang w:val="it-IT"/>
+        </w:rPr>
+        <w:t xml:space="preserve">. </w:t>
+      </w:r>
+      <w:proofErr w:type="spellStart"/>
+      <w:r>
+        <w:t>бр</w:t>
+      </w:r>
+      <w:proofErr w:type="spellEnd"/>
+      <w:r>
+        <w:rPr>
+          <w:lang w:val="it-IT"/>
+        </w:rPr>
+        <w:t xml:space="preserve">.101 </w:t>
+      </w:r>
+      <w:proofErr w:type="spellStart"/>
+      <w:r>
+        <w:t>от</w:t>
+      </w:r>
+      <w:proofErr w:type="spellEnd"/>
+      <w:r>
+        <w:rPr>
+          <w:lang w:val="it-IT"/>
+        </w:rPr>
+        <w:t xml:space="preserve"> 28 </w:t>
+      </w:r>
+      <w:proofErr w:type="spellStart"/>
+      <w:r>
+        <w:t>Декември</w:t>
+      </w:r>
+      <w:proofErr w:type="spellEnd"/>
+      <w:r>
+        <w:rPr>
+          <w:lang w:val="it-IT"/>
+        </w:rPr>
+        <w:t xml:space="preserve"> 2010</w:t>
+      </w:r>
+      <w:r>
+        <w:t>г</w:t>
+      </w:r>
+      <w:r>
+        <w:rPr>
+          <w:lang w:val="it-IT"/>
+        </w:rPr>
+        <w:t xml:space="preserve">., </w:t>
+      </w:r>
+      <w:proofErr w:type="spellStart"/>
+      <w:r>
+        <w:t>изм</w:t>
+      </w:r>
+      <w:proofErr w:type="spellEnd"/>
+      <w:r>
+        <w:rPr>
+          <w:lang w:val="it-IT"/>
+        </w:rPr>
+        <w:t xml:space="preserve">. </w:t>
+      </w:r>
+      <w:r>
+        <w:t>ДВ</w:t>
+      </w:r>
+      <w:r>
+        <w:rPr>
+          <w:lang w:val="it-IT"/>
+        </w:rPr>
+        <w:t xml:space="preserve">. </w:t>
+      </w:r>
+      <w:proofErr w:type="spellStart"/>
+      <w:r>
+        <w:t>бр</w:t>
+      </w:r>
+      <w:proofErr w:type="spellEnd"/>
+      <w:r>
+        <w:rPr>
+          <w:lang w:val="it-IT"/>
+        </w:rPr>
+        <w:t xml:space="preserve">.30 </w:t>
+      </w:r>
+      <w:proofErr w:type="spellStart"/>
+      <w:r>
+        <w:t>от</w:t>
+      </w:r>
+      <w:proofErr w:type="spellEnd"/>
+      <w:r>
+        <w:rPr>
+          <w:lang w:val="it-IT"/>
+        </w:rPr>
+        <w:t xml:space="preserve"> 12 </w:t>
+      </w:r>
+      <w:proofErr w:type="spellStart"/>
+      <w:r>
+        <w:t>Април</w:t>
+      </w:r>
+      <w:proofErr w:type="spellEnd"/>
+      <w:r>
+        <w:rPr>
+          <w:lang w:val="it-IT"/>
+        </w:rPr>
+        <w:t xml:space="preserve"> 2011</w:t>
+      </w:r>
+      <w:r>
+        <w:t>г</w:t>
+      </w:r>
+      <w:r>
+        <w:rPr>
+          <w:lang w:val="it-IT"/>
+        </w:rPr>
+        <w:t xml:space="preserve">., </w:t>
+      </w:r>
+      <w:proofErr w:type="spellStart"/>
+      <w:r>
+        <w:t>изм</w:t>
+      </w:r>
+      <w:proofErr w:type="spellEnd"/>
+      <w:r>
+        <w:rPr>
+          <w:lang w:val="it-IT"/>
+        </w:rPr>
+        <w:t xml:space="preserve">. </w:t>
+      </w:r>
+      <w:r>
+        <w:t>ДВ</w:t>
+      </w:r>
+      <w:r>
+        <w:rPr>
+          <w:lang w:val="it-IT"/>
+        </w:rPr>
+        <w:t xml:space="preserve">. </w:t>
+      </w:r>
+      <w:proofErr w:type="spellStart"/>
+      <w:r>
+        <w:t>бр</w:t>
+      </w:r>
+      <w:proofErr w:type="spellEnd"/>
+      <w:r>
+        <w:rPr>
+          <w:lang w:val="it-IT"/>
+        </w:rPr>
+        <w:t xml:space="preserve">.15 </w:t>
+      </w:r>
+      <w:proofErr w:type="spellStart"/>
+      <w:r>
+        <w:t>от</w:t>
+      </w:r>
+      <w:proofErr w:type="spellEnd"/>
+      <w:r>
+        <w:rPr>
+          <w:lang w:val="it-IT"/>
+        </w:rPr>
+        <w:t xml:space="preserve"> 15 </w:t>
+      </w:r>
+      <w:proofErr w:type="spellStart"/>
+      <w:r>
+        <w:t>Февруари</w:t>
+      </w:r>
+      <w:proofErr w:type="spellEnd"/>
+      <w:r>
+        <w:rPr>
+          <w:lang w:val="it-IT"/>
+        </w:rPr>
+        <w:t xml:space="preserve"> 2013</w:t>
+      </w:r>
+      <w:r>
+        <w:t>г</w:t>
+      </w:r>
+      <w:r>
+        <w:rPr>
+          <w:lang w:val="it-IT"/>
+        </w:rPr>
+        <w:t xml:space="preserve">., </w:t>
+      </w:r>
+      <w:proofErr w:type="spellStart"/>
+      <w:r>
+        <w:t>изм</w:t>
+      </w:r>
+      <w:proofErr w:type="spellEnd"/>
+      <w:r>
+        <w:rPr>
+          <w:lang w:val="it-IT"/>
+        </w:rPr>
+        <w:t xml:space="preserve">. </w:t>
+      </w:r>
+      <w:r>
+        <w:t>и</w:t>
+      </w:r>
+      <w:r>
+        <w:rPr>
+          <w:lang w:val="it-IT"/>
+        </w:rPr>
+        <w:t xml:space="preserve"> </w:t>
+      </w:r>
+      <w:proofErr w:type="spellStart"/>
+      <w:r>
+        <w:t>доп</w:t>
+      </w:r>
+      <w:proofErr w:type="spellEnd"/>
+      <w:r>
+        <w:rPr>
+          <w:lang w:val="it-IT"/>
+        </w:rPr>
+        <w:t xml:space="preserve">. </w:t>
+      </w:r>
+      <w:r>
+        <w:t xml:space="preserve">ДВ. бр.103 </w:t>
+      </w:r>
+      <w:proofErr w:type="spellStart"/>
+      <w:r>
+        <w:t>от</w:t>
+      </w:r>
+      <w:proofErr w:type="spellEnd"/>
+      <w:r>
+        <w:t xml:space="preserve"> 13 </w:t>
+      </w:r>
+      <w:proofErr w:type="spellStart"/>
+      <w:r>
+        <w:t>Декември</w:t>
+      </w:r>
+      <w:proofErr w:type="spellEnd"/>
+      <w:r>
+        <w:t xml:space="preserve"> 2018г.</w:t>
+      </w:r>
+    </w:p>
+    <w:p>
+      <w:pPr>
+        <w:jc w:val="both"/>
+      </w:pPr>
+      <w:r>
+        <w:t>Croatia</w:t>
+      </w:r>
+    </w:p>
+    <w:p>
+      <w:pPr>
+        <w:jc w:val="both"/>
+      </w:pPr>
+      <w:r>
+        <w:t>NN br. 76/</w:t>
+      </w:r>
+      <w:proofErr w:type="gramStart"/>
+      <w:r>
+        <w:t>2022 ,</w:t>
+      </w:r>
+      <w:proofErr w:type="gramEnd"/>
+      <w:r>
+        <w:t xml:space="preserve"> 14/2024 ZAKON O ELEKTRONIČKIM KOMUNIKACIJAMA - </w:t>
+      </w:r>
+      <w:proofErr w:type="spellStart"/>
+      <w:r>
+        <w:t>neslužbeni</w:t>
+      </w:r>
+      <w:proofErr w:type="spellEnd"/>
+      <w:r>
+        <w:t xml:space="preserve"> </w:t>
+      </w:r>
+      <w:proofErr w:type="spellStart"/>
+      <w:r>
+        <w:t>pročišćeni</w:t>
+      </w:r>
+      <w:proofErr w:type="spellEnd"/>
+      <w:r>
+        <w:t xml:space="preserve"> </w:t>
+      </w:r>
+      <w:proofErr w:type="spellStart"/>
+      <w:r>
+        <w:t>tekst</w:t>
+      </w:r>
+      <w:proofErr w:type="spellEnd"/>
+      <w:r>
+        <w:t xml:space="preserve"> - DIO PRVI GLAVA I. OPĆE ODREDBE</w:t>
+      </w:r>
+    </w:p>
+    <w:p>
+      <w:pPr>
+        <w:jc w:val="both"/>
+      </w:pPr>
+      <w:r>
+        <w:t>Missing:</w:t>
+      </w:r>
+    </w:p>
+    <w:p>
+      <w:pPr>
+        <w:jc w:val="both"/>
+      </w:pPr>
+      <w:hyperlink r:id="rId6" w:history="1">
+        <w:r>
+          <w:rPr>
+            <w:rStyle w:val="Hyperlink"/>
+          </w:rPr>
+          <w:t>https://narodne-novine.nn.hr/eli/sluzbeni/2023/40/720/pdf</w:t>
+        </w:r>
+      </w:hyperlink>
+    </w:p>
+    <w:p>
+      <w:pPr>
+        <w:jc w:val="both"/>
+      </w:pPr>
+      <w:r>
+        <w:t>Cyprus</w:t>
+      </w:r>
+    </w:p>
+    <w:p>
+      <w:pPr>
+        <w:jc w:val="both"/>
+      </w:pPr>
+      <w:r>
+        <w:lastRenderedPageBreak/>
+        <w:t>Ο π</w:t>
+      </w:r>
+      <w:proofErr w:type="spellStart"/>
+      <w:r>
+        <w:t>ερί</w:t>
+      </w:r>
+      <w:proofErr w:type="spellEnd"/>
+      <w:r>
+        <w:t xml:space="preserve"> </w:t>
+      </w:r>
+      <w:proofErr w:type="spellStart"/>
+      <w:r>
+        <w:t>Δι</w:t>
+      </w:r>
+      <w:proofErr w:type="spellEnd"/>
+      <w:r>
+        <w:t xml:space="preserve">αστήματος </w:t>
+      </w:r>
+      <w:proofErr w:type="spellStart"/>
+      <w:r>
+        <w:t>Νόμος</w:t>
+      </w:r>
+      <w:proofErr w:type="spellEnd"/>
+      <w:r>
+        <w:t xml:space="preserve"> </w:t>
+      </w:r>
+      <w:proofErr w:type="spellStart"/>
+      <w:r>
+        <w:t>του</w:t>
+      </w:r>
+      <w:proofErr w:type="spellEnd"/>
+      <w:r>
+        <w:t xml:space="preserve"> 2023 (93(I)/2023)</w:t>
+      </w:r>
+    </w:p>
+    <w:p>
+      <w:pPr>
+        <w:jc w:val="both"/>
+      </w:pPr>
+      <w:r>
+        <w:t xml:space="preserve">Translation in English: </w:t>
+      </w:r>
+    </w:p>
+    <w:p>
+      <w:pPr>
+        <w:jc w:val="both"/>
+      </w:pPr>
+      <w:r>
+        <w:t xml:space="preserve">The Space Law of2023 (English translation) Office of the Law Commissioner Nicosia, </w:t>
+      </w:r>
+      <w:proofErr w:type="gramStart"/>
+      <w:r>
+        <w:t>April,</w:t>
+      </w:r>
+      <w:proofErr w:type="gramEnd"/>
+      <w:r>
+        <w:t xml:space="preserve"> 2024 TEN(A)- L.199 93 (I) of 2023. ISBN 978-9925-623-08-</w:t>
+      </w:r>
+      <w:r>
+        <w:t>2</w:t>
+      </w:r>
+    </w:p>
+    <w:p>
+      <w:pPr>
+        <w:jc w:val="both"/>
+      </w:pPr>
+      <w:r>
+        <w:t>Czechia</w:t>
+      </w:r>
+    </w:p>
+    <w:p>
+      <w:pPr>
+        <w:jc w:val="both"/>
+      </w:pPr>
+      <w:proofErr w:type="spellStart"/>
+      <w:r>
+        <w:t>Sdělení</w:t>
+      </w:r>
+      <w:proofErr w:type="spellEnd"/>
+      <w:r>
+        <w:t xml:space="preserve"> </w:t>
+      </w:r>
+      <w:proofErr w:type="spellStart"/>
+      <w:r>
+        <w:t>Ministerstva</w:t>
+      </w:r>
+      <w:proofErr w:type="spellEnd"/>
+      <w:r>
+        <w:t xml:space="preserve"> </w:t>
+      </w:r>
+      <w:proofErr w:type="spellStart"/>
+      <w:r>
+        <w:t>zahraničních</w:t>
+      </w:r>
+      <w:proofErr w:type="spellEnd"/>
+      <w:r>
+        <w:t xml:space="preserve"> </w:t>
+      </w:r>
+      <w:proofErr w:type="spellStart"/>
+      <w:r>
+        <w:t>věcí</w:t>
+      </w:r>
+      <w:proofErr w:type="spellEnd"/>
+      <w:r>
+        <w:t xml:space="preserve"> č. 93/2009 Sb. m. s.</w:t>
+      </w:r>
+    </w:p>
+    <w:p>
+      <w:pPr>
+        <w:jc w:val="both"/>
+      </w:pPr>
+      <w:proofErr w:type="spellStart"/>
+      <w:r>
+        <w:t>Sdělení</w:t>
+      </w:r>
+      <w:proofErr w:type="spellEnd"/>
+      <w:r>
+        <w:t xml:space="preserve"> </w:t>
+      </w:r>
+      <w:proofErr w:type="spellStart"/>
+      <w:r>
+        <w:t>Ministerstva</w:t>
+      </w:r>
+      <w:proofErr w:type="spellEnd"/>
+      <w:r>
+        <w:t xml:space="preserve"> </w:t>
+      </w:r>
+      <w:proofErr w:type="spellStart"/>
+      <w:r>
+        <w:t>zahraničních</w:t>
+      </w:r>
+      <w:proofErr w:type="spellEnd"/>
+      <w:r>
+        <w:t xml:space="preserve"> </w:t>
+      </w:r>
+      <w:proofErr w:type="spellStart"/>
+      <w:r>
+        <w:t>věcí</w:t>
+      </w:r>
+      <w:proofErr w:type="spellEnd"/>
+      <w:r>
+        <w:t xml:space="preserve"> o </w:t>
+      </w:r>
+      <w:proofErr w:type="spellStart"/>
+      <w:r>
+        <w:t>sjednání</w:t>
+      </w:r>
+      <w:proofErr w:type="spellEnd"/>
+      <w:r>
+        <w:t xml:space="preserve"> </w:t>
+      </w:r>
+      <w:proofErr w:type="spellStart"/>
+      <w:r>
+        <w:t>Dohody</w:t>
+      </w:r>
+      <w:proofErr w:type="spellEnd"/>
+      <w:r>
+        <w:t xml:space="preserve"> </w:t>
+      </w:r>
+      <w:proofErr w:type="spellStart"/>
+      <w:r>
+        <w:t>mezi</w:t>
+      </w:r>
+      <w:proofErr w:type="spellEnd"/>
+      <w:r>
+        <w:t xml:space="preserve"> </w:t>
+      </w:r>
+      <w:proofErr w:type="spellStart"/>
+      <w:r>
+        <w:t>Českou</w:t>
+      </w:r>
+      <w:proofErr w:type="spellEnd"/>
+      <w:r>
+        <w:t xml:space="preserve"> </w:t>
+      </w:r>
+      <w:proofErr w:type="spellStart"/>
+      <w:r>
+        <w:t>republikou</w:t>
+      </w:r>
+      <w:proofErr w:type="spellEnd"/>
+      <w:r>
+        <w:t xml:space="preserve"> a </w:t>
+      </w:r>
+      <w:proofErr w:type="spellStart"/>
+      <w:r>
+        <w:t>Evropskou</w:t>
+      </w:r>
+      <w:proofErr w:type="spellEnd"/>
+      <w:r>
+        <w:t xml:space="preserve"> </w:t>
+      </w:r>
+      <w:proofErr w:type="spellStart"/>
+      <w:r>
+        <w:t>kosmickou</w:t>
+      </w:r>
+      <w:proofErr w:type="spellEnd"/>
+      <w:r>
+        <w:t xml:space="preserve"> </w:t>
+      </w:r>
+      <w:proofErr w:type="spellStart"/>
+      <w:r>
+        <w:t>agenturou</w:t>
+      </w:r>
+      <w:proofErr w:type="spellEnd"/>
+      <w:r>
+        <w:t xml:space="preserve"> o </w:t>
+      </w:r>
+      <w:proofErr w:type="spellStart"/>
+      <w:r>
+        <w:t>přistoupení</w:t>
+      </w:r>
+      <w:proofErr w:type="spellEnd"/>
+      <w:r>
+        <w:t xml:space="preserve"> </w:t>
+      </w:r>
+      <w:proofErr w:type="spellStart"/>
+      <w:r>
+        <w:t>České</w:t>
+      </w:r>
+      <w:proofErr w:type="spellEnd"/>
+      <w:r>
+        <w:t xml:space="preserve"> </w:t>
+      </w:r>
+      <w:proofErr w:type="spellStart"/>
+      <w:r>
+        <w:t>republiky</w:t>
+      </w:r>
+      <w:proofErr w:type="spellEnd"/>
+      <w:r>
+        <w:t xml:space="preserve"> k Úmluvě o </w:t>
+      </w:r>
+      <w:proofErr w:type="spellStart"/>
+      <w:r>
+        <w:t>založení</w:t>
+      </w:r>
+      <w:proofErr w:type="spellEnd"/>
+      <w:r>
+        <w:t xml:space="preserve"> </w:t>
+      </w:r>
+      <w:proofErr w:type="spellStart"/>
+      <w:r>
+        <w:t>Evropské</w:t>
+      </w:r>
+      <w:proofErr w:type="spellEnd"/>
+      <w:r>
+        <w:t xml:space="preserve"> </w:t>
+      </w:r>
+      <w:proofErr w:type="spellStart"/>
+      <w:r>
+        <w:t>kosmické</w:t>
+      </w:r>
+      <w:proofErr w:type="spellEnd"/>
+      <w:r>
+        <w:t xml:space="preserve"> </w:t>
+      </w:r>
+      <w:proofErr w:type="spellStart"/>
+      <w:r>
+        <w:t>agentury</w:t>
+      </w:r>
+      <w:proofErr w:type="spellEnd"/>
+      <w:r>
+        <w:t xml:space="preserve"> a o </w:t>
+      </w:r>
+      <w:proofErr w:type="spellStart"/>
+      <w:r>
+        <w:t>souvisejících</w:t>
+      </w:r>
+      <w:proofErr w:type="spellEnd"/>
+      <w:r>
+        <w:t xml:space="preserve"> </w:t>
+      </w:r>
+      <w:proofErr w:type="spellStart"/>
+      <w:r>
+        <w:t>podmínkách</w:t>
+      </w:r>
+      <w:proofErr w:type="spellEnd"/>
+    </w:p>
+    <w:p>
+      <w:pPr>
+        <w:jc w:val="both"/>
+      </w:pPr>
+      <w:proofErr w:type="spellStart"/>
+      <w:r>
+        <w:t>Vyhlášeno</w:t>
+      </w:r>
+      <w:proofErr w:type="spellEnd"/>
+      <w:r>
+        <w:t xml:space="preserve"> 6. 10. 2009, </w:t>
+      </w:r>
+      <w:proofErr w:type="spellStart"/>
+      <w:r>
+        <w:t>platnost</w:t>
+      </w:r>
+      <w:proofErr w:type="spellEnd"/>
+      <w:r>
+        <w:t xml:space="preserve"> pro ČR (</w:t>
+      </w:r>
+      <w:proofErr w:type="spellStart"/>
+      <w:r>
+        <w:t>nebo</w:t>
+      </w:r>
+      <w:proofErr w:type="spellEnd"/>
+      <w:r>
+        <w:t xml:space="preserve"> </w:t>
+      </w:r>
+      <w:proofErr w:type="spellStart"/>
+      <w:r>
+        <w:t>právní</w:t>
+      </w:r>
+      <w:proofErr w:type="spellEnd"/>
+      <w:r>
+        <w:t xml:space="preserve"> </w:t>
+      </w:r>
+      <w:proofErr w:type="spellStart"/>
+      <w:r>
+        <w:t>předchůdce</w:t>
+      </w:r>
+      <w:proofErr w:type="spellEnd"/>
+      <w:r>
+        <w:t xml:space="preserve">) od 12. 11. 2008, </w:t>
+      </w:r>
+      <w:proofErr w:type="spellStart"/>
+      <w:r>
+        <w:t>částka</w:t>
+      </w:r>
+      <w:proofErr w:type="spellEnd"/>
+      <w:r>
+        <w:t xml:space="preserve"> 36/2009</w:t>
+      </w:r>
+    </w:p>
+    <w:p>
+      <w:pPr>
+        <w:jc w:val="both"/>
+      </w:pPr>
+      <w:r>
+        <w:t>Estonia</w:t>
+      </w:r>
+    </w:p>
+    <w:p>
+      <w:pPr>
+        <w:jc w:val="both"/>
+      </w:pPr>
+      <w:r>
+        <w:t xml:space="preserve">Eesti Vabariigi </w:t>
+      </w:r>
+      <w:proofErr w:type="spellStart"/>
+      <w:r>
+        <w:t>valitsuse</w:t>
+      </w:r>
+      <w:proofErr w:type="spellEnd"/>
+      <w:r>
+        <w:t xml:space="preserve"> </w:t>
+      </w:r>
+      <w:proofErr w:type="spellStart"/>
+      <w:r>
+        <w:t>ja</w:t>
+      </w:r>
+      <w:proofErr w:type="spellEnd"/>
+      <w:r>
+        <w:t xml:space="preserve"> </w:t>
+      </w:r>
+      <w:proofErr w:type="spellStart"/>
+      <w:r>
+        <w:t>Euroopa</w:t>
+      </w:r>
+      <w:proofErr w:type="spellEnd"/>
+      <w:r>
+        <w:t xml:space="preserve"> </w:t>
+      </w:r>
+      <w:proofErr w:type="spellStart"/>
+      <w:r>
+        <w:t>Kosmoseagentuuri</w:t>
+      </w:r>
+      <w:proofErr w:type="spellEnd"/>
+      <w:r>
+        <w:t xml:space="preserve"> </w:t>
+      </w:r>
+      <w:proofErr w:type="spellStart"/>
+      <w:r>
+        <w:t>vaheline</w:t>
+      </w:r>
+      <w:proofErr w:type="spellEnd"/>
+      <w:r>
+        <w:t xml:space="preserve"> Eesti </w:t>
+      </w:r>
+      <w:proofErr w:type="spellStart"/>
+      <w:r>
+        <w:t>ühinemist</w:t>
+      </w:r>
+      <w:proofErr w:type="spellEnd"/>
+      <w:r>
+        <w:t xml:space="preserve"> </w:t>
+      </w:r>
+      <w:proofErr w:type="spellStart"/>
+      <w:r>
+        <w:t>Euroopa</w:t>
+      </w:r>
+      <w:proofErr w:type="spellEnd"/>
+      <w:r>
+        <w:t xml:space="preserve"> </w:t>
+      </w:r>
+      <w:proofErr w:type="spellStart"/>
+      <w:r>
+        <w:t>Kosmoseagentuuri</w:t>
+      </w:r>
+      <w:proofErr w:type="spellEnd"/>
+      <w:r>
+        <w:t xml:space="preserve"> </w:t>
+      </w:r>
+      <w:proofErr w:type="spellStart"/>
+      <w:r>
+        <w:t>asutamise</w:t>
+      </w:r>
+      <w:proofErr w:type="spellEnd"/>
+      <w:r>
+        <w:t xml:space="preserve"> </w:t>
+      </w:r>
+      <w:proofErr w:type="spellStart"/>
+      <w:r>
+        <w:t>konventsiooniga</w:t>
+      </w:r>
+      <w:proofErr w:type="spellEnd"/>
+      <w:r>
+        <w:t xml:space="preserve"> </w:t>
+      </w:r>
+      <w:proofErr w:type="spellStart"/>
+      <w:r>
+        <w:t>käsitlev</w:t>
+      </w:r>
+      <w:proofErr w:type="spellEnd"/>
+      <w:r>
+        <w:t xml:space="preserve"> </w:t>
+      </w:r>
+      <w:proofErr w:type="spellStart"/>
+      <w:r>
+        <w:t>kokkulepe</w:t>
+      </w:r>
+      <w:proofErr w:type="spellEnd"/>
+    </w:p>
+    <w:p>
+      <w:pPr>
+        <w:jc w:val="both"/>
+      </w:pPr>
+      <w:r>
+        <w:t xml:space="preserve">Vastu </w:t>
+      </w:r>
+      <w:proofErr w:type="spellStart"/>
+      <w:r>
+        <w:t>võetud</w:t>
+      </w:r>
+      <w:proofErr w:type="spellEnd"/>
+      <w:r>
+        <w:t xml:space="preserve"> 04.02.2015</w:t>
+      </w:r>
+    </w:p>
+    <w:p>
+      <w:pPr>
+        <w:jc w:val="both"/>
+      </w:pPr>
+      <w:proofErr w:type="spellStart"/>
+      <w:r>
+        <w:t>Euroopa</w:t>
+      </w:r>
+      <w:proofErr w:type="spellEnd"/>
+      <w:r>
+        <w:t xml:space="preserve"> </w:t>
+      </w:r>
+      <w:proofErr w:type="spellStart"/>
+      <w:r>
+        <w:t>Kosmoseagentuuri</w:t>
+      </w:r>
+      <w:proofErr w:type="spellEnd"/>
+      <w:r>
+        <w:t xml:space="preserve"> </w:t>
+      </w:r>
+      <w:proofErr w:type="spellStart"/>
+      <w:r>
+        <w:t>asutamise</w:t>
+      </w:r>
+      <w:proofErr w:type="spellEnd"/>
+      <w:r>
+        <w:t xml:space="preserve"> </w:t>
+      </w:r>
+      <w:proofErr w:type="spellStart"/>
+      <w:r>
+        <w:t>konventsioon</w:t>
+      </w:r>
+      <w:proofErr w:type="spellEnd"/>
+    </w:p>
+    <w:p>
+      <w:pPr>
+        <w:jc w:val="both"/>
+      </w:pPr>
+      <w:r>
+        <w:t xml:space="preserve">Vastu </w:t>
+      </w:r>
+      <w:proofErr w:type="spellStart"/>
+      <w:r>
+        <w:t>võetud</w:t>
+      </w:r>
+      <w:proofErr w:type="spellEnd"/>
+      <w:r>
+        <w:t xml:space="preserve"> 30.05.1975</w:t>
+      </w:r>
+    </w:p>
+    <w:p>
+      <w:pPr>
+        <w:jc w:val="both"/>
+      </w:pPr>
+      <w:hyperlink r:id="rId7" w:history="1">
+        <w:proofErr w:type="spellStart"/>
+        <w:r>
+          <w:rPr>
+            <w:rStyle w:val="Hyperlink"/>
+          </w:rPr>
+          <w:t>Euroopa</w:t>
+        </w:r>
+        <w:proofErr w:type="spellEnd"/>
+        <w:r>
+          <w:rPr>
+            <w:rStyle w:val="Hyperlink"/>
+          </w:rPr>
+          <w:t xml:space="preserve"> </w:t>
+        </w:r>
+        <w:proofErr w:type="spellStart"/>
+        <w:r>
+          <w:rPr>
+            <w:rStyle w:val="Hyperlink"/>
+          </w:rPr>
+          <w:t>Kosmoseagentuuri</w:t>
+        </w:r>
+        <w:proofErr w:type="spellEnd"/>
+        <w:r>
+          <w:rPr>
+            <w:rStyle w:val="Hyperlink"/>
+          </w:rPr>
+          <w:t xml:space="preserve"> </w:t>
+        </w:r>
+        <w:proofErr w:type="spellStart"/>
+        <w:r>
+          <w:rPr>
+            <w:rStyle w:val="Hyperlink"/>
+          </w:rPr>
+          <w:t>asutamise</w:t>
+        </w:r>
+        <w:proofErr w:type="spellEnd"/>
+        <w:r>
+          <w:rPr>
+            <w:rStyle w:val="Hyperlink"/>
+          </w:rPr>
+          <w:t xml:space="preserve"> </w:t>
+        </w:r>
+        <w:proofErr w:type="spellStart"/>
+        <w:r>
+          <w:rPr>
+            <w:rStyle w:val="Hyperlink"/>
+          </w:rPr>
+          <w:t>konventsiooniga</w:t>
+        </w:r>
+        <w:proofErr w:type="spellEnd"/>
+        <w:r>
+          <w:rPr>
+            <w:rStyle w:val="Hyperlink"/>
+          </w:rPr>
+          <w:t xml:space="preserve"> </w:t>
+        </w:r>
+        <w:proofErr w:type="spellStart"/>
+        <w:r>
+          <w:rPr>
+            <w:rStyle w:val="Hyperlink"/>
+          </w:rPr>
+          <w:t>ühinemise</w:t>
+        </w:r>
+        <w:proofErr w:type="spellEnd"/>
+        <w:r>
+          <w:rPr>
+            <w:rStyle w:val="Hyperlink"/>
+          </w:rPr>
+          <w:t xml:space="preserve"> </w:t>
+        </w:r>
+        <w:proofErr w:type="spellStart"/>
+        <w:r>
+          <w:rPr>
+            <w:rStyle w:val="Hyperlink"/>
+          </w:rPr>
+          <w:t>ning</w:t>
+        </w:r>
+        <w:proofErr w:type="spellEnd"/>
+        <w:r>
+          <w:rPr>
+            <w:rStyle w:val="Hyperlink"/>
+          </w:rPr>
+          <w:t xml:space="preserve"> Eesti Vabariigi </w:t>
+        </w:r>
+        <w:proofErr w:type="spellStart"/>
+        <w:r>
+          <w:rPr>
+            <w:rStyle w:val="Hyperlink"/>
+          </w:rPr>
+          <w:t>valitsuse</w:t>
+        </w:r>
+        <w:proofErr w:type="spellEnd"/>
+        <w:r>
+          <w:rPr>
+            <w:rStyle w:val="Hyperlink"/>
+          </w:rPr>
+          <w:t xml:space="preserve"> </w:t>
+        </w:r>
+        <w:proofErr w:type="spellStart"/>
+        <w:r>
+          <w:rPr>
+            <w:rStyle w:val="Hyperlink"/>
+          </w:rPr>
+          <w:t>ja</w:t>
+        </w:r>
+        <w:proofErr w:type="spellEnd"/>
+        <w:r>
+          <w:rPr>
+            <w:rStyle w:val="Hyperlink"/>
+          </w:rPr>
+          <w:t xml:space="preserve"> </w:t>
+        </w:r>
+        <w:proofErr w:type="spellStart"/>
+        <w:r>
+          <w:rPr>
+            <w:rStyle w:val="Hyperlink"/>
+          </w:rPr>
+          <w:t>Euroopa</w:t>
+        </w:r>
+        <w:proofErr w:type="spellEnd"/>
+        <w:r>
+          <w:rPr>
+            <w:rStyle w:val="Hyperlink"/>
+          </w:rPr>
+          <w:t xml:space="preserve"> </w:t>
+        </w:r>
+        <w:proofErr w:type="spellStart"/>
+        <w:r>
+          <w:rPr>
+            <w:rStyle w:val="Hyperlink"/>
+          </w:rPr>
+          <w:t>Kosmoseagentuuri</w:t>
+        </w:r>
+        <w:proofErr w:type="spellEnd"/>
+        <w:r>
+          <w:rPr>
+            <w:rStyle w:val="Hyperlink"/>
+          </w:rPr>
+          <w:t xml:space="preserve"> </w:t>
+        </w:r>
+        <w:proofErr w:type="spellStart"/>
+        <w:r>
+          <w:rPr>
+            <w:rStyle w:val="Hyperlink"/>
+          </w:rPr>
+          <w:t>vahelise</w:t>
+        </w:r>
+        <w:proofErr w:type="spellEnd"/>
+        <w:r>
+          <w:rPr>
+            <w:rStyle w:val="Hyperlink"/>
+          </w:rPr>
+          <w:t xml:space="preserve"> Eesti </w:t>
+        </w:r>
+        <w:proofErr w:type="spellStart"/>
+        <w:r>
+          <w:rPr>
+            <w:rStyle w:val="Hyperlink"/>
+          </w:rPr>
+          <w:t>ühinemist</w:t>
+        </w:r>
+        <w:proofErr w:type="spellEnd"/>
+        <w:r>
+          <w:rPr>
+            <w:rStyle w:val="Hyperlink"/>
+          </w:rPr>
+          <w:t xml:space="preserve"> </w:t>
+        </w:r>
+        <w:proofErr w:type="spellStart"/>
+        <w:r>
+          <w:rPr>
+            <w:rStyle w:val="Hyperlink"/>
+          </w:rPr>
+          <w:t>Euroopa</w:t>
+        </w:r>
+        <w:proofErr w:type="spellEnd"/>
+        <w:r>
+          <w:rPr>
+            <w:rStyle w:val="Hyperlink"/>
+          </w:rPr>
+          <w:t xml:space="preserve"> </w:t>
+        </w:r>
+        <w:proofErr w:type="spellStart"/>
+        <w:r>
+          <w:rPr>
+            <w:rStyle w:val="Hyperlink"/>
+          </w:rPr>
+          <w:t>Kosmoseagentuuri</w:t>
+        </w:r>
+        <w:proofErr w:type="spellEnd"/>
+        <w:r>
+          <w:rPr>
+            <w:rStyle w:val="Hyperlink"/>
+          </w:rPr>
+          <w:t xml:space="preserve"> </w:t>
+        </w:r>
+        <w:proofErr w:type="spellStart"/>
+        <w:r>
+          <w:rPr>
+            <w:rStyle w:val="Hyperlink"/>
+          </w:rPr>
+          <w:t>asutamise</w:t>
+        </w:r>
+        <w:proofErr w:type="spellEnd"/>
+        <w:r>
+          <w:rPr>
+            <w:rStyle w:val="Hyperlink"/>
+          </w:rPr>
+          <w:t xml:space="preserve"> </w:t>
+        </w:r>
+        <w:proofErr w:type="spellStart"/>
+        <w:r>
+          <w:rPr>
+            <w:rStyle w:val="Hyperlink"/>
+          </w:rPr>
+          <w:t>konventsiooniga</w:t>
+        </w:r>
+        <w:proofErr w:type="spellEnd"/>
+        <w:r>
+          <w:rPr>
+            <w:rStyle w:val="Hyperlink"/>
+          </w:rPr>
+          <w:t xml:space="preserve"> </w:t>
+        </w:r>
+        <w:proofErr w:type="spellStart"/>
+        <w:r>
+          <w:rPr>
+            <w:rStyle w:val="Hyperlink"/>
+          </w:rPr>
+          <w:t>käsitleva</w:t>
+        </w:r>
+        <w:proofErr w:type="spellEnd"/>
+        <w:r>
+          <w:rPr>
+            <w:rStyle w:val="Hyperlink"/>
+          </w:rPr>
+          <w:t xml:space="preserve"> </w:t>
+        </w:r>
+        <w:proofErr w:type="spellStart"/>
+        <w:r>
+          <w:rPr>
+            <w:rStyle w:val="Hyperlink"/>
+          </w:rPr>
+          <w:t>kokkuleppe</w:t>
+        </w:r>
+        <w:proofErr w:type="spellEnd"/>
+        <w:r>
+          <w:rPr>
+            <w:rStyle w:val="Hyperlink"/>
+          </w:rPr>
+          <w:t xml:space="preserve"> </w:t>
+        </w:r>
+        <w:proofErr w:type="spellStart"/>
+        <w:r>
+          <w:rPr>
+            <w:rStyle w:val="Hyperlink"/>
+          </w:rPr>
+          <w:t>ratifitseerimise</w:t>
+        </w:r>
+        <w:proofErr w:type="spellEnd"/>
+        <w:r>
+          <w:rPr>
+            <w:rStyle w:val="Hyperlink"/>
+          </w:rPr>
+          <w:t xml:space="preserve"> </w:t>
+        </w:r>
+        <w:proofErr w:type="spellStart"/>
+        <w:r>
+          <w:rPr>
+            <w:rStyle w:val="Hyperlink"/>
+          </w:rPr>
+          <w:t>ning</w:t>
+        </w:r>
+        <w:proofErr w:type="spellEnd"/>
+        <w:r>
+          <w:rPr>
+            <w:rStyle w:val="Hyperlink"/>
+          </w:rPr>
+          <w:t xml:space="preserve"> Eesti Vabariigi </w:t>
+        </w:r>
+        <w:proofErr w:type="spellStart"/>
+        <w:r>
+          <w:rPr>
+            <w:rStyle w:val="Hyperlink"/>
+          </w:rPr>
+          <w:t>ja</w:t>
+        </w:r>
+        <w:proofErr w:type="spellEnd"/>
+        <w:r>
+          <w:rPr>
+            <w:rStyle w:val="Hyperlink"/>
+          </w:rPr>
+          <w:t xml:space="preserve"> </w:t>
+        </w:r>
+        <w:proofErr w:type="spellStart"/>
+        <w:r>
+          <w:rPr>
+            <w:rStyle w:val="Hyperlink"/>
+          </w:rPr>
+          <w:t>Euroopa</w:t>
+        </w:r>
+        <w:proofErr w:type="spellEnd"/>
+        <w:r>
+          <w:rPr>
+            <w:rStyle w:val="Hyperlink"/>
+          </w:rPr>
+          <w:t xml:space="preserve"> </w:t>
+        </w:r>
+        <w:proofErr w:type="spellStart"/>
+        <w:r>
+          <w:rPr>
+            <w:rStyle w:val="Hyperlink"/>
+          </w:rPr>
+          <w:t>Kosmoseagentuuri</w:t>
+        </w:r>
+        <w:proofErr w:type="spellEnd"/>
+        <w:r>
+          <w:rPr>
+            <w:rStyle w:val="Hyperlink"/>
+          </w:rPr>
+          <w:t xml:space="preserve"> </w:t>
+        </w:r>
+        <w:proofErr w:type="spellStart"/>
+        <w:r>
+          <w:rPr>
+            <w:rStyle w:val="Hyperlink"/>
+          </w:rPr>
+          <w:t>vahelise</w:t>
+        </w:r>
+        <w:proofErr w:type="spellEnd"/>
+        <w:r>
+          <w:rPr>
+            <w:rStyle w:val="Hyperlink"/>
+          </w:rPr>
+          <w:t xml:space="preserve"> </w:t>
+        </w:r>
+        <w:proofErr w:type="spellStart"/>
+        <w:r>
+          <w:rPr>
+            <w:rStyle w:val="Hyperlink"/>
+          </w:rPr>
+          <w:t>Euroopa</w:t>
+        </w:r>
+        <w:proofErr w:type="spellEnd"/>
+        <w:r>
+          <w:rPr>
+            <w:rStyle w:val="Hyperlink"/>
+          </w:rPr>
+          <w:t xml:space="preserve"> </w:t>
+        </w:r>
+        <w:proofErr w:type="spellStart"/>
+        <w:r>
+          <w:rPr>
+            <w:rStyle w:val="Hyperlink"/>
+          </w:rPr>
+          <w:t>koostööriigi</w:t>
+        </w:r>
+        <w:proofErr w:type="spellEnd"/>
+        <w:r>
+          <w:rPr>
+            <w:rStyle w:val="Hyperlink"/>
+          </w:rPr>
+          <w:t xml:space="preserve"> </w:t>
+        </w:r>
+        <w:proofErr w:type="spellStart"/>
+        <w:r>
+          <w:rPr>
+            <w:rStyle w:val="Hyperlink"/>
+          </w:rPr>
+          <w:t>kokkuleppe</w:t>
+        </w:r>
+        <w:proofErr w:type="spellEnd"/>
+        <w:r>
+          <w:rPr>
+            <w:rStyle w:val="Hyperlink"/>
+          </w:rPr>
+          <w:t xml:space="preserve"> </w:t>
+        </w:r>
+        <w:proofErr w:type="spellStart"/>
+        <w:r>
+          <w:rPr>
+            <w:rStyle w:val="Hyperlink"/>
+          </w:rPr>
+          <w:t>ratifitseerimise</w:t>
+        </w:r>
+        <w:proofErr w:type="spellEnd"/>
+        <w:r>
+          <w:rPr>
+            <w:rStyle w:val="Hyperlink"/>
+          </w:rPr>
+          <w:t xml:space="preserve"> </w:t>
+        </w:r>
+        <w:proofErr w:type="spellStart"/>
+        <w:r>
+          <w:rPr>
+            <w:rStyle w:val="Hyperlink"/>
+          </w:rPr>
+          <w:t>seaduse</w:t>
+        </w:r>
+        <w:proofErr w:type="spellEnd"/>
+        <w:r>
+          <w:rPr>
+            <w:rStyle w:val="Hyperlink"/>
+          </w:rPr>
+          <w:t xml:space="preserve"> </w:t>
+        </w:r>
+        <w:proofErr w:type="spellStart"/>
+        <w:r>
+          <w:rPr>
+            <w:rStyle w:val="Hyperlink"/>
+          </w:rPr>
+          <w:t>kehtetuks</w:t>
+        </w:r>
+        <w:proofErr w:type="spellEnd"/>
+        <w:r>
+          <w:rPr>
+            <w:rStyle w:val="Hyperlink"/>
+          </w:rPr>
+          <w:t xml:space="preserve"> </w:t>
+        </w:r>
+        <w:proofErr w:type="spellStart"/>
+        <w:r>
+          <w:rPr>
+            <w:rStyle w:val="Hyperlink"/>
+          </w:rPr>
+          <w:t>tunnistamise</w:t>
+        </w:r>
+        <w:proofErr w:type="spellEnd"/>
+        <w:r>
+          <w:rPr>
+            <w:rStyle w:val="Hyperlink"/>
+          </w:rPr>
+          <w:t xml:space="preserve"> </w:t>
+        </w:r>
+        <w:proofErr w:type="spellStart"/>
+        <w:r>
+          <w:rPr>
+            <w:rStyle w:val="Hyperlink"/>
+          </w:rPr>
+          <w:t>seadus</w:t>
+        </w:r>
+        <w:proofErr w:type="spellEnd"/>
+      </w:hyperlink>
+    </w:p>
+    <w:p>
+      <w:pPr>
+        <w:jc w:val="both"/>
+      </w:pPr>
+      <w:hyperlink r:id="rId8" w:history="1">
+        <w:r>
+          <w:rPr>
+            <w:rStyle w:val="Hyperlink"/>
+          </w:rPr>
+          <w:t xml:space="preserve">Eesti Vabariigi </w:t>
+        </w:r>
+        <w:proofErr w:type="spellStart"/>
+        <w:r>
+          <w:rPr>
+            <w:rStyle w:val="Hyperlink"/>
+          </w:rPr>
+          <w:t>valitsuse</w:t>
+        </w:r>
+        <w:proofErr w:type="spellEnd"/>
+        <w:r>
+          <w:rPr>
+            <w:rStyle w:val="Hyperlink"/>
+          </w:rPr>
+          <w:t xml:space="preserve"> </w:t>
+        </w:r>
+        <w:proofErr w:type="spellStart"/>
+        <w:r>
+          <w:rPr>
+            <w:rStyle w:val="Hyperlink"/>
+          </w:rPr>
+          <w:t>ja</w:t>
+        </w:r>
+        <w:proofErr w:type="spellEnd"/>
+        <w:r>
+          <w:rPr>
+            <w:rStyle w:val="Hyperlink"/>
+          </w:rPr>
+          <w:t xml:space="preserve"> </w:t>
+        </w:r>
+        <w:proofErr w:type="spellStart"/>
+        <w:r>
+          <w:rPr>
+            <w:rStyle w:val="Hyperlink"/>
+          </w:rPr>
+          <w:t>Euroopa</w:t>
+        </w:r>
+        <w:proofErr w:type="spellEnd"/>
+        <w:r>
+          <w:rPr>
+            <w:rStyle w:val="Hyperlink"/>
+          </w:rPr>
+          <w:t xml:space="preserve"> </w:t>
+        </w:r>
+        <w:proofErr w:type="spellStart"/>
+        <w:r>
+          <w:rPr>
+            <w:rStyle w:val="Hyperlink"/>
+          </w:rPr>
+          <w:t>Kosmoseagentuuri</w:t>
+        </w:r>
+        <w:proofErr w:type="spellEnd"/>
+        <w:r>
+          <w:rPr>
+            <w:rStyle w:val="Hyperlink"/>
+          </w:rPr>
+          <w:t xml:space="preserve"> </w:t>
+        </w:r>
+        <w:proofErr w:type="spellStart"/>
+        <w:r>
+          <w:rPr>
+            <w:rStyle w:val="Hyperlink"/>
+          </w:rPr>
+          <w:t>vaheline</w:t>
+        </w:r>
+        <w:proofErr w:type="spellEnd"/>
+        <w:r>
+          <w:rPr>
+            <w:rStyle w:val="Hyperlink"/>
+          </w:rPr>
+          <w:t xml:space="preserve"> Eesti </w:t>
+        </w:r>
+        <w:proofErr w:type="spellStart"/>
+        <w:r>
+          <w:rPr>
+            <w:rStyle w:val="Hyperlink"/>
+          </w:rPr>
+          <w:t>ühinemist</w:t>
+        </w:r>
+        <w:proofErr w:type="spellEnd"/>
+        <w:r>
+          <w:rPr>
+            <w:rStyle w:val="Hyperlink"/>
+          </w:rPr>
+          <w:t xml:space="preserve"> </w:t>
+        </w:r>
+        <w:proofErr w:type="spellStart"/>
+        <w:r>
+          <w:rPr>
+            <w:rStyle w:val="Hyperlink"/>
+          </w:rPr>
+          <w:t>Euroopa</w:t>
+        </w:r>
+        <w:proofErr w:type="spellEnd"/>
+        <w:r>
+          <w:rPr>
+            <w:rStyle w:val="Hyperlink"/>
+          </w:rPr>
+          <w:t xml:space="preserve"> </w:t>
+        </w:r>
+        <w:proofErr w:type="spellStart"/>
+        <w:r>
+          <w:rPr>
+            <w:rStyle w:val="Hyperlink"/>
+          </w:rPr>
+          <w:t>Kosmoseagentuuri</w:t>
+        </w:r>
+        <w:proofErr w:type="spellEnd"/>
+        <w:r>
+          <w:rPr>
+            <w:rStyle w:val="Hyperlink"/>
+          </w:rPr>
+          <w:t xml:space="preserve"> </w:t>
+        </w:r>
+        <w:proofErr w:type="spellStart"/>
+        <w:r>
+          <w:rPr>
+            <w:rStyle w:val="Hyperlink"/>
+          </w:rPr>
+          <w:t>asutamise</w:t>
+        </w:r>
+        <w:proofErr w:type="spellEnd"/>
+        <w:r>
+          <w:rPr>
+            <w:rStyle w:val="Hyperlink"/>
+          </w:rPr>
+          <w:t xml:space="preserve"> </w:t>
+        </w:r>
+        <w:proofErr w:type="spellStart"/>
+        <w:r>
+          <w:rPr>
+            <w:rStyle w:val="Hyperlink"/>
+          </w:rPr>
+          <w:t>konventsiooniga</w:t>
+        </w:r>
+        <w:proofErr w:type="spellEnd"/>
+        <w:r>
+          <w:rPr>
+            <w:rStyle w:val="Hyperlink"/>
+          </w:rPr>
+          <w:t xml:space="preserve"> </w:t>
+        </w:r>
+        <w:proofErr w:type="spellStart"/>
+        <w:r>
+          <w:rPr>
+            <w:rStyle w:val="Hyperlink"/>
+          </w:rPr>
+          <w:t>käsitlev</w:t>
+        </w:r>
+        <w:proofErr w:type="spellEnd"/>
+        <w:r>
+          <w:rPr>
+            <w:rStyle w:val="Hyperlink"/>
+          </w:rPr>
+          <w:t xml:space="preserve"> </w:t>
+        </w:r>
+        <w:proofErr w:type="spellStart"/>
+        <w:r>
+          <w:rPr>
+            <w:rStyle w:val="Hyperlink"/>
+          </w:rPr>
+          <w:t>kokkulepe</w:t>
+        </w:r>
+        <w:proofErr w:type="spellEnd"/>
+      </w:hyperlink>
+    </w:p>
+    <w:p>
+      <w:pPr>
+        <w:jc w:val="both"/>
+      </w:pPr>
+      <w:hyperlink r:id="rId9" w:history="1">
+        <w:proofErr w:type="spellStart"/>
+        <w:r>
+          <w:rPr>
+            <w:rStyle w:val="Hyperlink"/>
+          </w:rPr>
+          <w:t>Välisministeeriumi</w:t>
+        </w:r>
+        <w:proofErr w:type="spellEnd"/>
+        <w:r>
+          <w:rPr>
+            <w:rStyle w:val="Hyperlink"/>
+          </w:rPr>
+          <w:t xml:space="preserve"> </w:t>
+        </w:r>
+        <w:proofErr w:type="spellStart"/>
+        <w:r>
+          <w:rPr>
+            <w:rStyle w:val="Hyperlink"/>
+          </w:rPr>
+          <w:t>teadaanne</w:t>
+        </w:r>
+        <w:proofErr w:type="spellEnd"/>
+        <w:r>
+          <w:rPr>
+            <w:rStyle w:val="Hyperlink"/>
+          </w:rPr>
+          <w:t xml:space="preserve"> </w:t>
+        </w:r>
+        <w:proofErr w:type="spellStart"/>
+        <w:r>
+          <w:rPr>
+            <w:rStyle w:val="Hyperlink"/>
+          </w:rPr>
+          <w:t>välislepingu</w:t>
+        </w:r>
+        <w:proofErr w:type="spellEnd"/>
+        <w:r>
+          <w:rPr>
+            <w:rStyle w:val="Hyperlink"/>
+          </w:rPr>
+          <w:t xml:space="preserve"> </w:t>
+        </w:r>
+        <w:proofErr w:type="spellStart"/>
+        <w:r>
+          <w:rPr>
+            <w:rStyle w:val="Hyperlink"/>
+          </w:rPr>
+          <w:t>jõustumise</w:t>
+        </w:r>
+        <w:proofErr w:type="spellEnd"/>
+        <w:r>
+          <w:rPr>
+            <w:rStyle w:val="Hyperlink"/>
+          </w:rPr>
+          <w:t xml:space="preserve"> </w:t>
+        </w:r>
+        <w:proofErr w:type="spellStart"/>
+        <w:r>
+          <w:rPr>
+            <w:rStyle w:val="Hyperlink"/>
+          </w:rPr>
+          <w:t>kohta</w:t>
+        </w:r>
+        <w:proofErr w:type="spellEnd"/>
+      </w:hyperlink>
+    </w:p>
+    <w:p>
+      <w:pPr>
+        <w:jc w:val="both"/>
+      </w:pPr>
+      <w:r>
+        <w:t xml:space="preserve"> </w:t>
+      </w:r>
+      <w:proofErr w:type="spellStart"/>
+      <w:r>
+        <w:t>Euroopa</w:t>
+      </w:r>
+      <w:proofErr w:type="spellEnd"/>
+      <w:r>
+        <w:t xml:space="preserve"> </w:t>
+      </w:r>
+      <w:proofErr w:type="spellStart"/>
+      <w:r>
+        <w:t>Kosmoseagentuuri</w:t>
+      </w:r>
+      <w:proofErr w:type="spellEnd"/>
+      <w:r>
+        <w:t xml:space="preserve"> </w:t>
+      </w:r>
+      <w:proofErr w:type="spellStart"/>
+      <w:r>
+        <w:t>asutamise</w:t>
+      </w:r>
+      <w:proofErr w:type="spellEnd"/>
+      <w:r>
+        <w:t xml:space="preserve"> </w:t>
+      </w:r>
+      <w:proofErr w:type="spellStart"/>
+      <w:r>
+        <w:t>konventsiooniga</w:t>
+      </w:r>
+      <w:proofErr w:type="spellEnd"/>
+      <w:r>
+        <w:t xml:space="preserve"> </w:t>
+      </w:r>
+      <w:proofErr w:type="spellStart"/>
+      <w:r>
+        <w:t>ühinemise</w:t>
+      </w:r>
+      <w:proofErr w:type="spellEnd"/>
+      <w:r>
+        <w:t xml:space="preserve"> </w:t>
+      </w:r>
+      <w:proofErr w:type="spellStart"/>
+      <w:r>
+        <w:t>ning</w:t>
+      </w:r>
+      <w:proofErr w:type="spellEnd"/>
+      <w:r>
+        <w:t xml:space="preserve"> Eesti Vabariigi </w:t>
+      </w:r>
+      <w:proofErr w:type="spellStart"/>
+      <w:r>
+        <w:t>valitsuse</w:t>
+      </w:r>
+      <w:proofErr w:type="spellEnd"/>
+      <w:r>
+        <w:t xml:space="preserve"> </w:t>
+      </w:r>
+      <w:proofErr w:type="spellStart"/>
+      <w:r>
+        <w:t>ja</w:t>
+      </w:r>
+      <w:proofErr w:type="spellEnd"/>
+      <w:r>
+        <w:t xml:space="preserve"> </w:t>
+      </w:r>
+      <w:proofErr w:type="spellStart"/>
+      <w:r>
+        <w:t>Euroopa</w:t>
+      </w:r>
+      <w:proofErr w:type="spellEnd"/>
+      <w:r>
+        <w:t xml:space="preserve"> </w:t>
+      </w:r>
+      <w:proofErr w:type="spellStart"/>
+      <w:r>
+        <w:t>Kosmoseagentuuri</w:t>
+      </w:r>
+      <w:proofErr w:type="spellEnd"/>
+      <w:r>
+        <w:t xml:space="preserve"> </w:t>
+      </w:r>
+      <w:proofErr w:type="spellStart"/>
+      <w:r>
+        <w:t>vahelise</w:t>
+      </w:r>
+      <w:proofErr w:type="spellEnd"/>
+      <w:r>
+        <w:t xml:space="preserve"> Eesti </w:t>
+      </w:r>
+      <w:proofErr w:type="spellStart"/>
+      <w:r>
+        <w:t>ühinemist</w:t>
+      </w:r>
+      <w:proofErr w:type="spellEnd"/>
+      <w:r>
+        <w:t xml:space="preserve"> </w:t>
+      </w:r>
+      <w:proofErr w:type="spellStart"/>
+      <w:r>
+        <w:t>Euroopa</w:t>
+      </w:r>
+      <w:proofErr w:type="spellEnd"/>
+      <w:r>
+        <w:t xml:space="preserve"> </w:t>
+      </w:r>
+      <w:proofErr w:type="spellStart"/>
+      <w:r>
+        <w:t>Kosmoseagentuuri</w:t>
+      </w:r>
+      <w:proofErr w:type="spellEnd"/>
+      <w:r>
+        <w:t xml:space="preserve"> </w:t>
+      </w:r>
+      <w:proofErr w:type="spellStart"/>
+      <w:r>
+        <w:t>asutamise</w:t>
+      </w:r>
+      <w:proofErr w:type="spellEnd"/>
+      <w:r>
+        <w:t xml:space="preserve"> </w:t>
+      </w:r>
+      <w:proofErr w:type="spellStart"/>
+      <w:r>
+        <w:t>konventsiooniga</w:t>
+      </w:r>
+      <w:proofErr w:type="spellEnd"/>
+      <w:r>
+        <w:t xml:space="preserve"> </w:t>
+      </w:r>
+      <w:proofErr w:type="spellStart"/>
+      <w:r>
+        <w:t>käsitleva</w:t>
+      </w:r>
+      <w:proofErr w:type="spellEnd"/>
+      <w:r>
+        <w:t xml:space="preserve"> </w:t>
+      </w:r>
+      <w:proofErr w:type="spellStart"/>
+      <w:r>
+        <w:t>kokkuleppe</w:t>
+      </w:r>
+      <w:proofErr w:type="spellEnd"/>
+      <w:r>
+        <w:t xml:space="preserve"> </w:t>
+      </w:r>
+      <w:proofErr w:type="spellStart"/>
+      <w:r>
+        <w:t>ratifitseerimise</w:t>
+      </w:r>
+      <w:proofErr w:type="spellEnd"/>
+      <w:r>
+        <w:t xml:space="preserve"> </w:t>
+      </w:r>
+      <w:proofErr w:type="spellStart"/>
+      <w:r>
+        <w:t>ning</w:t>
+      </w:r>
+      <w:proofErr w:type="spellEnd"/>
+      <w:r>
+        <w:t xml:space="preserve"> Eesti Vabariigi </w:t>
+      </w:r>
+      <w:proofErr w:type="spellStart"/>
+      <w:r>
+        <w:t>ja</w:t>
+      </w:r>
+      <w:proofErr w:type="spellEnd"/>
+      <w:r>
+        <w:t xml:space="preserve"> </w:t>
+      </w:r>
+      <w:proofErr w:type="spellStart"/>
+      <w:r>
+        <w:t>Euroopa</w:t>
+      </w:r>
+      <w:proofErr w:type="spellEnd"/>
+      <w:r>
+        <w:t xml:space="preserve"> </w:t>
+      </w:r>
+      <w:proofErr w:type="spellStart"/>
+      <w:r>
+        <w:t>Kosmoseagentuuri</w:t>
+      </w:r>
+      <w:proofErr w:type="spellEnd"/>
+      <w:r>
+        <w:t xml:space="preserve"> </w:t>
+      </w:r>
+      <w:proofErr w:type="spellStart"/>
+      <w:r>
+        <w:t>vahelise</w:t>
+      </w:r>
+      <w:proofErr w:type="spellEnd"/>
+      <w:r>
+        <w:t xml:space="preserve"> </w:t>
+      </w:r>
+      <w:proofErr w:type="spellStart"/>
+      <w:r>
+        <w:t>Euroopa</w:t>
+      </w:r>
+      <w:proofErr w:type="spellEnd"/>
+      <w:r>
+        <w:t xml:space="preserve"> </w:t>
+      </w:r>
+      <w:proofErr w:type="spellStart"/>
+      <w:r>
+        <w:t>koostööriigi</w:t>
+      </w:r>
+      <w:proofErr w:type="spellEnd"/>
+      <w:r>
+        <w:t xml:space="preserve"> </w:t>
+      </w:r>
+      <w:proofErr w:type="spellStart"/>
+      <w:r>
+        <w:t>kokkuleppe</w:t>
+      </w:r>
+      <w:proofErr w:type="spellEnd"/>
+      <w:r>
+        <w:t xml:space="preserve"> </w:t>
+      </w:r>
+      <w:proofErr w:type="spellStart"/>
+      <w:r>
+        <w:t>ratifitseerimise</w:t>
+      </w:r>
+      <w:proofErr w:type="spellEnd"/>
+      <w:r>
+        <w:t xml:space="preserve"> </w:t>
+      </w:r>
+      <w:proofErr w:type="spellStart"/>
+      <w:r>
+        <w:t>seaduse</w:t>
+      </w:r>
+      <w:proofErr w:type="spellEnd"/>
+      <w:r>
+        <w:t xml:space="preserve"> </w:t>
+      </w:r>
+      <w:proofErr w:type="spellStart"/>
+      <w:r>
+        <w:t>kehtetuks</w:t>
+      </w:r>
+      <w:proofErr w:type="spellEnd"/>
+      <w:r>
+        <w:t xml:space="preserve"> </w:t>
+      </w:r>
+      <w:proofErr w:type="spellStart"/>
+      <w:r>
+        <w:t>tunnistamise</w:t>
+      </w:r>
+      <w:proofErr w:type="spellEnd"/>
+      <w:r>
+        <w:t xml:space="preserve"> </w:t>
+      </w:r>
+      <w:proofErr w:type="spellStart"/>
+      <w:r>
+        <w:t>seadus</w:t>
+      </w:r>
+      <w:proofErr w:type="spellEnd"/>
+    </w:p>
+    <w:p>
+      <w:pPr>
+        <w:jc w:val="both"/>
+      </w:pPr>
+      <w:r>
+        <w:t xml:space="preserve">Vastu </w:t>
+      </w:r>
+      <w:proofErr w:type="spellStart"/>
+      <w:r>
+        <w:t>võetud</w:t>
+      </w:r>
+      <w:proofErr w:type="spellEnd"/>
+      <w:r>
+        <w:t xml:space="preserve"> 10.06.2015</w:t>
+      </w:r>
+    </w:p>
+    <w:p>
+      <w:pPr>
+        <w:jc w:val="both"/>
+      </w:pPr>
+      <w:r>
+        <w:t>France</w:t>
+      </w:r>
+    </w:p>
+    <w:p>
+      <w:pPr>
+        <w:jc w:val="both"/>
+      </w:pPr>
+      <w:r>
+        <w:lastRenderedPageBreak/>
+        <w:t xml:space="preserve">LOIS LOI no 2008-518 du 3 </w:t>
+      </w:r>
+      <w:proofErr w:type="spellStart"/>
+      <w:r>
+        <w:t>juin</w:t>
+      </w:r>
+      <w:proofErr w:type="spellEnd"/>
+      <w:r>
+        <w:t xml:space="preserve"> 2008 relative aux </w:t>
+      </w:r>
+      <w:proofErr w:type="spellStart"/>
+      <w:r>
+        <w:t>opérations</w:t>
+      </w:r>
+      <w:proofErr w:type="spellEnd"/>
+      <w:r>
+        <w:t xml:space="preserve"> </w:t>
+      </w:r>
+      <w:proofErr w:type="spellStart"/>
+      <w:r>
+        <w:t>spatiales</w:t>
+      </w:r>
+      <w:proofErr w:type="spellEnd"/>
+      <w:r>
+        <w:t xml:space="preserve"> (1) NOR: ESRX0700048L</w:t>
+      </w:r>
+    </w:p>
+    <w:p>
+      <w:pPr>
+        <w:jc w:val="both"/>
+      </w:pPr>
+      <w:proofErr w:type="spellStart"/>
+      <w:r>
+        <w:t>Décrets</w:t>
+      </w:r>
+      <w:proofErr w:type="spellEnd"/>
+      <w:r>
+        <w:t xml:space="preserve">, </w:t>
+      </w:r>
+      <w:proofErr w:type="spellStart"/>
+      <w:r>
+        <w:t>arrêtés</w:t>
+      </w:r>
+      <w:proofErr w:type="spellEnd"/>
+      <w:r>
+        <w:t xml:space="preserve">, </w:t>
+      </w:r>
+      <w:proofErr w:type="spellStart"/>
+      <w:r>
+        <w:t>circulaires</w:t>
+      </w:r>
+      <w:proofErr w:type="spellEnd"/>
+      <w:r>
+        <w:t xml:space="preserve"> TEXTES GÉNÉRAUX MINISTÈRE DE L’ENSEIGNEMENT SUPÉRIEUR ET DE LA RECHERCHE </w:t>
+      </w:r>
+      <w:proofErr w:type="spellStart"/>
+      <w:r>
+        <w:t>Décret</w:t>
+      </w:r>
+      <w:proofErr w:type="spellEnd"/>
+      <w:r>
+        <w:t xml:space="preserve"> no 2009-643 du 9 </w:t>
+      </w:r>
+      <w:proofErr w:type="spellStart"/>
+      <w:r>
+        <w:t>juin</w:t>
+      </w:r>
+      <w:proofErr w:type="spellEnd"/>
+      <w:r>
+        <w:t xml:space="preserve"> 2009 </w:t>
+      </w:r>
+      <w:proofErr w:type="spellStart"/>
+      <w:r>
+        <w:t>relatif</w:t>
+      </w:r>
+      <w:proofErr w:type="spellEnd"/>
+      <w:r>
+        <w:t xml:space="preserve"> aux </w:t>
+      </w:r>
+      <w:proofErr w:type="spellStart"/>
+      <w:r>
+        <w:t>autorisations</w:t>
+      </w:r>
+      <w:proofErr w:type="spellEnd"/>
+      <w:r>
+        <w:t xml:space="preserve"> </w:t>
+      </w:r>
+      <w:proofErr w:type="spellStart"/>
+      <w:r>
+        <w:t>délivrées</w:t>
+      </w:r>
+      <w:proofErr w:type="spellEnd"/>
+      <w:r>
+        <w:t xml:space="preserve"> </w:t>
+      </w:r>
+      <w:proofErr w:type="spellStart"/>
+      <w:r>
+        <w:t>en</w:t>
+      </w:r>
+      <w:proofErr w:type="spellEnd"/>
+      <w:r>
+        <w:t xml:space="preserve"> application de la </w:t>
+      </w:r>
+      <w:proofErr w:type="spellStart"/>
+      <w:r>
+        <w:t>loi</w:t>
+      </w:r>
+      <w:proofErr w:type="spellEnd"/>
+      <w:r>
+        <w:t xml:space="preserve"> no 2008-518 du 3 </w:t>
+      </w:r>
+      <w:proofErr w:type="spellStart"/>
+      <w:r>
+        <w:t>juin</w:t>
+      </w:r>
+      <w:proofErr w:type="spellEnd"/>
+      <w:r>
+        <w:t xml:space="preserve"> 2008 relative aux </w:t>
+      </w:r>
+      <w:proofErr w:type="spellStart"/>
+      <w:r>
+        <w:t>opérations</w:t>
+      </w:r>
+      <w:proofErr w:type="spellEnd"/>
+      <w:r>
+        <w:t xml:space="preserve"> </w:t>
+      </w:r>
+      <w:proofErr w:type="spellStart"/>
+      <w:r>
+        <w:t>spatiales</w:t>
+      </w:r>
+      <w:proofErr w:type="spellEnd"/>
+      <w:r>
+        <w:t xml:space="preserve"> NOR: ESRR0825834D </w:t>
+      </w:r>
+    </w:p>
+    <w:p>
+      <w:pPr>
+        <w:jc w:val="both"/>
+      </w:pPr>
+      <w:proofErr w:type="spellStart"/>
+      <w:r>
+        <w:t>Décrets</w:t>
+      </w:r>
+      <w:proofErr w:type="spellEnd"/>
+      <w:r>
+        <w:t xml:space="preserve">, </w:t>
+      </w:r>
+      <w:proofErr w:type="spellStart"/>
+      <w:r>
+        <w:t>arrêtés</w:t>
+      </w:r>
+      <w:proofErr w:type="spellEnd"/>
+      <w:r>
+        <w:t xml:space="preserve">, </w:t>
+      </w:r>
+      <w:proofErr w:type="spellStart"/>
+      <w:r>
+        <w:t>circulaires</w:t>
+      </w:r>
+      <w:proofErr w:type="spellEnd"/>
+      <w:r>
+        <w:t xml:space="preserve"> TEXTES GÉNÉRAUX MINISTÈRE DE L’ENSEIGNEMENT SUPÉRIEUR ET DE LA RECHERCHE </w:t>
+      </w:r>
+      <w:proofErr w:type="spellStart"/>
+      <w:r>
+        <w:t>Arrêté</w:t>
+      </w:r>
+      <w:proofErr w:type="spellEnd"/>
+      <w:r>
+        <w:t xml:space="preserve"> du 31 mars 2011 </w:t>
+      </w:r>
+      <w:proofErr w:type="spellStart"/>
+      <w:r>
+        <w:t>relatif</w:t>
+      </w:r>
+      <w:proofErr w:type="spellEnd"/>
+      <w:r>
+        <w:t xml:space="preserve"> à la </w:t>
+      </w:r>
+      <w:proofErr w:type="spellStart"/>
+      <w:r>
+        <w:t>réglementation</w:t>
+      </w:r>
+      <w:proofErr w:type="spellEnd"/>
+      <w:r>
+        <w:t xml:space="preserve"> technique </w:t>
+      </w:r>
+      <w:proofErr w:type="spellStart"/>
+      <w:r>
+        <w:t>en</w:t>
+      </w:r>
+      <w:proofErr w:type="spellEnd"/>
+      <w:r>
+        <w:t xml:space="preserve"> application du </w:t>
+      </w:r>
+      <w:proofErr w:type="spellStart"/>
+      <w:r>
+        <w:t>décret</w:t>
+      </w:r>
+      <w:proofErr w:type="spellEnd"/>
+      <w:r>
+        <w:t xml:space="preserve"> no 2009-643 du 9 </w:t>
+      </w:r>
+      <w:proofErr w:type="spellStart"/>
+      <w:r>
+        <w:t>juin</w:t>
+      </w:r>
+      <w:proofErr w:type="spellEnd"/>
+      <w:r>
+        <w:t xml:space="preserve"> 2009 </w:t>
+      </w:r>
+      <w:proofErr w:type="spellStart"/>
+      <w:r>
+        <w:t>relatif</w:t>
+      </w:r>
+      <w:proofErr w:type="spellEnd"/>
+      <w:r>
+        <w:t xml:space="preserve"> aux </w:t>
+      </w:r>
+      <w:proofErr w:type="spellStart"/>
+      <w:r>
+        <w:t>autorisations</w:t>
+      </w:r>
+      <w:proofErr w:type="spellEnd"/>
+      <w:r>
+        <w:t xml:space="preserve"> </w:t>
+      </w:r>
+      <w:proofErr w:type="spellStart"/>
+      <w:r>
+        <w:t>délivrées</w:t>
+      </w:r>
+      <w:proofErr w:type="spellEnd"/>
+      <w:r>
+        <w:t xml:space="preserve"> </w:t>
+      </w:r>
+      <w:proofErr w:type="spellStart"/>
+      <w:r>
+        <w:t>en</w:t>
+      </w:r>
+      <w:proofErr w:type="spellEnd"/>
+      <w:r>
+        <w:t xml:space="preserve"> application de la </w:t>
+      </w:r>
+      <w:proofErr w:type="spellStart"/>
+      <w:r>
+        <w:t>loi</w:t>
+      </w:r>
+      <w:proofErr w:type="spellEnd"/>
+      <w:r>
+        <w:t xml:space="preserve"> no 2008-518 du 3 </w:t>
+      </w:r>
+      <w:proofErr w:type="spellStart"/>
+      <w:r>
+        <w:t>juin</w:t>
+      </w:r>
+      <w:proofErr w:type="spellEnd"/>
+      <w:r>
+        <w:t xml:space="preserve"> 2008 relative aux </w:t>
+      </w:r>
+      <w:proofErr w:type="spellStart"/>
+      <w:r>
+        <w:t>opérations</w:t>
+      </w:r>
+      <w:proofErr w:type="spellEnd"/>
+      <w:r>
+        <w:t xml:space="preserve"> </w:t>
+      </w:r>
+      <w:proofErr w:type="spellStart"/>
+      <w:r>
+        <w:t>spatiales</w:t>
+      </w:r>
+      <w:proofErr w:type="spellEnd"/>
+      <w:r>
+        <w:t xml:space="preserve"> NOR: ESRR1103737A </w:t>
+      </w:r>
+    </w:p>
+    <w:p>
+      <w:pPr>
+        <w:jc w:val="both"/>
+      </w:pPr>
+      <w:proofErr w:type="spellStart"/>
+      <w:r>
+        <w:t>Décrets</w:t>
+      </w:r>
+      <w:proofErr w:type="spellEnd"/>
+      <w:r>
+        <w:t xml:space="preserve">, </w:t>
+      </w:r>
+      <w:proofErr w:type="spellStart"/>
+      <w:r>
+        <w:t>arrêtés</w:t>
+      </w:r>
+      <w:proofErr w:type="spellEnd"/>
+      <w:r>
+        <w:t xml:space="preserve">, </w:t>
+      </w:r>
+      <w:proofErr w:type="spellStart"/>
+      <w:r>
+        <w:t>circulaires</w:t>
+      </w:r>
+      <w:proofErr w:type="spellEnd"/>
+      <w:r>
+        <w:t xml:space="preserve"> TEXTES GÉNÉRAUX MINISTÈRE DE L’ÉCONOMIE, DES FINANCES ET DE LA RELANCE er du </w:t>
+      </w:r>
+      <w:proofErr w:type="spellStart"/>
+      <w:r>
+        <w:t>décret</w:t>
+      </w:r>
+      <w:proofErr w:type="spellEnd"/>
+      <w:r>
+        <w:t xml:space="preserve"> </w:t>
+      </w:r>
+      <w:proofErr w:type="spellStart"/>
+      <w:r>
+        <w:t>n o</w:t>
+      </w:r>
+      <w:proofErr w:type="spellEnd"/>
+      <w:r>
+        <w:t xml:space="preserve"> </w:t>
+      </w:r>
+      <w:proofErr w:type="spellStart"/>
+      <w:r>
+        <w:t>Arrêté</w:t>
+      </w:r>
+      <w:proofErr w:type="spellEnd"/>
+      <w:r>
+        <w:t xml:space="preserve"> du 23 </w:t>
+      </w:r>
+      <w:proofErr w:type="spellStart"/>
+      <w:r>
+        <w:t>février</w:t>
+      </w:r>
+      <w:proofErr w:type="spellEnd"/>
+      <w:r>
+        <w:t xml:space="preserve"> 2022 </w:t>
+      </w:r>
+      <w:proofErr w:type="spellStart"/>
+      <w:r>
+        <w:t>relatif</w:t>
+      </w:r>
+      <w:proofErr w:type="spellEnd"/>
+      <w:r>
+        <w:t xml:space="preserve"> à la composition des trois parties du dossier </w:t>
+      </w:r>
+      <w:proofErr w:type="spellStart"/>
+      <w:r>
+        <w:t>mentionné</w:t>
+      </w:r>
+      <w:proofErr w:type="spellEnd"/>
+      <w:r>
+        <w:t xml:space="preserve"> à </w:t>
+      </w:r>
+      <w:proofErr w:type="spellStart"/>
+      <w:r>
+        <w:t>l’article</w:t>
+      </w:r>
+      <w:proofErr w:type="spellEnd"/>
+      <w:r>
+        <w:t xml:space="preserve"> 1 2009-643 du 9 </w:t>
+      </w:r>
+      <w:proofErr w:type="spellStart"/>
+      <w:r>
+        <w:t>juin</w:t>
+      </w:r>
+      <w:proofErr w:type="spellEnd"/>
+      <w:r>
+        <w:t xml:space="preserve"> 2009 </w:t>
+      </w:r>
+      <w:proofErr w:type="spellStart"/>
+      <w:r>
+        <w:t>relatif</w:t>
+      </w:r>
+      <w:proofErr w:type="spellEnd"/>
+      <w:r>
+        <w:t xml:space="preserve"> aux </w:t>
+      </w:r>
+      <w:proofErr w:type="spellStart"/>
+      <w:r>
+        <w:t>autorisations</w:t>
+      </w:r>
+      <w:proofErr w:type="spellEnd"/>
+      <w:r>
+        <w:t xml:space="preserve"> </w:t>
+      </w:r>
+      <w:proofErr w:type="spellStart"/>
+      <w:r>
+        <w:t>délivrées</w:t>
+      </w:r>
+      <w:proofErr w:type="spellEnd"/>
+      <w:r>
+        <w:t xml:space="preserve"> </w:t>
+      </w:r>
+      <w:proofErr w:type="spellStart"/>
+      <w:r>
+        <w:t>en</w:t>
+      </w:r>
+      <w:proofErr w:type="spellEnd"/>
+      <w:r>
+        <w:t xml:space="preserve"> application de la </w:t>
+      </w:r>
+      <w:proofErr w:type="spellStart"/>
+      <w:r>
+        <w:t>loi</w:t>
+      </w:r>
+      <w:proofErr w:type="spellEnd"/>
+      <w:r>
+        <w:t xml:space="preserve"> n o </w:t>
+      </w:r>
+      <w:proofErr w:type="spellStart"/>
+      <w:r>
+        <w:t>o</w:t>
+      </w:r>
+      <w:proofErr w:type="spellEnd"/>
+      <w:r>
+        <w:t xml:space="preserve"> 2008-518 du 3 </w:t>
+      </w:r>
+      <w:proofErr w:type="spellStart"/>
+      <w:r>
+        <w:t>juin</w:t>
+      </w:r>
+      <w:proofErr w:type="spellEnd"/>
+      <w:r>
+        <w:t xml:space="preserve"> 2008 </w:t>
+      </w:r>
+      <w:proofErr w:type="spellStart"/>
+      <w:r>
+        <w:t>modifiée</w:t>
+      </w:r>
+      <w:proofErr w:type="spellEnd"/>
+      <w:r>
+        <w:t xml:space="preserve"> relative aux </w:t>
+      </w:r>
+      <w:proofErr w:type="spellStart"/>
+      <w:r>
+        <w:t>opérations</w:t>
+      </w:r>
+      <w:proofErr w:type="spellEnd"/>
+      <w:r>
+        <w:t xml:space="preserve"> </w:t>
+      </w:r>
+      <w:proofErr w:type="spellStart"/>
+      <w:r>
+        <w:t>spatiales</w:t>
+      </w:r>
+      <w:proofErr w:type="spellEnd"/>
+    </w:p>
+    <w:p>
+      <w:pPr>
+        <w:jc w:val="both"/>
+      </w:pPr>
+    </w:p>
+    <w:p>
+      <w:pPr>
+        <w:jc w:val="both"/>
+        <w:rPr>
+          <w:lang w:val="it-IT"/>
+        </w:rPr>
+      </w:pPr>
+      <w:r>
+        <w:rPr>
+          <w:lang w:val="it-IT"/>
+        </w:rPr>
+        <w:t>Ordonnance n° 2004-545 du 11 juin 2004 relative à la partie législative du code de la recherche</w:t>
+      </w:r>
+    </w:p>
+    <w:p>
+      <w:pPr>
+        <w:jc w:val="both"/>
+      </w:pPr>
+      <w:r>
+        <w:t>TITRE III</w:t>
+      </w:r>
+      <w:r>
+        <w:br/>
+        <w:t>LES ÉTABLISSEMENTS PUBLICS À CARACTÈRE</w:t>
+      </w:r>
+      <w:r>
+        <w:br/>
+        <w:t>INDUSTRIEL ET COMMERCIAL</w:t>
+      </w:r>
+      <w:r>
+        <w:br/>
+      </w:r>
+      <w:proofErr w:type="spellStart"/>
+      <w:r>
+        <w:t>Chapitre</w:t>
+      </w:r>
+      <w:proofErr w:type="spellEnd"/>
+      <w:r>
+        <w:t xml:space="preserve"> </w:t>
+      </w:r>
+      <w:proofErr w:type="spellStart"/>
+      <w:r>
+        <w:t>Ier</w:t>
+      </w:r>
+      <w:proofErr w:type="spellEnd"/>
+      <w:r>
+        <w:br/>
+        <w:t xml:space="preserve">Centre national </w:t>
+      </w:r>
+      <w:proofErr w:type="spellStart"/>
+      <w:r>
+        <w:t>d'études</w:t>
+      </w:r>
+      <w:proofErr w:type="spellEnd"/>
+      <w:r>
+        <w:t xml:space="preserve"> </w:t>
+      </w:r>
+      <w:proofErr w:type="spellStart"/>
+      <w:r>
+        <w:t>spatiales</w:t>
+      </w:r>
+      <w:proofErr w:type="spellEnd"/>
+      <w:r>
+        <w:t xml:space="preserve"> (CNES)</w:t>
+      </w:r>
+    </w:p>
+    <w:p>
+      <w:pPr>
+        <w:jc w:val="both"/>
+      </w:pPr>
+      <w:r>
+        <w:t>Hungary</w:t>
+      </w:r>
+    </w:p>
+    <w:p>
+      <w:pPr>
+        <w:jc w:val="both"/>
+      </w:pPr>
+      <w:r>
+        <w:t xml:space="preserve">MAGYAR KÖZLÖNY 44. </w:t>
+      </w:r>
+      <w:proofErr w:type="spellStart"/>
+      <w:r>
+        <w:t>szám</w:t>
+      </w:r>
+      <w:proofErr w:type="spellEnd"/>
+      <w:r>
+        <w:t xml:space="preserve"> MAGYARORSZÁG HIVATALOS LAPJA 2015. </w:t>
+      </w:r>
+      <w:proofErr w:type="spellStart"/>
+      <w:r>
+        <w:t>március</w:t>
+      </w:r>
+      <w:proofErr w:type="spellEnd"/>
+      <w:r>
+        <w:t xml:space="preserve"> 31., </w:t>
+      </w:r>
+      <w:proofErr w:type="spellStart"/>
+      <w:r>
+        <w:t>kedd</w:t>
+      </w:r>
+      <w:proofErr w:type="spellEnd"/>
+    </w:p>
+    <w:p>
+      <w:pPr>
+        <w:jc w:val="both"/>
+      </w:pPr>
+      <w:r>
+        <w:t xml:space="preserve">MAGYAR KÖZLÖNY 157. </w:t>
+      </w:r>
+      <w:proofErr w:type="spellStart"/>
+      <w:r>
+        <w:t>szám</w:t>
+      </w:r>
+      <w:proofErr w:type="spellEnd"/>
+      <w:r>
+        <w:t xml:space="preserve"> MAGYARORSZÁG HIVATALOS LAPJA 2015. </w:t>
+      </w:r>
+      <w:proofErr w:type="spellStart"/>
+      <w:r>
+        <w:t>október</w:t>
+      </w:r>
+      <w:proofErr w:type="spellEnd"/>
+      <w:r>
+        <w:t xml:space="preserve"> 21., </w:t>
+      </w:r>
+      <w:proofErr w:type="spellStart"/>
+      <w:r>
+        <w:t>szerda</w:t>
+      </w:r>
+      <w:proofErr w:type="spellEnd"/>
+    </w:p>
+    <w:p>
+      <w:pPr>
+        <w:jc w:val="both"/>
+      </w:pPr>
+      <w:r>
+        <w:t>Ireland</w:t>
+      </w:r>
+    </w:p>
+    <w:p>
+      <w:pPr>
+        <w:jc w:val="both"/>
+      </w:pPr>
+      <w:r>
+        <w:t>S.I. No. 291/1979 - European Space Agency (Designation of Organisation) Order, 1979</w:t>
+      </w:r>
+    </w:p>
+    <w:p>
+      <w:pPr>
+        <w:jc w:val="both"/>
+      </w:pPr>
+      <w:r>
+        <w:t>S.I. No. 324/1976 - European Space Agency (Privileges and Immunities) Order, 1976.</w:t>
+      </w:r>
+    </w:p>
+    <w:p>
+      <w:pPr>
+        <w:jc w:val="both"/>
+      </w:pPr>
+      <w:r>
+        <w:t>Latvia</w:t>
+      </w:r>
+    </w:p>
+    <w:p>
+      <w:pPr>
+        <w:jc w:val="both"/>
+      </w:pPr>
+      <w:r>
+        <w:lastRenderedPageBreak/>
+        <w:t xml:space="preserve">2020. gada 13. </w:t>
+      </w:r>
+      <w:proofErr w:type="spellStart"/>
+      <w:r>
+        <w:t>jūlijs</w:t>
+      </w:r>
+      <w:proofErr w:type="spellEnd"/>
+      <w:r>
+        <w:t xml:space="preserve">, Nr. 132A LATVIJAS REPUBLIKAS OFICIĀLAIS IZDEVUMS OP 2020/132A.1 </w:t>
+      </w:r>
+      <w:proofErr w:type="spellStart"/>
+      <w:r>
+        <w:t>Saeima</w:t>
+      </w:r>
+      <w:proofErr w:type="spellEnd"/>
+      <w:r>
+        <w:t xml:space="preserve"> </w:t>
+      </w:r>
+      <w:proofErr w:type="spellStart"/>
+      <w:r>
+        <w:t>ir</w:t>
+      </w:r>
+      <w:proofErr w:type="spellEnd"/>
+      <w:r>
+        <w:t xml:space="preserve"> </w:t>
+      </w:r>
+      <w:proofErr w:type="spellStart"/>
+      <w:r>
+        <w:t>pieņēmusi</w:t>
+      </w:r>
+      <w:proofErr w:type="spellEnd"/>
+      <w:r>
+        <w:t xml:space="preserve"> un </w:t>
+      </w:r>
+      <w:proofErr w:type="spellStart"/>
+      <w:r>
+        <w:t>Valsts</w:t>
+      </w:r>
+      <w:proofErr w:type="spellEnd"/>
+      <w:r>
+        <w:t xml:space="preserve"> </w:t>
+      </w:r>
+      <w:proofErr w:type="spellStart"/>
+      <w:r>
+        <w:t>prezidents</w:t>
+      </w:r>
+      <w:proofErr w:type="spellEnd"/>
+      <w:r>
+        <w:t xml:space="preserve"> </w:t>
+      </w:r>
+      <w:proofErr w:type="spellStart"/>
+      <w:r>
+        <w:t>izsludina</w:t>
+      </w:r>
+      <w:proofErr w:type="spellEnd"/>
+      <w:r>
+        <w:t xml:space="preserve"> </w:t>
+      </w:r>
+      <w:proofErr w:type="spellStart"/>
+      <w:r>
+        <w:t>šādu</w:t>
+      </w:r>
+      <w:proofErr w:type="spellEnd"/>
+      <w:r>
+        <w:t xml:space="preserve"> </w:t>
+      </w:r>
+      <w:proofErr w:type="spellStart"/>
+      <w:r>
+        <w:t>likumu</w:t>
+      </w:r>
+      <w:proofErr w:type="spellEnd"/>
+      <w:r>
+        <w:t xml:space="preserve">: Par </w:t>
+      </w:r>
+      <w:proofErr w:type="spellStart"/>
+      <w:r>
+        <w:t>Latvijas</w:t>
+      </w:r>
+      <w:proofErr w:type="spellEnd"/>
+      <w:r>
+        <w:t xml:space="preserve"> </w:t>
+      </w:r>
+      <w:proofErr w:type="spellStart"/>
+      <w:r>
+        <w:t>Republikas</w:t>
+      </w:r>
+      <w:proofErr w:type="spellEnd"/>
+      <w:r>
+        <w:t xml:space="preserve"> </w:t>
+      </w:r>
+      <w:proofErr w:type="spellStart"/>
+      <w:r>
+        <w:t>valdības</w:t>
+      </w:r>
+      <w:proofErr w:type="spellEnd"/>
+      <w:r>
+        <w:t xml:space="preserve"> un </w:t>
+      </w:r>
+      <w:proofErr w:type="spellStart"/>
+      <w:r>
+        <w:t>Eiropas</w:t>
+      </w:r>
+      <w:proofErr w:type="spellEnd"/>
+      <w:r>
+        <w:t xml:space="preserve"> </w:t>
+      </w:r>
+      <w:proofErr w:type="spellStart"/>
+      <w:r>
+        <w:t>Kosmosa</w:t>
+      </w:r>
+      <w:proofErr w:type="spellEnd"/>
+      <w:r>
+        <w:t xml:space="preserve"> </w:t>
+      </w:r>
+      <w:proofErr w:type="spellStart"/>
+      <w:r>
+        <w:t>aģentūras</w:t>
+      </w:r>
+      <w:proofErr w:type="spellEnd"/>
+      <w:r>
+        <w:t xml:space="preserve"> </w:t>
+      </w:r>
+      <w:proofErr w:type="spellStart"/>
+      <w:r>
+        <w:t>asociētās</w:t>
+      </w:r>
+      <w:proofErr w:type="spellEnd"/>
+      <w:r>
+        <w:t xml:space="preserve"> </w:t>
+      </w:r>
+      <w:proofErr w:type="spellStart"/>
+      <w:r>
+        <w:t>dalībvalsts</w:t>
+      </w:r>
+      <w:proofErr w:type="spellEnd"/>
+      <w:r>
+        <w:t xml:space="preserve"> </w:t>
+      </w:r>
+      <w:proofErr w:type="spellStart"/>
+      <w:r>
+        <w:t>līgumu</w:t>
+      </w:r>
+      <w:proofErr w:type="spellEnd"/>
+    </w:p>
+    <w:p>
+      <w:pPr>
+        <w:jc w:val="both"/>
+      </w:pPr>
+      <w:r>
+        <w:t>Lithuania</w:t>
+      </w:r>
+    </w:p>
+    <w:p>
+      <w:pPr>
+        <w:jc w:val="both"/>
+      </w:pPr>
+      <w:r>
+        <w:t> </w:t>
+      </w:r>
+    </w:p>
+    <w:p>
+      <w:pPr>
+        <w:jc w:val="both"/>
+      </w:pPr>
+      <w:r>
+        <w:t> </w:t>
+      </w:r>
+      <w:r>
+        <w:t> </w:t>
+      </w:r>
+      <w:r>
+        <w:t xml:space="preserve">Law No. XIV-321 of 20 May 2021 ratifying the Agreement between the Government of Lithuania and ESA concerning Associate Membership. The official Lithuanian legal record confirms the ratification and </w:t>
+      </w:r>
+      <w:proofErr w:type="gramStart"/>
+      <w:r>
+        <w:t>current status</w:t>
+      </w:r>
+      <w:proofErr w:type="gramEnd"/>
+      <w:r>
+        <w:t xml:space="preserve">. </w:t>
+      </w:r>
+      <w:r>
+        <w:br/>
+      </w:r>
+      <w:r>
+        <w:br/>
+      </w:r>
+    </w:p>
+    <w:p>
+      <w:pPr>
+        <w:jc w:val="both"/>
+      </w:pPr>
+      <w:r>
+        <w:t xml:space="preserve">Agreement between the Government of the Republic of Lithuania and the European Space Agency concerning Associate Membership, signed in 2021 and in force from 21 May 2021. </w:t>
+      </w:r>
+      <w:r>
+        <w:br/>
+      </w:r>
+    </w:p>
+    <w:p>
+      <w:pPr>
+        <w:jc w:val="both"/>
+      </w:pPr>
+      <w:r>
+        <w:t> </w:t>
+      </w:r>
+      <w:r>
+        <w:t>Malta</w:t>
+      </w:r>
+    </w:p>
+    <w:p>
+      <w:pPr>
+        <w:jc w:val="both"/>
+      </w:pPr>
+      <w:r>
+        <w:t>SUBSIDIARY LEGISLATION 595.49SCIENCE MALTA (ESTABLISHMENT AS AN AGENCY) ORDER1</w:t>
+      </w:r>
+    </w:p>
+    <w:p>
+      <w:pPr>
+        <w:jc w:val="both"/>
+      </w:pPr>
+      <w:r>
+        <w:t>Portugal</w:t>
+      </w:r>
+    </w:p>
+    <w:p>
+      <w:pPr>
+        <w:jc w:val="both"/>
+        <w:rPr>
+          <w:lang w:val="it-IT"/>
+        </w:rPr>
+      </w:pPr>
+      <w:r>
+        <w:rPr>
+          <w:lang w:val="it-IT"/>
+        </w:rPr>
+        <w:t>Decreto-Lei n.º 16/2019, de 22 de janeiro</w:t>
+      </w:r>
+    </w:p>
+    <w:p>
+      <w:pPr>
+        <w:jc w:val="both"/>
+      </w:pPr>
+      <w:r>
+        <w:t>Decree-Law No. 20/2024 of 2 February — first major amendment to Decree-Law 16/2019.</w:t>
+      </w:r>
+    </w:p>
+    <w:p>
+      <w:pPr>
+        <w:jc w:val="both"/>
+        <w:rPr>
+          <w:lang w:val="it-IT"/>
+        </w:rPr>
+      </w:pPr>
+      <w:r>
+        <w:rPr>
+          <w:lang w:val="it-IT"/>
+        </w:rPr>
+        <w:t>Regulamento n.º 697/2019, de 5 de setembro</w:t>
+      </w:r>
+    </w:p>
+    <w:p>
+      <w:pPr>
+        <w:jc w:val="both"/>
+        <w:rPr>
+          <w:lang w:val="it-IT"/>
+        </w:rPr>
+      </w:pPr>
+      <w:r>
+        <w:rPr>
+          <w:lang w:val="it-IT"/>
+        </w:rPr>
+        <w:t>Regulamento de Alteração ao Regulamento n.º 697/2019, de 5 de setembro, relativo ao regime de acesso e exercício de atividades espaciais</w:t>
+      </w:r>
+    </w:p>
+    <w:p>
+      <w:pPr>
+        <w:jc w:val="both"/>
+        <w:rPr>
+          <w:lang w:val="it-IT"/>
+        </w:rPr>
+      </w:pPr>
+      <w:r>
+        <w:rPr>
+          <w:lang w:val="it-IT"/>
+        </w:rPr>
+        <w:t>Decreto Legislativo Regional n.º 9/2019/A, de 9 de maio</w:t>
+      </w:r>
+    </w:p>
+    <w:p>
+      <w:pPr>
+        <w:jc w:val="both"/>
+        <w:rPr>
+          <w:lang w:val="it-IT"/>
+        </w:rPr>
+      </w:pPr>
+      <w:r>
+        <w:rPr>
+          <w:lang w:val="it-IT"/>
+        </w:rPr>
+        <w:t xml:space="preserve">22 de julho de 2021 Pág. 57 Diário da República, 1.ª série N.º 141 REGIÃO AUTÓNOMA DOS AÇORES Assembleia Legislativa Decreto Legislativo Regional n.º 24/2021/A </w:t>
+      </w:r>
+    </w:p>
+    <w:p>
+      <w:pPr>
+        <w:jc w:val="both"/>
+        <w:rPr>
+          <w:lang w:val="it-IT"/>
+        </w:rPr>
+      </w:pPr>
+      <w:r>
+        <w:t xml:space="preserve">PRESIDÊNCIA DO CONSELHO DE MINISTROS </w:t>
+      </w:r>
+      <w:proofErr w:type="spellStart"/>
+      <w:r>
+        <w:t>Resolução</w:t>
+      </w:r>
+      <w:proofErr w:type="spellEnd"/>
+      <w:r>
+        <w:t xml:space="preserve"> do </w:t>
+      </w:r>
+      <w:proofErr w:type="spellStart"/>
+      <w:r>
+        <w:t>Conselho</w:t>
+      </w:r>
+      <w:proofErr w:type="spellEnd"/>
+      <w:r>
+        <w:t xml:space="preserve"> de Ministros </w:t>
+      </w:r>
+      <w:proofErr w:type="gramStart"/>
+      <w:r>
+        <w:t>n.º</w:t>
+      </w:r>
+      <w:proofErr w:type="gramEnd"/>
+      <w:r>
+        <w:t xml:space="preserve"> 55/2019</w:t>
+      </w:r>
+    </w:p>
+    <w:p>
+      <w:pPr>
+        <w:jc w:val="both"/>
+        <w:rPr>
+          <w:lang w:val="it-IT"/>
+        </w:rPr>
+      </w:pPr>
+      <w:r>
+        <w:rPr>
+          <w:lang w:val="it-IT"/>
+        </w:rPr>
+        <w:t> </w:t>
+      </w:r>
+    </w:p>
+    <w:p>
+      <w:pPr>
+        <w:jc w:val="both"/>
+        <w:rPr>
+          <w:lang w:val="it-IT"/>
+        </w:rPr>
+      </w:pPr>
+    </w:p>
+    <w:p>
+      <w:pPr>
+        <w:jc w:val="both"/>
+        <w:rPr>
+          <w:lang w:val="it-IT"/>
+        </w:rPr>
+      </w:pPr>
+    </w:p>
+    <w:p>
+      <w:pPr>
+        <w:jc w:val="both"/>
+        <w:rPr>
+          <w:lang w:val="it-IT"/>
+        </w:rPr>
+      </w:pPr>
+    </w:p>
+    <w:p>
+      <w:pPr>
+        <w:jc w:val="both"/>
+        <w:rPr>
+          <w:lang w:val="it-IT"/>
+        </w:rPr>
+      </w:pPr>
+      <w:r>
+        <w:rPr>
+          <w:lang w:val="it-IT"/>
+        </w:rPr>
+        <w:lastRenderedPageBreak/>
+        <w:t>Romania</w:t>
+      </w:r>
+    </w:p>
+    <w:p>
+      <w:pPr>
+        <w:jc w:val="both"/>
+      </w:pPr>
+      <w:r>
+        <w:t>Government Decision No. 923/1995 on the reorganisation of the Romanian Space Agency (ROSA) — this is the principal institutional legal basis for ROSA.</w:t>
+      </w:r>
+    </w:p>
+    <w:p>
+      <w:pPr>
+        <w:jc w:val="both"/>
+      </w:pPr>
+      <w:r>
+        <w:t>Law No. 262/2011 ratifying Romania’s accession agreement with ESA, accession to the ESA Convention, and the classified-information agreement.</w:t>
+      </w:r>
+    </w:p>
+    <w:p>
+      <w:pPr>
+        <w:jc w:val="both"/>
+      </w:pPr>
+      <w:r>
+        <w:t>Slovenia</w:t>
+      </w:r>
+    </w:p>
+    <w:p>
+      <w:pPr>
+        <w:jc w:val="both"/>
+      </w:pPr>
+      <w:r>
+        <w:t xml:space="preserve">Space Activities Act — Zakon o </w:t>
+      </w:r>
+      <w:proofErr w:type="spellStart"/>
+      <w:r>
+        <w:t>vesoljskih</w:t>
+      </w:r>
+      <w:proofErr w:type="spellEnd"/>
+      <w:r>
+        <w:t xml:space="preserve"> </w:t>
+      </w:r>
+      <w:proofErr w:type="spellStart"/>
+      <w:r>
+        <w:t>dejavnostih</w:t>
+      </w:r>
+      <w:proofErr w:type="spellEnd"/>
+      <w:r>
+        <w:t xml:space="preserve"> (</w:t>
+      </w:r>
+      <w:proofErr w:type="spellStart"/>
+      <w:r>
+        <w:t>ZVDej</w:t>
+      </w:r>
+      <w:proofErr w:type="spellEnd"/>
+      <w:r>
+        <w:t xml:space="preserve">), </w:t>
+      </w:r>
+      <w:proofErr w:type="spellStart"/>
+      <w:r>
+        <w:t>Uradni</w:t>
+      </w:r>
+      <w:proofErr w:type="spellEnd"/>
+      <w:r>
+        <w:t xml:space="preserve"> list RS No. 43/2022</w:t>
+      </w:r>
+    </w:p>
+    <w:p>
+      <w:pPr>
+        <w:jc w:val="both"/>
+      </w:pPr>
+      <w:r>
+        <w:t xml:space="preserve">Regulation implementing the Space Activities Act — </w:t>
+      </w:r>
+      <w:proofErr w:type="spellStart"/>
+      <w:r>
+        <w:t>Uredba</w:t>
+      </w:r>
+      <w:proofErr w:type="spellEnd"/>
+      <w:r>
+        <w:t xml:space="preserve"> o </w:t>
+      </w:r>
+      <w:proofErr w:type="spellStart"/>
+      <w:r>
+        <w:t>izvajanju</w:t>
+      </w:r>
+      <w:proofErr w:type="spellEnd"/>
+      <w:r>
+        <w:t xml:space="preserve"> </w:t>
+      </w:r>
+      <w:proofErr w:type="spellStart"/>
+      <w:r>
+        <w:t>Zakona</w:t>
+      </w:r>
+      <w:proofErr w:type="spellEnd"/>
+      <w:r>
+        <w:t xml:space="preserve"> o </w:t>
+      </w:r>
+      <w:proofErr w:type="spellStart"/>
+      <w:r>
+        <w:t>vesoljskih</w:t>
+      </w:r>
+      <w:proofErr w:type="spellEnd"/>
+      <w:r>
+        <w:t xml:space="preserve"> </w:t>
+      </w:r>
+      <w:proofErr w:type="spellStart"/>
+      <w:r>
+        <w:t>dejavnostih</w:t>
+      </w:r>
+      <w:proofErr w:type="spellEnd"/>
+      <w:r>
+        <w:t xml:space="preserve">, </w:t>
+      </w:r>
+      <w:proofErr w:type="spellStart"/>
+      <w:r>
+        <w:t>Uradni</w:t>
+      </w:r>
+      <w:proofErr w:type="spellEnd"/>
+      <w:r>
+        <w:t xml:space="preserve"> list RS No. 122/2022</w:t>
+      </w:r>
+    </w:p>
+    <w:p>
+      <w:pPr>
+        <w:jc w:val="both"/>
+      </w:pPr>
+      <w:r>
+        <w:t>A</w:t>
+      </w:r>
+      <w:r>
+        <w:t xml:space="preserve">ct ratifying the Convention establishing the European Space Agency — Zakon o </w:t>
+      </w:r>
+      <w:proofErr w:type="spellStart"/>
+      <w:r>
+        <w:t>ratifikaciji</w:t>
+      </w:r>
+      <w:proofErr w:type="spellEnd"/>
+      <w:r>
+        <w:t xml:space="preserve"> </w:t>
+      </w:r>
+      <w:proofErr w:type="spellStart"/>
+      <w:r>
+        <w:t>Konvencije</w:t>
+      </w:r>
+      <w:proofErr w:type="spellEnd"/>
+      <w:r>
+        <w:t xml:space="preserve"> o </w:t>
+      </w:r>
+      <w:proofErr w:type="spellStart"/>
+      <w:r>
+        <w:t>ustanovitvi</w:t>
+      </w:r>
+      <w:proofErr w:type="spellEnd"/>
+      <w:r>
+        <w:t xml:space="preserve"> </w:t>
+      </w:r>
+      <w:proofErr w:type="spellStart"/>
+      <w:r>
+        <w:t>Evropske</w:t>
+      </w:r>
+      <w:proofErr w:type="spellEnd"/>
+      <w:r>
+        <w:t xml:space="preserve"> </w:t>
+      </w:r>
+      <w:proofErr w:type="spellStart"/>
+      <w:r>
+        <w:t>vesoljske</w:t>
+      </w:r>
+      <w:proofErr w:type="spellEnd"/>
+      <w:r>
+        <w:t xml:space="preserve"> </w:t>
+      </w:r>
+      <w:proofErr w:type="spellStart"/>
+      <w:r>
+        <w:t>agencije</w:t>
+      </w:r>
+      <w:proofErr w:type="spellEnd"/>
+      <w:r>
+        <w:t xml:space="preserve"> (MKEVA), 2024. </w:t>
+      </w:r>
+    </w:p>
+    <w:p>
+      <w:pPr>
+        <w:jc w:val="both"/>
+      </w:pPr>
+      <w:r>
+        <w:t>Sweden</w:t>
+      </w:r>
+    </w:p>
+    <w:p>
+      <w:pPr>
+        <w:jc w:val="both"/>
+      </w:pPr>
+      <w:r>
+        <w:t xml:space="preserve">Lag (1982:963) om </w:t>
+      </w:r>
+      <w:proofErr w:type="spellStart"/>
+      <w:r>
+        <w:t>rymdverksamhet</w:t>
+      </w:r>
+      <w:proofErr w:type="spellEnd"/>
+    </w:p>
+    <w:p>
+      <w:pPr>
+        <w:jc w:val="both"/>
+      </w:pPr>
+      <w:proofErr w:type="spellStart"/>
+      <w:r>
+        <w:t>Förordning</w:t>
+      </w:r>
+      <w:proofErr w:type="spellEnd"/>
+      <w:r>
+        <w:t xml:space="preserve"> (1982:1069) om </w:t>
+      </w:r>
+      <w:proofErr w:type="spellStart"/>
+      <w:r>
+        <w:t>rymdverksamhet</w:t>
+      </w:r>
+      <w:proofErr w:type="spellEnd"/>
+    </w:p>
+    <w:p>
+      <w:pPr>
+        <w:jc w:val="both"/>
+      </w:pPr>
+      <w:proofErr w:type="spellStart"/>
+      <w:r>
+        <w:t>Förordning</w:t>
+      </w:r>
+      <w:proofErr w:type="spellEnd"/>
+      <w:r>
+        <w:t xml:space="preserve"> (2007:1115) med </w:t>
+      </w:r>
+      <w:proofErr w:type="spellStart"/>
+      <w:r>
+        <w:t>instruktion</w:t>
+      </w:r>
+      <w:proofErr w:type="spellEnd"/>
+      <w:r>
+        <w:t xml:space="preserve"> för </w:t>
+      </w:r>
+      <w:proofErr w:type="spellStart"/>
+      <w:r>
+        <w:t>Rymdstyrelsen</w:t>
+      </w:r>
+      <w:proofErr w:type="spellEnd"/>
+    </w:p>
+    <w:p>
+      <w:pPr>
+        <w:jc w:val="both"/>
+      </w:pPr>
     </w:p>
     <w:sectPr>
       <w:pgSz w:w="11906" w:h="16838"/>
@@ -4447,6 +7053,95 @@
 <file path=word/numbering.xml><?xml version="1.0" encoding="utf-8"?>
 <w:numbering xmlns:wpc="http://schemas.microsoft.com/office/word/2010/wordprocessingCanvas" xmlns:cx="http://schemas.microsoft.com/office/drawing/2014/chartex" xmlns:cx1="http://schemas.microsoft.com/office/drawing/2015/9/8/chartex" xmlns:cx2="http://schemas.microsoft.com/office/drawing/2015/10/21/chartex" xmlns:cx3="http://schemas.microsoft.com/office/drawing/2016/5/9/chartex" xmlns:cx4="http://schemas.microsoft.com/office/drawing/2016/5/10/chartex" xmlns:cx5="http://schemas.microsoft.com/office/drawing/2016/5/11/chartex" xmlns:cx6="http://schemas.microsoft.com/office/drawing/2016/5/12/chartex" xmlns:cx7="http://schemas.microsoft.com/office/drawing/2016/5/13/chartex" xmlns:cx8="http://schemas.microsoft.com/office/drawing/2016/5/14/chartex" xmlns:mc="http://schemas.openxmlformats.org/markup-compatibility/2006" xmlns:aink="http://schemas.microsoft.com/office/drawing/2016/ink" xmlns:am3d="http://schemas.microsoft.com/office/drawing/2017/model3d" xmlns:o="urn:schemas-microsoft-com:office:office" xmlns:oel="http://schemas.microsoft.com/office/2019/extlst" xmlns:r="http://schemas.openxmlformats.org/officeDocument/2006/relationships" xmlns:m="http://schemas.openxmlformats.org/officeDocument/2006/math" xmlns:v="urn:schemas-microsoft-com:vml" xmlns:wp14="http://schemas.microsoft.com/office/word/2010/wordprocessingDrawing" xmlns:wp="http://schemas.openxmlformats.org/drawingml/2006/wordprocessingDrawing" xmlns:w10="urn:schemas-microsoft-com:office:word" xmlns:w="http://schemas.openxmlformats.org/wordprocessingml/2006/main" xmlns:w14="http://schemas.microsoft.com/office/word/2010/wordml" xmlns:w15="http://schemas.microsoft.com/office/word/2012/wordml" xmlns:w16cei="http://schemas.microsoft.com/office/word/2026/wordml/cei" xmlns:w16cex="http://schemas.microsoft.com/office/word/2018/wordml/cex" xmlns:w16cid="http://schemas.microsoft.com/office/word/2016/wordml/cid" xmlns:w16="http://schemas.microsoft.com/office/word/2018/wordml" xmlns:w16du="http://schemas.microsoft.com/office/word/2023/wordml/word16du" xmlns:w16sdtdh="http://schemas.microsoft.com/office/word/2020/wordml/sdtdatahash" xmlns:w16sdtfl="http://schemas.microsoft.com/office/word/2024/wordml/sdtformatlock" xmlns:w16se="http://schemas.microsoft.com/office/word/2015/wordml/symex" xmlns:wpg="http://schemas.microsoft.com/office/word/2010/wordprocessingGroup" xmlns:wpi="http://schemas.microsoft.com/office/word/2010/wordprocessingInk" xmlns:wne="http://schemas.microsoft.com/office/word/2006/wordml" xmlns:wps="http://schemas.microsoft.com/office/word/2010/wordprocessingShape" mc:Ignorable="w14 w15 w16se w16cid w16 w16cex w16sdtdh w16sdtfl w16du wp14">
   <w:abstractNum w:abstractNumId="0" w15:restartNumberingAfterBreak="0">
+    <w:nsid w:val="072D6EFE"/>
+    <w:multiLevelType w:val="hybridMultilevel"/>
+    <w:tmpl w:val="AB22B0C0"/>
+    <w:lvl w:ilvl="0" w:tplc="E0CEF41E">
+      <w:start w:val="1"/>
+      <w:numFmt w:val="upperRoman"/>
+      <w:lvlText w:val="%1."/>
+      <w:lvlJc w:val="left"/>
+      <w:pPr>
+        <w:ind w:left="1080" w:hanging="720"/>
+      </w:pPr>
+      <w:rPr>
+        <w:rFonts w:hint="default"/>
+      </w:rPr>
+    </w:lvl>
+    <w:lvl w:ilvl="1" w:tplc="08090019" w:tentative="1">
+      <w:start w:val="1"/>
+      <w:numFmt w:val="lowerLetter"/>
+      <w:lvlText w:val="%2."/>
+      <w:lvlJc w:val="left"/>
+      <w:pPr>
+        <w:ind w:left="1440" w:hanging="360"/>
+      </w:pPr>
+    </w:lvl>
+    <w:lvl w:ilvl="2" w:tplc="0809001B" w:tentative="1">
+      <w:start w:val="1"/>
+      <w:numFmt w:val="lowerRoman"/>
+      <w:lvlText w:val="%3."/>
+      <w:lvlJc w:val="right"/>
+      <w:pPr>
+        <w:ind w:left="2160" w:hanging="180"/>
+      </w:pPr>
+    </w:lvl>
+    <w:lvl w:ilvl="3" w:tplc="0809000F" w:tentative="1">
+      <w:start w:val="1"/>
+      <w:numFmt w:val="decimal"/>
+      <w:lvlText w:val="%4."/>
+      <w:lvlJc w:val="left"/>
+      <w:pPr>
+        <w:ind w:left="2880" w:hanging="360"/>
+      </w:pPr>
+    </w:lvl>
+    <w:lvl w:ilvl="4" w:tplc="08090019" w:tentative="1">
+      <w:start w:val="1"/>
+      <w:numFmt w:val="lowerLetter"/>
+      <w:lvlText w:val="%5."/>
+      <w:lvlJc w:val="left"/>
+      <w:pPr>
+        <w:ind w:left="3600" w:hanging="360"/>
+      </w:pPr>
+    </w:lvl>
+    <w:lvl w:ilvl="5" w:tplc="0809001B" w:tentative="1">
+      <w:start w:val="1"/>
+      <w:numFmt w:val="lowerRoman"/>
+      <w:lvlText w:val="%6."/>
+      <w:lvlJc w:val="right"/>
+      <w:pPr>
+        <w:ind w:left="4320" w:hanging="180"/>
+      </w:pPr>
+    </w:lvl>
+    <w:lvl w:ilvl="6" w:tplc="0809000F" w:tentative="1">
+      <w:start w:val="1"/>
+      <w:numFmt w:val="decimal"/>
+      <w:lvlText w:val="%7."/>
+      <w:lvlJc w:val="left"/>
+      <w:pPr>
+        <w:ind w:left="5040" w:hanging="360"/>
+      </w:pPr>
+    </w:lvl>
+    <w:lvl w:ilvl="7" w:tplc="08090019" w:tentative="1">
+      <w:start w:val="1"/>
+      <w:numFmt w:val="lowerLetter"/>
+      <w:lvlText w:val="%8."/>
+      <w:lvlJc w:val="left"/>
+      <w:pPr>
+        <w:ind w:left="5760" w:hanging="360"/>
+      </w:pPr>
+    </w:lvl>
+    <w:lvl w:ilvl="8" w:tplc="0809001B" w:tentative="1">
+      <w:start w:val="1"/>
+      <w:numFmt w:val="lowerRoman"/>
+      <w:lvlText w:val="%9."/>
+      <w:lvlJc w:val="right"/>
+      <w:pPr>
+        <w:ind w:left="6480" w:hanging="180"/>
+      </w:pPr>
+    </w:lvl>
+  </w:abstractNum>
+  <w:abstractNum w:abstractNumId="1" w15:restartNumberingAfterBreak="0">
     <w:nsid w:val="13931956"/>
     <w:multiLevelType w:val="hybridMultilevel"/>
     <w:tmpl w:val="87265E2A"/>
@@ -4536,7 +7231,7 @@
       </w:pPr>
     </w:lvl>
   </w:abstractNum>
-  <w:abstractNum w:abstractNumId="1" w15:restartNumberingAfterBreak="0">
+  <w:abstractNum w:abstractNumId="2" w15:restartNumberingAfterBreak="0">
     <w:nsid w:val="3AD11FF6"/>
     <w:multiLevelType w:val="multilevel"/>
     <w:tmpl w:val="C1428480"/>
@@ -4685,7 +7380,7 @@
       </w:rPr>
     </w:lvl>
   </w:abstractNum>
-  <w:abstractNum w:abstractNumId="2" w15:restartNumberingAfterBreak="0">
+  <w:abstractNum w:abstractNumId="3" w15:restartNumberingAfterBreak="0">
     <w:nsid w:val="3DF10162"/>
     <w:multiLevelType w:val="multilevel"/>
     <w:tmpl w:val="78666324"/>
@@ -4834,7 +7529,7 @@
       </w:rPr>
     </w:lvl>
   </w:abstractNum>
-  <w:abstractNum w:abstractNumId="3" w15:restartNumberingAfterBreak="0">
+  <w:abstractNum w:abstractNumId="4" w15:restartNumberingAfterBreak="0">
     <w:nsid w:val="535B09E2"/>
     <w:multiLevelType w:val="multilevel"/>
     <w:tmpl w:val="C902E722"/>
@@ -4983,7 +7678,7 @@
       </w:rPr>
     </w:lvl>
   </w:abstractNum>
-  <w:abstractNum w:abstractNumId="4" w15:restartNumberingAfterBreak="0">
+  <w:abstractNum w:abstractNumId="5" w15:restartNumberingAfterBreak="0">
     <w:nsid w:val="62A93B9C"/>
     <w:multiLevelType w:val="multilevel"/>
     <w:tmpl w:val="213E9640"/>
@@ -5132,7 +7827,7 @@
       </w:rPr>
     </w:lvl>
   </w:abstractNum>
-  <w:abstractNum w:abstractNumId="5" w15:restartNumberingAfterBreak="0">
+  <w:abstractNum w:abstractNumId="6" w15:restartNumberingAfterBreak="0">
     <w:nsid w:val="69CA2635"/>
     <w:multiLevelType w:val="multilevel"/>
     <w:tmpl w:val="DB3E70E6"/>
@@ -5281,7 +7976,7 @@
       </w:rPr>
     </w:lvl>
   </w:abstractNum>
-  <w:abstractNum w:abstractNumId="6" w15:restartNumberingAfterBreak="0">
+  <w:abstractNum w:abstractNumId="7" w15:restartNumberingAfterBreak="0">
     <w:nsid w:val="6AA339A2"/>
     <w:multiLevelType w:val="multilevel"/>
     <w:tmpl w:val="52FCFBD0"/>
@@ -5431,24 +8126,27 @@
     </w:lvl>
   </w:abstractNum>
   <w:num w:numId="1" w16cid:durableId="248657959">
+    <w:abstractNumId w:val="7"/>
+  </w:num>
+  <w:num w:numId="2" w16cid:durableId="1647120953">
+    <w:abstractNumId w:val="5"/>
+  </w:num>
+  <w:num w:numId="3" w16cid:durableId="1541742795">
+    <w:abstractNumId w:val="4"/>
+  </w:num>
+  <w:num w:numId="4" w16cid:durableId="1736658514">
+    <w:abstractNumId w:val="3"/>
+  </w:num>
+  <w:num w:numId="5" w16cid:durableId="1090587690">
+    <w:abstractNumId w:val="2"/>
+  </w:num>
+  <w:num w:numId="6" w16cid:durableId="1511338724">
     <w:abstractNumId w:val="6"/>
   </w:num>
-  <w:num w:numId="2" w16cid:durableId="1647120953">
-    <w:abstractNumId w:val="4"/>
-  </w:num>
-  <w:num w:numId="3" w16cid:durableId="1541742795">
-    <w:abstractNumId w:val="3"/>
-  </w:num>
-  <w:num w:numId="4" w16cid:durableId="1736658514">
-    <w:abstractNumId w:val="2"/>
-  </w:num>
-  <w:num w:numId="5" w16cid:durableId="1090587690">
+  <w:num w:numId="7" w16cid:durableId="528880027">
     <w:abstractNumId w:val="1"/>
   </w:num>
-  <w:num w:numId="6" w16cid:durableId="1511338724">
-    <w:abstractNumId w:val="5"/>
-  </w:num>
-  <w:num w:numId="7" w16cid:durableId="528880027">
+  <w:num w:numId="8" w16cid:durableId="1103036845">
     <w:abstractNumId w:val="0"/>
   </w:num>
 </w:numbering>

--- a/02_LAW/National law/Index _02LAW_National law.docx
+++ b/02_LAW/National law/Index _02LAW_National law.docx
@@ -22,16 +22,229 @@
       <w:pPr>
         <w:jc w:val="both"/>
       </w:pPr>
-      <w:r>
-        <w:t>Gesamte Rechtsvorschrift für Weltraumverordnung, Fassung vom 12.08.2026 Langtitel Verordnung der Bundesministerin/des Bundesministers für Verkehr, Innovation und Technologie zur Durchführung des Bundesgesetzes über die Genehmigung von Weltraumaktivitäten und die Einrichtung eines Weltraumregisters (Weltraumverordnung) StF: BGBl. II Nr. 36/2015 Änderung BGBl. II Nr. 90/2018</w:t>
-      </w:r>
-    </w:p>
-    <w:p>
-      <w:pPr>
-        <w:jc w:val="both"/>
-      </w:pPr>
-      <w:r>
-        <w:t>BUNDESGESETZBLATT FÜR DIE REPUBLIK ÖSTERREICH Jahrgang 2004 Ausgegeben am 14. Juli 2004 Teil I 73. Bundesgesetz: Forschungsförderungs-Strukturreformgesetz (NR: GP: XXII RV 510 AB 538 S. 67. BR: 7062 AB 7080 S. 711.)</w:t>
+      <w:proofErr w:type="spellStart"/>
+      <w:r>
+        <w:t>Gesamte</w:t>
+      </w:r>
+      <w:proofErr w:type="spellEnd"/>
+      <w:r>
+        <w:t xml:space="preserve"> </w:t>
+      </w:r>
+      <w:proofErr w:type="spellStart"/>
+      <w:r>
+        <w:t>Rechtsvorschrift</w:t>
+      </w:r>
+      <w:proofErr w:type="spellEnd"/>
+      <w:r>
+        <w:t xml:space="preserve"> für </w:t>
+      </w:r>
+      <w:proofErr w:type="spellStart"/>
+      <w:r>
+        <w:t>Weltraumverordnung</w:t>
+      </w:r>
+      <w:proofErr w:type="spellEnd"/>
+      <w:r>
+        <w:t xml:space="preserve">, </w:t>
+      </w:r>
+      <w:proofErr w:type="spellStart"/>
+      <w:r>
+        <w:t>Fassung</w:t>
+      </w:r>
+      <w:proofErr w:type="spellEnd"/>
+      <w:r>
+        <w:t xml:space="preserve"> </w:t>
+      </w:r>
+      <w:proofErr w:type="spellStart"/>
+      <w:r>
+        <w:t>vom</w:t>
+      </w:r>
+      <w:proofErr w:type="spellEnd"/>
+      <w:r>
+        <w:t xml:space="preserve"> 12.08.2026 </w:t>
+      </w:r>
+      <w:proofErr w:type="spellStart"/>
+      <w:r>
+        <w:t>Langtitel</w:t>
+      </w:r>
+      <w:proofErr w:type="spellEnd"/>
+      <w:r>
+        <w:t xml:space="preserve"> </w:t>
+      </w:r>
+      <w:proofErr w:type="spellStart"/>
+      <w:r>
+        <w:t>Verordnung</w:t>
+      </w:r>
+      <w:proofErr w:type="spellEnd"/>
+      <w:r>
+        <w:t xml:space="preserve"> der </w:t>
+      </w:r>
+      <w:proofErr w:type="spellStart"/>
+      <w:r>
+        <w:t>Bundesministerin</w:t>
+      </w:r>
+      <w:proofErr w:type="spellEnd"/>
+      <w:r>
+        <w:t xml:space="preserve">/des </w:t>
+      </w:r>
+      <w:proofErr w:type="spellStart"/>
+      <w:r>
+        <w:t>Bundesministers</w:t>
+      </w:r>
+      <w:proofErr w:type="spellEnd"/>
+      <w:r>
+        <w:t xml:space="preserve"> für Verkehr, Innovation und Technologie </w:t>
+      </w:r>
+      <w:proofErr w:type="spellStart"/>
+      <w:r>
+        <w:t>zur</w:t>
+      </w:r>
+      <w:proofErr w:type="spellEnd"/>
+      <w:r>
+        <w:t xml:space="preserve"> </w:t>
+      </w:r>
+      <w:proofErr w:type="spellStart"/>
+      <w:r>
+        <w:t>Durchführung</w:t>
+      </w:r>
+      <w:proofErr w:type="spellEnd"/>
+      <w:r>
+        <w:t xml:space="preserve"> des </w:t>
+      </w:r>
+      <w:proofErr w:type="spellStart"/>
+      <w:r>
+        <w:t>Bundesgesetzes</w:t>
+      </w:r>
+      <w:proofErr w:type="spellEnd"/>
+      <w:r>
+        <w:t xml:space="preserve"> </w:t>
+      </w:r>
+      <w:proofErr w:type="spellStart"/>
+      <w:r>
+        <w:t>über</w:t>
+      </w:r>
+      <w:proofErr w:type="spellEnd"/>
+      <w:r>
+        <w:t xml:space="preserve"> die </w:t>
+      </w:r>
+      <w:proofErr w:type="spellStart"/>
+      <w:r>
+        <w:t>Genehmigung</w:t>
+      </w:r>
+      <w:proofErr w:type="spellEnd"/>
+      <w:r>
+        <w:t xml:space="preserve"> von </w:t>
+      </w:r>
+      <w:proofErr w:type="spellStart"/>
+      <w:r>
+        <w:t>Weltraumaktivitäten</w:t>
+      </w:r>
+      <w:proofErr w:type="spellEnd"/>
+      <w:r>
+        <w:t xml:space="preserve"> und die </w:t>
+      </w:r>
+      <w:proofErr w:type="spellStart"/>
+      <w:r>
+        <w:t>Einrichtung</w:t>
+      </w:r>
+      <w:proofErr w:type="spellEnd"/>
+      <w:r>
+        <w:t xml:space="preserve"> </w:t>
+      </w:r>
+      <w:proofErr w:type="spellStart"/>
+      <w:r>
+        <w:t>eines</w:t>
+      </w:r>
+      <w:proofErr w:type="spellEnd"/>
+      <w:r>
+        <w:t xml:space="preserve"> </w:t>
+      </w:r>
+      <w:proofErr w:type="spellStart"/>
+      <w:r>
+        <w:t>Weltraumregisters</w:t>
+      </w:r>
+      <w:proofErr w:type="spellEnd"/>
+      <w:r>
+        <w:t xml:space="preserve"> (</w:t>
+      </w:r>
+      <w:proofErr w:type="spellStart"/>
+      <w:r>
+        <w:t>Weltraumverordnung</w:t>
+      </w:r>
+      <w:proofErr w:type="spellEnd"/>
+      <w:r>
+        <w:t xml:space="preserve">) </w:t>
+      </w:r>
+      <w:proofErr w:type="spellStart"/>
+      <w:r>
+        <w:t>StF</w:t>
+      </w:r>
+      <w:proofErr w:type="spellEnd"/>
+      <w:r>
+        <w:t xml:space="preserve">: </w:t>
+      </w:r>
+      <w:proofErr w:type="spellStart"/>
+      <w:r>
+        <w:t>BGBl</w:t>
+      </w:r>
+      <w:proofErr w:type="spellEnd"/>
+      <w:r>
+        <w:t xml:space="preserve">. II Nr. 36/2015 </w:t>
+      </w:r>
+      <w:proofErr w:type="spellStart"/>
+      <w:r>
+        <w:t>Änderung</w:t>
+      </w:r>
+      <w:proofErr w:type="spellEnd"/>
+      <w:r>
+        <w:t xml:space="preserve"> </w:t>
+      </w:r>
+      <w:proofErr w:type="spellStart"/>
+      <w:r>
+        <w:t>BGBl</w:t>
+      </w:r>
+      <w:proofErr w:type="spellEnd"/>
+      <w:r>
+        <w:t>. II Nr. 90/2018</w:t>
+      </w:r>
+    </w:p>
+    <w:p>
+      <w:pPr>
+        <w:jc w:val="both"/>
+      </w:pPr>
+      <w:r>
+        <w:t xml:space="preserve">BUNDESGESETZBLATT FÜR DIE REPUBLIK ÖSTERREICH </w:t>
+      </w:r>
+      <w:proofErr w:type="spellStart"/>
+      <w:r>
+        <w:t>Jahrgang</w:t>
+      </w:r>
+      <w:proofErr w:type="spellEnd"/>
+      <w:r>
+        <w:t xml:space="preserve"> 2004 </w:t>
+      </w:r>
+      <w:proofErr w:type="spellStart"/>
+      <w:r>
+        <w:t>Ausgegeben</w:t>
+      </w:r>
+      <w:proofErr w:type="spellEnd"/>
+      <w:r>
+        <w:t xml:space="preserve"> am 14. Juli 2004 Teil I 73. </w:t>
+      </w:r>
+      <w:proofErr w:type="spellStart"/>
+      <w:r>
+        <w:t>Bundesgesetz</w:t>
+      </w:r>
+      <w:proofErr w:type="spellEnd"/>
+      <w:r>
+        <w:t xml:space="preserve">: </w:t>
+      </w:r>
+      <w:proofErr w:type="spellStart"/>
+      <w:r>
+        <w:t>Forschungsförderungs-Strukturreformgesetz</w:t>
+      </w:r>
+      <w:proofErr w:type="spellEnd"/>
+      <w:r>
+        <w:t xml:space="preserve"> (NR: GP: XXII RV 510 AB 538 S. 67. BR: 7062 AB 7080 S. 711.)</w:t>
       </w:r>
     </w:p>
     <w:p>
@@ -47,15 +260,236 @@
         <w:jc w:val="both"/>
       </w:pPr>
       <w:r>
-        <w:t>SERVICE PUBLIC FEDERAL DE PROGRAMMATION POLITIQUE SCIENTIFIQUE [C − 2022/31435] 15 MARS 2022. — Arrêté royal portant exécution de certaines dispositions de la loi du 17 septembre 2005 relative aux activitésde lancement, d’opération de vol ou de guidage d’objets spatiaux</w:t>
-      </w:r>
-    </w:p>
-    <w:p>
-      <w:pPr>
-        <w:jc w:val="both"/>
-      </w:pPr>
-      <w:r>
-        <w:t>Loi du 17 septembre 2005 relative aux activités de lancement, d’opération de vol ou de guidage d’objets spatiaux texte consolidé tel que révisé par la Loi du 1er décembre 2013 (M.B. 15 janvier 2014)</w:t>
+        <w:t xml:space="preserve">SERVICE PUBLIC FEDERAL DE PROGRAMMATION POLITIQUE SCIENTIFIQUE [C − 2022/31435] 15 MARS 2022. — </w:t>
+      </w:r>
+      <w:proofErr w:type="spellStart"/>
+      <w:r>
+        <w:t>Arrêté</w:t>
+      </w:r>
+      <w:proofErr w:type="spellEnd"/>
+      <w:r>
+        <w:t xml:space="preserve"> royal </w:t>
+      </w:r>
+      <w:proofErr w:type="spellStart"/>
+      <w:r>
+        <w:t>portant</w:t>
+      </w:r>
+      <w:proofErr w:type="spellEnd"/>
+      <w:r>
+        <w:t xml:space="preserve"> </w:t>
+      </w:r>
+      <w:proofErr w:type="spellStart"/>
+      <w:r>
+        <w:t>exécution</w:t>
+      </w:r>
+      <w:proofErr w:type="spellEnd"/>
+      <w:r>
+        <w:t xml:space="preserve"> de </w:t>
+      </w:r>
+      <w:proofErr w:type="spellStart"/>
+      <w:r>
+        <w:t>certaines</w:t>
+      </w:r>
+      <w:proofErr w:type="spellEnd"/>
+      <w:r>
+        <w:t xml:space="preserve"> dispositions de la </w:t>
+      </w:r>
+      <w:proofErr w:type="spellStart"/>
+      <w:r>
+        <w:t>loi</w:t>
+      </w:r>
+      <w:proofErr w:type="spellEnd"/>
+      <w:r>
+        <w:t xml:space="preserve"> du 17 </w:t>
+      </w:r>
+      <w:proofErr w:type="spellStart"/>
+      <w:r>
+        <w:t>septembre</w:t>
+      </w:r>
+      <w:proofErr w:type="spellEnd"/>
+      <w:r>
+        <w:t xml:space="preserve"> 2005 relative aux </w:t>
+      </w:r>
+      <w:proofErr w:type="spellStart"/>
+      <w:r>
+        <w:t>activitésde</w:t>
+      </w:r>
+      <w:proofErr w:type="spellEnd"/>
+      <w:r>
+        <w:t xml:space="preserve"> </w:t>
+      </w:r>
+      <w:proofErr w:type="spellStart"/>
+      <w:r>
+        <w:t>lancement</w:t>
+      </w:r>
+      <w:proofErr w:type="spellEnd"/>
+      <w:r>
+        <w:t xml:space="preserve">, </w:t>
+      </w:r>
+      <w:proofErr w:type="spellStart"/>
+      <w:r>
+        <w:t>d’opération</w:t>
+      </w:r>
+      <w:proofErr w:type="spellEnd"/>
+      <w:r>
+        <w:t xml:space="preserve"> de vol </w:t>
+      </w:r>
+      <w:proofErr w:type="spellStart"/>
+      <w:r>
+        <w:t>ou</w:t>
+      </w:r>
+      <w:proofErr w:type="spellEnd"/>
+      <w:r>
+        <w:t xml:space="preserve"> de </w:t>
+      </w:r>
+      <w:proofErr w:type="spellStart"/>
+      <w:r>
+        <w:t>guidage</w:t>
+      </w:r>
+      <w:proofErr w:type="spellEnd"/>
+      <w:r>
+        <w:t xml:space="preserve"> </w:t>
+      </w:r>
+      <w:proofErr w:type="spellStart"/>
+      <w:r>
+        <w:t>d’objets</w:t>
+      </w:r>
+      <w:proofErr w:type="spellEnd"/>
+      <w:r>
+        <w:t xml:space="preserve"> </w:t>
+      </w:r>
+      <w:proofErr w:type="spellStart"/>
+      <w:r>
+        <w:t>spatiaux</w:t>
+      </w:r>
+      <w:proofErr w:type="spellEnd"/>
+    </w:p>
+    <w:p>
+      <w:pPr>
+        <w:jc w:val="both"/>
+      </w:pPr>
+      <w:r>
+        <w:t xml:space="preserve">Loi du 17 </w:t>
+      </w:r>
+      <w:proofErr w:type="spellStart"/>
+      <w:r>
+        <w:t>septembre</w:t>
+      </w:r>
+      <w:proofErr w:type="spellEnd"/>
+      <w:r>
+        <w:t xml:space="preserve"> 2005 relative aux </w:t>
+      </w:r>
+      <w:proofErr w:type="spellStart"/>
+      <w:r>
+        <w:t>activités</w:t>
+      </w:r>
+      <w:proofErr w:type="spellEnd"/>
+      <w:r>
+        <w:t xml:space="preserve"> de </w:t>
+      </w:r>
+      <w:proofErr w:type="spellStart"/>
+      <w:r>
+        <w:t>lancement</w:t>
+      </w:r>
+      <w:proofErr w:type="spellEnd"/>
+      <w:r>
+        <w:t xml:space="preserve">, </w:t>
+      </w:r>
+      <w:proofErr w:type="spellStart"/>
+      <w:r>
+        <w:t>d’opération</w:t>
+      </w:r>
+      <w:proofErr w:type="spellEnd"/>
+      <w:r>
+        <w:t xml:space="preserve"> de vol </w:t>
+      </w:r>
+      <w:proofErr w:type="spellStart"/>
+      <w:r>
+        <w:t>ou</w:t>
+      </w:r>
+      <w:proofErr w:type="spellEnd"/>
+      <w:r>
+        <w:t xml:space="preserve"> de </w:t>
+      </w:r>
+      <w:proofErr w:type="spellStart"/>
+      <w:r>
+        <w:t>guidage</w:t>
+      </w:r>
+      <w:proofErr w:type="spellEnd"/>
+      <w:r>
+        <w:t xml:space="preserve"> </w:t>
+      </w:r>
+      <w:proofErr w:type="spellStart"/>
+      <w:r>
+        <w:t>d’objets</w:t>
+      </w:r>
+      <w:proofErr w:type="spellEnd"/>
+      <w:r>
+        <w:t xml:space="preserve"> </w:t>
+      </w:r>
+      <w:proofErr w:type="spellStart"/>
+      <w:r>
+        <w:t>spatiaux</w:t>
+      </w:r>
+      <w:proofErr w:type="spellEnd"/>
+      <w:r>
+        <w:t xml:space="preserve"> </w:t>
+      </w:r>
+      <w:proofErr w:type="spellStart"/>
+      <w:r>
+        <w:t>texte</w:t>
+      </w:r>
+      <w:proofErr w:type="spellEnd"/>
+      <w:r>
+        <w:t xml:space="preserve"> </w:t>
+      </w:r>
+      <w:proofErr w:type="spellStart"/>
+      <w:r>
+        <w:t>consolidé</w:t>
+      </w:r>
+      <w:proofErr w:type="spellEnd"/>
+      <w:r>
+        <w:t xml:space="preserve"> </w:t>
+      </w:r>
+      <w:proofErr w:type="spellStart"/>
+      <w:r>
+        <w:t>tel</w:t>
+      </w:r>
+      <w:proofErr w:type="spellEnd"/>
+      <w:r>
+        <w:t xml:space="preserve"> </w:t>
+      </w:r>
+      <w:proofErr w:type="spellStart"/>
+      <w:r>
+        <w:t>que</w:t>
+      </w:r>
+      <w:proofErr w:type="spellEnd"/>
+      <w:r>
+        <w:t xml:space="preserve"> </w:t>
+      </w:r>
+      <w:proofErr w:type="spellStart"/>
+      <w:r>
+        <w:t>révisé</w:t>
+      </w:r>
+      <w:proofErr w:type="spellEnd"/>
+      <w:r>
+        <w:t xml:space="preserve"> par la Loi du 1er </w:t>
+      </w:r>
+      <w:proofErr w:type="spellStart"/>
+      <w:r>
+        <w:t>décembre</w:t>
+      </w:r>
+      <w:proofErr w:type="spellEnd"/>
+      <w:r>
+        <w:t xml:space="preserve"> 2013 (M.B. 15 </w:t>
+      </w:r>
+      <w:proofErr w:type="spellStart"/>
+      <w:r>
+        <w:t>janvier</w:t>
+      </w:r>
+      <w:proofErr w:type="spellEnd"/>
+      <w:r>
+        <w:t xml:space="preserve"> 2014)</w:t>
       </w:r>
     </w:p>
     <w:p>
@@ -79,24 +513,609 @@
         <w:jc w:val="both"/>
       </w:pPr>
       <w:r>
-        <w:t>Lov om aktiviteter i det ydre rum VI MARGRETHE DEN ANDEN, af Guds Nåde Danmarks Dronning, gør vitterligt: Folketinget har vedtaget og Vi ved Vort samtykke stadfæstet følgende lov</w:t>
-      </w:r>
-    </w:p>
-    <w:p>
-      <w:pPr>
-        <w:jc w:val="both"/>
-      </w:pPr>
-      <w:r>
-        <w:t>Bekendtgørelse om krav ved godkendelse af aktiviteter i det ydre rum m.v. I medfør af § 7, § 10, stk. 4, § 11, stk. 4, § 13, stk. 3, § 19 og § 21, stk. 3, i lov nr. 409 af 11. maj 2016 om aktiviteter i det ydre rum og efter bemyndigelse i henhold til § 17, stk. 1, i bekendtgørelse nr. 397 af 9. marts 2021 om delegation af uddannelses- og forskningsministerens beføjelser til Uddannelses- og Forskningsstyrelsen, fastsættes</w:t>
-      </w:r>
-    </w:p>
-    <w:p>
-      <w:pPr>
-        <w:jc w:val="both"/>
-      </w:pPr>
-      <w:r>
-        <w:t>Lovtidende A 2026 Udgivet den 27. februar 2026 25. februar 2026. Nr. 341. Bekendtgørelse om delegation af uddannelses- og forskningsministerens beføjelser til Uddannelses- og Forskningsstyrelsen og om regulering af klageadgang</w:t>
-      </w:r>
+        <w:t xml:space="preserve">Lov om </w:t>
+      </w:r>
+      <w:proofErr w:type="spellStart"/>
+      <w:r>
+        <w:t>aktiviteter</w:t>
+      </w:r>
+      <w:proofErr w:type="spellEnd"/>
+      <w:r>
+        <w:t xml:space="preserve"> </w:t>
+      </w:r>
+      <w:proofErr w:type="spellStart"/>
+      <w:r>
+        <w:t>i</w:t>
+      </w:r>
+      <w:proofErr w:type="spellEnd"/>
+      <w:r>
+        <w:t xml:space="preserve"> det </w:t>
+      </w:r>
+      <w:proofErr w:type="spellStart"/>
+      <w:r>
+        <w:t>ydre</w:t>
+      </w:r>
+      <w:proofErr w:type="spellEnd"/>
+      <w:r>
+        <w:t xml:space="preserve"> rum VI MARGRETHE DEN ANDEN, </w:t>
+      </w:r>
+      <w:proofErr w:type="spellStart"/>
+      <w:r>
+        <w:t>af</w:t>
+      </w:r>
+      <w:proofErr w:type="spellEnd"/>
+      <w:r>
+        <w:t xml:space="preserve"> </w:t>
+      </w:r>
+      <w:proofErr w:type="spellStart"/>
+      <w:r>
+        <w:t>Guds</w:t>
+      </w:r>
+      <w:proofErr w:type="spellEnd"/>
+      <w:r>
+        <w:t xml:space="preserve"> </w:t>
+      </w:r>
+      <w:proofErr w:type="spellStart"/>
+      <w:r>
+        <w:t>Nåde</w:t>
+      </w:r>
+      <w:proofErr w:type="spellEnd"/>
+      <w:r>
+        <w:t xml:space="preserve"> </w:t>
+      </w:r>
+      <w:proofErr w:type="spellStart"/>
+      <w:r>
+        <w:t>Danmarks</w:t>
+      </w:r>
+      <w:proofErr w:type="spellEnd"/>
+      <w:r>
+        <w:t xml:space="preserve"> Dronning, </w:t>
+      </w:r>
+      <w:proofErr w:type="spellStart"/>
+      <w:r>
+        <w:t>gør</w:t>
+      </w:r>
+      <w:proofErr w:type="spellEnd"/>
+      <w:r>
+        <w:t xml:space="preserve"> </w:t>
+      </w:r>
+      <w:proofErr w:type="spellStart"/>
+      <w:r>
+        <w:t>vitterligt</w:t>
+      </w:r>
+      <w:proofErr w:type="spellEnd"/>
+      <w:r>
+        <w:t xml:space="preserve">: </w:t>
+      </w:r>
+      <w:proofErr w:type="spellStart"/>
+      <w:r>
+        <w:t>Folketinget</w:t>
+      </w:r>
+      <w:proofErr w:type="spellEnd"/>
+      <w:r>
+        <w:t xml:space="preserve"> </w:t>
+      </w:r>
+      <w:proofErr w:type="spellStart"/>
+      <w:r>
+        <w:t>har</w:t>
+      </w:r>
+      <w:proofErr w:type="spellEnd"/>
+      <w:r>
+        <w:t xml:space="preserve"> </w:t>
+      </w:r>
+      <w:proofErr w:type="spellStart"/>
+      <w:r>
+        <w:t>vedtaget</w:t>
+      </w:r>
+      <w:proofErr w:type="spellEnd"/>
+      <w:r>
+        <w:t xml:space="preserve"> </w:t>
+      </w:r>
+      <w:proofErr w:type="spellStart"/>
+      <w:r>
+        <w:t>og</w:t>
+      </w:r>
+      <w:proofErr w:type="spellEnd"/>
+      <w:r>
+        <w:t xml:space="preserve"> Vi </w:t>
+      </w:r>
+      <w:proofErr w:type="spellStart"/>
+      <w:r>
+        <w:t>ved</w:t>
+      </w:r>
+      <w:proofErr w:type="spellEnd"/>
+      <w:r>
+        <w:t xml:space="preserve"> </w:t>
+      </w:r>
+      <w:proofErr w:type="spellStart"/>
+      <w:r>
+        <w:t>Vort</w:t>
+      </w:r>
+      <w:proofErr w:type="spellEnd"/>
+      <w:r>
+        <w:t xml:space="preserve"> </w:t>
+      </w:r>
+      <w:proofErr w:type="spellStart"/>
+      <w:r>
+        <w:t>samtykke</w:t>
+      </w:r>
+      <w:proofErr w:type="spellEnd"/>
+      <w:r>
+        <w:t xml:space="preserve"> </w:t>
+      </w:r>
+      <w:proofErr w:type="spellStart"/>
+      <w:r>
+        <w:t>stadfæstet</w:t>
+      </w:r>
+      <w:proofErr w:type="spellEnd"/>
+      <w:r>
+        <w:t xml:space="preserve"> </w:t>
+      </w:r>
+      <w:proofErr w:type="spellStart"/>
+      <w:r>
+        <w:t>følgende</w:t>
+      </w:r>
+      <w:proofErr w:type="spellEnd"/>
+      <w:r>
+        <w:t xml:space="preserve"> </w:t>
+      </w:r>
+      <w:proofErr w:type="spellStart"/>
+      <w:r>
+        <w:t>lov</w:t>
+      </w:r>
+      <w:proofErr w:type="spellEnd"/>
+    </w:p>
+    <w:p>
+      <w:pPr>
+        <w:jc w:val="both"/>
+      </w:pPr>
+      <w:proofErr w:type="spellStart"/>
+      <w:r>
+        <w:t>Bekendtgørelse</w:t>
+      </w:r>
+      <w:proofErr w:type="spellEnd"/>
+      <w:r>
+        <w:t xml:space="preserve"> om </w:t>
+      </w:r>
+      <w:proofErr w:type="spellStart"/>
+      <w:r>
+        <w:t>krav</w:t>
+      </w:r>
+      <w:proofErr w:type="spellEnd"/>
+      <w:r>
+        <w:t xml:space="preserve"> </w:t>
+      </w:r>
+      <w:proofErr w:type="spellStart"/>
+      <w:r>
+        <w:t>ved</w:t>
+      </w:r>
+      <w:proofErr w:type="spellEnd"/>
+      <w:r>
+        <w:t xml:space="preserve"> </w:t>
+      </w:r>
+      <w:proofErr w:type="spellStart"/>
+      <w:r>
+        <w:t>godkendelse</w:t>
+      </w:r>
+      <w:proofErr w:type="spellEnd"/>
+      <w:r>
+        <w:t xml:space="preserve"> </w:t>
+      </w:r>
+      <w:proofErr w:type="spellStart"/>
+      <w:r>
+        <w:t>af</w:t>
+      </w:r>
+      <w:proofErr w:type="spellEnd"/>
+      <w:r>
+        <w:t xml:space="preserve"> </w:t>
+      </w:r>
+      <w:proofErr w:type="spellStart"/>
+      <w:r>
+        <w:t>aktiviteter</w:t>
+      </w:r>
+      <w:proofErr w:type="spellEnd"/>
+      <w:r>
+        <w:t xml:space="preserve"> </w:t>
+      </w:r>
+      <w:proofErr w:type="spellStart"/>
+      <w:r>
+        <w:t>i</w:t>
+      </w:r>
+      <w:proofErr w:type="spellEnd"/>
+      <w:r>
+        <w:t xml:space="preserve"> det </w:t>
+      </w:r>
+      <w:proofErr w:type="spellStart"/>
+      <w:r>
+        <w:t>ydre</w:t>
+      </w:r>
+      <w:proofErr w:type="spellEnd"/>
+      <w:r>
+        <w:t xml:space="preserve"> rum </w:t>
+      </w:r>
+      <w:proofErr w:type="spellStart"/>
+      <w:r>
+        <w:t>m.v</w:t>
+      </w:r>
+      <w:proofErr w:type="spellEnd"/>
+      <w:r>
+        <w:t xml:space="preserve">. I </w:t>
+      </w:r>
+      <w:proofErr w:type="spellStart"/>
+      <w:r>
+        <w:t>medfør</w:t>
+      </w:r>
+      <w:proofErr w:type="spellEnd"/>
+      <w:r>
+        <w:t xml:space="preserve"> </w:t>
+      </w:r>
+      <w:proofErr w:type="spellStart"/>
+      <w:r>
+        <w:t>af</w:t>
+      </w:r>
+      <w:proofErr w:type="spellEnd"/>
+      <w:r>
+        <w:t xml:space="preserve"> § 7, § 10, stk. 4, § 11, stk. 4, § 13, stk. 3, § 19 </w:t>
+      </w:r>
+      <w:proofErr w:type="spellStart"/>
+      <w:r>
+        <w:t>og</w:t>
+      </w:r>
+      <w:proofErr w:type="spellEnd"/>
+      <w:r>
+        <w:t xml:space="preserve"> § 21, stk. 3, </w:t>
+      </w:r>
+      <w:proofErr w:type="spellStart"/>
+      <w:r>
+        <w:t>i</w:t>
+      </w:r>
+      <w:proofErr w:type="spellEnd"/>
+      <w:r>
+        <w:t xml:space="preserve"> </w:t>
+      </w:r>
+      <w:proofErr w:type="spellStart"/>
+      <w:r>
+        <w:t>lov</w:t>
+      </w:r>
+      <w:proofErr w:type="spellEnd"/>
+      <w:r>
+        <w:t xml:space="preserve"> nr. 409 </w:t>
+      </w:r>
+      <w:proofErr w:type="spellStart"/>
+      <w:r>
+        <w:t>af</w:t>
+      </w:r>
+      <w:proofErr w:type="spellEnd"/>
+      <w:r>
+        <w:t xml:space="preserve"> 11. </w:t>
+      </w:r>
+      <w:proofErr w:type="spellStart"/>
+      <w:r>
+        <w:t>maj</w:t>
+      </w:r>
+      <w:proofErr w:type="spellEnd"/>
+      <w:r>
+        <w:t xml:space="preserve"> 2016 om </w:t>
+      </w:r>
+      <w:proofErr w:type="spellStart"/>
+      <w:r>
+        <w:t>aktiviteter</w:t>
+      </w:r>
+      <w:proofErr w:type="spellEnd"/>
+      <w:r>
+        <w:t xml:space="preserve"> </w:t>
+      </w:r>
+      <w:proofErr w:type="spellStart"/>
+      <w:r>
+        <w:t>i</w:t>
+      </w:r>
+      <w:proofErr w:type="spellEnd"/>
+      <w:r>
+        <w:t xml:space="preserve"> det </w:t>
+      </w:r>
+      <w:proofErr w:type="spellStart"/>
+      <w:r>
+        <w:t>ydre</w:t>
+      </w:r>
+      <w:proofErr w:type="spellEnd"/>
+      <w:r>
+        <w:t xml:space="preserve"> rum </w:t>
+      </w:r>
+      <w:proofErr w:type="spellStart"/>
+      <w:r>
+        <w:t>og</w:t>
+      </w:r>
+      <w:proofErr w:type="spellEnd"/>
+      <w:r>
+        <w:t xml:space="preserve"> </w:t>
+      </w:r>
+      <w:proofErr w:type="spellStart"/>
+      <w:r>
+        <w:t>efter</w:t>
+      </w:r>
+      <w:proofErr w:type="spellEnd"/>
+      <w:r>
+        <w:t xml:space="preserve"> </w:t>
+      </w:r>
+      <w:proofErr w:type="spellStart"/>
+      <w:r>
+        <w:t>bemyndigelse</w:t>
+      </w:r>
+      <w:proofErr w:type="spellEnd"/>
+      <w:r>
+        <w:t xml:space="preserve"> </w:t>
+      </w:r>
+      <w:proofErr w:type="spellStart"/>
+      <w:r>
+        <w:t>i</w:t>
+      </w:r>
+      <w:proofErr w:type="spellEnd"/>
+      <w:r>
+        <w:t xml:space="preserve"> </w:t>
+      </w:r>
+      <w:proofErr w:type="spellStart"/>
+      <w:r>
+        <w:t>henhold</w:t>
+      </w:r>
+      <w:proofErr w:type="spellEnd"/>
+      <w:r>
+        <w:t xml:space="preserve"> </w:t>
+      </w:r>
+      <w:proofErr w:type="spellStart"/>
+      <w:r>
+        <w:t>til</w:t>
+      </w:r>
+      <w:proofErr w:type="spellEnd"/>
+      <w:r>
+        <w:t xml:space="preserve"> § 17, stk. 1, </w:t>
+      </w:r>
+      <w:proofErr w:type="spellStart"/>
+      <w:r>
+        <w:t>i</w:t>
+      </w:r>
+      <w:proofErr w:type="spellEnd"/>
+      <w:r>
+        <w:t xml:space="preserve"> </w:t>
+      </w:r>
+      <w:proofErr w:type="spellStart"/>
+      <w:r>
+        <w:t>bekendtgørelse</w:t>
+      </w:r>
+      <w:proofErr w:type="spellEnd"/>
+      <w:r>
+        <w:t xml:space="preserve"> nr. 397 </w:t>
+      </w:r>
+      <w:proofErr w:type="spellStart"/>
+      <w:r>
+        <w:t>af</w:t>
+      </w:r>
+      <w:proofErr w:type="spellEnd"/>
+      <w:r>
+        <w:t xml:space="preserve"> 9. marts 2021 om delegation </w:t>
+      </w:r>
+      <w:proofErr w:type="spellStart"/>
+      <w:r>
+        <w:t>af</w:t>
+      </w:r>
+      <w:proofErr w:type="spellEnd"/>
+      <w:r>
+        <w:t xml:space="preserve"> </w:t>
+      </w:r>
+      <w:proofErr w:type="spellStart"/>
+      <w:r>
+        <w:t>uddannelses</w:t>
+      </w:r>
+      <w:proofErr w:type="spellEnd"/>
+      <w:r>
+        <w:t xml:space="preserve">- </w:t>
+      </w:r>
+      <w:proofErr w:type="spellStart"/>
+      <w:r>
+        <w:t>og</w:t>
+      </w:r>
+      <w:proofErr w:type="spellEnd"/>
+      <w:r>
+        <w:t xml:space="preserve"> </w:t>
+      </w:r>
+      <w:proofErr w:type="spellStart"/>
+      <w:r>
+        <w:t>forskningsministerens</w:t>
+      </w:r>
+      <w:proofErr w:type="spellEnd"/>
+      <w:r>
+        <w:t xml:space="preserve"> </w:t>
+      </w:r>
+      <w:proofErr w:type="spellStart"/>
+      <w:r>
+        <w:t>beføjelser</w:t>
+      </w:r>
+      <w:proofErr w:type="spellEnd"/>
+      <w:r>
+        <w:t xml:space="preserve"> </w:t>
+      </w:r>
+      <w:proofErr w:type="spellStart"/>
+      <w:r>
+        <w:t>til</w:t>
+      </w:r>
+      <w:proofErr w:type="spellEnd"/>
+      <w:r>
+        <w:t xml:space="preserve"> </w:t>
+      </w:r>
+      <w:proofErr w:type="spellStart"/>
+      <w:r>
+        <w:t>Uddannelses</w:t>
+      </w:r>
+      <w:proofErr w:type="spellEnd"/>
+      <w:r>
+        <w:t xml:space="preserve">- </w:t>
+      </w:r>
+      <w:proofErr w:type="spellStart"/>
+      <w:r>
+        <w:t>og</w:t>
+      </w:r>
+      <w:proofErr w:type="spellEnd"/>
+      <w:r>
+        <w:t xml:space="preserve"> </w:t>
+      </w:r>
+      <w:proofErr w:type="spellStart"/>
+      <w:r>
+        <w:t>Forskningsstyrelsen</w:t>
+      </w:r>
+      <w:proofErr w:type="spellEnd"/>
+      <w:r>
+        <w:t xml:space="preserve">, </w:t>
+      </w:r>
+      <w:proofErr w:type="spellStart"/>
+      <w:r>
+        <w:t>fastsættes</w:t>
+      </w:r>
+      <w:proofErr w:type="spellEnd"/>
+    </w:p>
+    <w:p>
+      <w:pPr>
+        <w:jc w:val="both"/>
+      </w:pPr>
+      <w:proofErr w:type="spellStart"/>
+      <w:r>
+        <w:t>Lovtidende</w:t>
+      </w:r>
+      <w:proofErr w:type="spellEnd"/>
+      <w:r>
+        <w:t xml:space="preserve"> A 2026 </w:t>
+      </w:r>
+      <w:proofErr w:type="spellStart"/>
+      <w:r>
+        <w:t>Udgivet</w:t>
+      </w:r>
+      <w:proofErr w:type="spellEnd"/>
+      <w:r>
+        <w:t xml:space="preserve"> den 27. </w:t>
+      </w:r>
+      <w:proofErr w:type="spellStart"/>
+      <w:r>
+        <w:t>februar</w:t>
+      </w:r>
+      <w:proofErr w:type="spellEnd"/>
+      <w:r>
+        <w:t xml:space="preserve"> 2026 25. </w:t>
+      </w:r>
+      <w:proofErr w:type="spellStart"/>
+      <w:r>
+        <w:t>februar</w:t>
+      </w:r>
+      <w:proofErr w:type="spellEnd"/>
+      <w:r>
+        <w:t xml:space="preserve"> 2026. Nr. 341. </w:t>
+      </w:r>
+      <w:proofErr w:type="spellStart"/>
+      <w:r>
+        <w:t>Bekendtgørelse</w:t>
+      </w:r>
+      <w:proofErr w:type="spellEnd"/>
+      <w:r>
+        <w:t xml:space="preserve"> om delegation </w:t>
+      </w:r>
+      <w:proofErr w:type="spellStart"/>
+      <w:r>
+        <w:t>af</w:t>
+      </w:r>
+      <w:proofErr w:type="spellEnd"/>
+      <w:r>
+        <w:t xml:space="preserve"> </w:t>
+      </w:r>
+      <w:proofErr w:type="spellStart"/>
+      <w:r>
+        <w:t>uddannelses</w:t>
+      </w:r>
+      <w:proofErr w:type="spellEnd"/>
+      <w:r>
+        <w:t xml:space="preserve">- </w:t>
+      </w:r>
+      <w:proofErr w:type="spellStart"/>
+      <w:r>
+        <w:t>og</w:t>
+      </w:r>
+      <w:proofErr w:type="spellEnd"/>
+      <w:r>
+        <w:t xml:space="preserve"> </w:t>
+      </w:r>
+      <w:proofErr w:type="spellStart"/>
+      <w:r>
+        <w:t>forskningsministerens</w:t>
+      </w:r>
+      <w:proofErr w:type="spellEnd"/>
+      <w:r>
+        <w:t xml:space="preserve"> </w:t>
+      </w:r>
+      <w:proofErr w:type="spellStart"/>
+      <w:r>
+        <w:t>beføjelser</w:t>
+      </w:r>
+      <w:proofErr w:type="spellEnd"/>
+      <w:r>
+        <w:t xml:space="preserve"> </w:t>
+      </w:r>
+      <w:proofErr w:type="spellStart"/>
+      <w:r>
+        <w:t>til</w:t>
+      </w:r>
+      <w:proofErr w:type="spellEnd"/>
+      <w:r>
+        <w:t xml:space="preserve"> </w:t>
+      </w:r>
+      <w:proofErr w:type="spellStart"/>
+      <w:r>
+        <w:t>Uddannelses</w:t>
+      </w:r>
+      <w:proofErr w:type="spellEnd"/>
+      <w:r>
+        <w:t xml:space="preserve">- </w:t>
+      </w:r>
+      <w:proofErr w:type="spellStart"/>
+      <w:r>
+        <w:t>og</w:t>
+      </w:r>
+      <w:proofErr w:type="spellEnd"/>
+      <w:r>
+        <w:t xml:space="preserve"> </w:t>
+      </w:r>
+      <w:proofErr w:type="spellStart"/>
+      <w:r>
+        <w:t>Forskningsstyrelsen</w:t>
+      </w:r>
+      <w:proofErr w:type="spellEnd"/>
+      <w:r>
+        <w:t xml:space="preserve"> </w:t>
+      </w:r>
+      <w:proofErr w:type="spellStart"/>
+      <w:r>
+        <w:t>og</w:t>
+      </w:r>
+      <w:proofErr w:type="spellEnd"/>
+      <w:r>
+        <w:t xml:space="preserve"> om </w:t>
+      </w:r>
+      <w:proofErr w:type="spellStart"/>
+      <w:r>
+        <w:t>regulering</w:t>
+      </w:r>
+      <w:proofErr w:type="spellEnd"/>
+      <w:r>
+        <w:t xml:space="preserve"> </w:t>
+      </w:r>
+      <w:proofErr w:type="spellStart"/>
+      <w:r>
+        <w:t>af</w:t>
+      </w:r>
+      <w:proofErr w:type="spellEnd"/>
+      <w:r>
+        <w:t xml:space="preserve"> </w:t>
+      </w:r>
+      <w:proofErr w:type="spellStart"/>
+      <w:r>
+        <w:t>klageadgang</w:t>
+      </w:r>
+      <w:proofErr w:type="spellEnd"/>
     </w:p>
     <w:p>
       <w:pPr>
@@ -112,15 +1131,196 @@
       </w:pPr>
       <w:r>
         <w:lastRenderedPageBreak/>
-        <w:t>SUOMEN SÄÄDÖSKOKOELMA avaruustoiminnasta vvvv Mnro Muu asia Julkaistu Helsingissä 23 päivänä tammikuuta 2018 74/2018 Työ- ja elinkeinoministeriön asetus avaruustoiminnasta</w:t>
-      </w:r>
-    </w:p>
-    <w:p>
-      <w:pPr>
-        <w:jc w:val="both"/>
-      </w:pPr>
-      <w:r>
-        <w:t>SUOMEN SÄÄDÖSKOKOELMA avaruustoiminnasta vvvv Mnro Muu asia Julkaistu Helsingissä 16 päivänä tammikuuta 2018 63/2018</w:t>
+        <w:t xml:space="preserve">SUOMEN SÄÄDÖSKOKOELMA </w:t>
+      </w:r>
+      <w:proofErr w:type="spellStart"/>
+      <w:r>
+        <w:t>avaruustoiminnasta</w:t>
+      </w:r>
+      <w:proofErr w:type="spellEnd"/>
+      <w:r>
+        <w:t xml:space="preserve"> </w:t>
+      </w:r>
+      <w:proofErr w:type="spellStart"/>
+      <w:r>
+        <w:t>vvvv</w:t>
+      </w:r>
+      <w:proofErr w:type="spellEnd"/>
+      <w:r>
+        <w:t xml:space="preserve"> </w:t>
+      </w:r>
+      <w:proofErr w:type="spellStart"/>
+      <w:r>
+        <w:t>Mnro</w:t>
+      </w:r>
+      <w:proofErr w:type="spellEnd"/>
+      <w:r>
+        <w:t xml:space="preserve"> </w:t>
+      </w:r>
+      <w:proofErr w:type="spellStart"/>
+      <w:r>
+        <w:t>Muu</w:t>
+      </w:r>
+      <w:proofErr w:type="spellEnd"/>
+      <w:r>
+        <w:t xml:space="preserve"> </w:t>
+      </w:r>
+      <w:proofErr w:type="spellStart"/>
+      <w:r>
+        <w:t>asia</w:t>
+      </w:r>
+      <w:proofErr w:type="spellEnd"/>
+      <w:r>
+        <w:t xml:space="preserve"> </w:t>
+      </w:r>
+      <w:proofErr w:type="spellStart"/>
+      <w:r>
+        <w:t>Julkaistu</w:t>
+      </w:r>
+      <w:proofErr w:type="spellEnd"/>
+      <w:r>
+        <w:t xml:space="preserve"> </w:t>
+      </w:r>
+      <w:proofErr w:type="spellStart"/>
+      <w:r>
+        <w:t>Helsingissä</w:t>
+      </w:r>
+      <w:proofErr w:type="spellEnd"/>
+      <w:r>
+        <w:t xml:space="preserve"> 23 </w:t>
+      </w:r>
+      <w:proofErr w:type="spellStart"/>
+      <w:r>
+        <w:t>päivänä</w:t>
+      </w:r>
+      <w:proofErr w:type="spellEnd"/>
+      <w:r>
+        <w:t xml:space="preserve"> </w:t>
+      </w:r>
+      <w:proofErr w:type="spellStart"/>
+      <w:r>
+        <w:t>tammikuuta</w:t>
+      </w:r>
+      <w:proofErr w:type="spellEnd"/>
+      <w:r>
+        <w:t xml:space="preserve"> 2018 74/2018 </w:t>
+      </w:r>
+      <w:proofErr w:type="spellStart"/>
+      <w:r>
+        <w:t>Työ</w:t>
+      </w:r>
+      <w:proofErr w:type="spellEnd"/>
+      <w:r>
+        <w:t xml:space="preserve">- </w:t>
+      </w:r>
+      <w:proofErr w:type="spellStart"/>
+      <w:r>
+        <w:t>ja</w:t>
+      </w:r>
+      <w:proofErr w:type="spellEnd"/>
+      <w:r>
+        <w:t xml:space="preserve"> </w:t>
+      </w:r>
+      <w:proofErr w:type="spellStart"/>
+      <w:r>
+        <w:t>elinkeinoministeriön</w:t>
+      </w:r>
+      <w:proofErr w:type="spellEnd"/>
+      <w:r>
+        <w:t xml:space="preserve"> </w:t>
+      </w:r>
+      <w:proofErr w:type="spellStart"/>
+      <w:r>
+        <w:t>asetus</w:t>
+      </w:r>
+      <w:proofErr w:type="spellEnd"/>
+      <w:r>
+        <w:t xml:space="preserve"> </w:t>
+      </w:r>
+      <w:proofErr w:type="spellStart"/>
+      <w:r>
+        <w:t>avaruustoiminnasta</w:t>
+      </w:r>
+      <w:proofErr w:type="spellEnd"/>
+    </w:p>
+    <w:p>
+      <w:pPr>
+        <w:jc w:val="both"/>
+      </w:pPr>
+      <w:r>
+        <w:t xml:space="preserve">SUOMEN SÄÄDÖSKOKOELMA </w:t>
+      </w:r>
+      <w:proofErr w:type="spellStart"/>
+      <w:r>
+        <w:t>avaruustoiminnasta</w:t>
+      </w:r>
+      <w:proofErr w:type="spellEnd"/>
+      <w:r>
+        <w:t xml:space="preserve"> </w:t>
+      </w:r>
+      <w:proofErr w:type="spellStart"/>
+      <w:r>
+        <w:t>vvvv</w:t>
+      </w:r>
+      <w:proofErr w:type="spellEnd"/>
+      <w:r>
+        <w:t xml:space="preserve"> </w:t>
+      </w:r>
+      <w:proofErr w:type="spellStart"/>
+      <w:r>
+        <w:t>Mnro</w:t>
+      </w:r>
+      <w:proofErr w:type="spellEnd"/>
+      <w:r>
+        <w:t xml:space="preserve"> </w:t>
+      </w:r>
+      <w:proofErr w:type="spellStart"/>
+      <w:r>
+        <w:t>Muu</w:t>
+      </w:r>
+      <w:proofErr w:type="spellEnd"/>
+      <w:r>
+        <w:t xml:space="preserve"> </w:t>
+      </w:r>
+      <w:proofErr w:type="spellStart"/>
+      <w:r>
+        <w:t>asia</w:t>
+      </w:r>
+      <w:proofErr w:type="spellEnd"/>
+      <w:r>
+        <w:t xml:space="preserve"> </w:t>
+      </w:r>
+      <w:proofErr w:type="spellStart"/>
+      <w:r>
+        <w:t>Julkaistu</w:t>
+      </w:r>
+      <w:proofErr w:type="spellEnd"/>
+      <w:r>
+        <w:t xml:space="preserve"> </w:t>
+      </w:r>
+      <w:proofErr w:type="spellStart"/>
+      <w:r>
+        <w:t>Helsingissä</w:t>
+      </w:r>
+      <w:proofErr w:type="spellEnd"/>
+      <w:r>
+        <w:t xml:space="preserve"> 16 </w:t>
+      </w:r>
+      <w:proofErr w:type="spellStart"/>
+      <w:r>
+        <w:t>päivänä</w:t>
+      </w:r>
+      <w:proofErr w:type="spellEnd"/>
+      <w:r>
+        <w:t xml:space="preserve"> </w:t>
+      </w:r>
+      <w:proofErr w:type="spellStart"/>
+      <w:r>
+        <w:t>tammikuuta</w:t>
+      </w:r>
+      <w:proofErr w:type="spellEnd"/>
+      <w:r>
+        <w:t xml:space="preserve"> 2018 63/2018</w:t>
       </w:r>
     </w:p>
     <w:p>
@@ -276,18 +1476,148 @@
         <w:t xml:space="preserve">Verordnung zum Satellitendatensicherheitsgesetz (Satellitendatensicherheitsverordnung - SatDSiV) SatDSiV Ausfertigungsdatum: 26.03.2008 Vollzitat: "Satellitendatensicherheitsverordnung vom 26. </w:t>
       </w:r>
       <w:r>
-        <w:t>März 2008 (BGBl. I S. 508), die zuletzt durch Artikel 1 der Verordnung vom 16. Oktober 2023 (BGBl. 2023 I Nr. 278) geändert worden ist</w:t>
-      </w:r>
-    </w:p>
-    <w:p>
-      <w:pPr>
-        <w:jc w:val="both"/>
-      </w:pPr>
+        <w:t>März 2008 (</w:t>
+      </w:r>
+      <w:proofErr w:type="spellStart"/>
+      <w:r>
+        <w:t>BGBl</w:t>
+      </w:r>
+      <w:proofErr w:type="spellEnd"/>
+      <w:r>
+        <w:t xml:space="preserve">. I S. 508), die </w:t>
+      </w:r>
+      <w:proofErr w:type="spellStart"/>
+      <w:r>
+        <w:t>zuletzt</w:t>
+      </w:r>
+      <w:proofErr w:type="spellEnd"/>
+      <w:r>
+        <w:t xml:space="preserve"> </w:t>
+      </w:r>
+      <w:proofErr w:type="spellStart"/>
+      <w:r>
+        <w:t>durch</w:t>
+      </w:r>
+      <w:proofErr w:type="spellEnd"/>
+      <w:r>
+        <w:t xml:space="preserve"> Artikel 1 der </w:t>
+      </w:r>
+      <w:proofErr w:type="spellStart"/>
+      <w:r>
+        <w:t>Verordnung</w:t>
+      </w:r>
+      <w:proofErr w:type="spellEnd"/>
+      <w:r>
+        <w:t xml:space="preserve"> </w:t>
+      </w:r>
+      <w:proofErr w:type="spellStart"/>
+      <w:r>
+        <w:t>vom</w:t>
+      </w:r>
+      <w:proofErr w:type="spellEnd"/>
+      <w:r>
+        <w:t xml:space="preserve"> 16. Oktober 2023 (</w:t>
+      </w:r>
+      <w:proofErr w:type="spellStart"/>
+      <w:r>
+        <w:t>BGBl</w:t>
+      </w:r>
+      <w:proofErr w:type="spellEnd"/>
+      <w:r>
+        <w:t xml:space="preserve">. 2023 I Nr. 278) </w:t>
+      </w:r>
+      <w:proofErr w:type="spellStart"/>
+      <w:r>
+        <w:t>geändert</w:t>
+      </w:r>
+      <w:proofErr w:type="spellEnd"/>
+      <w:r>
+        <w:t xml:space="preserve"> </w:t>
+      </w:r>
+      <w:proofErr w:type="spellStart"/>
+      <w:r>
+        <w:t>worden</w:t>
+      </w:r>
+      <w:proofErr w:type="spellEnd"/>
+      <w:r>
+        <w:t xml:space="preserve"> </w:t>
+      </w:r>
+      <w:proofErr w:type="spellStart"/>
+      <w:r>
+        <w:t>ist</w:t>
+      </w:r>
+      <w:proofErr w:type="spellEnd"/>
+    </w:p>
+    <w:p>
+      <w:pPr>
+        <w:jc w:val="both"/>
+      </w:pPr>
+      <w:proofErr w:type="spellStart"/>
       <w:r>
         <w:t>G</w:t>
       </w:r>
       <w:r>
-        <w:t>esetz zur Übertragung von Verwaltungsaufgaben auf dem Gebiet der Raumfahrt (Raumfahrtaufgabenübertragungsgesetz - RAÜG)</w:t>
+        <w:t>esetz</w:t>
+      </w:r>
+      <w:proofErr w:type="spellEnd"/>
+      <w:r>
+        <w:t xml:space="preserve"> </w:t>
+      </w:r>
+      <w:proofErr w:type="spellStart"/>
+      <w:r>
+        <w:t>zur</w:t>
+      </w:r>
+      <w:proofErr w:type="spellEnd"/>
+      <w:r>
+        <w:t xml:space="preserve"> </w:t>
+      </w:r>
+      <w:proofErr w:type="spellStart"/>
+      <w:r>
+        <w:t>Übertragung</w:t>
+      </w:r>
+      <w:proofErr w:type="spellEnd"/>
+      <w:r>
+        <w:t xml:space="preserve"> von </w:t>
+      </w:r>
+      <w:proofErr w:type="spellStart"/>
+      <w:r>
+        <w:t>Verwaltungsaufgaben</w:t>
+      </w:r>
+      <w:proofErr w:type="spellEnd"/>
+      <w:r>
+        <w:t xml:space="preserve"> auf </w:t>
+      </w:r>
+      <w:proofErr w:type="spellStart"/>
+      <w:r>
+        <w:t>dem</w:t>
+      </w:r>
+      <w:proofErr w:type="spellEnd"/>
+      <w:r>
+        <w:t xml:space="preserve"> </w:t>
+      </w:r>
+      <w:proofErr w:type="spellStart"/>
+      <w:r>
+        <w:t>Gebiet</w:t>
+      </w:r>
+      <w:proofErr w:type="spellEnd"/>
+      <w:r>
+        <w:t xml:space="preserve"> der </w:t>
+      </w:r>
+      <w:proofErr w:type="spellStart"/>
+      <w:r>
+        <w:t>Raumfahrt</w:t>
+      </w:r>
+      <w:proofErr w:type="spellEnd"/>
+      <w:r>
+        <w:t> (</w:t>
+      </w:r>
+      <w:proofErr w:type="spellStart"/>
+      <w:r>
+        <w:t>Raumfahrtaufgabenübertragungsgesetz</w:t>
+      </w:r>
+      <w:proofErr w:type="spellEnd"/>
+      <w:r>
+        <w:t xml:space="preserve"> - RAÜG)</w:t>
       </w:r>
     </w:p>
     <w:p>
@@ -295,12 +1625,28 @@
         <w:jc w:val="both"/>
       </w:pPr>
       <w:hyperlink r:id="rId5" w:history="1">
+        <w:proofErr w:type="spellStart"/>
         <w:r>
           <w:rPr>
             <w:rStyle w:val="Hyperlink"/>
           </w:rPr>
-          <w:t>Nichtamtliches Inhaltsverzeichnis</w:t>
+          <w:t>Nichtamtliches</w:t>
         </w:r>
+        <w:proofErr w:type="spellEnd"/>
+        <w:r>
+          <w:rPr>
+            <w:rStyle w:val="Hyperlink"/>
+          </w:rPr>
+          <w:t xml:space="preserve"> </w:t>
+        </w:r>
+        <w:proofErr w:type="spellStart"/>
+        <w:r>
+          <w:rPr>
+            <w:rStyle w:val="Hyperlink"/>
+          </w:rPr>
+          <w:t>Inhaltsverzeichnis</w:t>
+        </w:r>
+        <w:proofErr w:type="spellEnd"/>
       </w:hyperlink>
     </w:p>
     <w:p>
@@ -315,16 +1661,26 @@
       <w:pPr>
         <w:jc w:val="both"/>
       </w:pPr>
-      <w:r>
-        <w:t>Ausfertigungsdatum: 08.06.1990</w:t>
-      </w:r>
-    </w:p>
-    <w:p>
-      <w:pPr>
-        <w:jc w:val="both"/>
-      </w:pPr>
-      <w:r>
-        <w:t>Vollzitat:</w:t>
+      <w:proofErr w:type="spellStart"/>
+      <w:r>
+        <w:t>Ausfertigungsdatum</w:t>
+      </w:r>
+      <w:proofErr w:type="spellEnd"/>
+      <w:r>
+        <w:t>: 08.06.1990</w:t>
+      </w:r>
+    </w:p>
+    <w:p>
+      <w:pPr>
+        <w:jc w:val="both"/>
+      </w:pPr>
+      <w:proofErr w:type="spellStart"/>
+      <w:r>
+        <w:t>Vollzitat</w:t>
+      </w:r>
+      <w:proofErr w:type="spellEnd"/>
+      <w:r>
+        <w:t>:</w:t>
       </w:r>
     </w:p>
     <w:p>
@@ -333,7 +1689,47 @@
       </w:pPr>
       <w:r>
         <w:lastRenderedPageBreak/>
-        <w:t>"Raumfahrtaufgabenübertragungsgesetz in der Fassung der Bekanntmachung vom 22. August 1998 (BGBl. I S. 2510)"</w:t>
+        <w:t>"</w:t>
+      </w:r>
+      <w:proofErr w:type="spellStart"/>
+      <w:r>
+        <w:t>Raumfahrtaufgabenübertragungsgesetz</w:t>
+      </w:r>
+      <w:proofErr w:type="spellEnd"/>
+      <w:r>
+        <w:t xml:space="preserve"> in der </w:t>
+      </w:r>
+      <w:proofErr w:type="spellStart"/>
+      <w:r>
+        <w:t>Fassung</w:t>
+      </w:r>
+      <w:proofErr w:type="spellEnd"/>
+      <w:r>
+        <w:t xml:space="preserve"> der </w:t>
+      </w:r>
+      <w:proofErr w:type="spellStart"/>
+      <w:r>
+        <w:t>Bekanntmachung</w:t>
+      </w:r>
+      <w:proofErr w:type="spellEnd"/>
+      <w:r>
+        <w:t xml:space="preserve"> </w:t>
+      </w:r>
+      <w:proofErr w:type="spellStart"/>
+      <w:r>
+        <w:t>vom</w:t>
+      </w:r>
+      <w:proofErr w:type="spellEnd"/>
+      <w:r>
+        <w:t xml:space="preserve"> 22. August 1998 (</w:t>
+      </w:r>
+      <w:proofErr w:type="spellStart"/>
+      <w:r>
+        <w:t>BGBl</w:t>
+      </w:r>
+      <w:proofErr w:type="spellEnd"/>
+      <w:r>
+        <w:t>. I S. 2510)"</w:t>
       </w:r>
     </w:p>
     <w:p>
@@ -361,7 +1757,27 @@
           <w:lang w:eastAsia="en-GB"/>
           <w14:ligatures w14:val="none"/>
         </w:rPr>
-        <w:t>ΕΦΗΜΕΡΙ∆Α ΤΗΣ ΚΥΒΕΡΝΗΣΕΩΣ ΤΗΣ ΕΛΛΗΝΙΚΗΣ ∆ΗΜΟΚΡΑΤΙΑΣ 22 Δεκεμβρίου 2017 ΤΕΥΧΟΣ ΠΡΩΤΟ NOMOΣ ΥΠ’ ΑΡΙΘΜ. 4508</w:t>
+        <w:t xml:space="preserve">ΕΦΗΜΕΡΙ∆Α ΤΗΣ ΚΥΒΕΡΝΗΣΕΩΣ ΤΗΣ ΕΛΛΗΝΙΚΗΣ ∆ΗΜΟΚΡΑΤΙΑΣ 22 </w:t>
+      </w:r>
+      <w:proofErr w:type="spellStart"/>
+      <w:r>
+        <w:rPr>
+          <w:rFonts w:ascii="Times New Roman" w:eastAsia="Times New Roman" w:hAnsi="Times New Roman" w:cs="Times New Roman"/>
+          <w:kern w:val="0"/>
+          <w:lang w:eastAsia="en-GB"/>
+          <w14:ligatures w14:val="none"/>
+        </w:rPr>
+        <w:t>Δεκεμ</w:t>
+      </w:r>
+      <w:proofErr w:type="spellEnd"/>
+      <w:r>
+        <w:rPr>
+          <w:rFonts w:ascii="Times New Roman" w:eastAsia="Times New Roman" w:hAnsi="Times New Roman" w:cs="Times New Roman"/>
+          <w:kern w:val="0"/>
+          <w:lang w:eastAsia="en-GB"/>
+          <w14:ligatures w14:val="none"/>
+        </w:rPr>
+        <w:t>βρίου 2017 ΤΕΥΧΟΣ ΠΡΩΤΟ NOMOΣ ΥΠ’ ΑΡΙΘΜ. 4508</w:t>
       </w:r>
     </w:p>
     <w:p>
@@ -381,7 +1797,27 @@
           <w:lang w:eastAsia="en-GB"/>
           <w14:ligatures w14:val="none"/>
         </w:rPr>
-        <w:t xml:space="preserve">ΕΦΗΜΕΡΙ∆Α ΤΗΣ ΚΥΒΕΡΝΗΣΕΩΣ ΤΗΣ ΕΛΛΗΝΙΚΗΣ ∆ΗΜΟΚΡΑΤΙΑΣ 30 Οκτωβρίου 2019 ΤΕΥΧΟΣ ΠΡΩΤΟ NOMOΣ ΥΠ’ ΑΡΙΘΜ. </w:t>
+        <w:t xml:space="preserve">ΕΦΗΜΕΡΙ∆Α ΤΗΣ ΚΥΒΕΡΝΗΣΕΩΣ ΤΗΣ ΕΛΛΗΝΙΚΗΣ ∆ΗΜΟΚΡΑΤΙΑΣ 30 </w:t>
+      </w:r>
+      <w:proofErr w:type="spellStart"/>
+      <w:r>
+        <w:rPr>
+          <w:rFonts w:ascii="Times New Roman" w:eastAsia="Times New Roman" w:hAnsi="Times New Roman" w:cs="Times New Roman"/>
+          <w:kern w:val="0"/>
+          <w:lang w:eastAsia="en-GB"/>
+          <w14:ligatures w14:val="none"/>
+        </w:rPr>
+        <w:t>Οκτω</w:t>
+      </w:r>
+      <w:proofErr w:type="spellEnd"/>
+      <w:r>
+        <w:rPr>
+          <w:rFonts w:ascii="Times New Roman" w:eastAsia="Times New Roman" w:hAnsi="Times New Roman" w:cs="Times New Roman"/>
+          <w:kern w:val="0"/>
+          <w:lang w:eastAsia="en-GB"/>
+          <w14:ligatures w14:val="none"/>
+        </w:rPr>
+        <w:t xml:space="preserve">βρίου 2019 ΤΕΥΧΟΣ ΠΡΩΤΟ NOMOΣ ΥΠ’ ΑΡΙΘΜ. </w:t>
       </w:r>
       <w:r>
         <w:rPr>
@@ -709,7 +2145,6 @@
         <w:rPr>
           <w:i/>
           <w:iCs/>
-          <w:lang w:val="it-IT"/>
         </w:rPr>
       </w:pPr>
     </w:p>
@@ -738,23 +2173,173 @@
           <w:i/>
           <w:iCs/>
         </w:rPr>
-        <w:t>Decree-Law 30 April 2022, No. 36, particularly Articles 30–31, subsequently converted with amendments by Law 29 June 2022, No. 79.</w:t>
-      </w:r>
-      <w:r>
-        <w:t xml:space="preserve">Loi du 15 décembre 2020 portant approbation de la Convention sur l’immatriculation des objets lancés dans l’espace </w:t>
+        <w:t xml:space="preserve">Decree-Law 30 April 2022, No. 36, particularly Articles 30–31, subsequently converted with amendments by Law 29 June 2022, No. </w:t>
+      </w:r>
+      <w:proofErr w:type="gramStart"/>
+      <w:r>
+        <w:rPr>
+          <w:i/>
+          <w:iCs/>
+        </w:rPr>
+        <w:t>79.</w:t>
+      </w:r>
+      <w:r>
+        <w:t>Loi</w:t>
+      </w:r>
+      <w:proofErr w:type="gramEnd"/>
+      <w:r>
+        <w:t xml:space="preserve"> du 15 </w:t>
+      </w:r>
+      <w:proofErr w:type="spellStart"/>
+      <w:r>
+        <w:t>décembre</w:t>
+      </w:r>
+      <w:proofErr w:type="spellEnd"/>
+      <w:r>
+        <w:t xml:space="preserve"> 2020 </w:t>
+      </w:r>
+      <w:proofErr w:type="spellStart"/>
+      <w:r>
+        <w:t>portant</w:t>
+      </w:r>
+      <w:proofErr w:type="spellEnd"/>
+      <w:r>
+        <w:t xml:space="preserve"> approbation de la Convention sur </w:t>
+      </w:r>
+      <w:proofErr w:type="spellStart"/>
+      <w:r>
+        <w:t>l’immatriculation</w:t>
+      </w:r>
+      <w:proofErr w:type="spellEnd"/>
+      <w:r>
+        <w:t xml:space="preserve"> des </w:t>
+      </w:r>
+      <w:proofErr w:type="spellStart"/>
+      <w:r>
+        <w:t>objets</w:t>
+      </w:r>
+      <w:proofErr w:type="spellEnd"/>
+      <w:r>
+        <w:t xml:space="preserve"> </w:t>
+      </w:r>
+      <w:proofErr w:type="spellStart"/>
+      <w:r>
+        <w:t>lancés</w:t>
+      </w:r>
+      <w:proofErr w:type="spellEnd"/>
+      <w:r>
+        <w:t xml:space="preserve"> dans </w:t>
+      </w:r>
+      <w:proofErr w:type="spellStart"/>
+      <w:r>
+        <w:t>l’espace</w:t>
+      </w:r>
+      <w:proofErr w:type="spellEnd"/>
+      <w:r>
+        <w:t xml:space="preserve"> </w:t>
       </w:r>
       <w:r>
         <w:lastRenderedPageBreak/>
-        <w:t>extra-atmosphérique, adoptée par l’Assemblée générale des Nations unies, à New York, le 12 novembre 1974.</w:t>
-      </w:r>
-    </w:p>
-    <w:p>
-      <w:pPr>
-        <w:jc w:val="both"/>
-      </w:pPr>
-      <w:r>
-        <w:t>Loi du 15 décembre 2020 portant sur les activités spatiales et modifiant :</w:t>
-      </w:r>
+        <w:t>extra-</w:t>
+      </w:r>
+      <w:proofErr w:type="spellStart"/>
+      <w:r>
+        <w:t>atmosphérique</w:t>
+      </w:r>
+      <w:proofErr w:type="spellEnd"/>
+      <w:r>
+        <w:t xml:space="preserve">, </w:t>
+      </w:r>
+      <w:proofErr w:type="spellStart"/>
+      <w:r>
+        <w:t>adoptée</w:t>
+      </w:r>
+      <w:proofErr w:type="spellEnd"/>
+      <w:r>
+        <w:t xml:space="preserve"> par </w:t>
+      </w:r>
+      <w:proofErr w:type="spellStart"/>
+      <w:r>
+        <w:t>l’Assemblée</w:t>
+      </w:r>
+      <w:proofErr w:type="spellEnd"/>
+      <w:r>
+        <w:t xml:space="preserve"> </w:t>
+      </w:r>
+      <w:proofErr w:type="spellStart"/>
+      <w:r>
+        <w:t>générale</w:t>
+      </w:r>
+      <w:proofErr w:type="spellEnd"/>
+      <w:r>
+        <w:t xml:space="preserve"> des Nations </w:t>
+      </w:r>
+      <w:proofErr w:type="spellStart"/>
+      <w:r>
+        <w:t>unies</w:t>
+      </w:r>
+      <w:proofErr w:type="spellEnd"/>
+      <w:r>
+        <w:t xml:space="preserve">, à New York, le 12 </w:t>
+      </w:r>
+      <w:proofErr w:type="spellStart"/>
+      <w:r>
+        <w:t>novembre</w:t>
+      </w:r>
+      <w:proofErr w:type="spellEnd"/>
+      <w:r>
+        <w:t xml:space="preserve"> 1974.</w:t>
+      </w:r>
+    </w:p>
+    <w:p>
+      <w:pPr>
+        <w:jc w:val="both"/>
+      </w:pPr>
+      <w:r>
+        <w:t xml:space="preserve">Loi du 15 </w:t>
+      </w:r>
+      <w:proofErr w:type="spellStart"/>
+      <w:r>
+        <w:t>décembre</w:t>
+      </w:r>
+      <w:proofErr w:type="spellEnd"/>
+      <w:r>
+        <w:t xml:space="preserve"> 2020 </w:t>
+      </w:r>
+      <w:proofErr w:type="spellStart"/>
+      <w:r>
+        <w:t>portant</w:t>
+      </w:r>
+      <w:proofErr w:type="spellEnd"/>
+      <w:r>
+        <w:t xml:space="preserve"> sur les </w:t>
+      </w:r>
+      <w:proofErr w:type="spellStart"/>
+      <w:r>
+        <w:t>activités</w:t>
+      </w:r>
+      <w:proofErr w:type="spellEnd"/>
+      <w:r>
+        <w:t xml:space="preserve"> </w:t>
+      </w:r>
+      <w:proofErr w:type="spellStart"/>
+      <w:r>
+        <w:t>spatiales</w:t>
+      </w:r>
+      <w:proofErr w:type="spellEnd"/>
+      <w:r>
+        <w:t xml:space="preserve"> et </w:t>
+      </w:r>
+      <w:proofErr w:type="spellStart"/>
+      <w:proofErr w:type="gramStart"/>
+      <w:r>
+        <w:t>modifiant</w:t>
+      </w:r>
+      <w:proofErr w:type="spellEnd"/>
+      <w:r>
+        <w:t xml:space="preserve"> :</w:t>
+      </w:r>
+      <w:proofErr w:type="gramEnd"/>
     </w:p>
     <w:tbl>
       <w:tblPr>
@@ -816,8 +2401,61 @@
               <w:jc w:val="both"/>
             </w:pPr>
             <w:r>
-              <w:t>la loi modifiée du 9 juillet 1937 sur l’impôt sur les assurances dite « Versicherungssteuergesetz » ;</w:t>
+              <w:t xml:space="preserve">la </w:t>
             </w:r>
+            <w:proofErr w:type="spellStart"/>
+            <w:r>
+              <w:t>loi</w:t>
+            </w:r>
+            <w:proofErr w:type="spellEnd"/>
+            <w:r>
+              <w:t xml:space="preserve"> </w:t>
+            </w:r>
+            <w:proofErr w:type="spellStart"/>
+            <w:r>
+              <w:t>modifiée</w:t>
+            </w:r>
+            <w:proofErr w:type="spellEnd"/>
+            <w:r>
+              <w:t xml:space="preserve"> du 9 </w:t>
+            </w:r>
+            <w:proofErr w:type="spellStart"/>
+            <w:r>
+              <w:t>juillet</w:t>
+            </w:r>
+            <w:proofErr w:type="spellEnd"/>
+            <w:r>
+              <w:t xml:space="preserve"> 1937 sur </w:t>
+            </w:r>
+            <w:proofErr w:type="spellStart"/>
+            <w:r>
+              <w:t>l’impôt</w:t>
+            </w:r>
+            <w:proofErr w:type="spellEnd"/>
+            <w:r>
+              <w:t xml:space="preserve"> sur les assurances </w:t>
+            </w:r>
+            <w:proofErr w:type="spellStart"/>
+            <w:r>
+              <w:t>dite</w:t>
+            </w:r>
+            <w:proofErr w:type="spellEnd"/>
+            <w:r>
+              <w:t xml:space="preserve"> « </w:t>
+            </w:r>
+            <w:proofErr w:type="spellStart"/>
+            <w:r>
+              <w:t>Versicherungssteuergesetz</w:t>
+            </w:r>
+            <w:proofErr w:type="spellEnd"/>
+            <w:r>
+              <w:t> </w:t>
+            </w:r>
+            <w:proofErr w:type="gramStart"/>
+            <w:r>
+              <w:t>» ;</w:t>
+            </w:r>
+            <w:proofErr w:type="gramEnd"/>
           </w:p>
         </w:tc>
       </w:tr>
@@ -877,23 +2515,305 @@
         <w:jc w:val="both"/>
       </w:pPr>
       <w:r>
-        <w:t>Loi du 20 juillet 2017 sur l’exploration et l’utilisation des ressources de l’espace.</w:t>
-      </w:r>
-    </w:p>
-    <w:p>
-      <w:pPr>
-        <w:jc w:val="both"/>
-      </w:pPr>
-      <w:r>
-        <w:t>Règlement grand-ducal du 11 juillet 2025 déterminant la procédure applicable à la perception de la redevance destinée à couvrir les frais administratifs occasionnés par le traitement des demandes d’agrément de missions en matière d’exploration et d’utilisation des ressources de l’espace.</w:t>
-      </w:r>
-    </w:p>
-    <w:p>
-      <w:pPr>
-        <w:jc w:val="both"/>
-      </w:pPr>
-      <w:r>
-        <w:t>Règlement grand-ducal du 11 juillet 2025 déterminant la procédure de perception de la redevance du traitement des demandes d’autorisation d’activités spatiales ainsi que de la redevance annuelle y relative.</w:t>
+        <w:t xml:space="preserve">Loi du 20 </w:t>
+      </w:r>
+      <w:proofErr w:type="spellStart"/>
+      <w:r>
+        <w:t>juillet</w:t>
+      </w:r>
+      <w:proofErr w:type="spellEnd"/>
+      <w:r>
+        <w:t xml:space="preserve"> 2017 sur </w:t>
+      </w:r>
+      <w:proofErr w:type="spellStart"/>
+      <w:r>
+        <w:t>l’exploration</w:t>
+      </w:r>
+      <w:proofErr w:type="spellEnd"/>
+      <w:r>
+        <w:t xml:space="preserve"> et </w:t>
+      </w:r>
+      <w:proofErr w:type="spellStart"/>
+      <w:r>
+        <w:t>l’utilisation</w:t>
+      </w:r>
+      <w:proofErr w:type="spellEnd"/>
+      <w:r>
+        <w:t xml:space="preserve"> des </w:t>
+      </w:r>
+      <w:proofErr w:type="spellStart"/>
+      <w:r>
+        <w:t>ressources</w:t>
+      </w:r>
+      <w:proofErr w:type="spellEnd"/>
+      <w:r>
+        <w:t xml:space="preserve"> de </w:t>
+      </w:r>
+      <w:proofErr w:type="spellStart"/>
+      <w:r>
+        <w:t>l’espace</w:t>
+      </w:r>
+      <w:proofErr w:type="spellEnd"/>
+      <w:r>
+        <w:t>.</w:t>
+      </w:r>
+    </w:p>
+    <w:p>
+      <w:pPr>
+        <w:jc w:val="both"/>
+      </w:pPr>
+      <w:proofErr w:type="spellStart"/>
+      <w:r>
+        <w:t>Règlement</w:t>
+      </w:r>
+      <w:proofErr w:type="spellEnd"/>
+      <w:r>
+        <w:t xml:space="preserve"> grand-ducal du 11 </w:t>
+      </w:r>
+      <w:proofErr w:type="spellStart"/>
+      <w:r>
+        <w:t>juillet</w:t>
+      </w:r>
+      <w:proofErr w:type="spellEnd"/>
+      <w:r>
+        <w:t xml:space="preserve"> 2025 </w:t>
+      </w:r>
+      <w:proofErr w:type="spellStart"/>
+      <w:r>
+        <w:t>déterminant</w:t>
+      </w:r>
+      <w:proofErr w:type="spellEnd"/>
+      <w:r>
+        <w:t xml:space="preserve"> la </w:t>
+      </w:r>
+      <w:proofErr w:type="spellStart"/>
+      <w:r>
+        <w:t>procédure</w:t>
+      </w:r>
+      <w:proofErr w:type="spellEnd"/>
+      <w:r>
+        <w:t xml:space="preserve"> applicable à la perception de la </w:t>
+      </w:r>
+      <w:proofErr w:type="spellStart"/>
+      <w:r>
+        <w:t>redevance</w:t>
+      </w:r>
+      <w:proofErr w:type="spellEnd"/>
+      <w:r>
+        <w:t xml:space="preserve"> </w:t>
+      </w:r>
+      <w:proofErr w:type="spellStart"/>
+      <w:r>
+        <w:t>destinée</w:t>
+      </w:r>
+      <w:proofErr w:type="spellEnd"/>
+      <w:r>
+        <w:t xml:space="preserve"> à </w:t>
+      </w:r>
+      <w:proofErr w:type="spellStart"/>
+      <w:r>
+        <w:t>couvrir</w:t>
+      </w:r>
+      <w:proofErr w:type="spellEnd"/>
+      <w:r>
+        <w:t xml:space="preserve"> les frais </w:t>
+      </w:r>
+      <w:proofErr w:type="spellStart"/>
+      <w:r>
+        <w:t>administratifs</w:t>
+      </w:r>
+      <w:proofErr w:type="spellEnd"/>
+      <w:r>
+        <w:t xml:space="preserve"> </w:t>
+      </w:r>
+      <w:proofErr w:type="spellStart"/>
+      <w:r>
+        <w:t>occasionnés</w:t>
+      </w:r>
+      <w:proofErr w:type="spellEnd"/>
+      <w:r>
+        <w:t xml:space="preserve"> par le </w:t>
+      </w:r>
+      <w:proofErr w:type="spellStart"/>
+      <w:r>
+        <w:t>traitement</w:t>
+      </w:r>
+      <w:proofErr w:type="spellEnd"/>
+      <w:r>
+        <w:t xml:space="preserve"> des </w:t>
+      </w:r>
+      <w:proofErr w:type="spellStart"/>
+      <w:r>
+        <w:t>demandes</w:t>
+      </w:r>
+      <w:proofErr w:type="spellEnd"/>
+      <w:r>
+        <w:t xml:space="preserve"> </w:t>
+      </w:r>
+      <w:proofErr w:type="spellStart"/>
+      <w:r>
+        <w:t>d’agrément</w:t>
+      </w:r>
+      <w:proofErr w:type="spellEnd"/>
+      <w:r>
+        <w:t xml:space="preserve"> de missions </w:t>
+      </w:r>
+      <w:proofErr w:type="spellStart"/>
+      <w:r>
+        <w:t>en</w:t>
+      </w:r>
+      <w:proofErr w:type="spellEnd"/>
+      <w:r>
+        <w:t xml:space="preserve"> matière </w:t>
+      </w:r>
+      <w:proofErr w:type="spellStart"/>
+      <w:r>
+        <w:t>d’exploration</w:t>
+      </w:r>
+      <w:proofErr w:type="spellEnd"/>
+      <w:r>
+        <w:t xml:space="preserve"> et </w:t>
+      </w:r>
+      <w:proofErr w:type="spellStart"/>
+      <w:r>
+        <w:t>d’utilisation</w:t>
+      </w:r>
+      <w:proofErr w:type="spellEnd"/>
+      <w:r>
+        <w:t xml:space="preserve"> des </w:t>
+      </w:r>
+      <w:proofErr w:type="spellStart"/>
+      <w:r>
+        <w:t>ressources</w:t>
+      </w:r>
+      <w:proofErr w:type="spellEnd"/>
+      <w:r>
+        <w:t xml:space="preserve"> de </w:t>
+      </w:r>
+      <w:proofErr w:type="spellStart"/>
+      <w:r>
+        <w:t>l’espace</w:t>
+      </w:r>
+      <w:proofErr w:type="spellEnd"/>
+      <w:r>
+        <w:t>.</w:t>
+      </w:r>
+    </w:p>
+    <w:p>
+      <w:pPr>
+        <w:jc w:val="both"/>
+      </w:pPr>
+      <w:proofErr w:type="spellStart"/>
+      <w:r>
+        <w:t>Règlement</w:t>
+      </w:r>
+      <w:proofErr w:type="spellEnd"/>
+      <w:r>
+        <w:t xml:space="preserve"> grand-ducal du 11 </w:t>
+      </w:r>
+      <w:proofErr w:type="spellStart"/>
+      <w:r>
+        <w:t>juillet</w:t>
+      </w:r>
+      <w:proofErr w:type="spellEnd"/>
+      <w:r>
+        <w:t xml:space="preserve"> 2025 </w:t>
+      </w:r>
+      <w:proofErr w:type="spellStart"/>
+      <w:r>
+        <w:t>déterminant</w:t>
+      </w:r>
+      <w:proofErr w:type="spellEnd"/>
+      <w:r>
+        <w:t xml:space="preserve"> la </w:t>
+      </w:r>
+      <w:proofErr w:type="spellStart"/>
+      <w:r>
+        <w:t>procédure</w:t>
+      </w:r>
+      <w:proofErr w:type="spellEnd"/>
+      <w:r>
+        <w:t xml:space="preserve"> de perception de la </w:t>
+      </w:r>
+      <w:proofErr w:type="spellStart"/>
+      <w:r>
+        <w:t>redevance</w:t>
+      </w:r>
+      <w:proofErr w:type="spellEnd"/>
+      <w:r>
+        <w:t xml:space="preserve"> du </w:t>
+      </w:r>
+      <w:proofErr w:type="spellStart"/>
+      <w:r>
+        <w:t>traitement</w:t>
+      </w:r>
+      <w:proofErr w:type="spellEnd"/>
+      <w:r>
+        <w:t xml:space="preserve"> des </w:t>
+      </w:r>
+      <w:proofErr w:type="spellStart"/>
+      <w:r>
+        <w:t>demandes</w:t>
+      </w:r>
+      <w:proofErr w:type="spellEnd"/>
+      <w:r>
+        <w:t xml:space="preserve"> </w:t>
+      </w:r>
+      <w:proofErr w:type="spellStart"/>
+      <w:r>
+        <w:t>d’autorisation</w:t>
+      </w:r>
+      <w:proofErr w:type="spellEnd"/>
+      <w:r>
+        <w:t xml:space="preserve"> </w:t>
+      </w:r>
+      <w:proofErr w:type="spellStart"/>
+      <w:r>
+        <w:t>d’activités</w:t>
+      </w:r>
+      <w:proofErr w:type="spellEnd"/>
+      <w:r>
+        <w:t xml:space="preserve"> </w:t>
+      </w:r>
+      <w:proofErr w:type="spellStart"/>
+      <w:r>
+        <w:t>spatiales</w:t>
+      </w:r>
+      <w:proofErr w:type="spellEnd"/>
+      <w:r>
+        <w:t xml:space="preserve"> </w:t>
+      </w:r>
+      <w:proofErr w:type="spellStart"/>
+      <w:r>
+        <w:t>ainsi</w:t>
+      </w:r>
+      <w:proofErr w:type="spellEnd"/>
+      <w:r>
+        <w:t xml:space="preserve"> </w:t>
+      </w:r>
+      <w:proofErr w:type="spellStart"/>
+      <w:r>
+        <w:t>que</w:t>
+      </w:r>
+      <w:proofErr w:type="spellEnd"/>
+      <w:r>
+        <w:t xml:space="preserve"> de la </w:t>
+      </w:r>
+      <w:proofErr w:type="spellStart"/>
+      <w:r>
+        <w:t>redevance</w:t>
+      </w:r>
+      <w:proofErr w:type="spellEnd"/>
+      <w:r>
+        <w:t xml:space="preserve"> </w:t>
+      </w:r>
+      <w:proofErr w:type="spellStart"/>
+      <w:r>
+        <w:t>annuelle</w:t>
+      </w:r>
+      <w:proofErr w:type="spellEnd"/>
+      <w:r>
+        <w:t xml:space="preserve"> y relative.</w:t>
       </w:r>
     </w:p>
     <w:p>
@@ -909,39 +2829,345 @@
         <w:jc w:val="both"/>
       </w:pPr>
       <w:r>
-        <w:t>Wet ruimtevaartactiviteiten</w:t>
-      </w:r>
+        <w:t xml:space="preserve">Wet </w:t>
+      </w:r>
+      <w:proofErr w:type="spellStart"/>
+      <w:r>
+        <w:t>ruimtevaartactiviteiten</w:t>
+      </w:r>
+      <w:proofErr w:type="spellEnd"/>
       <w:r>
         <w:br/>
-        <w:t>Geraadpleegd op 12-08-2026.</w:t>
+      </w:r>
+      <w:proofErr w:type="spellStart"/>
+      <w:r>
+        <w:t>Geraadpleegd</w:t>
+      </w:r>
+      <w:proofErr w:type="spellEnd"/>
+      <w:r>
+        <w:t xml:space="preserve"> op 12-08-2026.</w:t>
       </w:r>
       <w:r>
         <w:br/>
-        <w:t>Geldend van 01-07-2025 t/m heden.</w:t>
-      </w:r>
-    </w:p>
-    <w:p>
-      <w:pPr>
-        <w:jc w:val="both"/>
-      </w:pPr>
-      <w:r>
-        <w:t>Staatsblad van het Koninkrijk der Nederlanden Jaargang 2007 475 Besluit van 13 november 2007, houdende regels inzake een register met gegevens betreffende ruimtevoorwerpen (Besluit register ruimtevoorwerpen)</w:t>
-      </w:r>
-    </w:p>
-    <w:p>
-      <w:pPr>
-        <w:jc w:val="both"/>
-      </w:pPr>
-      <w:r>
-        <w:t>EZ Regeling aanvraag vergunning ruimtevaartactiviteiten en registratie</w:t>
-      </w:r>
-    </w:p>
-    <w:p>
-      <w:pPr>
-        <w:jc w:val="both"/>
-      </w:pPr>
-      <w:r>
-        <w:t>Staatsblad van het Koninkrijk der Nederlanden Jaargang 2015 0 18 Besluit van 19 januari 2015, houdende uitbreiding van de toepassing van de Wet ruimtevaartactiviteiten op het beheren van ongeleide satellieten (Besluit ongeleide satellieten)</w:t>
+      </w:r>
+      <w:proofErr w:type="spellStart"/>
+      <w:r>
+        <w:t>Geldend</w:t>
+      </w:r>
+      <w:proofErr w:type="spellEnd"/>
+      <w:r>
+        <w:t xml:space="preserve"> van 01-07-2025 t/m </w:t>
+      </w:r>
+      <w:proofErr w:type="spellStart"/>
+      <w:r>
+        <w:t>heden</w:t>
+      </w:r>
+      <w:proofErr w:type="spellEnd"/>
+      <w:r>
+        <w:t>.</w:t>
+      </w:r>
+    </w:p>
+    <w:p>
+      <w:pPr>
+        <w:jc w:val="both"/>
+      </w:pPr>
+      <w:proofErr w:type="spellStart"/>
+      <w:r>
+        <w:t>Staatsblad</w:t>
+      </w:r>
+      <w:proofErr w:type="spellEnd"/>
+      <w:r>
+        <w:t xml:space="preserve"> van het </w:t>
+      </w:r>
+      <w:proofErr w:type="spellStart"/>
+      <w:r>
+        <w:t>Koninkrijk</w:t>
+      </w:r>
+      <w:proofErr w:type="spellEnd"/>
+      <w:r>
+        <w:t xml:space="preserve"> der </w:t>
+      </w:r>
+      <w:proofErr w:type="spellStart"/>
+      <w:r>
+        <w:t>Nederlanden</w:t>
+      </w:r>
+      <w:proofErr w:type="spellEnd"/>
+      <w:r>
+        <w:t xml:space="preserve"> </w:t>
+      </w:r>
+      <w:proofErr w:type="spellStart"/>
+      <w:r>
+        <w:t>Jaargang</w:t>
+      </w:r>
+      <w:proofErr w:type="spellEnd"/>
+      <w:r>
+        <w:t xml:space="preserve"> 2007 475 </w:t>
+      </w:r>
+      <w:proofErr w:type="spellStart"/>
+      <w:r>
+        <w:t>Besluit</w:t>
+      </w:r>
+      <w:proofErr w:type="spellEnd"/>
+      <w:r>
+        <w:t xml:space="preserve"> van 13 </w:t>
+      </w:r>
+      <w:proofErr w:type="spellStart"/>
+      <w:r>
+        <w:t>november</w:t>
+      </w:r>
+      <w:proofErr w:type="spellEnd"/>
+      <w:r>
+        <w:t xml:space="preserve"> 2007, </w:t>
+      </w:r>
+      <w:proofErr w:type="spellStart"/>
+      <w:r>
+        <w:t>houdende</w:t>
+      </w:r>
+      <w:proofErr w:type="spellEnd"/>
+      <w:r>
+        <w:t xml:space="preserve"> regels </w:t>
+      </w:r>
+      <w:proofErr w:type="spellStart"/>
+      <w:r>
+        <w:t>inzake</w:t>
+      </w:r>
+      <w:proofErr w:type="spellEnd"/>
+      <w:r>
+        <w:t xml:space="preserve"> </w:t>
+      </w:r>
+      <w:proofErr w:type="spellStart"/>
+      <w:r>
+        <w:t>een</w:t>
+      </w:r>
+      <w:proofErr w:type="spellEnd"/>
+      <w:r>
+        <w:t xml:space="preserve"> register met </w:t>
+      </w:r>
+      <w:proofErr w:type="spellStart"/>
+      <w:r>
+        <w:t>gegevens</w:t>
+      </w:r>
+      <w:proofErr w:type="spellEnd"/>
+      <w:r>
+        <w:t xml:space="preserve"> </w:t>
+      </w:r>
+      <w:proofErr w:type="spellStart"/>
+      <w:r>
+        <w:t>betreffende</w:t>
+      </w:r>
+      <w:proofErr w:type="spellEnd"/>
+      <w:r>
+        <w:t xml:space="preserve"> </w:t>
+      </w:r>
+      <w:proofErr w:type="spellStart"/>
+      <w:r>
+        <w:t>ruimtevoorwerpen</w:t>
+      </w:r>
+      <w:proofErr w:type="spellEnd"/>
+      <w:r>
+        <w:t xml:space="preserve"> (</w:t>
+      </w:r>
+      <w:proofErr w:type="spellStart"/>
+      <w:r>
+        <w:t>Besluit</w:t>
+      </w:r>
+      <w:proofErr w:type="spellEnd"/>
+      <w:r>
+        <w:t xml:space="preserve"> register </w:t>
+      </w:r>
+      <w:proofErr w:type="spellStart"/>
+      <w:r>
+        <w:t>ruimtevoorwerpen</w:t>
+      </w:r>
+      <w:proofErr w:type="spellEnd"/>
+      <w:r>
+        <w:t>)</w:t>
+      </w:r>
+    </w:p>
+    <w:p>
+      <w:pPr>
+        <w:jc w:val="both"/>
+      </w:pPr>
+      <w:r>
+        <w:t xml:space="preserve">EZ </w:t>
+      </w:r>
+      <w:proofErr w:type="spellStart"/>
+      <w:r>
+        <w:t>Regeling</w:t>
+      </w:r>
+      <w:proofErr w:type="spellEnd"/>
+      <w:r>
+        <w:t xml:space="preserve"> </w:t>
+      </w:r>
+      <w:proofErr w:type="spellStart"/>
+      <w:r>
+        <w:t>aanvraag</w:t>
+      </w:r>
+      <w:proofErr w:type="spellEnd"/>
+      <w:r>
+        <w:t xml:space="preserve"> </w:t>
+      </w:r>
+      <w:proofErr w:type="spellStart"/>
+      <w:r>
+        <w:t>vergunning</w:t>
+      </w:r>
+      <w:proofErr w:type="spellEnd"/>
+      <w:r>
+        <w:t xml:space="preserve"> </w:t>
+      </w:r>
+      <w:proofErr w:type="spellStart"/>
+      <w:r>
+        <w:t>ruimtevaartactiviteiten</w:t>
+      </w:r>
+      <w:proofErr w:type="spellEnd"/>
+      <w:r>
+        <w:t xml:space="preserve"> </w:t>
+      </w:r>
+      <w:proofErr w:type="spellStart"/>
+      <w:r>
+        <w:t>en</w:t>
+      </w:r>
+      <w:proofErr w:type="spellEnd"/>
+      <w:r>
+        <w:t xml:space="preserve"> </w:t>
+      </w:r>
+      <w:proofErr w:type="spellStart"/>
+      <w:r>
+        <w:t>registratie</w:t>
+      </w:r>
+      <w:proofErr w:type="spellEnd"/>
+    </w:p>
+    <w:p>
+      <w:pPr>
+        <w:jc w:val="both"/>
+      </w:pPr>
+      <w:proofErr w:type="spellStart"/>
+      <w:r>
+        <w:t>Staatsblad</w:t>
+      </w:r>
+      <w:proofErr w:type="spellEnd"/>
+      <w:r>
+        <w:t xml:space="preserve"> van het </w:t>
+      </w:r>
+      <w:proofErr w:type="spellStart"/>
+      <w:r>
+        <w:t>Koninkrijk</w:t>
+      </w:r>
+      <w:proofErr w:type="spellEnd"/>
+      <w:r>
+        <w:t xml:space="preserve"> der </w:t>
+      </w:r>
+      <w:proofErr w:type="spellStart"/>
+      <w:r>
+        <w:t>Nederlanden</w:t>
+      </w:r>
+      <w:proofErr w:type="spellEnd"/>
+      <w:r>
+        <w:t xml:space="preserve"> </w:t>
+      </w:r>
+      <w:proofErr w:type="spellStart"/>
+      <w:r>
+        <w:t>Jaargang</w:t>
+      </w:r>
+      <w:proofErr w:type="spellEnd"/>
+      <w:r>
+        <w:t xml:space="preserve"> 2015 0 18 </w:t>
+      </w:r>
+      <w:proofErr w:type="spellStart"/>
+      <w:r>
+        <w:t>Besluit</w:t>
+      </w:r>
+      <w:proofErr w:type="spellEnd"/>
+      <w:r>
+        <w:t xml:space="preserve"> van 19 </w:t>
+      </w:r>
+      <w:proofErr w:type="spellStart"/>
+      <w:r>
+        <w:t>januari</w:t>
+      </w:r>
+      <w:proofErr w:type="spellEnd"/>
+      <w:r>
+        <w:t xml:space="preserve"> 2015, </w:t>
+      </w:r>
+      <w:proofErr w:type="spellStart"/>
+      <w:r>
+        <w:t>houdende</w:t>
+      </w:r>
+      <w:proofErr w:type="spellEnd"/>
+      <w:r>
+        <w:t xml:space="preserve"> </w:t>
+      </w:r>
+      <w:proofErr w:type="spellStart"/>
+      <w:r>
+        <w:t>uitbreiding</w:t>
+      </w:r>
+      <w:proofErr w:type="spellEnd"/>
+      <w:r>
+        <w:t xml:space="preserve"> van de </w:t>
+      </w:r>
+      <w:proofErr w:type="spellStart"/>
+      <w:r>
+        <w:t>toepassing</w:t>
+      </w:r>
+      <w:proofErr w:type="spellEnd"/>
+      <w:r>
+        <w:t xml:space="preserve"> van de Wet </w:t>
+      </w:r>
+      <w:proofErr w:type="spellStart"/>
+      <w:r>
+        <w:t>ruimtevaartactiviteiten</w:t>
+      </w:r>
+      <w:proofErr w:type="spellEnd"/>
+      <w:r>
+        <w:t xml:space="preserve"> op het </w:t>
+      </w:r>
+      <w:proofErr w:type="spellStart"/>
+      <w:r>
+        <w:t>beheren</w:t>
+      </w:r>
+      <w:proofErr w:type="spellEnd"/>
+      <w:r>
+        <w:t xml:space="preserve"> van </w:t>
+      </w:r>
+      <w:proofErr w:type="spellStart"/>
+      <w:r>
+        <w:t>ongeleide</w:t>
+      </w:r>
+      <w:proofErr w:type="spellEnd"/>
+      <w:r>
+        <w:t xml:space="preserve"> </w:t>
+      </w:r>
+      <w:proofErr w:type="spellStart"/>
+      <w:r>
+        <w:t>satellieten</w:t>
+      </w:r>
+      <w:proofErr w:type="spellEnd"/>
+      <w:r>
+        <w:t xml:space="preserve"> (</w:t>
+      </w:r>
+      <w:proofErr w:type="spellStart"/>
+      <w:r>
+        <w:t>Besluit</w:t>
+      </w:r>
+      <w:proofErr w:type="spellEnd"/>
+      <w:r>
+        <w:t xml:space="preserve"> </w:t>
+      </w:r>
+      <w:proofErr w:type="spellStart"/>
+      <w:r>
+        <w:t>ongeleide</w:t>
+      </w:r>
+      <w:proofErr w:type="spellEnd"/>
+      <w:r>
+        <w:t xml:space="preserve"> </w:t>
+      </w:r>
+      <w:proofErr w:type="spellStart"/>
+      <w:r>
+        <w:t>satellieten</w:t>
+      </w:r>
+      <w:proofErr w:type="spellEnd"/>
+      <w:r>
+        <w:t>)</w:t>
       </w:r>
     </w:p>
     <w:p>
@@ -957,31 +3183,153 @@
         <w:jc w:val="both"/>
       </w:pPr>
       <w:r>
-        <w:t>Dz. U. 2014 poz. 1533 USTAWA z dnia 26 września 2014 r. o Polskiej Agencji Kosmiczne</w:t>
-      </w:r>
-    </w:p>
-    <w:p>
-      <w:pPr>
-        <w:jc w:val="both"/>
-      </w:pPr>
-      <w:r>
-        <w:t>Dz. U. 2026 poz. 465 USTAWA z dnia 13 lutego 2026 r. o działalności kosmicznej1) Rozdział 1 Przepisy ogólne</w:t>
-      </w:r>
-    </w:p>
-    <w:p>
-      <w:pPr>
-        <w:jc w:val="both"/>
-      </w:pPr>
-      <w:r>
-        <w:t>DZIENNIK USTAW RZECZYPOSPOLITEJ POLSKIEJ Warszawa, dnia 6 grudnia 2021 r. Poz. 2248</w:t>
-      </w:r>
-    </w:p>
-    <w:p>
-      <w:pPr>
-        <w:jc w:val="both"/>
-      </w:pPr>
-      <w:r>
-        <w:t>DZIENNIK USTAW RZECZYPOSPOLITEJ POLSKIEJ Warszawa, dnia 31 grudnia 2025 r. Poz. 1890 ROZPORZĄDZENIE</w:t>
+        <w:t xml:space="preserve">Dz. U. 2014 </w:t>
+      </w:r>
+      <w:proofErr w:type="spellStart"/>
+      <w:r>
+        <w:t>poz</w:t>
+      </w:r>
+      <w:proofErr w:type="spellEnd"/>
+      <w:r>
+        <w:t xml:space="preserve">. 1533 USTAWA z </w:t>
+      </w:r>
+      <w:proofErr w:type="spellStart"/>
+      <w:r>
+        <w:t>dnia</w:t>
+      </w:r>
+      <w:proofErr w:type="spellEnd"/>
+      <w:r>
+        <w:t xml:space="preserve"> 26 </w:t>
+      </w:r>
+      <w:proofErr w:type="spellStart"/>
+      <w:r>
+        <w:t>września</w:t>
+      </w:r>
+      <w:proofErr w:type="spellEnd"/>
+      <w:r>
+        <w:t xml:space="preserve"> 2014 r. o </w:t>
+      </w:r>
+      <w:proofErr w:type="spellStart"/>
+      <w:r>
+        <w:t>Polskiej</w:t>
+      </w:r>
+      <w:proofErr w:type="spellEnd"/>
+      <w:r>
+        <w:t xml:space="preserve"> Agencji </w:t>
+      </w:r>
+      <w:proofErr w:type="spellStart"/>
+      <w:r>
+        <w:t>Kosmiczne</w:t>
+      </w:r>
+      <w:proofErr w:type="spellEnd"/>
+    </w:p>
+    <w:p>
+      <w:pPr>
+        <w:jc w:val="both"/>
+      </w:pPr>
+      <w:r>
+        <w:t xml:space="preserve">Dz. U. 2026 </w:t>
+      </w:r>
+      <w:proofErr w:type="spellStart"/>
+      <w:r>
+        <w:t>poz</w:t>
+      </w:r>
+      <w:proofErr w:type="spellEnd"/>
+      <w:r>
+        <w:t xml:space="preserve">. 465 USTAWA z </w:t>
+      </w:r>
+      <w:proofErr w:type="spellStart"/>
+      <w:r>
+        <w:t>dnia</w:t>
+      </w:r>
+      <w:proofErr w:type="spellEnd"/>
+      <w:r>
+        <w:t xml:space="preserve"> 13 </w:t>
+      </w:r>
+      <w:proofErr w:type="spellStart"/>
+      <w:r>
+        <w:t>lutego</w:t>
+      </w:r>
+      <w:proofErr w:type="spellEnd"/>
+      <w:r>
+        <w:t xml:space="preserve"> 2026 r. o </w:t>
+      </w:r>
+      <w:proofErr w:type="spellStart"/>
+      <w:r>
+        <w:t>działalności</w:t>
+      </w:r>
+      <w:proofErr w:type="spellEnd"/>
+      <w:r>
+        <w:t xml:space="preserve"> kosmicznej1) </w:t>
+      </w:r>
+      <w:proofErr w:type="spellStart"/>
+      <w:r>
+        <w:t>Rozdział</w:t>
+      </w:r>
+      <w:proofErr w:type="spellEnd"/>
+      <w:r>
+        <w:t xml:space="preserve"> 1 </w:t>
+      </w:r>
+      <w:proofErr w:type="spellStart"/>
+      <w:r>
+        <w:t>Przepisy</w:t>
+      </w:r>
+      <w:proofErr w:type="spellEnd"/>
+      <w:r>
+        <w:t xml:space="preserve"> </w:t>
+      </w:r>
+      <w:proofErr w:type="spellStart"/>
+      <w:r>
+        <w:t>ogólne</w:t>
+      </w:r>
+      <w:proofErr w:type="spellEnd"/>
+    </w:p>
+    <w:p>
+      <w:pPr>
+        <w:jc w:val="both"/>
+      </w:pPr>
+      <w:r>
+        <w:t xml:space="preserve">DZIENNIK USTAW RZECZYPOSPOLITEJ POLSKIEJ Warszawa, </w:t>
+      </w:r>
+      <w:proofErr w:type="spellStart"/>
+      <w:r>
+        <w:t>dnia</w:t>
+      </w:r>
+      <w:proofErr w:type="spellEnd"/>
+      <w:r>
+        <w:t xml:space="preserve"> 6 </w:t>
+      </w:r>
+      <w:proofErr w:type="spellStart"/>
+      <w:r>
+        <w:t>grudnia</w:t>
+      </w:r>
+      <w:proofErr w:type="spellEnd"/>
+      <w:r>
+        <w:t xml:space="preserve"> 2021 r. Poz. 2248</w:t>
+      </w:r>
+    </w:p>
+    <w:p>
+      <w:pPr>
+        <w:jc w:val="both"/>
+      </w:pPr>
+      <w:r>
+        <w:t xml:space="preserve">DZIENNIK USTAW RZECZYPOSPOLITEJ POLSKIEJ Warszawa, </w:t>
+      </w:r>
+      <w:proofErr w:type="spellStart"/>
+      <w:r>
+        <w:t>dnia</w:t>
+      </w:r>
+      <w:proofErr w:type="spellEnd"/>
+      <w:r>
+        <w:t xml:space="preserve"> 31 </w:t>
+      </w:r>
+      <w:proofErr w:type="spellStart"/>
+      <w:r>
+        <w:t>grudnia</w:t>
+      </w:r>
+      <w:proofErr w:type="spellEnd"/>
+      <w:r>
+        <w:t xml:space="preserve"> 2025 r. Poz. 1890 ROZPORZĄDZENIE</w:t>
       </w:r>
     </w:p>
     <w:p>
@@ -998,23 +3346,223 @@
         <w:jc w:val="both"/>
       </w:pPr>
       <w:r>
-        <w:t xml:space="preserve">ZBIERKA ZÁKONOV SLOVENSKEJ REPUBLIKY Ročník 2024 Vyhlásené: 20. 12. 2024 Vyhlásená verzia v Zbierke zákonov Slovenskej republiky Obsah dokumentu je právne záväzný. 378 ZÁKON z 28. novembra 2024 </w:t>
-      </w:r>
-    </w:p>
-    <w:p>
-      <w:pPr>
-        <w:jc w:val="both"/>
-      </w:pPr>
-    </w:p>
-    <w:p>
-      <w:pPr>
-        <w:jc w:val="both"/>
-        <w:rPr>
-          <w:lang w:val="it-IT"/>
-        </w:rPr>
-      </w:pPr>
-      <w:r>
-        <w:t xml:space="preserve">ZBIERKA ZÁKONOV SLOVENSKEJ REPUBLIKY Ročník 2025 Vyhlásené: 11. 11. 2025 Vyhlásená verzia v Zbierke zákonov Slovenskej republiky Obsah dokumentu je právne záväzný. </w:t>
+        <w:t xml:space="preserve">ZBIERKA ZÁKONOV SLOVENSKEJ REPUBLIKY </w:t>
+      </w:r>
+      <w:proofErr w:type="spellStart"/>
+      <w:r>
+        <w:t>Ročník</w:t>
+      </w:r>
+      <w:proofErr w:type="spellEnd"/>
+      <w:r>
+        <w:t xml:space="preserve"> 2024 </w:t>
+      </w:r>
+      <w:proofErr w:type="spellStart"/>
+      <w:r>
+        <w:t>Vyhlásené</w:t>
+      </w:r>
+      <w:proofErr w:type="spellEnd"/>
+      <w:r>
+        <w:t xml:space="preserve">: 20. 12. 2024 </w:t>
+      </w:r>
+      <w:proofErr w:type="spellStart"/>
+      <w:r>
+        <w:t>Vyhlásená</w:t>
+      </w:r>
+      <w:proofErr w:type="spellEnd"/>
+      <w:r>
+        <w:t xml:space="preserve"> </w:t>
+      </w:r>
+      <w:proofErr w:type="spellStart"/>
+      <w:r>
+        <w:t>verzia</w:t>
+      </w:r>
+      <w:proofErr w:type="spellEnd"/>
+      <w:r>
+        <w:t xml:space="preserve"> v </w:t>
+      </w:r>
+      <w:proofErr w:type="spellStart"/>
+      <w:r>
+        <w:t>Zbierke</w:t>
+      </w:r>
+      <w:proofErr w:type="spellEnd"/>
+      <w:r>
+        <w:t xml:space="preserve"> </w:t>
+      </w:r>
+      <w:proofErr w:type="spellStart"/>
+      <w:r>
+        <w:t>zákonov</w:t>
+      </w:r>
+      <w:proofErr w:type="spellEnd"/>
+      <w:r>
+        <w:t xml:space="preserve"> </w:t>
+      </w:r>
+      <w:proofErr w:type="spellStart"/>
+      <w:r>
+        <w:t>Slovenskej</w:t>
+      </w:r>
+      <w:proofErr w:type="spellEnd"/>
+      <w:r>
+        <w:t xml:space="preserve"> </w:t>
+      </w:r>
+      <w:proofErr w:type="spellStart"/>
+      <w:r>
+        <w:t>republiky</w:t>
+      </w:r>
+      <w:proofErr w:type="spellEnd"/>
+      <w:r>
+        <w:t xml:space="preserve"> </w:t>
+      </w:r>
+      <w:proofErr w:type="spellStart"/>
+      <w:r>
+        <w:t>Obsah</w:t>
+      </w:r>
+      <w:proofErr w:type="spellEnd"/>
+      <w:r>
+        <w:t xml:space="preserve"> </w:t>
+      </w:r>
+      <w:proofErr w:type="spellStart"/>
+      <w:r>
+        <w:t>dokumentu</w:t>
+      </w:r>
+      <w:proofErr w:type="spellEnd"/>
+      <w:r>
+        <w:t xml:space="preserve"> je </w:t>
+      </w:r>
+      <w:proofErr w:type="spellStart"/>
+      <w:r>
+        <w:t>právne</w:t>
+      </w:r>
+      <w:proofErr w:type="spellEnd"/>
+      <w:r>
+        <w:t xml:space="preserve"> </w:t>
+      </w:r>
+      <w:proofErr w:type="spellStart"/>
+      <w:r>
+        <w:t>záväzný</w:t>
+      </w:r>
+      <w:proofErr w:type="spellEnd"/>
+      <w:r>
+        <w:t xml:space="preserve">. 378 ZÁKON z 28. </w:t>
+      </w:r>
+      <w:proofErr w:type="spellStart"/>
+      <w:r>
+        <w:t>novembra</w:t>
+      </w:r>
+      <w:proofErr w:type="spellEnd"/>
+      <w:r>
+        <w:t xml:space="preserve"> 2024 </w:t>
+      </w:r>
+    </w:p>
+    <w:p>
+      <w:pPr>
+        <w:jc w:val="both"/>
+      </w:pPr>
+    </w:p>
+    <w:p>
+      <w:pPr>
+        <w:jc w:val="both"/>
+        <w:rPr>
+          <w:lang w:val="it-IT"/>
+        </w:rPr>
+      </w:pPr>
+      <w:r>
+        <w:t xml:space="preserve">ZBIERKA ZÁKONOV SLOVENSKEJ REPUBLIKY </w:t>
+      </w:r>
+      <w:proofErr w:type="spellStart"/>
+      <w:r>
+        <w:t>Ročník</w:t>
+      </w:r>
+      <w:proofErr w:type="spellEnd"/>
+      <w:r>
+        <w:t xml:space="preserve"> 2025 </w:t>
+      </w:r>
+      <w:proofErr w:type="spellStart"/>
+      <w:r>
+        <w:t>Vyhlásené</w:t>
+      </w:r>
+      <w:proofErr w:type="spellEnd"/>
+      <w:r>
+        <w:t xml:space="preserve">: 11. 11. 2025 </w:t>
+      </w:r>
+      <w:proofErr w:type="spellStart"/>
+      <w:r>
+        <w:t>Vyhlásená</w:t>
+      </w:r>
+      <w:proofErr w:type="spellEnd"/>
+      <w:r>
+        <w:t xml:space="preserve"> </w:t>
+      </w:r>
+      <w:proofErr w:type="spellStart"/>
+      <w:r>
+        <w:t>verzia</w:t>
+      </w:r>
+      <w:proofErr w:type="spellEnd"/>
+      <w:r>
+        <w:t xml:space="preserve"> v </w:t>
+      </w:r>
+      <w:proofErr w:type="spellStart"/>
+      <w:r>
+        <w:t>Zbierke</w:t>
+      </w:r>
+      <w:proofErr w:type="spellEnd"/>
+      <w:r>
+        <w:t xml:space="preserve"> </w:t>
+      </w:r>
+      <w:proofErr w:type="spellStart"/>
+      <w:r>
+        <w:t>zákonov</w:t>
+      </w:r>
+      <w:proofErr w:type="spellEnd"/>
+      <w:r>
+        <w:t xml:space="preserve"> </w:t>
+      </w:r>
+      <w:proofErr w:type="spellStart"/>
+      <w:r>
+        <w:t>Slovenskej</w:t>
+      </w:r>
+      <w:proofErr w:type="spellEnd"/>
+      <w:r>
+        <w:t xml:space="preserve"> </w:t>
+      </w:r>
+      <w:proofErr w:type="spellStart"/>
+      <w:r>
+        <w:t>republiky</w:t>
+      </w:r>
+      <w:proofErr w:type="spellEnd"/>
+      <w:r>
+        <w:t xml:space="preserve"> </w:t>
+      </w:r>
+      <w:proofErr w:type="spellStart"/>
+      <w:r>
+        <w:t>Obsah</w:t>
+      </w:r>
+      <w:proofErr w:type="spellEnd"/>
+      <w:r>
+        <w:t xml:space="preserve"> </w:t>
+      </w:r>
+      <w:proofErr w:type="spellStart"/>
+      <w:r>
+        <w:t>dokumentu</w:t>
+      </w:r>
+      <w:proofErr w:type="spellEnd"/>
+      <w:r>
+        <w:t xml:space="preserve"> je </w:t>
+      </w:r>
+      <w:proofErr w:type="spellStart"/>
+      <w:r>
+        <w:t>právne</w:t>
+      </w:r>
+      <w:proofErr w:type="spellEnd"/>
+      <w:r>
+        <w:t xml:space="preserve"> </w:t>
+      </w:r>
+      <w:proofErr w:type="spellStart"/>
+      <w:r>
+        <w:t>záväzný</w:t>
+      </w:r>
+      <w:proofErr w:type="spellEnd"/>
+      <w:r>
+        <w:t xml:space="preserve">. </w:t>
       </w:r>
       <w:r>
         <w:rPr>
@@ -1114,6 +3662,9 @@
     <w:p>
       <w:pPr>
         <w:jc w:val="both"/>
+        <w:rPr>
+          <w:lang w:val="it-IT"/>
+        </w:rPr>
       </w:pPr>
       <w:r>
         <w:t>ЗАКОН</w:t>
@@ -1169,9 +3720,11 @@
         </w:rPr>
         <w:t xml:space="preserve"> </w:t>
       </w:r>
+      <w:proofErr w:type="spellStart"/>
       <w:r>
         <w:t>Обн</w:t>
       </w:r>
+      <w:proofErr w:type="spellEnd"/>
       <w:r>
         <w:rPr>
           <w:lang w:val="it-IT"/>
@@ -1187,27 +3740,33 @@
         </w:rPr>
         <w:t xml:space="preserve">. </w:t>
       </w:r>
+      <w:proofErr w:type="spellStart"/>
       <w:r>
         <w:t>бр</w:t>
       </w:r>
+      <w:proofErr w:type="spellEnd"/>
       <w:r>
         <w:rPr>
           <w:lang w:val="it-IT"/>
         </w:rPr>
         <w:t xml:space="preserve">.85 </w:t>
       </w:r>
+      <w:proofErr w:type="spellStart"/>
       <w:r>
         <w:t>от</w:t>
       </w:r>
+      <w:proofErr w:type="spellEnd"/>
       <w:r>
         <w:rPr>
           <w:lang w:val="it-IT"/>
         </w:rPr>
         <w:t xml:space="preserve"> 15 </w:t>
       </w:r>
+      <w:proofErr w:type="spellStart"/>
       <w:r>
         <w:t>Октомври</w:t>
       </w:r>
+      <w:proofErr w:type="spellEnd"/>
       <w:r>
         <w:rPr>
           <w:lang w:val="it-IT"/>
@@ -1223,9 +3782,11 @@
         </w:rPr>
         <w:t xml:space="preserve">., </w:t>
       </w:r>
+      <w:proofErr w:type="spellStart"/>
       <w:r>
         <w:t>изм</w:t>
       </w:r>
+      <w:proofErr w:type="spellEnd"/>
       <w:r>
         <w:rPr>
           <w:lang w:val="it-IT"/>
@@ -1241,27 +3802,33 @@
         </w:rPr>
         <w:t xml:space="preserve">. </w:t>
       </w:r>
+      <w:proofErr w:type="spellStart"/>
       <w:r>
         <w:t>бр</w:t>
       </w:r>
+      <w:proofErr w:type="spellEnd"/>
       <w:r>
         <w:rPr>
           <w:lang w:val="it-IT"/>
         </w:rPr>
         <w:t xml:space="preserve">.90 </w:t>
       </w:r>
+      <w:proofErr w:type="spellStart"/>
       <w:r>
         <w:t>от</w:t>
       </w:r>
+      <w:proofErr w:type="spellEnd"/>
       <w:r>
         <w:rPr>
           <w:lang w:val="it-IT"/>
         </w:rPr>
         <w:t xml:space="preserve"> 22 </w:t>
       </w:r>
+      <w:proofErr w:type="spellStart"/>
       <w:r>
         <w:t>Октомври</w:t>
       </w:r>
+      <w:proofErr w:type="spellEnd"/>
       <w:r>
         <w:rPr>
           <w:lang w:val="it-IT"/>
@@ -1277,9 +3844,11 @@
         </w:rPr>
         <w:t xml:space="preserve">., </w:t>
       </w:r>
+      <w:proofErr w:type="spellStart"/>
       <w:r>
         <w:t>доп</w:t>
       </w:r>
+      <w:proofErr w:type="spellEnd"/>
       <w:r>
         <w:rPr>
           <w:lang w:val="it-IT"/>
@@ -1295,27 +3864,33 @@
         </w:rPr>
         <w:t xml:space="preserve">. </w:t>
       </w:r>
+      <w:proofErr w:type="spellStart"/>
       <w:r>
         <w:t>бр</w:t>
       </w:r>
+      <w:proofErr w:type="spellEnd"/>
       <w:r>
         <w:rPr>
           <w:lang w:val="it-IT"/>
         </w:rPr>
         <w:t xml:space="preserve">.123 </w:t>
       </w:r>
+      <w:proofErr w:type="spellStart"/>
       <w:r>
         <w:t>от</w:t>
       </w:r>
+      <w:proofErr w:type="spellEnd"/>
       <w:r>
         <w:rPr>
           <w:lang w:val="it-IT"/>
         </w:rPr>
         <w:t xml:space="preserve"> 22 </w:t>
       </w:r>
+      <w:proofErr w:type="spellStart"/>
       <w:r>
         <w:t>Декември</w:t>
       </w:r>
+      <w:proofErr w:type="spellEnd"/>
       <w:r>
         <w:rPr>
           <w:lang w:val="it-IT"/>
@@ -1331,9 +3906,11 @@
         </w:rPr>
         <w:t xml:space="preserve">., </w:t>
       </w:r>
+      <w:proofErr w:type="spellStart"/>
       <w:r>
         <w:t>изм</w:t>
       </w:r>
+      <w:proofErr w:type="spellEnd"/>
       <w:r>
         <w:rPr>
           <w:lang w:val="it-IT"/>
@@ -1349,27 +3926,33 @@
         </w:rPr>
         <w:t xml:space="preserve">. </w:t>
       </w:r>
+      <w:proofErr w:type="spellStart"/>
       <w:r>
         <w:t>бр</w:t>
       </w:r>
+      <w:proofErr w:type="spellEnd"/>
       <w:r>
         <w:rPr>
           <w:lang w:val="it-IT"/>
         </w:rPr>
         <w:t xml:space="preserve">.41 </w:t>
       </w:r>
+      <w:proofErr w:type="spellStart"/>
       <w:r>
         <w:t>от</w:t>
       </w:r>
+      <w:proofErr w:type="spellEnd"/>
       <w:r>
         <w:rPr>
           <w:lang w:val="it-IT"/>
         </w:rPr>
         <w:t xml:space="preserve"> 22 </w:t>
       </w:r>
+      <w:proofErr w:type="spellStart"/>
       <w:r>
         <w:t>Май</w:t>
       </w:r>
+      <w:proofErr w:type="spellEnd"/>
       <w:r>
         <w:rPr>
           <w:lang w:val="it-IT"/>
@@ -1385,9 +3968,11 @@
         </w:rPr>
         <w:t xml:space="preserve">., </w:t>
       </w:r>
+      <w:proofErr w:type="spellStart"/>
       <w:r>
         <w:t>изм</w:t>
       </w:r>
+      <w:proofErr w:type="spellEnd"/>
       <w:r>
         <w:rPr>
           <w:lang w:val="it-IT"/>
@@ -1403,27 +3988,33 @@
         </w:rPr>
         <w:t xml:space="preserve">. </w:t>
       </w:r>
+      <w:proofErr w:type="spellStart"/>
       <w:r>
         <w:t>бр</w:t>
       </w:r>
+      <w:proofErr w:type="spellEnd"/>
       <w:r>
         <w:rPr>
           <w:lang w:val="it-IT"/>
         </w:rPr>
         <w:t xml:space="preserve">.101 </w:t>
       </w:r>
+      <w:proofErr w:type="spellStart"/>
       <w:r>
         <w:t>от</w:t>
       </w:r>
+      <w:proofErr w:type="spellEnd"/>
       <w:r>
         <w:rPr>
           <w:lang w:val="it-IT"/>
         </w:rPr>
         <w:t xml:space="preserve"> 28 </w:t>
       </w:r>
+      <w:proofErr w:type="spellStart"/>
       <w:r>
         <w:t>Декември</w:t>
       </w:r>
+      <w:proofErr w:type="spellEnd"/>
       <w:r>
         <w:rPr>
           <w:lang w:val="it-IT"/>
@@ -1439,9 +4030,11 @@
         </w:rPr>
         <w:t xml:space="preserve">., </w:t>
       </w:r>
+      <w:proofErr w:type="spellStart"/>
       <w:r>
         <w:t>изм</w:t>
       </w:r>
+      <w:proofErr w:type="spellEnd"/>
       <w:r>
         <w:rPr>
           <w:lang w:val="it-IT"/>
@@ -1457,27 +4050,33 @@
         </w:rPr>
         <w:t xml:space="preserve">. </w:t>
       </w:r>
+      <w:proofErr w:type="spellStart"/>
       <w:r>
         <w:t>бр</w:t>
       </w:r>
+      <w:proofErr w:type="spellEnd"/>
       <w:r>
         <w:rPr>
           <w:lang w:val="it-IT"/>
         </w:rPr>
         <w:t xml:space="preserve">.30 </w:t>
       </w:r>
+      <w:proofErr w:type="spellStart"/>
       <w:r>
         <w:t>от</w:t>
       </w:r>
+      <w:proofErr w:type="spellEnd"/>
       <w:r>
         <w:rPr>
           <w:lang w:val="it-IT"/>
         </w:rPr>
         <w:t xml:space="preserve"> 12 </w:t>
       </w:r>
+      <w:proofErr w:type="spellStart"/>
       <w:r>
         <w:t>Април</w:t>
       </w:r>
+      <w:proofErr w:type="spellEnd"/>
       <w:r>
         <w:rPr>
           <w:lang w:val="it-IT"/>
@@ -1493,9 +4092,11 @@
         </w:rPr>
         <w:t xml:space="preserve">., </w:t>
       </w:r>
+      <w:proofErr w:type="spellStart"/>
       <w:r>
         <w:t>изм</w:t>
       </w:r>
+      <w:proofErr w:type="spellEnd"/>
       <w:r>
         <w:rPr>
           <w:lang w:val="it-IT"/>
@@ -1511,27 +4112,33 @@
         </w:rPr>
         <w:t xml:space="preserve">. </w:t>
       </w:r>
+      <w:proofErr w:type="spellStart"/>
       <w:r>
         <w:t>бр</w:t>
       </w:r>
+      <w:proofErr w:type="spellEnd"/>
       <w:r>
         <w:rPr>
           <w:lang w:val="it-IT"/>
         </w:rPr>
         <w:t xml:space="preserve">.15 </w:t>
       </w:r>
+      <w:proofErr w:type="spellStart"/>
       <w:r>
         <w:t>от</w:t>
       </w:r>
+      <w:proofErr w:type="spellEnd"/>
       <w:r>
         <w:rPr>
           <w:lang w:val="it-IT"/>
         </w:rPr>
         <w:t xml:space="preserve"> 15 </w:t>
       </w:r>
+      <w:proofErr w:type="spellStart"/>
       <w:r>
         <w:t>Февруари</w:t>
       </w:r>
+      <w:proofErr w:type="spellEnd"/>
       <w:r>
         <w:rPr>
           <w:lang w:val="it-IT"/>
@@ -1547,9 +4154,11 @@
         </w:rPr>
         <w:t xml:space="preserve">., </w:t>
       </w:r>
+      <w:proofErr w:type="spellStart"/>
       <w:r>
         <w:t>изм</w:t>
       </w:r>
+      <w:proofErr w:type="spellEnd"/>
       <w:r>
         <w:rPr>
           <w:lang w:val="it-IT"/>
@@ -1565,9 +4174,11 @@
         </w:rPr>
         <w:t xml:space="preserve"> </w:t>
       </w:r>
+      <w:proofErr w:type="spellStart"/>
       <w:r>
         <w:t>доп</w:t>
       </w:r>
+      <w:proofErr w:type="spellEnd"/>
       <w:r>
         <w:rPr>
           <w:lang w:val="it-IT"/>
@@ -1575,22 +4186,82 @@
         <w:t xml:space="preserve">. </w:t>
       </w:r>
       <w:r>
-        <w:t>ДВ. бр.103 от 13 Декември 2018г.</w:t>
-      </w:r>
-    </w:p>
-    <w:p>
-      <w:pPr>
-        <w:jc w:val="both"/>
-      </w:pPr>
-      <w:r>
+        <w:t>ДВ</w:t>
+      </w:r>
+      <w:r>
+        <w:rPr>
+          <w:lang w:val="it-IT"/>
+        </w:rPr>
+        <w:t xml:space="preserve">. </w:t>
+      </w:r>
+      <w:proofErr w:type="spellStart"/>
+      <w:r>
+        <w:t>бр</w:t>
+      </w:r>
+      <w:proofErr w:type="spellEnd"/>
+      <w:r>
+        <w:rPr>
+          <w:lang w:val="it-IT"/>
+        </w:rPr>
+        <w:t xml:space="preserve">.103 </w:t>
+      </w:r>
+      <w:proofErr w:type="spellStart"/>
+      <w:r>
+        <w:t>от</w:t>
+      </w:r>
+      <w:proofErr w:type="spellEnd"/>
+      <w:r>
+        <w:rPr>
+          <w:lang w:val="it-IT"/>
+        </w:rPr>
+        <w:t xml:space="preserve"> 13 </w:t>
+      </w:r>
+      <w:proofErr w:type="spellStart"/>
+      <w:r>
+        <w:t>Декември</w:t>
+      </w:r>
+      <w:proofErr w:type="spellEnd"/>
+      <w:r>
+        <w:rPr>
+          <w:lang w:val="it-IT"/>
+        </w:rPr>
+        <w:t xml:space="preserve"> 2018</w:t>
+      </w:r>
+      <w:r>
+        <w:t>г</w:t>
+      </w:r>
+      <w:r>
+        <w:rPr>
+          <w:lang w:val="it-IT"/>
+        </w:rPr>
+        <w:t>.</w:t>
+      </w:r>
+    </w:p>
+    <w:p>
+      <w:pPr>
+        <w:jc w:val="both"/>
+        <w:rPr>
+          <w:lang w:val="it-IT"/>
+        </w:rPr>
+      </w:pPr>
+      <w:r>
+        <w:rPr>
+          <w:lang w:val="it-IT"/>
+        </w:rPr>
         <w:t>Croatia</w:t>
       </w:r>
     </w:p>
     <w:p>
       <w:pPr>
         <w:jc w:val="both"/>
-      </w:pPr>
-      <w:r>
+        <w:rPr>
+          <w:lang w:val="it-IT"/>
+        </w:rPr>
+      </w:pPr>
+      <w:r>
+        <w:rPr>
+          <w:lang w:val="it-IT"/>
+        </w:rPr>
         <w:t>NN br. 76/2022 , 14/2024 ZAKON O ELEKTRONIČKIM KOMUNIKACIJAMA - neslužbeni pročišćeni tekst - DIO PRVI GLAVA I. OPĆE ODREDBE</w:t>
       </w:r>
     </w:p>
@@ -1599,6 +4270,73 @@
         <w:jc w:val="both"/>
       </w:pPr>
       <w:r>
+        <w:t>R</w:t>
+      </w:r>
+      <w:r>
+        <w:t xml:space="preserve">egulation on the Conditions for Allocation and Use of the Radio-Frequency Spectrum — </w:t>
+      </w:r>
+      <w:proofErr w:type="spellStart"/>
+      <w:r>
+        <w:t>Pravilnik</w:t>
+      </w:r>
+      <w:proofErr w:type="spellEnd"/>
+      <w:r>
+        <w:t xml:space="preserve"> o </w:t>
+      </w:r>
+      <w:proofErr w:type="spellStart"/>
+      <w:r>
+        <w:t>uvjetima</w:t>
+      </w:r>
+      <w:proofErr w:type="spellEnd"/>
+      <w:r>
+        <w:t xml:space="preserve"> </w:t>
+      </w:r>
+      <w:proofErr w:type="spellStart"/>
+      <w:r>
+        <w:t>dodjele</w:t>
+      </w:r>
+      <w:proofErr w:type="spellEnd"/>
+      <w:r>
+        <w:t xml:space="preserve"> </w:t>
+      </w:r>
+      <w:proofErr w:type="spellStart"/>
+      <w:r>
+        <w:t>i</w:t>
+      </w:r>
+      <w:proofErr w:type="spellEnd"/>
+      <w:r>
+        <w:t xml:space="preserve"> </w:t>
+      </w:r>
+      <w:proofErr w:type="spellStart"/>
+      <w:r>
+        <w:t>uporabe</w:t>
+      </w:r>
+      <w:proofErr w:type="spellEnd"/>
+      <w:r>
+        <w:t xml:space="preserve"> </w:t>
+      </w:r>
+      <w:proofErr w:type="spellStart"/>
+      <w:r>
+        <w:t>radiofrekvencijskog</w:t>
+      </w:r>
+      <w:proofErr w:type="spellEnd"/>
+      <w:r>
+        <w:t xml:space="preserve"> </w:t>
+      </w:r>
+      <w:proofErr w:type="spellStart"/>
+      <w:r>
+        <w:t>spektra</w:t>
+      </w:r>
+      <w:proofErr w:type="spellEnd"/>
+      <w:r>
+        <w:t>, NN 40/2023.</w:t>
+      </w:r>
+    </w:p>
+    <w:p>
+      <w:pPr>
+        <w:jc w:val="both"/>
+      </w:pPr>
+      <w:r>
         <w:t>Cyprus</w:t>
       </w:r>
     </w:p>
@@ -1607,14 +4345,56 @@
         <w:jc w:val="both"/>
       </w:pPr>
       <w:r>
-        <w:t>Ο περί Διαστήματος Νόμος του 2023 (93(I)/2023)</w:t>
-      </w:r>
-    </w:p>
-    <w:p>
-      <w:pPr>
-        <w:jc w:val="both"/>
-      </w:pPr>
-      <w:r>
+        <w:t>Ο</w:t>
+      </w:r>
+      <w:r>
+        <w:t xml:space="preserve"> </w:t>
+      </w:r>
+      <w:r>
+        <w:t>π</w:t>
+      </w:r>
+      <w:proofErr w:type="spellStart"/>
+      <w:r>
+        <w:t>ερί</w:t>
+      </w:r>
+      <w:proofErr w:type="spellEnd"/>
+      <w:r>
+        <w:t xml:space="preserve"> </w:t>
+      </w:r>
+      <w:proofErr w:type="spellStart"/>
+      <w:r>
+        <w:t>Δι</w:t>
+      </w:r>
+      <w:proofErr w:type="spellEnd"/>
+      <w:r>
+        <w:t>αστήματος</w:t>
+      </w:r>
+      <w:r>
+        <w:t xml:space="preserve"> </w:t>
+      </w:r>
+      <w:proofErr w:type="spellStart"/>
+      <w:r>
+        <w:t>Νόμος</w:t>
+      </w:r>
+      <w:proofErr w:type="spellEnd"/>
+      <w:r>
+        <w:t xml:space="preserve"> </w:t>
+      </w:r>
+      <w:proofErr w:type="spellStart"/>
+      <w:r>
+        <w:t>του</w:t>
+      </w:r>
+      <w:proofErr w:type="spellEnd"/>
+      <w:r>
+        <w:t xml:space="preserve"> 2023 (93(I)/2023)</w:t>
+      </w:r>
+    </w:p>
+    <w:p>
+      <w:pPr>
+        <w:jc w:val="both"/>
+      </w:pPr>
+      <w:r>
+        <w:lastRenderedPageBreak/>
         <w:t xml:space="preserve">Translation in English: </w:t>
       </w:r>
     </w:p>
@@ -1623,8 +4403,15 @@
         <w:jc w:val="both"/>
       </w:pPr>
       <w:r>
-        <w:lastRenderedPageBreak/>
-        <w:t>The Space Law of2023 (English translation) Office of the Law Commissioner Nicosia, April, 2024 TEN(A)- L.199 93 (I) of 2023. ISBN 978-9925-623-08-</w:t>
+        <w:t xml:space="preserve">The Space Law of2023 (English translation) Office of the Law Commissioner Nicosia, </w:t>
+      </w:r>
+      <w:proofErr w:type="gramStart"/>
+      <w:r>
+        <w:t>April,</w:t>
+      </w:r>
+      <w:proofErr w:type="gramEnd"/>
+      <w:r>
+        <w:t xml:space="preserve"> 2024 TEN(A)- L.199 93 (I) of 2023. ISBN 978-9925-623-08-</w:t>
       </w:r>
       <w:r>
         <w:t>2</w:t>
@@ -1642,24 +4429,260 @@
       <w:pPr>
         <w:jc w:val="both"/>
       </w:pPr>
-      <w:r>
-        <w:t>Sdělení Ministerstva zahraničních věcí č. 93/2009 Sb. m. s.</w:t>
-      </w:r>
-    </w:p>
-    <w:p>
-      <w:pPr>
-        <w:jc w:val="both"/>
-      </w:pPr>
-      <w:r>
-        <w:t>Sdělení Ministerstva zahraničních věcí o sjednání Dohody mezi Českou republikou a Evropskou kosmickou agenturou o přistoupení České republiky k Úmluvě o založení Evropské kosmické agentury a o souvisejících podmínkách</w:t>
-      </w:r>
-    </w:p>
-    <w:p>
-      <w:pPr>
-        <w:jc w:val="both"/>
-      </w:pPr>
-      <w:r>
-        <w:t>Vyhlášeno 6. 10. 2009, platnost pro ČR (nebo právní předchůdce) od 12. 11. 2008, částka 36/2009</w:t>
+      <w:proofErr w:type="spellStart"/>
+      <w:r>
+        <w:t>Sdělení</w:t>
+      </w:r>
+      <w:proofErr w:type="spellEnd"/>
+      <w:r>
+        <w:t xml:space="preserve"> </w:t>
+      </w:r>
+      <w:proofErr w:type="spellStart"/>
+      <w:r>
+        <w:t>Ministerstva</w:t>
+      </w:r>
+      <w:proofErr w:type="spellEnd"/>
+      <w:r>
+        <w:t xml:space="preserve"> </w:t>
+      </w:r>
+      <w:proofErr w:type="spellStart"/>
+      <w:r>
+        <w:t>zahraničních</w:t>
+      </w:r>
+      <w:proofErr w:type="spellEnd"/>
+      <w:r>
+        <w:t xml:space="preserve"> </w:t>
+      </w:r>
+      <w:proofErr w:type="spellStart"/>
+      <w:r>
+        <w:t>věcí</w:t>
+      </w:r>
+      <w:proofErr w:type="spellEnd"/>
+      <w:r>
+        <w:t xml:space="preserve"> č. 93/2009 Sb. m. s.</w:t>
+      </w:r>
+    </w:p>
+    <w:p>
+      <w:pPr>
+        <w:jc w:val="both"/>
+      </w:pPr>
+      <w:proofErr w:type="spellStart"/>
+      <w:r>
+        <w:t>Sdělení</w:t>
+      </w:r>
+      <w:proofErr w:type="spellEnd"/>
+      <w:r>
+        <w:t xml:space="preserve"> </w:t>
+      </w:r>
+      <w:proofErr w:type="spellStart"/>
+      <w:r>
+        <w:t>Ministerstva</w:t>
+      </w:r>
+      <w:proofErr w:type="spellEnd"/>
+      <w:r>
+        <w:t xml:space="preserve"> </w:t>
+      </w:r>
+      <w:proofErr w:type="spellStart"/>
+      <w:r>
+        <w:t>zahraničních</w:t>
+      </w:r>
+      <w:proofErr w:type="spellEnd"/>
+      <w:r>
+        <w:t xml:space="preserve"> </w:t>
+      </w:r>
+      <w:proofErr w:type="spellStart"/>
+      <w:r>
+        <w:t>věcí</w:t>
+      </w:r>
+      <w:proofErr w:type="spellEnd"/>
+      <w:r>
+        <w:t xml:space="preserve"> o </w:t>
+      </w:r>
+      <w:proofErr w:type="spellStart"/>
+      <w:r>
+        <w:t>sjednání</w:t>
+      </w:r>
+      <w:proofErr w:type="spellEnd"/>
+      <w:r>
+        <w:t xml:space="preserve"> </w:t>
+      </w:r>
+      <w:proofErr w:type="spellStart"/>
+      <w:r>
+        <w:t>Dohody</w:t>
+      </w:r>
+      <w:proofErr w:type="spellEnd"/>
+      <w:r>
+        <w:t xml:space="preserve"> </w:t>
+      </w:r>
+      <w:proofErr w:type="spellStart"/>
+      <w:r>
+        <w:t>mezi</w:t>
+      </w:r>
+      <w:proofErr w:type="spellEnd"/>
+      <w:r>
+        <w:t xml:space="preserve"> </w:t>
+      </w:r>
+      <w:proofErr w:type="spellStart"/>
+      <w:r>
+        <w:t>Českou</w:t>
+      </w:r>
+      <w:proofErr w:type="spellEnd"/>
+      <w:r>
+        <w:t xml:space="preserve"> </w:t>
+      </w:r>
+      <w:proofErr w:type="spellStart"/>
+      <w:r>
+        <w:t>republikou</w:t>
+      </w:r>
+      <w:proofErr w:type="spellEnd"/>
+      <w:r>
+        <w:t xml:space="preserve"> a </w:t>
+      </w:r>
+      <w:proofErr w:type="spellStart"/>
+      <w:r>
+        <w:t>Evropskou</w:t>
+      </w:r>
+      <w:proofErr w:type="spellEnd"/>
+      <w:r>
+        <w:t xml:space="preserve"> </w:t>
+      </w:r>
+      <w:proofErr w:type="spellStart"/>
+      <w:r>
+        <w:t>kosmickou</w:t>
+      </w:r>
+      <w:proofErr w:type="spellEnd"/>
+      <w:r>
+        <w:t xml:space="preserve"> </w:t>
+      </w:r>
+      <w:proofErr w:type="spellStart"/>
+      <w:r>
+        <w:t>agenturou</w:t>
+      </w:r>
+      <w:proofErr w:type="spellEnd"/>
+      <w:r>
+        <w:t xml:space="preserve"> o </w:t>
+      </w:r>
+      <w:proofErr w:type="spellStart"/>
+      <w:r>
+        <w:t>přistoupení</w:t>
+      </w:r>
+      <w:proofErr w:type="spellEnd"/>
+      <w:r>
+        <w:t xml:space="preserve"> </w:t>
+      </w:r>
+      <w:proofErr w:type="spellStart"/>
+      <w:r>
+        <w:t>České</w:t>
+      </w:r>
+      <w:proofErr w:type="spellEnd"/>
+      <w:r>
+        <w:t xml:space="preserve"> </w:t>
+      </w:r>
+      <w:proofErr w:type="spellStart"/>
+      <w:r>
+        <w:t>republiky</w:t>
+      </w:r>
+      <w:proofErr w:type="spellEnd"/>
+      <w:r>
+        <w:t xml:space="preserve"> k Úmluvě o </w:t>
+      </w:r>
+      <w:proofErr w:type="spellStart"/>
+      <w:r>
+        <w:t>založení</w:t>
+      </w:r>
+      <w:proofErr w:type="spellEnd"/>
+      <w:r>
+        <w:t xml:space="preserve"> </w:t>
+      </w:r>
+      <w:proofErr w:type="spellStart"/>
+      <w:r>
+        <w:t>Evropské</w:t>
+      </w:r>
+      <w:proofErr w:type="spellEnd"/>
+      <w:r>
+        <w:t xml:space="preserve"> </w:t>
+      </w:r>
+      <w:proofErr w:type="spellStart"/>
+      <w:r>
+        <w:t>kosmické</w:t>
+      </w:r>
+      <w:proofErr w:type="spellEnd"/>
+      <w:r>
+        <w:t xml:space="preserve"> </w:t>
+      </w:r>
+      <w:proofErr w:type="spellStart"/>
+      <w:r>
+        <w:t>agentury</w:t>
+      </w:r>
+      <w:proofErr w:type="spellEnd"/>
+      <w:r>
+        <w:t xml:space="preserve"> a o </w:t>
+      </w:r>
+      <w:proofErr w:type="spellStart"/>
+      <w:r>
+        <w:t>souvisejících</w:t>
+      </w:r>
+      <w:proofErr w:type="spellEnd"/>
+      <w:r>
+        <w:t xml:space="preserve"> </w:t>
+      </w:r>
+      <w:proofErr w:type="spellStart"/>
+      <w:r>
+        <w:t>podmínkách</w:t>
+      </w:r>
+      <w:proofErr w:type="spellEnd"/>
+    </w:p>
+    <w:p>
+      <w:pPr>
+        <w:jc w:val="both"/>
+      </w:pPr>
+      <w:proofErr w:type="spellStart"/>
+      <w:r>
+        <w:t>Vyhlášeno</w:t>
+      </w:r>
+      <w:proofErr w:type="spellEnd"/>
+      <w:r>
+        <w:t xml:space="preserve"> 6. 10. 2009, </w:t>
+      </w:r>
+      <w:proofErr w:type="spellStart"/>
+      <w:r>
+        <w:t>platnost</w:t>
+      </w:r>
+      <w:proofErr w:type="spellEnd"/>
+      <w:r>
+        <w:t xml:space="preserve"> pro ČR (</w:t>
+      </w:r>
+      <w:proofErr w:type="spellStart"/>
+      <w:r>
+        <w:t>nebo</w:t>
+      </w:r>
+      <w:proofErr w:type="spellEnd"/>
+      <w:r>
+        <w:t xml:space="preserve"> </w:t>
+      </w:r>
+      <w:proofErr w:type="spellStart"/>
+      <w:r>
+        <w:t>právní</w:t>
+      </w:r>
+      <w:proofErr w:type="spellEnd"/>
+      <w:r>
+        <w:t xml:space="preserve"> </w:t>
+      </w:r>
+      <w:proofErr w:type="spellStart"/>
+      <w:r>
+        <w:t>předchůdce</w:t>
+      </w:r>
+      <w:proofErr w:type="spellEnd"/>
+      <w:r>
+        <w:t xml:space="preserve">) od 12. 11. 2008, </w:t>
+      </w:r>
+      <w:proofErr w:type="spellStart"/>
+      <w:r>
+        <w:t>částka</w:t>
+      </w:r>
+      <w:proofErr w:type="spellEnd"/>
+      <w:r>
+        <w:t xml:space="preserve"> 36/2009</w:t>
       </w:r>
     </w:p>
     <w:p>
@@ -1675,31 +4698,166 @@
         <w:jc w:val="both"/>
       </w:pPr>
       <w:r>
-        <w:t>Eesti Vabariigi valitsuse ja Euroopa Kosmoseagentuuri vaheline Eesti ühinemist Euroopa Kosmoseagentuuri asutamise konventsiooniga käsitlev kokkulepe</w:t>
-      </w:r>
-    </w:p>
-    <w:p>
-      <w:pPr>
-        <w:jc w:val="both"/>
-      </w:pPr>
-      <w:r>
-        <w:t>Vastu võetud 04.02.2015</w:t>
-      </w:r>
-    </w:p>
-    <w:p>
-      <w:pPr>
-        <w:jc w:val="both"/>
-      </w:pPr>
-      <w:r>
-        <w:t>Euroopa Kosmoseagentuuri asutamise konventsioon</w:t>
-      </w:r>
-    </w:p>
-    <w:p>
-      <w:pPr>
-        <w:jc w:val="both"/>
-      </w:pPr>
-      <w:r>
-        <w:t>Vastu võetud 30.05.1975</w:t>
+        <w:t xml:space="preserve">Eesti Vabariigi </w:t>
+      </w:r>
+      <w:proofErr w:type="spellStart"/>
+      <w:r>
+        <w:t>valitsuse</w:t>
+      </w:r>
+      <w:proofErr w:type="spellEnd"/>
+      <w:r>
+        <w:t xml:space="preserve"> </w:t>
+      </w:r>
+      <w:proofErr w:type="spellStart"/>
+      <w:r>
+        <w:t>ja</w:t>
+      </w:r>
+      <w:proofErr w:type="spellEnd"/>
+      <w:r>
+        <w:t xml:space="preserve"> </w:t>
+      </w:r>
+      <w:proofErr w:type="spellStart"/>
+      <w:r>
+        <w:t>Euroopa</w:t>
+      </w:r>
+      <w:proofErr w:type="spellEnd"/>
+      <w:r>
+        <w:t xml:space="preserve"> </w:t>
+      </w:r>
+      <w:proofErr w:type="spellStart"/>
+      <w:r>
+        <w:t>Kosmoseagentuuri</w:t>
+      </w:r>
+      <w:proofErr w:type="spellEnd"/>
+      <w:r>
+        <w:t xml:space="preserve"> </w:t>
+      </w:r>
+      <w:proofErr w:type="spellStart"/>
+      <w:r>
+        <w:t>vaheline</w:t>
+      </w:r>
+      <w:proofErr w:type="spellEnd"/>
+      <w:r>
+        <w:t xml:space="preserve"> Eesti </w:t>
+      </w:r>
+      <w:proofErr w:type="spellStart"/>
+      <w:r>
+        <w:t>ühinemist</w:t>
+      </w:r>
+      <w:proofErr w:type="spellEnd"/>
+      <w:r>
+        <w:t xml:space="preserve"> </w:t>
+      </w:r>
+      <w:proofErr w:type="spellStart"/>
+      <w:r>
+        <w:t>Euroopa</w:t>
+      </w:r>
+      <w:proofErr w:type="spellEnd"/>
+      <w:r>
+        <w:t xml:space="preserve"> </w:t>
+      </w:r>
+      <w:proofErr w:type="spellStart"/>
+      <w:r>
+        <w:t>Kosmoseagentuuri</w:t>
+      </w:r>
+      <w:proofErr w:type="spellEnd"/>
+      <w:r>
+        <w:t xml:space="preserve"> </w:t>
+      </w:r>
+      <w:proofErr w:type="spellStart"/>
+      <w:r>
+        <w:t>asutamise</w:t>
+      </w:r>
+      <w:proofErr w:type="spellEnd"/>
+      <w:r>
+        <w:t xml:space="preserve"> </w:t>
+      </w:r>
+      <w:proofErr w:type="spellStart"/>
+      <w:r>
+        <w:t>konventsiooniga</w:t>
+      </w:r>
+      <w:proofErr w:type="spellEnd"/>
+      <w:r>
+        <w:t xml:space="preserve"> </w:t>
+      </w:r>
+      <w:proofErr w:type="spellStart"/>
+      <w:r>
+        <w:t>käsitlev</w:t>
+      </w:r>
+      <w:proofErr w:type="spellEnd"/>
+      <w:r>
+        <w:t xml:space="preserve"> </w:t>
+      </w:r>
+      <w:proofErr w:type="spellStart"/>
+      <w:r>
+        <w:t>kokkulepe</w:t>
+      </w:r>
+      <w:proofErr w:type="spellEnd"/>
+    </w:p>
+    <w:p>
+      <w:pPr>
+        <w:jc w:val="both"/>
+      </w:pPr>
+      <w:r>
+        <w:t xml:space="preserve">Vastu </w:t>
+      </w:r>
+      <w:proofErr w:type="spellStart"/>
+      <w:r>
+        <w:t>võetud</w:t>
+      </w:r>
+      <w:proofErr w:type="spellEnd"/>
+      <w:r>
+        <w:t xml:space="preserve"> 04.02.2015</w:t>
+      </w:r>
+    </w:p>
+    <w:p>
+      <w:pPr>
+        <w:jc w:val="both"/>
+      </w:pPr>
+      <w:proofErr w:type="spellStart"/>
+      <w:r>
+        <w:t>Euroopa</w:t>
+      </w:r>
+      <w:proofErr w:type="spellEnd"/>
+      <w:r>
+        <w:t xml:space="preserve"> </w:t>
+      </w:r>
+      <w:proofErr w:type="spellStart"/>
+      <w:r>
+        <w:t>Kosmoseagentuuri</w:t>
+      </w:r>
+      <w:proofErr w:type="spellEnd"/>
+      <w:r>
+        <w:t xml:space="preserve"> </w:t>
+      </w:r>
+      <w:proofErr w:type="spellStart"/>
+      <w:r>
+        <w:t>asutamise</w:t>
+      </w:r>
+      <w:proofErr w:type="spellEnd"/>
+      <w:r>
+        <w:t xml:space="preserve"> </w:t>
+      </w:r>
+      <w:proofErr w:type="spellStart"/>
+      <w:r>
+        <w:t>konventsioon</w:t>
+      </w:r>
+      <w:proofErr w:type="spellEnd"/>
+    </w:p>
+    <w:p>
+      <w:pPr>
+        <w:jc w:val="both"/>
+      </w:pPr>
+      <w:r>
+        <w:t xml:space="preserve">Vastu </w:t>
+      </w:r>
+      <w:proofErr w:type="spellStart"/>
+      <w:r>
+        <w:t>võetud</w:t>
+      </w:r>
+      <w:proofErr w:type="spellEnd"/>
+      <w:r>
+        <w:t xml:space="preserve"> 30.05.1975</w:t>
       </w:r>
     </w:p>
     <w:p>
@@ -1707,12 +4865,448 @@
         <w:jc w:val="both"/>
       </w:pPr>
       <w:hyperlink r:id="rId6" w:history="1">
+        <w:proofErr w:type="spellStart"/>
         <w:r>
           <w:rPr>
             <w:rStyle w:val="Hyperlink"/>
           </w:rPr>
-          <w:t>Euroopa Kosmoseagentuuri asutamise konventsiooniga ühinemise ning Eesti Vabariigi valitsuse ja Euroopa Kosmoseagentuuri vahelise Eesti ühinemist Euroopa Kosmoseagentuuri asutamise konventsiooniga käsitleva kokkuleppe ratifitseerimise ning Eesti Vabariigi ja Euroopa Kosmoseagentuuri vahelise Euroopa koostööriigi kokkuleppe ratifitseerimise seaduse kehtetuks tunnistamise seadus</w:t>
+          <w:t>Euroopa</w:t>
         </w:r>
+        <w:proofErr w:type="spellEnd"/>
+        <w:r>
+          <w:rPr>
+            <w:rStyle w:val="Hyperlink"/>
+          </w:rPr>
+          <w:t xml:space="preserve"> </w:t>
+        </w:r>
+        <w:proofErr w:type="spellStart"/>
+        <w:r>
+          <w:rPr>
+            <w:rStyle w:val="Hyperlink"/>
+          </w:rPr>
+          <w:t>Kosmoseagentuuri</w:t>
+        </w:r>
+        <w:proofErr w:type="spellEnd"/>
+        <w:r>
+          <w:rPr>
+            <w:rStyle w:val="Hyperlink"/>
+          </w:rPr>
+          <w:t xml:space="preserve"> </w:t>
+        </w:r>
+        <w:proofErr w:type="spellStart"/>
+        <w:r>
+          <w:rPr>
+            <w:rStyle w:val="Hyperlink"/>
+          </w:rPr>
+          <w:t>asutamise</w:t>
+        </w:r>
+        <w:proofErr w:type="spellEnd"/>
+        <w:r>
+          <w:rPr>
+            <w:rStyle w:val="Hyperlink"/>
+          </w:rPr>
+          <w:t xml:space="preserve"> </w:t>
+        </w:r>
+        <w:proofErr w:type="spellStart"/>
+        <w:r>
+          <w:rPr>
+            <w:rStyle w:val="Hyperlink"/>
+          </w:rPr>
+          <w:t>konventsiooniga</w:t>
+        </w:r>
+        <w:proofErr w:type="spellEnd"/>
+        <w:r>
+          <w:rPr>
+            <w:rStyle w:val="Hyperlink"/>
+          </w:rPr>
+          <w:t xml:space="preserve"> </w:t>
+        </w:r>
+        <w:proofErr w:type="spellStart"/>
+        <w:r>
+          <w:rPr>
+            <w:rStyle w:val="Hyperlink"/>
+          </w:rPr>
+          <w:t>ühinemise</w:t>
+        </w:r>
+        <w:proofErr w:type="spellEnd"/>
+        <w:r>
+          <w:rPr>
+            <w:rStyle w:val="Hyperlink"/>
+          </w:rPr>
+          <w:t xml:space="preserve"> </w:t>
+        </w:r>
+        <w:proofErr w:type="spellStart"/>
+        <w:r>
+          <w:rPr>
+            <w:rStyle w:val="Hyperlink"/>
+          </w:rPr>
+          <w:t>ning</w:t>
+        </w:r>
+        <w:proofErr w:type="spellEnd"/>
+        <w:r>
+          <w:rPr>
+            <w:rStyle w:val="Hyperlink"/>
+          </w:rPr>
+          <w:t xml:space="preserve"> Eesti Vabariigi </w:t>
+        </w:r>
+        <w:proofErr w:type="spellStart"/>
+        <w:r>
+          <w:rPr>
+            <w:rStyle w:val="Hyperlink"/>
+          </w:rPr>
+          <w:t>valitsuse</w:t>
+        </w:r>
+        <w:proofErr w:type="spellEnd"/>
+        <w:r>
+          <w:rPr>
+            <w:rStyle w:val="Hyperlink"/>
+          </w:rPr>
+          <w:t xml:space="preserve"> </w:t>
+        </w:r>
+        <w:proofErr w:type="spellStart"/>
+        <w:r>
+          <w:rPr>
+            <w:rStyle w:val="Hyperlink"/>
+          </w:rPr>
+          <w:t>ja</w:t>
+        </w:r>
+        <w:proofErr w:type="spellEnd"/>
+        <w:r>
+          <w:rPr>
+            <w:rStyle w:val="Hyperlink"/>
+          </w:rPr>
+          <w:t xml:space="preserve"> </w:t>
+        </w:r>
+        <w:proofErr w:type="spellStart"/>
+        <w:r>
+          <w:rPr>
+            <w:rStyle w:val="Hyperlink"/>
+          </w:rPr>
+          <w:t>Euroopa</w:t>
+        </w:r>
+        <w:proofErr w:type="spellEnd"/>
+        <w:r>
+          <w:rPr>
+            <w:rStyle w:val="Hyperlink"/>
+          </w:rPr>
+          <w:t xml:space="preserve"> </w:t>
+        </w:r>
+        <w:proofErr w:type="spellStart"/>
+        <w:r>
+          <w:rPr>
+            <w:rStyle w:val="Hyperlink"/>
+          </w:rPr>
+          <w:t>Kosmoseagentuuri</w:t>
+        </w:r>
+        <w:proofErr w:type="spellEnd"/>
+        <w:r>
+          <w:rPr>
+            <w:rStyle w:val="Hyperlink"/>
+          </w:rPr>
+          <w:t xml:space="preserve"> </w:t>
+        </w:r>
+        <w:proofErr w:type="spellStart"/>
+        <w:r>
+          <w:rPr>
+            <w:rStyle w:val="Hyperlink"/>
+          </w:rPr>
+          <w:t>vahelise</w:t>
+        </w:r>
+        <w:proofErr w:type="spellEnd"/>
+        <w:r>
+          <w:rPr>
+            <w:rStyle w:val="Hyperlink"/>
+          </w:rPr>
+          <w:t xml:space="preserve"> Eesti </w:t>
+        </w:r>
+        <w:proofErr w:type="spellStart"/>
+        <w:r>
+          <w:rPr>
+            <w:rStyle w:val="Hyperlink"/>
+          </w:rPr>
+          <w:t>ühinemist</w:t>
+        </w:r>
+        <w:proofErr w:type="spellEnd"/>
+        <w:r>
+          <w:rPr>
+            <w:rStyle w:val="Hyperlink"/>
+          </w:rPr>
+          <w:t xml:space="preserve"> </w:t>
+        </w:r>
+        <w:proofErr w:type="spellStart"/>
+        <w:r>
+          <w:rPr>
+            <w:rStyle w:val="Hyperlink"/>
+          </w:rPr>
+          <w:t>Euroopa</w:t>
+        </w:r>
+        <w:proofErr w:type="spellEnd"/>
+        <w:r>
+          <w:rPr>
+            <w:rStyle w:val="Hyperlink"/>
+          </w:rPr>
+          <w:t xml:space="preserve"> </w:t>
+        </w:r>
+        <w:proofErr w:type="spellStart"/>
+        <w:r>
+          <w:rPr>
+            <w:rStyle w:val="Hyperlink"/>
+          </w:rPr>
+          <w:t>Kosmoseagentuuri</w:t>
+        </w:r>
+        <w:proofErr w:type="spellEnd"/>
+        <w:r>
+          <w:rPr>
+            <w:rStyle w:val="Hyperlink"/>
+          </w:rPr>
+          <w:t xml:space="preserve"> </w:t>
+        </w:r>
+        <w:proofErr w:type="spellStart"/>
+        <w:r>
+          <w:rPr>
+            <w:rStyle w:val="Hyperlink"/>
+          </w:rPr>
+          <w:t>asutamise</w:t>
+        </w:r>
+        <w:proofErr w:type="spellEnd"/>
+        <w:r>
+          <w:rPr>
+            <w:rStyle w:val="Hyperlink"/>
+          </w:rPr>
+          <w:t xml:space="preserve"> </w:t>
+        </w:r>
+        <w:proofErr w:type="spellStart"/>
+        <w:r>
+          <w:rPr>
+            <w:rStyle w:val="Hyperlink"/>
+          </w:rPr>
+          <w:t>konventsiooniga</w:t>
+        </w:r>
+        <w:proofErr w:type="spellEnd"/>
+        <w:r>
+          <w:rPr>
+            <w:rStyle w:val="Hyperlink"/>
+          </w:rPr>
+          <w:t xml:space="preserve"> </w:t>
+        </w:r>
+        <w:proofErr w:type="spellStart"/>
+        <w:r>
+          <w:rPr>
+            <w:rStyle w:val="Hyperlink"/>
+          </w:rPr>
+          <w:t>käsitleva</w:t>
+        </w:r>
+        <w:proofErr w:type="spellEnd"/>
+        <w:r>
+          <w:rPr>
+            <w:rStyle w:val="Hyperlink"/>
+          </w:rPr>
+          <w:t xml:space="preserve"> </w:t>
+        </w:r>
+        <w:proofErr w:type="spellStart"/>
+        <w:r>
+          <w:rPr>
+            <w:rStyle w:val="Hyperlink"/>
+          </w:rPr>
+          <w:t>kokkuleppe</w:t>
+        </w:r>
+        <w:proofErr w:type="spellEnd"/>
+        <w:r>
+          <w:rPr>
+            <w:rStyle w:val="Hyperlink"/>
+          </w:rPr>
+          <w:t xml:space="preserve"> </w:t>
+        </w:r>
+        <w:proofErr w:type="spellStart"/>
+        <w:r>
+          <w:rPr>
+            <w:rStyle w:val="Hyperlink"/>
+          </w:rPr>
+          <w:t>ratifitseerimise</w:t>
+        </w:r>
+        <w:proofErr w:type="spellEnd"/>
+        <w:r>
+          <w:rPr>
+            <w:rStyle w:val="Hyperlink"/>
+          </w:rPr>
+          <w:t xml:space="preserve"> </w:t>
+        </w:r>
+        <w:proofErr w:type="spellStart"/>
+        <w:r>
+          <w:rPr>
+            <w:rStyle w:val="Hyperlink"/>
+          </w:rPr>
+          <w:t>ning</w:t>
+        </w:r>
+        <w:proofErr w:type="spellEnd"/>
+        <w:r>
+          <w:rPr>
+            <w:rStyle w:val="Hyperlink"/>
+          </w:rPr>
+          <w:t xml:space="preserve"> Eesti Vabariigi </w:t>
+        </w:r>
+        <w:proofErr w:type="spellStart"/>
+        <w:r>
+          <w:rPr>
+            <w:rStyle w:val="Hyperlink"/>
+          </w:rPr>
+          <w:t>ja</w:t>
+        </w:r>
+        <w:proofErr w:type="spellEnd"/>
+        <w:r>
+          <w:rPr>
+            <w:rStyle w:val="Hyperlink"/>
+          </w:rPr>
+          <w:t xml:space="preserve"> </w:t>
+        </w:r>
+        <w:proofErr w:type="spellStart"/>
+        <w:r>
+          <w:rPr>
+            <w:rStyle w:val="Hyperlink"/>
+          </w:rPr>
+          <w:t>Euroopa</w:t>
+        </w:r>
+        <w:proofErr w:type="spellEnd"/>
+        <w:r>
+          <w:rPr>
+            <w:rStyle w:val="Hyperlink"/>
+          </w:rPr>
+          <w:t xml:space="preserve"> </w:t>
+        </w:r>
+        <w:proofErr w:type="spellStart"/>
+        <w:r>
+          <w:rPr>
+            <w:rStyle w:val="Hyperlink"/>
+          </w:rPr>
+          <w:t>Kosmoseagentuuri</w:t>
+        </w:r>
+        <w:proofErr w:type="spellEnd"/>
+        <w:r>
+          <w:rPr>
+            <w:rStyle w:val="Hyperlink"/>
+          </w:rPr>
+          <w:t xml:space="preserve"> </w:t>
+        </w:r>
+        <w:proofErr w:type="spellStart"/>
+        <w:r>
+          <w:rPr>
+            <w:rStyle w:val="Hyperlink"/>
+          </w:rPr>
+          <w:t>vahelise</w:t>
+        </w:r>
+        <w:proofErr w:type="spellEnd"/>
+        <w:r>
+          <w:rPr>
+            <w:rStyle w:val="Hyperlink"/>
+          </w:rPr>
+          <w:t xml:space="preserve"> </w:t>
+        </w:r>
+        <w:proofErr w:type="spellStart"/>
+        <w:r>
+          <w:rPr>
+            <w:rStyle w:val="Hyperlink"/>
+          </w:rPr>
+          <w:t>Euroopa</w:t>
+        </w:r>
+        <w:proofErr w:type="spellEnd"/>
+        <w:r>
+          <w:rPr>
+            <w:rStyle w:val="Hyperlink"/>
+          </w:rPr>
+          <w:t xml:space="preserve"> </w:t>
+        </w:r>
+        <w:proofErr w:type="spellStart"/>
+        <w:r>
+          <w:rPr>
+            <w:rStyle w:val="Hyperlink"/>
+          </w:rPr>
+          <w:t>koostööriigi</w:t>
+        </w:r>
+        <w:proofErr w:type="spellEnd"/>
+        <w:r>
+          <w:rPr>
+            <w:rStyle w:val="Hyperlink"/>
+          </w:rPr>
+          <w:t xml:space="preserve"> </w:t>
+        </w:r>
+        <w:proofErr w:type="spellStart"/>
+        <w:r>
+          <w:rPr>
+            <w:rStyle w:val="Hyperlink"/>
+          </w:rPr>
+          <w:t>kokkuleppe</w:t>
+        </w:r>
+        <w:proofErr w:type="spellEnd"/>
+        <w:r>
+          <w:rPr>
+            <w:rStyle w:val="Hyperlink"/>
+          </w:rPr>
+          <w:t xml:space="preserve"> </w:t>
+        </w:r>
+        <w:proofErr w:type="spellStart"/>
+        <w:r>
+          <w:rPr>
+            <w:rStyle w:val="Hyperlink"/>
+          </w:rPr>
+          <w:t>ratifitseerimise</w:t>
+        </w:r>
+        <w:proofErr w:type="spellEnd"/>
+        <w:r>
+          <w:rPr>
+            <w:rStyle w:val="Hyperlink"/>
+          </w:rPr>
+          <w:t xml:space="preserve"> </w:t>
+        </w:r>
+        <w:proofErr w:type="spellStart"/>
+        <w:r>
+          <w:rPr>
+            <w:rStyle w:val="Hyperlink"/>
+          </w:rPr>
+          <w:t>seaduse</w:t>
+        </w:r>
+        <w:proofErr w:type="spellEnd"/>
+        <w:r>
+          <w:rPr>
+            <w:rStyle w:val="Hyperlink"/>
+          </w:rPr>
+          <w:t xml:space="preserve"> </w:t>
+        </w:r>
+        <w:proofErr w:type="spellStart"/>
+        <w:r>
+          <w:rPr>
+            <w:rStyle w:val="Hyperlink"/>
+          </w:rPr>
+          <w:t>kehtetuks</w:t>
+        </w:r>
+        <w:proofErr w:type="spellEnd"/>
+        <w:r>
+          <w:rPr>
+            <w:rStyle w:val="Hyperlink"/>
+          </w:rPr>
+          <w:t xml:space="preserve"> </w:t>
+        </w:r>
+        <w:proofErr w:type="spellStart"/>
+        <w:r>
+          <w:rPr>
+            <w:rStyle w:val="Hyperlink"/>
+          </w:rPr>
+          <w:t>tunnistamise</w:t>
+        </w:r>
+        <w:proofErr w:type="spellEnd"/>
+        <w:r>
+          <w:rPr>
+            <w:rStyle w:val="Hyperlink"/>
+          </w:rPr>
+          <w:t xml:space="preserve"> </w:t>
+        </w:r>
+        <w:proofErr w:type="spellStart"/>
+        <w:r>
+          <w:rPr>
+            <w:rStyle w:val="Hyperlink"/>
+          </w:rPr>
+          <w:t>seadus</w:t>
+        </w:r>
+        <w:proofErr w:type="spellEnd"/>
       </w:hyperlink>
     </w:p>
     <w:p>
@@ -1724,40 +5318,518 @@
           <w:rPr>
             <w:rStyle w:val="Hyperlink"/>
           </w:rPr>
-          <w:t>Eesti Vabariigi valitsuse ja Euroopa Kosmoseagentuuri vaheline Eesti ühinemist Euroopa Kosmoseagentuuri asutamise konventsiooniga käsitlev kokkulepe</w:t>
+          <w:t xml:space="preserve">Eesti Vabariigi </w:t>
         </w:r>
-      </w:hyperlink>
-    </w:p>
-    <w:p>
-      <w:pPr>
-        <w:jc w:val="both"/>
-      </w:pPr>
-      <w:hyperlink r:id="rId8" w:history="1">
+        <w:proofErr w:type="spellStart"/>
         <w:r>
           <w:rPr>
             <w:rStyle w:val="Hyperlink"/>
           </w:rPr>
-          <w:t>Välisministeeriumi teadaanne välislepingu jõustumise kohta</w:t>
+          <w:t>valitsuse</w:t>
         </w:r>
+        <w:proofErr w:type="spellEnd"/>
+        <w:r>
+          <w:rPr>
+            <w:rStyle w:val="Hyperlink"/>
+          </w:rPr>
+          <w:t xml:space="preserve"> </w:t>
+        </w:r>
+        <w:proofErr w:type="spellStart"/>
+        <w:r>
+          <w:rPr>
+            <w:rStyle w:val="Hyperlink"/>
+          </w:rPr>
+          <w:t>ja</w:t>
+        </w:r>
+        <w:proofErr w:type="spellEnd"/>
+        <w:r>
+          <w:rPr>
+            <w:rStyle w:val="Hyperlink"/>
+          </w:rPr>
+          <w:t xml:space="preserve"> </w:t>
+        </w:r>
+        <w:proofErr w:type="spellStart"/>
+        <w:r>
+          <w:rPr>
+            <w:rStyle w:val="Hyperlink"/>
+          </w:rPr>
+          <w:t>Euroopa</w:t>
+        </w:r>
+        <w:proofErr w:type="spellEnd"/>
+        <w:r>
+          <w:rPr>
+            <w:rStyle w:val="Hyperlink"/>
+          </w:rPr>
+          <w:t xml:space="preserve"> </w:t>
+        </w:r>
+        <w:proofErr w:type="spellStart"/>
+        <w:r>
+          <w:rPr>
+            <w:rStyle w:val="Hyperlink"/>
+          </w:rPr>
+          <w:t>Kosmoseagentuuri</w:t>
+        </w:r>
+        <w:proofErr w:type="spellEnd"/>
+        <w:r>
+          <w:rPr>
+            <w:rStyle w:val="Hyperlink"/>
+          </w:rPr>
+          <w:t xml:space="preserve"> </w:t>
+        </w:r>
+        <w:proofErr w:type="spellStart"/>
+        <w:r>
+          <w:rPr>
+            <w:rStyle w:val="Hyperlink"/>
+          </w:rPr>
+          <w:t>vaheline</w:t>
+        </w:r>
+        <w:proofErr w:type="spellEnd"/>
+        <w:r>
+          <w:rPr>
+            <w:rStyle w:val="Hyperlink"/>
+          </w:rPr>
+          <w:t xml:space="preserve"> Eesti </w:t>
+        </w:r>
+        <w:proofErr w:type="spellStart"/>
+        <w:r>
+          <w:rPr>
+            <w:rStyle w:val="Hyperlink"/>
+          </w:rPr>
+          <w:t>ühinemist</w:t>
+        </w:r>
+        <w:proofErr w:type="spellEnd"/>
+        <w:r>
+          <w:rPr>
+            <w:rStyle w:val="Hyperlink"/>
+          </w:rPr>
+          <w:t xml:space="preserve"> </w:t>
+        </w:r>
+        <w:proofErr w:type="spellStart"/>
+        <w:r>
+          <w:rPr>
+            <w:rStyle w:val="Hyperlink"/>
+          </w:rPr>
+          <w:t>Euroopa</w:t>
+        </w:r>
+        <w:proofErr w:type="spellEnd"/>
+        <w:r>
+          <w:rPr>
+            <w:rStyle w:val="Hyperlink"/>
+          </w:rPr>
+          <w:t xml:space="preserve"> </w:t>
+        </w:r>
+        <w:proofErr w:type="spellStart"/>
+        <w:r>
+          <w:rPr>
+            <w:rStyle w:val="Hyperlink"/>
+          </w:rPr>
+          <w:t>Kosmoseagentuuri</w:t>
+        </w:r>
+        <w:proofErr w:type="spellEnd"/>
+        <w:r>
+          <w:rPr>
+            <w:rStyle w:val="Hyperlink"/>
+          </w:rPr>
+          <w:t xml:space="preserve"> </w:t>
+        </w:r>
+        <w:proofErr w:type="spellStart"/>
+        <w:r>
+          <w:rPr>
+            <w:rStyle w:val="Hyperlink"/>
+          </w:rPr>
+          <w:t>asutamise</w:t>
+        </w:r>
+        <w:proofErr w:type="spellEnd"/>
+        <w:r>
+          <w:rPr>
+            <w:rStyle w:val="Hyperlink"/>
+          </w:rPr>
+          <w:t xml:space="preserve"> </w:t>
+        </w:r>
+        <w:proofErr w:type="spellStart"/>
+        <w:r>
+          <w:rPr>
+            <w:rStyle w:val="Hyperlink"/>
+          </w:rPr>
+          <w:t>konventsiooniga</w:t>
+        </w:r>
+        <w:proofErr w:type="spellEnd"/>
+        <w:r>
+          <w:rPr>
+            <w:rStyle w:val="Hyperlink"/>
+          </w:rPr>
+          <w:t xml:space="preserve"> </w:t>
+        </w:r>
+        <w:proofErr w:type="spellStart"/>
+        <w:r>
+          <w:rPr>
+            <w:rStyle w:val="Hyperlink"/>
+          </w:rPr>
+          <w:t>käsitlev</w:t>
+        </w:r>
+        <w:proofErr w:type="spellEnd"/>
+        <w:r>
+          <w:rPr>
+            <w:rStyle w:val="Hyperlink"/>
+          </w:rPr>
+          <w:t xml:space="preserve"> </w:t>
+        </w:r>
+        <w:proofErr w:type="spellStart"/>
+        <w:r>
+          <w:rPr>
+            <w:rStyle w:val="Hyperlink"/>
+          </w:rPr>
+          <w:t>kokkulepe</w:t>
+        </w:r>
+        <w:proofErr w:type="spellEnd"/>
       </w:hyperlink>
     </w:p>
     <w:p>
       <w:pPr>
         <w:jc w:val="both"/>
       </w:pPr>
-      <w:r>
-        <w:t xml:space="preserve"> </w:t>
-      </w:r>
-      <w:r>
-        <w:t>Euroopa Kosmoseagentuuri asutamise konventsiooniga ühinemise ning Eesti Vabariigi valitsuse ja Euroopa Kosmoseagentuuri vahelise Eesti ühinemist Euroopa Kosmoseagentuuri asutamise konventsiooniga käsitleva kokkuleppe ratifitseerimise ning Eesti Vabariigi ja Euroopa Kosmoseagentuuri vahelise Euroopa koostööriigi kokkuleppe ratifitseerimise seaduse kehtetuks tunnistamise seadus</w:t>
-      </w:r>
-    </w:p>
-    <w:p>
-      <w:pPr>
-        <w:jc w:val="both"/>
-      </w:pPr>
-      <w:r>
-        <w:t>Vastu võetud 10.06.2015</w:t>
+      <w:hyperlink r:id="rId8" w:history="1">
+        <w:proofErr w:type="spellStart"/>
+        <w:r>
+          <w:rPr>
+            <w:rStyle w:val="Hyperlink"/>
+          </w:rPr>
+          <w:t>Välisministeeriumi</w:t>
+        </w:r>
+        <w:proofErr w:type="spellEnd"/>
+        <w:r>
+          <w:rPr>
+            <w:rStyle w:val="Hyperlink"/>
+          </w:rPr>
+          <w:t xml:space="preserve"> </w:t>
+        </w:r>
+        <w:proofErr w:type="spellStart"/>
+        <w:r>
+          <w:rPr>
+            <w:rStyle w:val="Hyperlink"/>
+          </w:rPr>
+          <w:t>teadaanne</w:t>
+        </w:r>
+        <w:proofErr w:type="spellEnd"/>
+        <w:r>
+          <w:rPr>
+            <w:rStyle w:val="Hyperlink"/>
+          </w:rPr>
+          <w:t xml:space="preserve"> </w:t>
+        </w:r>
+        <w:proofErr w:type="spellStart"/>
+        <w:r>
+          <w:rPr>
+            <w:rStyle w:val="Hyperlink"/>
+          </w:rPr>
+          <w:t>välislepingu</w:t>
+        </w:r>
+        <w:proofErr w:type="spellEnd"/>
+        <w:r>
+          <w:rPr>
+            <w:rStyle w:val="Hyperlink"/>
+          </w:rPr>
+          <w:t xml:space="preserve"> </w:t>
+        </w:r>
+        <w:proofErr w:type="spellStart"/>
+        <w:r>
+          <w:rPr>
+            <w:rStyle w:val="Hyperlink"/>
+          </w:rPr>
+          <w:t>jõustumise</w:t>
+        </w:r>
+        <w:proofErr w:type="spellEnd"/>
+        <w:r>
+          <w:rPr>
+            <w:rStyle w:val="Hyperlink"/>
+          </w:rPr>
+          <w:t xml:space="preserve"> </w:t>
+        </w:r>
+        <w:proofErr w:type="spellStart"/>
+        <w:r>
+          <w:rPr>
+            <w:rStyle w:val="Hyperlink"/>
+          </w:rPr>
+          <w:t>kohta</w:t>
+        </w:r>
+        <w:proofErr w:type="spellEnd"/>
+      </w:hyperlink>
+    </w:p>
+    <w:p>
+      <w:pPr>
+        <w:jc w:val="both"/>
+      </w:pPr>
+      <w:r>
+        <w:t xml:space="preserve"> </w:t>
+      </w:r>
+      <w:proofErr w:type="spellStart"/>
+      <w:r>
+        <w:t>Euroopa</w:t>
+      </w:r>
+      <w:proofErr w:type="spellEnd"/>
+      <w:r>
+        <w:t xml:space="preserve"> </w:t>
+      </w:r>
+      <w:proofErr w:type="spellStart"/>
+      <w:r>
+        <w:t>Kosmoseagentuuri</w:t>
+      </w:r>
+      <w:proofErr w:type="spellEnd"/>
+      <w:r>
+        <w:t xml:space="preserve"> </w:t>
+      </w:r>
+      <w:proofErr w:type="spellStart"/>
+      <w:r>
+        <w:t>asutamise</w:t>
+      </w:r>
+      <w:proofErr w:type="spellEnd"/>
+      <w:r>
+        <w:t xml:space="preserve"> </w:t>
+      </w:r>
+      <w:proofErr w:type="spellStart"/>
+      <w:r>
+        <w:t>konventsiooniga</w:t>
+      </w:r>
+      <w:proofErr w:type="spellEnd"/>
+      <w:r>
+        <w:t xml:space="preserve"> </w:t>
+      </w:r>
+      <w:proofErr w:type="spellStart"/>
+      <w:r>
+        <w:t>ühinemise</w:t>
+      </w:r>
+      <w:proofErr w:type="spellEnd"/>
+      <w:r>
+        <w:t xml:space="preserve"> </w:t>
+      </w:r>
+      <w:proofErr w:type="spellStart"/>
+      <w:r>
+        <w:t>ning</w:t>
+      </w:r>
+      <w:proofErr w:type="spellEnd"/>
+      <w:r>
+        <w:t xml:space="preserve"> Eesti Vabariigi </w:t>
+      </w:r>
+      <w:proofErr w:type="spellStart"/>
+      <w:r>
+        <w:t>valitsuse</w:t>
+      </w:r>
+      <w:proofErr w:type="spellEnd"/>
+      <w:r>
+        <w:t xml:space="preserve"> </w:t>
+      </w:r>
+      <w:proofErr w:type="spellStart"/>
+      <w:r>
+        <w:t>ja</w:t>
+      </w:r>
+      <w:proofErr w:type="spellEnd"/>
+      <w:r>
+        <w:t xml:space="preserve"> </w:t>
+      </w:r>
+      <w:proofErr w:type="spellStart"/>
+      <w:r>
+        <w:t>Euroopa</w:t>
+      </w:r>
+      <w:proofErr w:type="spellEnd"/>
+      <w:r>
+        <w:t xml:space="preserve"> </w:t>
+      </w:r>
+      <w:proofErr w:type="spellStart"/>
+      <w:r>
+        <w:t>Kosmoseagentuuri</w:t>
+      </w:r>
+      <w:proofErr w:type="spellEnd"/>
+      <w:r>
+        <w:t xml:space="preserve"> </w:t>
+      </w:r>
+      <w:proofErr w:type="spellStart"/>
+      <w:r>
+        <w:t>vahelise</w:t>
+      </w:r>
+      <w:proofErr w:type="spellEnd"/>
+      <w:r>
+        <w:t xml:space="preserve"> Eesti </w:t>
+      </w:r>
+      <w:proofErr w:type="spellStart"/>
+      <w:r>
+        <w:t>ühinemist</w:t>
+      </w:r>
+      <w:proofErr w:type="spellEnd"/>
+      <w:r>
+        <w:t xml:space="preserve"> </w:t>
+      </w:r>
+      <w:proofErr w:type="spellStart"/>
+      <w:r>
+        <w:t>Euroopa</w:t>
+      </w:r>
+      <w:proofErr w:type="spellEnd"/>
+      <w:r>
+        <w:t xml:space="preserve"> </w:t>
+      </w:r>
+      <w:proofErr w:type="spellStart"/>
+      <w:r>
+        <w:t>Kosmoseagentuuri</w:t>
+      </w:r>
+      <w:proofErr w:type="spellEnd"/>
+      <w:r>
+        <w:t xml:space="preserve"> </w:t>
+      </w:r>
+      <w:proofErr w:type="spellStart"/>
+      <w:r>
+        <w:t>asutamise</w:t>
+      </w:r>
+      <w:proofErr w:type="spellEnd"/>
+      <w:r>
+        <w:t xml:space="preserve"> </w:t>
+      </w:r>
+      <w:proofErr w:type="spellStart"/>
+      <w:r>
+        <w:t>konventsiooniga</w:t>
+      </w:r>
+      <w:proofErr w:type="spellEnd"/>
+      <w:r>
+        <w:t xml:space="preserve"> </w:t>
+      </w:r>
+      <w:proofErr w:type="spellStart"/>
+      <w:r>
+        <w:t>käsitleva</w:t>
+      </w:r>
+      <w:proofErr w:type="spellEnd"/>
+      <w:r>
+        <w:t xml:space="preserve"> </w:t>
+      </w:r>
+      <w:proofErr w:type="spellStart"/>
+      <w:r>
+        <w:t>kokkuleppe</w:t>
+      </w:r>
+      <w:proofErr w:type="spellEnd"/>
+      <w:r>
+        <w:t xml:space="preserve"> </w:t>
+      </w:r>
+      <w:proofErr w:type="spellStart"/>
+      <w:r>
+        <w:t>ratifitseerimise</w:t>
+      </w:r>
+      <w:proofErr w:type="spellEnd"/>
+      <w:r>
+        <w:t xml:space="preserve"> </w:t>
+      </w:r>
+      <w:proofErr w:type="spellStart"/>
+      <w:r>
+        <w:t>ning</w:t>
+      </w:r>
+      <w:proofErr w:type="spellEnd"/>
+      <w:r>
+        <w:t xml:space="preserve"> Eesti Vabariigi </w:t>
+      </w:r>
+      <w:proofErr w:type="spellStart"/>
+      <w:r>
+        <w:t>ja</w:t>
+      </w:r>
+      <w:proofErr w:type="spellEnd"/>
+      <w:r>
+        <w:t xml:space="preserve"> </w:t>
+      </w:r>
+      <w:proofErr w:type="spellStart"/>
+      <w:r>
+        <w:t>Euroopa</w:t>
+      </w:r>
+      <w:proofErr w:type="spellEnd"/>
+      <w:r>
+        <w:t xml:space="preserve"> </w:t>
+      </w:r>
+      <w:proofErr w:type="spellStart"/>
+      <w:r>
+        <w:t>Kosmoseagentuuri</w:t>
+      </w:r>
+      <w:proofErr w:type="spellEnd"/>
+      <w:r>
+        <w:t xml:space="preserve"> </w:t>
+      </w:r>
+      <w:proofErr w:type="spellStart"/>
+      <w:r>
+        <w:t>vahelise</w:t>
+      </w:r>
+      <w:proofErr w:type="spellEnd"/>
+      <w:r>
+        <w:t xml:space="preserve"> </w:t>
+      </w:r>
+      <w:proofErr w:type="spellStart"/>
+      <w:r>
+        <w:t>Euroopa</w:t>
+      </w:r>
+      <w:proofErr w:type="spellEnd"/>
+      <w:r>
+        <w:t xml:space="preserve"> </w:t>
+      </w:r>
+      <w:proofErr w:type="spellStart"/>
+      <w:r>
+        <w:t>koostööriigi</w:t>
+      </w:r>
+      <w:proofErr w:type="spellEnd"/>
+      <w:r>
+        <w:t xml:space="preserve"> </w:t>
+      </w:r>
+      <w:proofErr w:type="spellStart"/>
+      <w:r>
+        <w:t>kokkuleppe</w:t>
+      </w:r>
+      <w:proofErr w:type="spellEnd"/>
+      <w:r>
+        <w:t xml:space="preserve"> </w:t>
+      </w:r>
+      <w:proofErr w:type="spellStart"/>
+      <w:r>
+        <w:t>ratifitseerimise</w:t>
+      </w:r>
+      <w:proofErr w:type="spellEnd"/>
+      <w:r>
+        <w:t xml:space="preserve"> </w:t>
+      </w:r>
+      <w:proofErr w:type="spellStart"/>
+      <w:r>
+        <w:t>seaduse</w:t>
+      </w:r>
+      <w:proofErr w:type="spellEnd"/>
+      <w:r>
+        <w:t xml:space="preserve"> </w:t>
+      </w:r>
+      <w:proofErr w:type="spellStart"/>
+      <w:r>
+        <w:t>kehtetuks</w:t>
+      </w:r>
+      <w:proofErr w:type="spellEnd"/>
+      <w:r>
+        <w:t xml:space="preserve"> </w:t>
+      </w:r>
+      <w:proofErr w:type="spellStart"/>
+      <w:r>
+        <w:t>tunnistamise</w:t>
+      </w:r>
+      <w:proofErr w:type="spellEnd"/>
+      <w:r>
+        <w:t xml:space="preserve"> </w:t>
+      </w:r>
+      <w:proofErr w:type="spellStart"/>
+      <w:r>
+        <w:t>seadus</w:t>
+      </w:r>
+      <w:proofErr w:type="spellEnd"/>
+    </w:p>
+    <w:p>
+      <w:pPr>
+        <w:jc w:val="both"/>
+      </w:pPr>
+      <w:r>
+        <w:t xml:space="preserve">Vastu </w:t>
+      </w:r>
+      <w:proofErr w:type="spellStart"/>
+      <w:r>
+        <w:t>võetud</w:t>
+      </w:r>
+      <w:proofErr w:type="spellEnd"/>
+      <w:r>
+        <w:t xml:space="preserve"> 10.06.2015</w:t>
       </w:r>
     </w:p>
     <w:p>
@@ -1773,33 +5845,453 @@
         <w:jc w:val="both"/>
       </w:pPr>
       <w:r>
-        <w:t>LOIS LOI no 2008-518 du 3 juin 2008 relative aux opérations spatiales (1) NOR: ESRX0700048L</w:t>
-      </w:r>
-    </w:p>
-    <w:p>
-      <w:pPr>
-        <w:jc w:val="both"/>
-      </w:pPr>
+        <w:t xml:space="preserve">LOIS LOI no 2008-518 du 3 </w:t>
+      </w:r>
+      <w:proofErr w:type="spellStart"/>
+      <w:r>
+        <w:t>juin</w:t>
+      </w:r>
+      <w:proofErr w:type="spellEnd"/>
+      <w:r>
+        <w:t xml:space="preserve"> 2008 relative aux </w:t>
+      </w:r>
+      <w:proofErr w:type="spellStart"/>
+      <w:r>
+        <w:t>opérations</w:t>
+      </w:r>
+      <w:proofErr w:type="spellEnd"/>
+      <w:r>
+        <w:t xml:space="preserve"> </w:t>
+      </w:r>
+      <w:proofErr w:type="spellStart"/>
+      <w:r>
+        <w:t>spatiales</w:t>
+      </w:r>
+      <w:proofErr w:type="spellEnd"/>
+      <w:r>
+        <w:t xml:space="preserve"> (1) NOR: ESRX0700048L</w:t>
+      </w:r>
+    </w:p>
+    <w:p>
+      <w:pPr>
+        <w:jc w:val="both"/>
+      </w:pPr>
+      <w:proofErr w:type="spellStart"/>
       <w:r>
         <w:lastRenderedPageBreak/>
-        <w:t xml:space="preserve">Décrets, arrêtés, circulaires TEXTES GÉNÉRAUX MINISTÈRE DE L’ENSEIGNEMENT SUPÉRIEUR ET DE LA RECHERCHE Décret no 2009-643 du 9 juin 2009 relatif aux autorisations délivrées en application de la loi no 2008-518 du 3 juin 2008 relative aux opérations spatiales NOR: ESRR0825834D </w:t>
-      </w:r>
-    </w:p>
-    <w:p>
-      <w:pPr>
-        <w:jc w:val="both"/>
-      </w:pPr>
-      <w:r>
-        <w:t xml:space="preserve">Décrets, arrêtés, circulaires TEXTES GÉNÉRAUX MINISTÈRE DE L’ENSEIGNEMENT SUPÉRIEUR ET DE LA RECHERCHE Arrêté du 31 mars 2011 relatif à la réglementation technique en application du décret no 2009-643 du 9 juin 2009 relatif aux autorisations délivrées en application de la loi no 2008-518 du 3 juin 2008 relative aux opérations spatiales NOR: ESRR1103737A </w:t>
-      </w:r>
-    </w:p>
-    <w:p>
-      <w:pPr>
-        <w:jc w:val="both"/>
-      </w:pPr>
-      <w:r>
-        <w:t>Décrets, arrêtés, circulaires TEXTES GÉNÉRAUX MINISTÈRE DE L’ÉCONOMIE, DES FINANCES ET DE LA RELANCE er du décret n o Arrêté du 23 février 2022 relatif à la composition des trois parties du dossier mentionné à l’article 1 2009-643 du 9 juin 2009 relatif aux autorisations délivrées en application de la loi n o o 2008-518 du 3 juin 2008 modifiée relative aux opérations spatiales</w:t>
-      </w:r>
+        <w:t>Décrets</w:t>
+      </w:r>
+      <w:proofErr w:type="spellEnd"/>
+      <w:r>
+        <w:t xml:space="preserve">, </w:t>
+      </w:r>
+      <w:proofErr w:type="spellStart"/>
+      <w:r>
+        <w:t>arrêtés</w:t>
+      </w:r>
+      <w:proofErr w:type="spellEnd"/>
+      <w:r>
+        <w:t xml:space="preserve">, </w:t>
+      </w:r>
+      <w:proofErr w:type="spellStart"/>
+      <w:r>
+        <w:t>circulaires</w:t>
+      </w:r>
+      <w:proofErr w:type="spellEnd"/>
+      <w:r>
+        <w:t xml:space="preserve"> TEXTES GÉNÉRAUX MINISTÈRE DE L’ENSEIGNEMENT SUPÉRIEUR ET DE LA RECHERCHE </w:t>
+      </w:r>
+      <w:proofErr w:type="spellStart"/>
+      <w:r>
+        <w:t>Décret</w:t>
+      </w:r>
+      <w:proofErr w:type="spellEnd"/>
+      <w:r>
+        <w:t xml:space="preserve"> no 2009-643 du 9 </w:t>
+      </w:r>
+      <w:proofErr w:type="spellStart"/>
+      <w:r>
+        <w:t>juin</w:t>
+      </w:r>
+      <w:proofErr w:type="spellEnd"/>
+      <w:r>
+        <w:t xml:space="preserve"> 2009 </w:t>
+      </w:r>
+      <w:proofErr w:type="spellStart"/>
+      <w:r>
+        <w:t>relatif</w:t>
+      </w:r>
+      <w:proofErr w:type="spellEnd"/>
+      <w:r>
+        <w:t xml:space="preserve"> aux </w:t>
+      </w:r>
+      <w:proofErr w:type="spellStart"/>
+      <w:r>
+        <w:t>autorisations</w:t>
+      </w:r>
+      <w:proofErr w:type="spellEnd"/>
+      <w:r>
+        <w:t xml:space="preserve"> </w:t>
+      </w:r>
+      <w:proofErr w:type="spellStart"/>
+      <w:r>
+        <w:t>délivrées</w:t>
+      </w:r>
+      <w:proofErr w:type="spellEnd"/>
+      <w:r>
+        <w:t xml:space="preserve"> </w:t>
+      </w:r>
+      <w:proofErr w:type="spellStart"/>
+      <w:r>
+        <w:t>en</w:t>
+      </w:r>
+      <w:proofErr w:type="spellEnd"/>
+      <w:r>
+        <w:t xml:space="preserve"> application de la </w:t>
+      </w:r>
+      <w:proofErr w:type="spellStart"/>
+      <w:r>
+        <w:t>loi</w:t>
+      </w:r>
+      <w:proofErr w:type="spellEnd"/>
+      <w:r>
+        <w:t xml:space="preserve"> no 2008-518 du 3 </w:t>
+      </w:r>
+      <w:proofErr w:type="spellStart"/>
+      <w:r>
+        <w:t>juin</w:t>
+      </w:r>
+      <w:proofErr w:type="spellEnd"/>
+      <w:r>
+        <w:t xml:space="preserve"> 2008 relative aux </w:t>
+      </w:r>
+      <w:proofErr w:type="spellStart"/>
+      <w:r>
+        <w:t>opérations</w:t>
+      </w:r>
+      <w:proofErr w:type="spellEnd"/>
+      <w:r>
+        <w:t xml:space="preserve"> </w:t>
+      </w:r>
+      <w:proofErr w:type="spellStart"/>
+      <w:r>
+        <w:t>spatiales</w:t>
+      </w:r>
+      <w:proofErr w:type="spellEnd"/>
+      <w:r>
+        <w:t xml:space="preserve"> NOR: ESRR0825834D </w:t>
+      </w:r>
+    </w:p>
+    <w:p>
+      <w:pPr>
+        <w:jc w:val="both"/>
+      </w:pPr>
+      <w:proofErr w:type="spellStart"/>
+      <w:r>
+        <w:t>Décrets</w:t>
+      </w:r>
+      <w:proofErr w:type="spellEnd"/>
+      <w:r>
+        <w:t xml:space="preserve">, </w:t>
+      </w:r>
+      <w:proofErr w:type="spellStart"/>
+      <w:r>
+        <w:t>arrêtés</w:t>
+      </w:r>
+      <w:proofErr w:type="spellEnd"/>
+      <w:r>
+        <w:t xml:space="preserve">, </w:t>
+      </w:r>
+      <w:proofErr w:type="spellStart"/>
+      <w:r>
+        <w:t>circulaires</w:t>
+      </w:r>
+      <w:proofErr w:type="spellEnd"/>
+      <w:r>
+        <w:t xml:space="preserve"> TEXTES GÉNÉRAUX MINISTÈRE DE L’ENSEIGNEMENT SUPÉRIEUR ET DE LA RECHERCHE </w:t>
+      </w:r>
+      <w:proofErr w:type="spellStart"/>
+      <w:r>
+        <w:t>Arrêté</w:t>
+      </w:r>
+      <w:proofErr w:type="spellEnd"/>
+      <w:r>
+        <w:t xml:space="preserve"> du 31 mars 2011 </w:t>
+      </w:r>
+      <w:proofErr w:type="spellStart"/>
+      <w:r>
+        <w:t>relatif</w:t>
+      </w:r>
+      <w:proofErr w:type="spellEnd"/>
+      <w:r>
+        <w:t xml:space="preserve"> à la </w:t>
+      </w:r>
+      <w:proofErr w:type="spellStart"/>
+      <w:r>
+        <w:t>réglementation</w:t>
+      </w:r>
+      <w:proofErr w:type="spellEnd"/>
+      <w:r>
+        <w:t xml:space="preserve"> technique </w:t>
+      </w:r>
+      <w:proofErr w:type="spellStart"/>
+      <w:r>
+        <w:t>en</w:t>
+      </w:r>
+      <w:proofErr w:type="spellEnd"/>
+      <w:r>
+        <w:t xml:space="preserve"> application du </w:t>
+      </w:r>
+      <w:proofErr w:type="spellStart"/>
+      <w:r>
+        <w:t>décret</w:t>
+      </w:r>
+      <w:proofErr w:type="spellEnd"/>
+      <w:r>
+        <w:t xml:space="preserve"> no 2009-643 du 9 </w:t>
+      </w:r>
+      <w:proofErr w:type="spellStart"/>
+      <w:r>
+        <w:t>juin</w:t>
+      </w:r>
+      <w:proofErr w:type="spellEnd"/>
+      <w:r>
+        <w:t xml:space="preserve"> 2009 </w:t>
+      </w:r>
+      <w:proofErr w:type="spellStart"/>
+      <w:r>
+        <w:t>relatif</w:t>
+      </w:r>
+      <w:proofErr w:type="spellEnd"/>
+      <w:r>
+        <w:t xml:space="preserve"> aux </w:t>
+      </w:r>
+      <w:proofErr w:type="spellStart"/>
+      <w:r>
+        <w:t>autorisations</w:t>
+      </w:r>
+      <w:proofErr w:type="spellEnd"/>
+      <w:r>
+        <w:t xml:space="preserve"> </w:t>
+      </w:r>
+      <w:proofErr w:type="spellStart"/>
+      <w:r>
+        <w:t>délivrées</w:t>
+      </w:r>
+      <w:proofErr w:type="spellEnd"/>
+      <w:r>
+        <w:t xml:space="preserve"> </w:t>
+      </w:r>
+      <w:proofErr w:type="spellStart"/>
+      <w:r>
+        <w:t>en</w:t>
+      </w:r>
+      <w:proofErr w:type="spellEnd"/>
+      <w:r>
+        <w:t xml:space="preserve"> application de la </w:t>
+      </w:r>
+      <w:proofErr w:type="spellStart"/>
+      <w:r>
+        <w:t>loi</w:t>
+      </w:r>
+      <w:proofErr w:type="spellEnd"/>
+      <w:r>
+        <w:t xml:space="preserve"> no 2008-518 du 3 </w:t>
+      </w:r>
+      <w:proofErr w:type="spellStart"/>
+      <w:r>
+        <w:t>juin</w:t>
+      </w:r>
+      <w:proofErr w:type="spellEnd"/>
+      <w:r>
+        <w:t xml:space="preserve"> 2008 relative aux </w:t>
+      </w:r>
+      <w:proofErr w:type="spellStart"/>
+      <w:r>
+        <w:t>opérations</w:t>
+      </w:r>
+      <w:proofErr w:type="spellEnd"/>
+      <w:r>
+        <w:t xml:space="preserve"> </w:t>
+      </w:r>
+      <w:proofErr w:type="spellStart"/>
+      <w:r>
+        <w:t>spatiales</w:t>
+      </w:r>
+      <w:proofErr w:type="spellEnd"/>
+      <w:r>
+        <w:t xml:space="preserve"> NOR: ESRR1103737A </w:t>
+      </w:r>
+    </w:p>
+    <w:p>
+      <w:pPr>
+        <w:jc w:val="both"/>
+      </w:pPr>
+      <w:proofErr w:type="spellStart"/>
+      <w:r>
+        <w:t>Décrets</w:t>
+      </w:r>
+      <w:proofErr w:type="spellEnd"/>
+      <w:r>
+        <w:t xml:space="preserve">, </w:t>
+      </w:r>
+      <w:proofErr w:type="spellStart"/>
+      <w:r>
+        <w:t>arrêtés</w:t>
+      </w:r>
+      <w:proofErr w:type="spellEnd"/>
+      <w:r>
+        <w:t xml:space="preserve">, </w:t>
+      </w:r>
+      <w:proofErr w:type="spellStart"/>
+      <w:r>
+        <w:t>circulaires</w:t>
+      </w:r>
+      <w:proofErr w:type="spellEnd"/>
+      <w:r>
+        <w:t xml:space="preserve"> TEXTES GÉNÉRAUX MINISTÈRE DE L’ÉCONOMIE, DES FINANCES ET DE LA RELANCE er du </w:t>
+      </w:r>
+      <w:proofErr w:type="spellStart"/>
+      <w:r>
+        <w:t>décret</w:t>
+      </w:r>
+      <w:proofErr w:type="spellEnd"/>
+      <w:r>
+        <w:t xml:space="preserve"> </w:t>
+      </w:r>
+      <w:proofErr w:type="spellStart"/>
+      <w:r>
+        <w:t>n o</w:t>
+      </w:r>
+      <w:proofErr w:type="spellEnd"/>
+      <w:r>
+        <w:t xml:space="preserve"> </w:t>
+      </w:r>
+      <w:proofErr w:type="spellStart"/>
+      <w:r>
+        <w:t>Arrêté</w:t>
+      </w:r>
+      <w:proofErr w:type="spellEnd"/>
+      <w:r>
+        <w:t xml:space="preserve"> du 23 </w:t>
+      </w:r>
+      <w:proofErr w:type="spellStart"/>
+      <w:r>
+        <w:t>février</w:t>
+      </w:r>
+      <w:proofErr w:type="spellEnd"/>
+      <w:r>
+        <w:t xml:space="preserve"> 2022 </w:t>
+      </w:r>
+      <w:proofErr w:type="spellStart"/>
+      <w:r>
+        <w:t>relatif</w:t>
+      </w:r>
+      <w:proofErr w:type="spellEnd"/>
+      <w:r>
+        <w:t xml:space="preserve"> à la composition des trois parties du dossier </w:t>
+      </w:r>
+      <w:proofErr w:type="spellStart"/>
+      <w:r>
+        <w:t>mentionné</w:t>
+      </w:r>
+      <w:proofErr w:type="spellEnd"/>
+      <w:r>
+        <w:t xml:space="preserve"> à </w:t>
+      </w:r>
+      <w:proofErr w:type="spellStart"/>
+      <w:r>
+        <w:t>l’article</w:t>
+      </w:r>
+      <w:proofErr w:type="spellEnd"/>
+      <w:r>
+        <w:t xml:space="preserve"> 1 2009-643 du 9 </w:t>
+      </w:r>
+      <w:proofErr w:type="spellStart"/>
+      <w:r>
+        <w:t>juin</w:t>
+      </w:r>
+      <w:proofErr w:type="spellEnd"/>
+      <w:r>
+        <w:t xml:space="preserve"> 2009 </w:t>
+      </w:r>
+      <w:proofErr w:type="spellStart"/>
+      <w:r>
+        <w:t>relatif</w:t>
+      </w:r>
+      <w:proofErr w:type="spellEnd"/>
+      <w:r>
+        <w:t xml:space="preserve"> aux </w:t>
+      </w:r>
+      <w:proofErr w:type="spellStart"/>
+      <w:r>
+        <w:t>autorisations</w:t>
+      </w:r>
+      <w:proofErr w:type="spellEnd"/>
+      <w:r>
+        <w:t xml:space="preserve"> </w:t>
+      </w:r>
+      <w:proofErr w:type="spellStart"/>
+      <w:r>
+        <w:t>délivrées</w:t>
+      </w:r>
+      <w:proofErr w:type="spellEnd"/>
+      <w:r>
+        <w:t xml:space="preserve"> </w:t>
+      </w:r>
+      <w:proofErr w:type="spellStart"/>
+      <w:r>
+        <w:t>en</w:t>
+      </w:r>
+      <w:proofErr w:type="spellEnd"/>
+      <w:r>
+        <w:t xml:space="preserve"> application de la </w:t>
+      </w:r>
+      <w:proofErr w:type="spellStart"/>
+      <w:r>
+        <w:t>loi</w:t>
+      </w:r>
+      <w:proofErr w:type="spellEnd"/>
+      <w:r>
+        <w:t xml:space="preserve"> n o </w:t>
+      </w:r>
+      <w:proofErr w:type="spellStart"/>
+      <w:r>
+        <w:t>o</w:t>
+      </w:r>
+      <w:proofErr w:type="spellEnd"/>
+      <w:r>
+        <w:t xml:space="preserve"> 2008-518 du 3 </w:t>
+      </w:r>
+      <w:proofErr w:type="spellStart"/>
+      <w:r>
+        <w:t>juin</w:t>
+      </w:r>
+      <w:proofErr w:type="spellEnd"/>
+      <w:r>
+        <w:t xml:space="preserve"> 2008 </w:t>
+      </w:r>
+      <w:proofErr w:type="spellStart"/>
+      <w:r>
+        <w:t>modifiée</w:t>
+      </w:r>
+      <w:proofErr w:type="spellEnd"/>
+      <w:r>
+        <w:t xml:space="preserve"> relative aux </w:t>
+      </w:r>
+      <w:proofErr w:type="spellStart"/>
+      <w:r>
+        <w:t>opérations</w:t>
+      </w:r>
+      <w:proofErr w:type="spellEnd"/>
+      <w:r>
+        <w:t xml:space="preserve"> </w:t>
+      </w:r>
+      <w:proofErr w:type="spellStart"/>
+      <w:r>
+        <w:t>spatiales</w:t>
+      </w:r>
+      <w:proofErr w:type="spellEnd"/>
     </w:p>
     <w:p>
       <w:pPr>
@@ -1837,11 +6329,39 @@
       </w:r>
       <w:r>
         <w:br/>
-        <w:t>Chapitre Ier</w:t>
-      </w:r>
+      </w:r>
+      <w:proofErr w:type="spellStart"/>
+      <w:r>
+        <w:t>Chapitre</w:t>
+      </w:r>
+      <w:proofErr w:type="spellEnd"/>
+      <w:r>
+        <w:t xml:space="preserve"> </w:t>
+      </w:r>
+      <w:proofErr w:type="spellStart"/>
+      <w:r>
+        <w:t>Ier</w:t>
+      </w:r>
+      <w:proofErr w:type="spellEnd"/>
       <w:r>
         <w:br/>
-        <w:t>Centre national d'études spatiales (CNES)</w:t>
+        <w:t xml:space="preserve">Centre national </w:t>
+      </w:r>
+      <w:proofErr w:type="spellStart"/>
+      <w:r>
+        <w:t>d'études</w:t>
+      </w:r>
+      <w:proofErr w:type="spellEnd"/>
+      <w:r>
+        <w:t xml:space="preserve"> </w:t>
+      </w:r>
+      <w:proofErr w:type="spellStart"/>
+      <w:r>
+        <w:t>spatiales</w:t>
+      </w:r>
+      <w:proofErr w:type="spellEnd"/>
+      <w:r>
+        <w:t xml:space="preserve"> (CNES)</w:t>
       </w:r>
     </w:p>
     <w:p>
@@ -1857,16 +6377,58 @@
         <w:jc w:val="both"/>
       </w:pPr>
       <w:r>
-        <w:t>MAGYAR KÖZLÖNY 44. szám MAGYARORSZÁG HIVATALOS LAPJA 2015. március 31., kedd</w:t>
-      </w:r>
-    </w:p>
-    <w:p>
-      <w:pPr>
-        <w:jc w:val="both"/>
-      </w:pPr>
-      <w:r>
-        <w:t>MAGYAR KÖZLÖNY 157. szám MAGYARORSZÁG HIVATALOS LAPJA 2015. október 21., szerda</w:t>
-      </w:r>
+        <w:t xml:space="preserve">MAGYAR KÖZLÖNY 44. </w:t>
+      </w:r>
+      <w:proofErr w:type="spellStart"/>
+      <w:r>
+        <w:t>szám</w:t>
+      </w:r>
+      <w:proofErr w:type="spellEnd"/>
+      <w:r>
+        <w:t xml:space="preserve"> MAGYARORSZÁG HIVATALOS LAPJA 2015. </w:t>
+      </w:r>
+      <w:proofErr w:type="spellStart"/>
+      <w:r>
+        <w:t>március</w:t>
+      </w:r>
+      <w:proofErr w:type="spellEnd"/>
+      <w:r>
+        <w:t xml:space="preserve"> 31., </w:t>
+      </w:r>
+      <w:proofErr w:type="spellStart"/>
+      <w:r>
+        <w:t>kedd</w:t>
+      </w:r>
+      <w:proofErr w:type="spellEnd"/>
+    </w:p>
+    <w:p>
+      <w:pPr>
+        <w:jc w:val="both"/>
+      </w:pPr>
+      <w:r>
+        <w:t xml:space="preserve">MAGYAR KÖZLÖNY 157. </w:t>
+      </w:r>
+      <w:proofErr w:type="spellStart"/>
+      <w:r>
+        <w:t>szám</w:t>
+      </w:r>
+      <w:proofErr w:type="spellEnd"/>
+      <w:r>
+        <w:t xml:space="preserve"> MAGYARORSZÁG HIVATALOS LAPJA 2015. </w:t>
+      </w:r>
+      <w:proofErr w:type="spellStart"/>
+      <w:r>
+        <w:t>október</w:t>
+      </w:r>
+      <w:proofErr w:type="spellEnd"/>
+      <w:r>
+        <w:t xml:space="preserve"> 21., </w:t>
+      </w:r>
+      <w:proofErr w:type="spellStart"/>
+      <w:r>
+        <w:t>szerda</w:t>
+      </w:r>
+      <w:proofErr w:type="spellEnd"/>
     </w:p>
     <w:p>
       <w:pPr>
@@ -1905,8 +6467,149 @@
         <w:jc w:val="both"/>
       </w:pPr>
       <w:r>
-        <w:t>2020. gada 13. jūlijs, Nr. 132A LATVIJAS REPUBLIKAS OFICIĀLAIS IZDEVUMS OP 2020/132A.1 Saeima ir pieņēmusi un Valsts prezidents izsludina šādu likumu: Par Latvijas Republikas valdības un Eiropas Kosmosa aģentūras asociētās dalībvalsts līgumu</w:t>
-      </w:r>
+        <w:t xml:space="preserve">2020. gada 13. </w:t>
+      </w:r>
+      <w:proofErr w:type="spellStart"/>
+      <w:r>
+        <w:t>jūlijs</w:t>
+      </w:r>
+      <w:proofErr w:type="spellEnd"/>
+      <w:r>
+        <w:t xml:space="preserve">, Nr. 132A LATVIJAS REPUBLIKAS OFICIĀLAIS IZDEVUMS OP 2020/132A.1 </w:t>
+      </w:r>
+      <w:proofErr w:type="spellStart"/>
+      <w:r>
+        <w:t>Saeima</w:t>
+      </w:r>
+      <w:proofErr w:type="spellEnd"/>
+      <w:r>
+        <w:t xml:space="preserve"> </w:t>
+      </w:r>
+      <w:proofErr w:type="spellStart"/>
+      <w:r>
+        <w:t>ir</w:t>
+      </w:r>
+      <w:proofErr w:type="spellEnd"/>
+      <w:r>
+        <w:t xml:space="preserve"> </w:t>
+      </w:r>
+      <w:proofErr w:type="spellStart"/>
+      <w:r>
+        <w:t>pieņēmusi</w:t>
+      </w:r>
+      <w:proofErr w:type="spellEnd"/>
+      <w:r>
+        <w:t xml:space="preserve"> un </w:t>
+      </w:r>
+      <w:proofErr w:type="spellStart"/>
+      <w:r>
+        <w:t>Valsts</w:t>
+      </w:r>
+      <w:proofErr w:type="spellEnd"/>
+      <w:r>
+        <w:t xml:space="preserve"> </w:t>
+      </w:r>
+      <w:proofErr w:type="spellStart"/>
+      <w:r>
+        <w:t>prezidents</w:t>
+      </w:r>
+      <w:proofErr w:type="spellEnd"/>
+      <w:r>
+        <w:t xml:space="preserve"> </w:t>
+      </w:r>
+      <w:proofErr w:type="spellStart"/>
+      <w:r>
+        <w:t>izsludina</w:t>
+      </w:r>
+      <w:proofErr w:type="spellEnd"/>
+      <w:r>
+        <w:t xml:space="preserve"> </w:t>
+      </w:r>
+      <w:proofErr w:type="spellStart"/>
+      <w:r>
+        <w:t>šādu</w:t>
+      </w:r>
+      <w:proofErr w:type="spellEnd"/>
+      <w:r>
+        <w:t xml:space="preserve"> </w:t>
+      </w:r>
+      <w:proofErr w:type="spellStart"/>
+      <w:r>
+        <w:t>likumu</w:t>
+      </w:r>
+      <w:proofErr w:type="spellEnd"/>
+      <w:r>
+        <w:t xml:space="preserve">: Par </w:t>
+      </w:r>
+      <w:proofErr w:type="spellStart"/>
+      <w:r>
+        <w:t>Latvijas</w:t>
+      </w:r>
+      <w:proofErr w:type="spellEnd"/>
+      <w:r>
+        <w:t xml:space="preserve"> </w:t>
+      </w:r>
+      <w:proofErr w:type="spellStart"/>
+      <w:r>
+        <w:t>Republikas</w:t>
+      </w:r>
+      <w:proofErr w:type="spellEnd"/>
+      <w:r>
+        <w:t xml:space="preserve"> </w:t>
+      </w:r>
+      <w:proofErr w:type="spellStart"/>
+      <w:r>
+        <w:t>valdības</w:t>
+      </w:r>
+      <w:proofErr w:type="spellEnd"/>
+      <w:r>
+        <w:t xml:space="preserve"> un </w:t>
+      </w:r>
+      <w:proofErr w:type="spellStart"/>
+      <w:r>
+        <w:t>Eiropas</w:t>
+      </w:r>
+      <w:proofErr w:type="spellEnd"/>
+      <w:r>
+        <w:t xml:space="preserve"> </w:t>
+      </w:r>
+      <w:proofErr w:type="spellStart"/>
+      <w:r>
+        <w:t>Kosmosa</w:t>
+      </w:r>
+      <w:proofErr w:type="spellEnd"/>
+      <w:r>
+        <w:t xml:space="preserve"> </w:t>
+      </w:r>
+      <w:proofErr w:type="spellStart"/>
+      <w:r>
+        <w:t>aģentūras</w:t>
+      </w:r>
+      <w:proofErr w:type="spellEnd"/>
+      <w:r>
+        <w:t xml:space="preserve"> </w:t>
+      </w:r>
+      <w:proofErr w:type="spellStart"/>
+      <w:r>
+        <w:t>asociētās</w:t>
+      </w:r>
+      <w:proofErr w:type="spellEnd"/>
+      <w:r>
+        <w:t xml:space="preserve"> </w:t>
+      </w:r>
+      <w:proofErr w:type="spellStart"/>
+      <w:r>
+        <w:t>dalībvalsts</w:t>
+      </w:r>
+      <w:proofErr w:type="spellEnd"/>
+      <w:r>
+        <w:t xml:space="preserve"> </w:t>
+      </w:r>
+      <w:proofErr w:type="spellStart"/>
+      <w:r>
+        <w:t>līgumu</w:t>
+      </w:r>
+      <w:proofErr w:type="spellEnd"/>
     </w:p>
     <w:p>
       <w:pPr>
@@ -1936,7 +6639,15 @@
         <w:t> </w:t>
       </w:r>
       <w:r>
-        <w:t xml:space="preserve">Law No. XIV-321 of 20 May 2021 ratifying the Agreement between the Government of Lithuania and ESA concerning Associate Membership. The official Lithuanian legal record confirms the ratification and current status. </w:t>
+        <w:t xml:space="preserve">Law No. XIV-321 of 20 May 2021 ratifying the Agreement between the Government of Lithuania and ESA concerning Associate Membership. The official Lithuanian legal record confirms the ratification and </w:t>
+      </w:r>
+      <w:proofErr w:type="gramStart"/>
+      <w:r>
+        <w:t>current status</w:t>
+      </w:r>
+      <w:proofErr w:type="gramEnd"/>
+      <w:r>
+        <w:t xml:space="preserve">. </w:t>
       </w:r>
       <w:r>
         <w:br/>
@@ -1978,8 +6689,14 @@
     <w:p>
       <w:pPr>
         <w:jc w:val="both"/>
-      </w:pPr>
-      <w:r>
+        <w:rPr>
+          <w:lang w:val="it-IT"/>
+        </w:rPr>
+      </w:pPr>
+      <w:r>
+        <w:rPr>
+          <w:lang w:val="it-IT"/>
+        </w:rPr>
         <w:t>Portugal</w:t>
       </w:r>
     </w:p>
@@ -2064,63 +6781,63 @@
     <w:p>
       <w:pPr>
         <w:jc w:val="both"/>
-        <w:rPr>
-          <w:lang w:val="it-IT"/>
-        </w:rPr>
-      </w:pPr>
-      <w:r>
-        <w:t>PRESIDÊNCIA DO CONSELHO DE MINISTROS Resolução do Conselho de Ministros n.º 55/2019</w:t>
-      </w:r>
-    </w:p>
-    <w:p>
-      <w:pPr>
-        <w:jc w:val="both"/>
-        <w:rPr>
-          <w:lang w:val="it-IT"/>
-        </w:rPr>
-      </w:pPr>
-      <w:r>
-        <w:rPr>
-          <w:lang w:val="it-IT"/>
-        </w:rPr>
+      </w:pPr>
+      <w:r>
+        <w:t xml:space="preserve">PRESIDÊNCIA DO CONSELHO DE MINISTROS </w:t>
+      </w:r>
+      <w:proofErr w:type="spellStart"/>
+      <w:r>
+        <w:t>Resolução</w:t>
+      </w:r>
+      <w:proofErr w:type="spellEnd"/>
+      <w:r>
+        <w:t xml:space="preserve"> do </w:t>
+      </w:r>
+      <w:proofErr w:type="spellStart"/>
+      <w:r>
+        <w:t>Conselho</w:t>
+      </w:r>
+      <w:proofErr w:type="spellEnd"/>
+      <w:r>
+        <w:t xml:space="preserve"> de Ministros </w:t>
+      </w:r>
+      <w:proofErr w:type="gramStart"/>
+      <w:r>
+        <w:t>n.º</w:t>
+      </w:r>
+      <w:proofErr w:type="gramEnd"/>
+      <w:r>
+        <w:t xml:space="preserve"> 55/2019</w:t>
+      </w:r>
+    </w:p>
+    <w:p>
+      <w:pPr>
+        <w:jc w:val="both"/>
+      </w:pPr>
+      <w:r>
         <w:t> </w:t>
       </w:r>
     </w:p>
     <w:p>
       <w:pPr>
         <w:jc w:val="both"/>
-        <w:rPr>
-          <w:lang w:val="it-IT"/>
-        </w:rPr>
-      </w:pPr>
-    </w:p>
-    <w:p>
-      <w:pPr>
-        <w:jc w:val="both"/>
-        <w:rPr>
-          <w:lang w:val="it-IT"/>
-        </w:rPr>
-      </w:pPr>
-    </w:p>
-    <w:p>
-      <w:pPr>
-        <w:jc w:val="both"/>
-        <w:rPr>
-          <w:lang w:val="it-IT"/>
-        </w:rPr>
-      </w:pPr>
-    </w:p>
-    <w:p>
-      <w:pPr>
-        <w:jc w:val="both"/>
-        <w:rPr>
-          <w:lang w:val="it-IT"/>
-        </w:rPr>
-      </w:pPr>
-      <w:r>
-        <w:rPr>
-          <w:lang w:val="it-IT"/>
-        </w:rPr>
+      </w:pPr>
+    </w:p>
+    <w:p>
+      <w:pPr>
+        <w:jc w:val="both"/>
+      </w:pPr>
+    </w:p>
+    <w:p>
+      <w:pPr>
+        <w:jc w:val="both"/>
+      </w:pPr>
+    </w:p>
+    <w:p>
+      <w:pPr>
+        <w:jc w:val="both"/>
+      </w:pPr>
+      <w:r>
         <w:t>Romania</w:t>
       </w:r>
     </w:p>
@@ -2154,18 +6871,95 @@
         <w:jc w:val="both"/>
       </w:pPr>
       <w:r>
-        <w:t>Space Activities Act — Zakon o vesoljskih dejavnostih (ZVDej), Uradni list RS No. 43/2022</w:t>
-      </w:r>
-    </w:p>
-    <w:p>
-      <w:pPr>
-        <w:jc w:val="both"/>
-      </w:pPr>
-      <w:r>
-        <w:t xml:space="preserve">Regulation implementing the Space Activities Act — Uredba o izvajanju Zakona o </w:t>
-      </w:r>
-      <w:r>
-        <w:t>vesoljskih dejavnostih, Uradni list RS No. 122/2022</w:t>
+        <w:t xml:space="preserve">Space Activities Act — Zakon o </w:t>
+      </w:r>
+      <w:proofErr w:type="spellStart"/>
+      <w:r>
+        <w:t>vesoljskih</w:t>
+      </w:r>
+      <w:proofErr w:type="spellEnd"/>
+      <w:r>
+        <w:t xml:space="preserve"> </w:t>
+      </w:r>
+      <w:proofErr w:type="spellStart"/>
+      <w:r>
+        <w:t>dejavnostih</w:t>
+      </w:r>
+      <w:proofErr w:type="spellEnd"/>
+      <w:r>
+        <w:t xml:space="preserve"> (</w:t>
+      </w:r>
+      <w:proofErr w:type="spellStart"/>
+      <w:r>
+        <w:t>ZVDej</w:t>
+      </w:r>
+      <w:proofErr w:type="spellEnd"/>
+      <w:r>
+        <w:t xml:space="preserve">), </w:t>
+      </w:r>
+      <w:proofErr w:type="spellStart"/>
+      <w:r>
+        <w:t>Uradni</w:t>
+      </w:r>
+      <w:proofErr w:type="spellEnd"/>
+      <w:r>
+        <w:t xml:space="preserve"> list RS No. 43/2022</w:t>
+      </w:r>
+    </w:p>
+    <w:p>
+      <w:pPr>
+        <w:jc w:val="both"/>
+      </w:pPr>
+      <w:r>
+        <w:t xml:space="preserve">Regulation implementing the Space Activities Act — </w:t>
+      </w:r>
+      <w:proofErr w:type="spellStart"/>
+      <w:r>
+        <w:t>Uredba</w:t>
+      </w:r>
+      <w:proofErr w:type="spellEnd"/>
+      <w:r>
+        <w:t xml:space="preserve"> o </w:t>
+      </w:r>
+      <w:proofErr w:type="spellStart"/>
+      <w:r>
+        <w:t>izvajanju</w:t>
+      </w:r>
+      <w:proofErr w:type="spellEnd"/>
+      <w:r>
+        <w:t xml:space="preserve"> </w:t>
+      </w:r>
+      <w:proofErr w:type="spellStart"/>
+      <w:r>
+        <w:t>Zakona</w:t>
+      </w:r>
+      <w:proofErr w:type="spellEnd"/>
+      <w:r>
+        <w:t xml:space="preserve"> o </w:t>
+      </w:r>
+      <w:proofErr w:type="spellStart"/>
+      <w:r>
+        <w:t>vesoljskih</w:t>
+      </w:r>
+      <w:proofErr w:type="spellEnd"/>
+      <w:r>
+        <w:t xml:space="preserve"> </w:t>
+      </w:r>
+      <w:proofErr w:type="spellStart"/>
+      <w:r>
+        <w:t>dejavnostih</w:t>
+      </w:r>
+      <w:proofErr w:type="spellEnd"/>
+      <w:r>
+        <w:t xml:space="preserve">, </w:t>
+      </w:r>
+      <w:proofErr w:type="spellStart"/>
+      <w:r>
+        <w:t>Uradni</w:t>
+      </w:r>
+      <w:proofErr w:type="spellEnd"/>
+      <w:r>
+        <w:t xml:space="preserve"> list RS No. 122/2022</w:t>
       </w:r>
     </w:p>
     <w:p>
@@ -2176,7 +6970,55 @@
         <w:t>A</w:t>
       </w:r>
       <w:r>
-        <w:t xml:space="preserve">ct ratifying the Convention establishing the European Space Agency — Zakon o ratifikaciji Konvencije o ustanovitvi Evropske vesoljske agencije (MKEVA), 2024. </w:t>
+        <w:t xml:space="preserve">ct ratifying the Convention establishing the European Space Agency — Zakon o </w:t>
+      </w:r>
+      <w:proofErr w:type="spellStart"/>
+      <w:r>
+        <w:t>ratifikaciji</w:t>
+      </w:r>
+      <w:proofErr w:type="spellEnd"/>
+      <w:r>
+        <w:t xml:space="preserve"> </w:t>
+      </w:r>
+      <w:proofErr w:type="spellStart"/>
+      <w:r>
+        <w:t>Konvencije</w:t>
+      </w:r>
+      <w:proofErr w:type="spellEnd"/>
+      <w:r>
+        <w:t xml:space="preserve"> o </w:t>
+      </w:r>
+      <w:proofErr w:type="spellStart"/>
+      <w:r>
+        <w:t>ustanovitvi</w:t>
+      </w:r>
+      <w:proofErr w:type="spellEnd"/>
+      <w:r>
+        <w:t xml:space="preserve"> </w:t>
+      </w:r>
+      <w:proofErr w:type="spellStart"/>
+      <w:r>
+        <w:t>Evropske</w:t>
+      </w:r>
+      <w:proofErr w:type="spellEnd"/>
+      <w:r>
+        <w:t xml:space="preserve"> </w:t>
+      </w:r>
+      <w:proofErr w:type="spellStart"/>
+      <w:r>
+        <w:t>vesoljske</w:t>
+      </w:r>
+      <w:proofErr w:type="spellEnd"/>
+      <w:r>
+        <w:t xml:space="preserve"> </w:t>
+      </w:r>
+      <w:proofErr w:type="spellStart"/>
+      <w:r>
+        <w:t>agencije</w:t>
+      </w:r>
+      <w:proofErr w:type="spellEnd"/>
+      <w:r>
+        <w:t xml:space="preserve"> (MKEVA), 2024. </w:t>
       </w:r>
     </w:p>
     <w:p>
@@ -2192,24 +7034,635 @@
         <w:jc w:val="both"/>
       </w:pPr>
       <w:r>
-        <w:t>Lag (1982:963) om rymdverksamhet</w:t>
-      </w:r>
-    </w:p>
-    <w:p>
-      <w:pPr>
-        <w:jc w:val="both"/>
-      </w:pPr>
-      <w:r>
-        <w:t>Förordning (1982:1069) om rymdverksamhet</w:t>
-      </w:r>
-    </w:p>
-    <w:p>
-      <w:pPr>
-        <w:jc w:val="both"/>
-      </w:pPr>
-      <w:r>
-        <w:t>Förordning (2007:1115) med instruktion för Rymdstyrelsen</w:t>
-      </w:r>
+        <w:t xml:space="preserve">Lag (1982:963) om </w:t>
+      </w:r>
+      <w:proofErr w:type="spellStart"/>
+      <w:r>
+        <w:t>rymdverksamhet</w:t>
+      </w:r>
+      <w:proofErr w:type="spellEnd"/>
+    </w:p>
+    <w:p>
+      <w:pPr>
+        <w:jc w:val="both"/>
+      </w:pPr>
+      <w:proofErr w:type="spellStart"/>
+      <w:r>
+        <w:t>Förordning</w:t>
+      </w:r>
+      <w:proofErr w:type="spellEnd"/>
+      <w:r>
+        <w:t xml:space="preserve"> (1982:1069) om </w:t>
+      </w:r>
+      <w:proofErr w:type="spellStart"/>
+      <w:r>
+        <w:t>rymdverksamhet</w:t>
+      </w:r>
+      <w:proofErr w:type="spellEnd"/>
+    </w:p>
+    <w:p>
+      <w:pPr>
+        <w:jc w:val="both"/>
+      </w:pPr>
+      <w:proofErr w:type="spellStart"/>
+      <w:r>
+        <w:t>Förordning</w:t>
+      </w:r>
+      <w:proofErr w:type="spellEnd"/>
+      <w:r>
+        <w:t xml:space="preserve"> (2007:1115) med </w:t>
+      </w:r>
+      <w:proofErr w:type="spellStart"/>
+      <w:r>
+        <w:t>instruktion</w:t>
+      </w:r>
+      <w:proofErr w:type="spellEnd"/>
+      <w:r>
+        <w:t xml:space="preserve"> för </w:t>
+      </w:r>
+      <w:proofErr w:type="spellStart"/>
+      <w:r>
+        <w:t>Rymdstyrelsen</w:t>
+      </w:r>
+      <w:proofErr w:type="spellEnd"/>
+    </w:p>
+    <w:p>
+      <w:pPr>
+        <w:jc w:val="both"/>
+      </w:pPr>
+      <w:r>
+        <w:t>ESA member states:</w:t>
+      </w:r>
+    </w:p>
+    <w:p>
+      <w:pPr>
+        <w:jc w:val="both"/>
+      </w:pPr>
+      <w:r>
+        <w:t>UK</w:t>
+      </w:r>
+    </w:p>
+    <w:p>
+      <w:pPr>
+        <w:jc w:val="both"/>
+      </w:pPr>
+      <w:r>
+        <w:t>Outer Space Act 1986</w:t>
+      </w:r>
+    </w:p>
+    <w:p>
+      <w:pPr>
+        <w:jc w:val="both"/>
+      </w:pPr>
+      <w:r>
+        <w:t>Space Industry Act 2018</w:t>
+      </w:r>
+    </w:p>
+    <w:p>
+      <w:pPr>
+        <w:jc w:val="both"/>
+      </w:pPr>
+      <w:r>
+        <w:t>2021 No. 792 SPACE INDUSTRY The Space Industry Regulations 2021</w:t>
+      </w:r>
+    </w:p>
+    <w:p>
+      <w:pPr>
+        <w:jc w:val="both"/>
+      </w:pPr>
+      <w:proofErr w:type="spellStart"/>
+      <w:r>
+        <w:t>Swizterland</w:t>
+      </w:r>
+      <w:proofErr w:type="spellEnd"/>
+    </w:p>
+    <w:p>
+      <w:pPr>
+        <w:jc w:val="both"/>
+      </w:pPr>
+      <w:r>
+        <w:t>Federal Act on the Promotion of Research and Innovation (RIPA) of 14 December 2012 (Last amended on 1 February 2026)</w:t>
+      </w:r>
+    </w:p>
+    <w:p>
+      <w:pPr>
+        <w:jc w:val="both"/>
+      </w:pPr>
+      <w:r>
+        <w:t>Ordinance on the Promotion of National Activities in the Space Sector (NASO) of 17 December 2021 (Status as of 1 February 2022)</w:t>
+      </w:r>
+    </w:p>
+    <w:p>
+      <w:pPr>
+        <w:jc w:val="both"/>
+      </w:pPr>
+      <w:r>
+        <w:t>Norway</w:t>
+      </w:r>
+    </w:p>
+    <w:p>
+      <w:pPr>
+        <w:jc w:val="both"/>
+      </w:pPr>
+      <w:proofErr w:type="spellStart"/>
+      <w:r>
+        <w:t>Romloven</w:t>
+      </w:r>
+      <w:proofErr w:type="spellEnd"/>
+    </w:p>
+    <w:p>
+      <w:pPr>
+        <w:jc w:val="both"/>
+      </w:pPr>
+      <w:r>
+        <w:t xml:space="preserve">Lov om </w:t>
+      </w:r>
+      <w:proofErr w:type="spellStart"/>
+      <w:r>
+        <w:t>aktiviteter</w:t>
+      </w:r>
+      <w:proofErr w:type="spellEnd"/>
+      <w:r>
+        <w:t xml:space="preserve"> </w:t>
+      </w:r>
+      <w:proofErr w:type="spellStart"/>
+      <w:r>
+        <w:t>i</w:t>
+      </w:r>
+      <w:proofErr w:type="spellEnd"/>
+      <w:r>
+        <w:t xml:space="preserve"> </w:t>
+      </w:r>
+      <w:proofErr w:type="spellStart"/>
+      <w:r>
+        <w:t>verdensrommet</w:t>
+      </w:r>
+      <w:proofErr w:type="spellEnd"/>
+      <w:r>
+        <w:t xml:space="preserve"> (</w:t>
+      </w:r>
+      <w:proofErr w:type="spellStart"/>
+      <w:r>
+        <w:t>romloven</w:t>
+      </w:r>
+      <w:proofErr w:type="spellEnd"/>
+      <w:r>
+        <w:t>)</w:t>
+      </w:r>
+    </w:p>
+    <w:p>
+      <w:pPr>
+        <w:jc w:val="both"/>
+      </w:pPr>
+      <w:r>
+        <w:t>Dato: </w:t>
+      </w:r>
+      <w:proofErr w:type="spellStart"/>
+      <w:r>
+        <w:t>Ukjent</w:t>
+      </w:r>
+      <w:proofErr w:type="spellEnd"/>
+    </w:p>
+    <w:p>
+      <w:pPr>
+        <w:jc w:val="both"/>
+      </w:pPr>
+      <w:r>
+        <w:t>Dok-ID: NL/</w:t>
+      </w:r>
+      <w:proofErr w:type="spellStart"/>
+      <w:r>
+        <w:t>lov</w:t>
+      </w:r>
+      <w:proofErr w:type="spellEnd"/>
+      <w:r>
+        <w:t>/2025-12-22-128</w:t>
+      </w:r>
+    </w:p>
+    <w:p>
+      <w:pPr>
+        <w:jc w:val="both"/>
+      </w:pPr>
+      <w:r>
+        <w:t xml:space="preserve">Antall </w:t>
+      </w:r>
+      <w:proofErr w:type="spellStart"/>
+      <w:r>
+        <w:t>paragrafer</w:t>
+      </w:r>
+      <w:proofErr w:type="spellEnd"/>
+      <w:r>
+        <w:t>: 29</w:t>
+      </w:r>
+    </w:p>
+    <w:tbl>
+      <w:tblPr>
+        <w:tblW w:w="13500" w:type="dxa"/>
+        <w:shd w:val="clear" w:color="auto" w:fill="FFFFFF"/>
+        <w:tblCellMar>
+          <w:top w:w="15" w:type="dxa"/>
+          <w:left w:w="15" w:type="dxa"/>
+          <w:bottom w:w="15" w:type="dxa"/>
+          <w:right w:w="15" w:type="dxa"/>
+        </w:tblCellMar>
+        <w:tblLook w:val="04A0" w:firstRow="1" w:lastRow="0" w:firstColumn="1" w:lastColumn="0" w:noHBand="0" w:noVBand="1"/>
+      </w:tblPr>
+      <w:tblGrid>
+        <w:gridCol w:w="82"/>
+        <w:gridCol w:w="13418"/>
+      </w:tblGrid>
+      <w:tr>
+        <w:tc>
+          <w:tcPr>
+            <w:tcW w:w="0" w:type="auto"/>
+            <w:shd w:val="clear" w:color="auto" w:fill="FFFFFF"/>
+            <w:vAlign w:val="center"/>
+            <w:hideMark/>
+          </w:tcPr>
+          <w:p>
+            <w:pPr>
+              <w:jc w:val="both"/>
+            </w:pPr>
+          </w:p>
+        </w:tc>
+        <w:tc>
+          <w:tcPr>
+            <w:tcW w:w="0" w:type="auto"/>
+            <w:shd w:val="clear" w:color="auto" w:fill="FFFFFF"/>
+            <w:vAlign w:val="center"/>
+            <w:hideMark/>
+          </w:tcPr>
+          <w:p>
+            <w:pPr>
+              <w:jc w:val="both"/>
+              <w:rPr>
+                <w:b/>
+                <w:bCs/>
+              </w:rPr>
+            </w:pPr>
+            <w:r>
+              <w:rPr>
+                <w:b/>
+                <w:bCs/>
+              </w:rPr>
+              <w:t>Act relating to activities in outer space (the Space Act)</w:t>
+            </w:r>
+          </w:p>
+        </w:tc>
+      </w:tr>
+    </w:tbl>
+    <w:p>
+      <w:pPr>
+        <w:jc w:val="both"/>
+        <w:rPr>
+          <w:vanish/>
+        </w:rPr>
+      </w:pPr>
+    </w:p>
+    <w:tbl>
+      <w:tblPr>
+        <w:tblW w:w="13500" w:type="dxa"/>
+        <w:shd w:val="clear" w:color="auto" w:fill="FFFFFF"/>
+        <w:tblCellMar>
+          <w:top w:w="15" w:type="dxa"/>
+          <w:left w:w="15" w:type="dxa"/>
+          <w:bottom w:w="15" w:type="dxa"/>
+          <w:right w:w="15" w:type="dxa"/>
+        </w:tblCellMar>
+        <w:tblLook w:val="04A0" w:firstRow="1" w:lastRow="0" w:firstColumn="1" w:lastColumn="0" w:noHBand="0" w:noVBand="1"/>
+      </w:tblPr>
+      <w:tblGrid>
+        <w:gridCol w:w="2400"/>
+        <w:gridCol w:w="11100"/>
+      </w:tblGrid>
+      <w:tr>
+        <w:tc>
+          <w:tcPr>
+            <w:tcW w:w="2400" w:type="dxa"/>
+            <w:tcBorders>
+              <w:top w:val="single" w:sz="6" w:space="0" w:color="E1E1E1"/>
+              <w:left w:val="single" w:sz="6" w:space="0" w:color="E1E1E1"/>
+              <w:bottom w:val="single" w:sz="6" w:space="0" w:color="E1E1E1"/>
+              <w:right w:val="single" w:sz="6" w:space="0" w:color="E1E1E1"/>
+            </w:tcBorders>
+            <w:shd w:val="clear" w:color="auto" w:fill="F8F8F8"/>
+            <w:tcMar>
+              <w:top w:w="75" w:type="dxa"/>
+              <w:left w:w="75" w:type="dxa"/>
+              <w:bottom w:w="75" w:type="dxa"/>
+              <w:right w:w="75" w:type="dxa"/>
+            </w:tcMar>
+            <w:hideMark/>
+          </w:tcPr>
+          <w:p>
+            <w:pPr>
+              <w:jc w:val="both"/>
+            </w:pPr>
+            <w:r>
+              <w:lastRenderedPageBreak/>
+              <w:t>Date</w:t>
+            </w:r>
+          </w:p>
+        </w:tc>
+        <w:tc>
+          <w:tcPr>
+            <w:tcW w:w="0" w:type="auto"/>
+            <w:tcBorders>
+              <w:top w:val="single" w:sz="6" w:space="0" w:color="E1E1E1"/>
+              <w:left w:val="single" w:sz="6" w:space="0" w:color="E1E1E1"/>
+              <w:bottom w:val="single" w:sz="6" w:space="0" w:color="E1E1E1"/>
+              <w:right w:val="single" w:sz="6" w:space="0" w:color="E1E1E1"/>
+            </w:tcBorders>
+            <w:shd w:val="clear" w:color="auto" w:fill="FFFFFF"/>
+            <w:tcMar>
+              <w:top w:w="75" w:type="dxa"/>
+              <w:left w:w="75" w:type="dxa"/>
+              <w:bottom w:w="75" w:type="dxa"/>
+              <w:right w:w="75" w:type="dxa"/>
+            </w:tcMar>
+            <w:hideMark/>
+          </w:tcPr>
+          <w:p>
+            <w:pPr>
+              <w:jc w:val="both"/>
+            </w:pPr>
+            <w:r>
+              <w:t>LOV-2025-12-22-128</w:t>
+            </w:r>
+          </w:p>
+        </w:tc>
+      </w:tr>
+      <w:tr>
+        <w:tc>
+          <w:tcPr>
+            <w:tcW w:w="2400" w:type="dxa"/>
+            <w:tcBorders>
+              <w:top w:val="single" w:sz="6" w:space="0" w:color="E1E1E1"/>
+              <w:left w:val="single" w:sz="6" w:space="0" w:color="E1E1E1"/>
+              <w:bottom w:val="single" w:sz="6" w:space="0" w:color="E1E1E1"/>
+              <w:right w:val="single" w:sz="6" w:space="0" w:color="E1E1E1"/>
+            </w:tcBorders>
+            <w:shd w:val="clear" w:color="auto" w:fill="F8F8F8"/>
+            <w:tcMar>
+              <w:top w:w="75" w:type="dxa"/>
+              <w:left w:w="75" w:type="dxa"/>
+              <w:bottom w:w="75" w:type="dxa"/>
+              <w:right w:w="75" w:type="dxa"/>
+            </w:tcMar>
+            <w:hideMark/>
+          </w:tcPr>
+          <w:p>
+            <w:pPr>
+              <w:jc w:val="both"/>
+            </w:pPr>
+            <w:r>
+              <w:t>Ministry</w:t>
+            </w:r>
+          </w:p>
+        </w:tc>
+        <w:tc>
+          <w:tcPr>
+            <w:tcW w:w="0" w:type="auto"/>
+            <w:tcBorders>
+              <w:top w:val="single" w:sz="6" w:space="0" w:color="E1E1E1"/>
+              <w:left w:val="single" w:sz="6" w:space="0" w:color="E1E1E1"/>
+              <w:bottom w:val="single" w:sz="6" w:space="0" w:color="E1E1E1"/>
+              <w:right w:val="single" w:sz="6" w:space="0" w:color="E1E1E1"/>
+            </w:tcBorders>
+            <w:shd w:val="clear" w:color="auto" w:fill="FFFFFF"/>
+            <w:tcMar>
+              <w:top w:w="75" w:type="dxa"/>
+              <w:left w:w="75" w:type="dxa"/>
+              <w:bottom w:w="75" w:type="dxa"/>
+              <w:right w:w="75" w:type="dxa"/>
+            </w:tcMar>
+            <w:hideMark/>
+          </w:tcPr>
+          <w:p>
+            <w:pPr>
+              <w:jc w:val="both"/>
+            </w:pPr>
+            <w:r>
+              <w:t>Ministry of Trade, Industry and Fisheries</w:t>
+            </w:r>
+          </w:p>
+        </w:tc>
+      </w:tr>
+      <w:tr>
+        <w:tc>
+          <w:tcPr>
+            <w:tcW w:w="2400" w:type="dxa"/>
+            <w:tcBorders>
+              <w:top w:val="single" w:sz="6" w:space="0" w:color="E1E1E1"/>
+              <w:left w:val="single" w:sz="6" w:space="0" w:color="E1E1E1"/>
+              <w:bottom w:val="single" w:sz="6" w:space="0" w:color="E1E1E1"/>
+              <w:right w:val="single" w:sz="6" w:space="0" w:color="E1E1E1"/>
+            </w:tcBorders>
+            <w:shd w:val="clear" w:color="auto" w:fill="F8F8F8"/>
+            <w:tcMar>
+              <w:top w:w="75" w:type="dxa"/>
+              <w:left w:w="75" w:type="dxa"/>
+              <w:bottom w:w="75" w:type="dxa"/>
+              <w:right w:w="75" w:type="dxa"/>
+            </w:tcMar>
+            <w:hideMark/>
+          </w:tcPr>
+          <w:p>
+            <w:pPr>
+              <w:jc w:val="both"/>
+            </w:pPr>
+            <w:r>
+              <w:t>Entry into force</w:t>
+            </w:r>
+          </w:p>
+        </w:tc>
+        <w:tc>
+          <w:tcPr>
+            <w:tcW w:w="0" w:type="auto"/>
+            <w:tcBorders>
+              <w:top w:val="single" w:sz="6" w:space="0" w:color="E1E1E1"/>
+              <w:left w:val="single" w:sz="6" w:space="0" w:color="E1E1E1"/>
+              <w:bottom w:val="single" w:sz="6" w:space="0" w:color="E1E1E1"/>
+              <w:right w:val="single" w:sz="6" w:space="0" w:color="E1E1E1"/>
+            </w:tcBorders>
+            <w:shd w:val="clear" w:color="auto" w:fill="FFFFFF"/>
+            <w:tcMar>
+              <w:top w:w="75" w:type="dxa"/>
+              <w:left w:w="75" w:type="dxa"/>
+              <w:bottom w:w="75" w:type="dxa"/>
+              <w:right w:w="75" w:type="dxa"/>
+            </w:tcMar>
+            <w:hideMark/>
+          </w:tcPr>
+          <w:p>
+            <w:pPr>
+              <w:jc w:val="both"/>
+            </w:pPr>
+            <w:r>
+              <w:t>01.07.2026</w:t>
+            </w:r>
+          </w:p>
+        </w:tc>
+      </w:tr>
+      <w:tr>
+        <w:tc>
+          <w:tcPr>
+            <w:tcW w:w="2400" w:type="dxa"/>
+            <w:tcBorders>
+              <w:top w:val="single" w:sz="6" w:space="0" w:color="E1E1E1"/>
+              <w:left w:val="single" w:sz="6" w:space="0" w:color="E1E1E1"/>
+              <w:bottom w:val="single" w:sz="6" w:space="0" w:color="E1E1E1"/>
+              <w:right w:val="single" w:sz="6" w:space="0" w:color="E1E1E1"/>
+            </w:tcBorders>
+            <w:shd w:val="clear" w:color="auto" w:fill="F8F8F8"/>
+            <w:tcMar>
+              <w:top w:w="75" w:type="dxa"/>
+              <w:left w:w="75" w:type="dxa"/>
+              <w:bottom w:w="75" w:type="dxa"/>
+              <w:right w:w="75" w:type="dxa"/>
+            </w:tcMar>
+            <w:hideMark/>
+          </w:tcPr>
+          <w:p>
+            <w:pPr>
+              <w:jc w:val="both"/>
+            </w:pPr>
+            <w:r>
+              <w:t>Abbreviated title</w:t>
+            </w:r>
+          </w:p>
+        </w:tc>
+        <w:tc>
+          <w:tcPr>
+            <w:tcW w:w="0" w:type="auto"/>
+            <w:tcBorders>
+              <w:top w:val="single" w:sz="6" w:space="0" w:color="E1E1E1"/>
+              <w:left w:val="single" w:sz="6" w:space="0" w:color="E1E1E1"/>
+              <w:bottom w:val="single" w:sz="6" w:space="0" w:color="E1E1E1"/>
+              <w:right w:val="single" w:sz="6" w:space="0" w:color="E1E1E1"/>
+            </w:tcBorders>
+            <w:shd w:val="clear" w:color="auto" w:fill="FFFFFF"/>
+            <w:tcMar>
+              <w:top w:w="75" w:type="dxa"/>
+              <w:left w:w="75" w:type="dxa"/>
+              <w:bottom w:w="75" w:type="dxa"/>
+              <w:right w:w="75" w:type="dxa"/>
+            </w:tcMar>
+            <w:hideMark/>
+          </w:tcPr>
+          <w:p>
+            <w:pPr>
+              <w:jc w:val="both"/>
+            </w:pPr>
+            <w:r>
+              <w:t>Space Act</w:t>
+            </w:r>
+          </w:p>
+        </w:tc>
+      </w:tr>
+      <w:tr>
+        <w:tc>
+          <w:tcPr>
+            <w:tcW w:w="2400" w:type="dxa"/>
+            <w:tcBorders>
+              <w:top w:val="single" w:sz="6" w:space="0" w:color="E1E1E1"/>
+              <w:left w:val="single" w:sz="6" w:space="0" w:color="E1E1E1"/>
+              <w:bottom w:val="single" w:sz="6" w:space="0" w:color="E1E1E1"/>
+              <w:right w:val="single" w:sz="6" w:space="0" w:color="E1E1E1"/>
+            </w:tcBorders>
+            <w:shd w:val="clear" w:color="auto" w:fill="F8F8F8"/>
+            <w:tcMar>
+              <w:top w:w="75" w:type="dxa"/>
+              <w:left w:w="75" w:type="dxa"/>
+              <w:bottom w:w="75" w:type="dxa"/>
+              <w:right w:w="75" w:type="dxa"/>
+            </w:tcMar>
+            <w:hideMark/>
+          </w:tcPr>
+          <w:p>
+            <w:pPr>
+              <w:jc w:val="both"/>
+            </w:pPr>
+            <w:r>
+              <w:t>Original title</w:t>
+            </w:r>
+          </w:p>
+        </w:tc>
+        <w:tc>
+          <w:tcPr>
+            <w:tcW w:w="0" w:type="auto"/>
+            <w:tcBorders>
+              <w:top w:val="single" w:sz="6" w:space="0" w:color="E1E1E1"/>
+              <w:left w:val="single" w:sz="6" w:space="0" w:color="E1E1E1"/>
+              <w:bottom w:val="single" w:sz="6" w:space="0" w:color="E1E1E1"/>
+              <w:right w:val="single" w:sz="6" w:space="0" w:color="E1E1E1"/>
+            </w:tcBorders>
+            <w:shd w:val="clear" w:color="auto" w:fill="FFFFFF"/>
+            <w:tcMar>
+              <w:top w:w="75" w:type="dxa"/>
+              <w:left w:w="75" w:type="dxa"/>
+              <w:bottom w:w="75" w:type="dxa"/>
+              <w:right w:w="75" w:type="dxa"/>
+            </w:tcMar>
+            <w:hideMark/>
+          </w:tcPr>
+          <w:p>
+            <w:pPr>
+              <w:jc w:val="both"/>
+            </w:pPr>
+            <w:r>
+              <w:t xml:space="preserve">Lov om </w:t>
+            </w:r>
+            <w:proofErr w:type="spellStart"/>
+            <w:r>
+              <w:t>aktiviteter</w:t>
+            </w:r>
+            <w:proofErr w:type="spellEnd"/>
+            <w:r>
+              <w:t xml:space="preserve"> </w:t>
+            </w:r>
+            <w:proofErr w:type="spellStart"/>
+            <w:r>
+              <w:t>i</w:t>
+            </w:r>
+            <w:proofErr w:type="spellEnd"/>
+            <w:r>
+              <w:t xml:space="preserve"> </w:t>
+            </w:r>
+            <w:proofErr w:type="spellStart"/>
+            <w:r>
+              <w:t>verdensrommet</w:t>
+            </w:r>
+            <w:proofErr w:type="spellEnd"/>
+            <w:r>
+              <w:t xml:space="preserve"> (</w:t>
+            </w:r>
+            <w:proofErr w:type="spellStart"/>
+            <w:r>
+              <w:t>romloven</w:t>
+            </w:r>
+            <w:proofErr w:type="spellEnd"/>
+            <w:r>
+              <w:t>)</w:t>
+            </w:r>
+          </w:p>
+        </w:tc>
+      </w:tr>
+    </w:tbl>
+    <w:p>
+      <w:pPr>
+        <w:jc w:val="both"/>
+      </w:pPr>
+    </w:p>
+    <w:p>
+      <w:pPr>
+        <w:jc w:val="both"/>
+      </w:pPr>
+    </w:p>
+    <w:p>
+      <w:pPr>
+        <w:jc w:val="both"/>
+      </w:pPr>
     </w:p>
     <w:p>
       <w:pPr>
@@ -3756,7 +9209,6 @@
     <w:next w:val="Normal"/>
     <w:link w:val="Heading2Char"/>
     <w:uiPriority w:val="9"/>
-    <w:semiHidden/>
     <w:unhideWhenUsed/>
     <w:qFormat/>
     <w:rsid w:val="00574904"/>
@@ -3972,7 +9424,6 @@
     <w:basedOn w:val="DefaultParagraphFont"/>
     <w:link w:val="Heading2"/>
     <w:uiPriority w:val="9"/>
-    <w:semiHidden/>
     <w:rsid w:val="00574904"/>
     <w:rPr>
       <w:rFonts w:asciiTheme="majorHAnsi" w:eastAsiaTheme="majorEastAsia" w:hAnsiTheme="majorHAnsi" w:cstheme="majorBidi"/>
